--- a/src/src/main/resources/report/maintenance-template_zh.docx
+++ b/src/src/main/resources/report/maintenance-template_zh.docx
@@ -1,12 +1,12 @@
 
 <file path=word/document.xml><?xml version="1.0" encoding="utf-8"?>
-<w:document xmlns:wpc="http://schemas.microsoft.com/office/word/2010/wordprocessingCanvas" xmlns:cx="http://schemas.microsoft.com/office/drawing/2014/chartex" xmlns:cx1="http://schemas.microsoft.com/office/drawing/2015/9/8/chartex" xmlns:cx2="http://schemas.microsoft.com/office/drawing/2015/10/21/chartex" xmlns:cx3="http://schemas.microsoft.com/office/drawing/2016/5/9/chartex" xmlns:cx4="http://schemas.microsoft.com/office/drawing/2016/5/10/chartex" xmlns:cx5="http://schemas.microsoft.com/office/drawing/2016/5/11/chartex" xmlns:cx6="http://schemas.microsoft.com/office/drawing/2016/5/12/chartex" xmlns:cx7="http://schemas.microsoft.com/office/drawing/2016/5/13/chartex" xmlns:cx8="http://schemas.microsoft.com/office/drawing/2016/5/14/chartex" xmlns:mc="http://schemas.openxmlformats.org/markup-compatibility/2006" xmlns:aink="http://schemas.microsoft.com/office/drawing/2016/ink" xmlns:am3d="http://schemas.microsoft.com/office/drawing/2017/model3d" xmlns:o="urn:schemas-microsoft-com:office:office" xmlns:r="http://schemas.openxmlformats.org/officeDocument/2006/relationships" xmlns:m="http://schemas.openxmlformats.org/officeDocument/2006/math" xmlns:v="urn:schemas-microsoft-com:vml" xmlns:wp14="http://schemas.microsoft.com/office/word/2010/wordprocessingDrawing" xmlns:wp="http://schemas.openxmlformats.org/drawingml/2006/wordprocessingDrawing" xmlns:w10="urn:schemas-microsoft-com:office:word" xmlns:w="http://schemas.openxmlformats.org/wordprocessingml/2006/main" xmlns:w14="http://schemas.microsoft.com/office/word/2010/wordml" xmlns:w15="http://schemas.microsoft.com/office/word/2012/wordml" xmlns:w16cid="http://schemas.microsoft.com/office/word/2016/wordml/cid" xmlns:w16se="http://schemas.microsoft.com/office/word/2015/wordml/symex" xmlns:wpg="http://schemas.microsoft.com/office/word/2010/wordprocessingGroup" xmlns:wpi="http://schemas.microsoft.com/office/word/2010/wordprocessingInk" xmlns:wne="http://schemas.microsoft.com/office/word/2006/wordml" xmlns:wps="http://schemas.microsoft.com/office/word/2010/wordprocessingShape" mc:Ignorable="w14 w15 w16se w16cid wp14">
+<w:document xmlns:wpc="http://schemas.microsoft.com/office/word/2010/wordprocessingCanvas" xmlns:cx="http://schemas.microsoft.com/office/drawing/2014/chartex" xmlns:cx1="http://schemas.microsoft.com/office/drawing/2015/9/8/chartex" xmlns:cx2="http://schemas.microsoft.com/office/drawing/2015/10/21/chartex" xmlns:cx3="http://schemas.microsoft.com/office/drawing/2016/5/9/chartex" xmlns:cx4="http://schemas.microsoft.com/office/drawing/2016/5/10/chartex" xmlns:cx5="http://schemas.microsoft.com/office/drawing/2016/5/11/chartex" xmlns:cx6="http://schemas.microsoft.com/office/drawing/2016/5/12/chartex" xmlns:cx7="http://schemas.microsoft.com/office/drawing/2016/5/13/chartex" xmlns:cx8="http://schemas.microsoft.com/office/drawing/2016/5/14/chartex" xmlns:mc="http://schemas.openxmlformats.org/markup-compatibility/2006" xmlns:aink="http://schemas.microsoft.com/office/drawing/2016/ink" xmlns:am3d="http://schemas.microsoft.com/office/drawing/2017/model3d" xmlns:o="urn:schemas-microsoft-com:office:office" xmlns:r="http://schemas.openxmlformats.org/officeDocument/2006/relationships" xmlns:m="http://schemas.openxmlformats.org/officeDocument/2006/math" xmlns:v="urn:schemas-microsoft-com:vml" xmlns:wp14="http://schemas.microsoft.com/office/word/2010/wordprocessingDrawing" xmlns:wp="http://schemas.openxmlformats.org/drawingml/2006/wordprocessingDrawing" xmlns:w10="urn:schemas-microsoft-com:office:word" xmlns:w="http://schemas.openxmlformats.org/wordprocessingml/2006/main" xmlns:w14="http://schemas.microsoft.com/office/word/2010/wordml" xmlns:w15="http://schemas.microsoft.com/office/word/2012/wordml" xmlns:w16cex="http://schemas.microsoft.com/office/word/2018/wordml/cex" xmlns:w16cid="http://schemas.microsoft.com/office/word/2016/wordml/cid" xmlns:w16="http://schemas.microsoft.com/office/word/2018/wordml" xmlns:w16sdtdh="http://schemas.microsoft.com/office/word/2020/wordml/sdtdatahash" xmlns:w16se="http://schemas.microsoft.com/office/word/2015/wordml/symex" xmlns:wpg="http://schemas.microsoft.com/office/word/2010/wordprocessingGroup" xmlns:wpi="http://schemas.microsoft.com/office/word/2010/wordprocessingInk" xmlns:wne="http://schemas.microsoft.com/office/word/2006/wordml" xmlns:wps="http://schemas.microsoft.com/office/word/2010/wordprocessingShape" mc:Ignorable="w14 w15 w16se w16cid w16 w16cex w16sdtdh wp14">
   <w:body>
     <w:p>
       <w:pPr>
         <w:jc w:val="center"/>
         <w:rPr>
-          <w:rFonts w:ascii="Microsoft YaHei" w:eastAsia="Microsoft YaHei" w:hAnsi="Microsoft YaHei"/>
+          <w:rFonts w:ascii="微软雅黑" w:eastAsia="微软雅黑" w:hAnsi="微软雅黑"/>
           <w:b/>
           <w:sz w:val="24"/>
           <w:szCs w:val="24"/>
@@ -14,7 +14,7 @@
       </w:pPr>
       <w:r>
         <w:rPr>
-          <w:rFonts w:ascii="Microsoft YaHei" w:eastAsia="Microsoft YaHei" w:hAnsi="Microsoft YaHei"/>
+          <w:rFonts w:ascii="微软雅黑" w:eastAsia="微软雅黑" w:hAnsi="微软雅黑"/>
           <w:b/>
           <w:sz w:val="24"/>
           <w:szCs w:val="24"/>
@@ -23,7 +23,7 @@
       </w:r>
       <w:r>
         <w:rPr>
-          <w:rFonts w:ascii="Microsoft YaHei" w:eastAsia="Microsoft YaHei" w:hAnsi="Microsoft YaHei" w:hint="eastAsia"/>
+          <w:rFonts w:ascii="微软雅黑" w:eastAsia="微软雅黑" w:hAnsi="微软雅黑" w:hint="eastAsia"/>
           <w:b/>
           <w:sz w:val="24"/>
           <w:szCs w:val="24"/>
@@ -32,7 +32,7 @@
       </w:r>
       <w:r>
         <w:rPr>
-          <w:rFonts w:ascii="Microsoft YaHei" w:eastAsia="Microsoft YaHei" w:hAnsi="Microsoft YaHei"/>
+          <w:rFonts w:ascii="微软雅黑" w:eastAsia="微软雅黑" w:hAnsi="微软雅黑"/>
           <w:b/>
           <w:sz w:val="24"/>
           <w:szCs w:val="24"/>
@@ -41,7 +41,7 @@
       </w:r>
       <w:r>
         <w:rPr>
-          <w:rFonts w:ascii="Microsoft YaHei" w:eastAsia="Microsoft YaHei" w:hAnsi="Microsoft YaHei" w:hint="eastAsia"/>
+          <w:rFonts w:ascii="微软雅黑" w:eastAsia="微软雅黑" w:hAnsi="微软雅黑" w:hint="eastAsia"/>
           <w:b/>
           <w:sz w:val="24"/>
           <w:szCs w:val="24"/>
@@ -53,7 +53,7 @@
       <w:pPr>
         <w:jc w:val="center"/>
         <w:rPr>
-          <w:rFonts w:ascii="Microsoft YaHei" w:eastAsia="Microsoft YaHei" w:hAnsi="Microsoft YaHei"/>
+          <w:rFonts w:ascii="微软雅黑" w:eastAsia="微软雅黑" w:hAnsi="微软雅黑"/>
           <w:b/>
           <w:sz w:val="24"/>
           <w:szCs w:val="24"/>
@@ -61,7 +61,7 @@
       </w:pPr>
       <w:r>
         <w:rPr>
-          <w:rFonts w:ascii="Microsoft YaHei" w:eastAsia="Microsoft YaHei" w:hAnsi="Microsoft YaHei"/>
+          <w:rFonts w:ascii="微软雅黑" w:eastAsia="微软雅黑" w:hAnsi="微软雅黑"/>
           <w:b/>
           <w:sz w:val="24"/>
           <w:szCs w:val="24"/>
@@ -70,7 +70,7 @@
       </w:r>
       <w:r>
         <w:rPr>
-          <w:rFonts w:ascii="Microsoft YaHei" w:eastAsia="Microsoft YaHei" w:hAnsi="Microsoft YaHei" w:cs="SimSun" w:hint="eastAsia"/>
+          <w:rFonts w:ascii="微软雅黑" w:eastAsia="微软雅黑" w:hAnsi="微软雅黑" w:cs="宋体" w:hint="eastAsia"/>
           <w:b/>
           <w:sz w:val="24"/>
           <w:szCs w:val="24"/>
@@ -108,15 +108,15 @@
                 <w:sz w:val="20"/>
                 <w:szCs w:val="20"/>
               </w:rPr>
-              <w:t>设备名</w:t>
-            </w:r>
-            <w:r>
-              <w:rPr>
-                <w:rFonts w:ascii="SimSun" w:eastAsia="SimSun" w:hAnsi="SimSun" w:cs="SimSun" w:hint="eastAsia"/>
-                <w:sz w:val="20"/>
-                <w:szCs w:val="20"/>
-              </w:rPr>
-              <w:t>称</w:t>
+              <w:t>设备</w:t>
+            </w:r>
+            <w:r>
+              <w:rPr>
+                <w:rFonts w:hint="eastAsia"/>
+                <w:sz w:val="20"/>
+                <w:szCs w:val="20"/>
+              </w:rPr>
+              <w:t>名称</w:t>
             </w:r>
           </w:p>
         </w:tc>
@@ -139,7 +139,6 @@
               </w:rPr>
               <w:t>{{</w:t>
             </w:r>
-            <w:proofErr w:type="spellStart"/>
             <w:r>
               <w:rPr>
                 <w:rFonts w:hint="eastAsia"/>
@@ -148,7 +147,6 @@
               </w:rPr>
               <w:t>device_name</w:t>
             </w:r>
-            <w:proofErr w:type="spellEnd"/>
             <w:r>
               <w:rPr>
                 <w:sz w:val="20"/>
@@ -179,7 +177,7 @@
             </w:r>
             <w:r>
               <w:rPr>
-                <w:rFonts w:ascii="SimSun" w:eastAsia="SimSun" w:hAnsi="SimSun" w:cs="SimSun" w:hint="eastAsia"/>
+                <w:rFonts w:ascii="宋体" w:eastAsia="宋体" w:hAnsi="宋体" w:cs="宋体" w:hint="eastAsia"/>
                 <w:sz w:val="20"/>
                 <w:szCs w:val="20"/>
               </w:rPr>
@@ -204,23 +202,7 @@
                 <w:sz w:val="20"/>
                 <w:szCs w:val="20"/>
               </w:rPr>
-              <w:t>{{</w:t>
-            </w:r>
-            <w:proofErr w:type="spellStart"/>
-            <w:r>
-              <w:rPr>
-                <w:sz w:val="20"/>
-                <w:szCs w:val="20"/>
-              </w:rPr>
-              <w:t>device_department</w:t>
-            </w:r>
-            <w:proofErr w:type="spellEnd"/>
-            <w:r>
-              <w:rPr>
-                <w:sz w:val="20"/>
-                <w:szCs w:val="20"/>
-              </w:rPr>
-              <w:t>}}</w:t>
+              <w:t>{{device_department}}</w:t>
             </w:r>
           </w:p>
         </w:tc>
@@ -247,7 +229,7 @@
             </w:r>
             <w:r>
               <w:rPr>
-                <w:rFonts w:ascii="SimSun" w:eastAsia="SimSun" w:hAnsi="SimSun" w:cs="SimSun" w:hint="eastAsia"/>
+                <w:rFonts w:ascii="宋体" w:eastAsia="宋体" w:hAnsi="宋体" w:cs="宋体" w:hint="eastAsia"/>
                 <w:sz w:val="20"/>
                 <w:szCs w:val="20"/>
               </w:rPr>
@@ -274,7 +256,6 @@
               </w:rPr>
               <w:t>{{</w:t>
             </w:r>
-            <w:proofErr w:type="spellStart"/>
             <w:r>
               <w:rPr>
                 <w:sz w:val="20"/>
@@ -282,7 +263,6 @@
               </w:rPr>
               <w:t>device_type</w:t>
             </w:r>
-            <w:proofErr w:type="spellEnd"/>
             <w:r>
               <w:rPr>
                 <w:sz w:val="20"/>
@@ -313,7 +293,7 @@
             </w:r>
             <w:r>
               <w:rPr>
-                <w:rFonts w:ascii="SimSun" w:eastAsia="SimSun" w:hAnsi="SimSun" w:cs="SimSun" w:hint="eastAsia"/>
+                <w:rFonts w:ascii="宋体" w:eastAsia="宋体" w:hAnsi="宋体" w:cs="宋体" w:hint="eastAsia"/>
                 <w:sz w:val="20"/>
                 <w:szCs w:val="20"/>
               </w:rPr>
@@ -338,23 +318,7 @@
                 <w:sz w:val="20"/>
                 <w:szCs w:val="20"/>
               </w:rPr>
-              <w:t>{{</w:t>
-            </w:r>
-            <w:proofErr w:type="spellStart"/>
-            <w:r>
-              <w:rPr>
-                <w:sz w:val="20"/>
-                <w:szCs w:val="20"/>
-              </w:rPr>
-              <w:t>device_oem</w:t>
-            </w:r>
-            <w:proofErr w:type="spellEnd"/>
-            <w:r>
-              <w:rPr>
-                <w:sz w:val="20"/>
-                <w:szCs w:val="20"/>
-              </w:rPr>
-              <w:t>}}</w:t>
+              <w:t>{{device_oem}}</w:t>
             </w:r>
           </w:p>
         </w:tc>
@@ -400,7 +364,6 @@
               </w:rPr>
               <w:t>{{</w:t>
             </w:r>
-            <w:proofErr w:type="spellStart"/>
             <w:r>
               <w:rPr>
                 <w:sz w:val="20"/>
@@ -408,7 +371,6 @@
               </w:rPr>
               <w:t>device_serial</w:t>
             </w:r>
-            <w:proofErr w:type="spellEnd"/>
             <w:r>
               <w:rPr>
                 <w:sz w:val="20"/>
@@ -439,7 +401,7 @@
             </w:r>
             <w:r>
               <w:rPr>
-                <w:rFonts w:ascii="SimSun" w:eastAsia="SimSun" w:hAnsi="SimSun" w:cs="SimSun" w:hint="eastAsia"/>
+                <w:rFonts w:ascii="宋体" w:eastAsia="宋体" w:hAnsi="宋体" w:cs="宋体" w:hint="eastAsia"/>
                 <w:sz w:val="20"/>
                 <w:szCs w:val="20"/>
               </w:rPr>
@@ -464,23 +426,7 @@
                 <w:sz w:val="20"/>
                 <w:szCs w:val="20"/>
               </w:rPr>
-              <w:t>{{</w:t>
-            </w:r>
-            <w:proofErr w:type="spellStart"/>
-            <w:r>
-              <w:rPr>
-                <w:sz w:val="20"/>
-                <w:szCs w:val="20"/>
-              </w:rPr>
-              <w:t>device_number</w:t>
-            </w:r>
-            <w:proofErr w:type="spellEnd"/>
-            <w:r>
-              <w:rPr>
-                <w:sz w:val="20"/>
-                <w:szCs w:val="20"/>
-              </w:rPr>
-              <w:t>}}</w:t>
+              <w:t>{{device_number}}</w:t>
             </w:r>
           </w:p>
         </w:tc>
@@ -507,7 +453,7 @@
             </w:r>
             <w:r>
               <w:rPr>
-                <w:rFonts w:ascii="SimSun" w:eastAsia="SimSun" w:hAnsi="SimSun" w:cs="SimSun" w:hint="eastAsia"/>
+                <w:rFonts w:ascii="宋体" w:eastAsia="宋体" w:hAnsi="宋体" w:cs="宋体" w:hint="eastAsia"/>
                 <w:sz w:val="20"/>
                 <w:szCs w:val="20"/>
               </w:rPr>
@@ -534,7 +480,6 @@
               </w:rPr>
               <w:t>{{</w:t>
             </w:r>
-            <w:proofErr w:type="spellStart"/>
             <w:r>
               <w:rPr>
                 <w:sz w:val="20"/>
@@ -542,7 +487,6 @@
               </w:rPr>
               <w:t>device_qr</w:t>
             </w:r>
-            <w:proofErr w:type="spellEnd"/>
             <w:r>
               <w:rPr>
                 <w:sz w:val="20"/>
@@ -591,7 +535,7 @@
       <w:pPr>
         <w:jc w:val="center"/>
         <w:rPr>
-          <w:rFonts w:ascii="Microsoft YaHei" w:eastAsia="Microsoft YaHei" w:hAnsi="Microsoft YaHei"/>
+          <w:rFonts w:ascii="微软雅黑" w:eastAsia="微软雅黑" w:hAnsi="微软雅黑"/>
           <w:b/>
           <w:sz w:val="24"/>
           <w:szCs w:val="24"/>
@@ -599,7 +543,7 @@
       </w:pPr>
       <w:r>
         <w:rPr>
-          <w:rFonts w:ascii="Microsoft YaHei" w:eastAsia="Microsoft YaHei" w:hAnsi="Microsoft YaHei" w:hint="eastAsia"/>
+          <w:rFonts w:ascii="微软雅黑" w:eastAsia="微软雅黑" w:hAnsi="微软雅黑" w:hint="eastAsia"/>
           <w:b/>
           <w:sz w:val="24"/>
           <w:szCs w:val="24"/>
@@ -608,7 +552,7 @@
       </w:r>
       <w:r>
         <w:rPr>
-          <w:rFonts w:ascii="Microsoft YaHei" w:eastAsia="Microsoft YaHei" w:hAnsi="Microsoft YaHei"/>
+          <w:rFonts w:ascii="微软雅黑" w:eastAsia="微软雅黑" w:hAnsi="微软雅黑"/>
           <w:b/>
           <w:sz w:val="24"/>
           <w:szCs w:val="24"/>
@@ -617,7 +561,7 @@
       </w:r>
       <w:r>
         <w:rPr>
-          <w:rFonts w:ascii="Microsoft YaHei" w:eastAsia="Microsoft YaHei" w:hAnsi="Microsoft YaHei" w:hint="eastAsia"/>
+          <w:rFonts w:ascii="微软雅黑" w:eastAsia="微软雅黑" w:hAnsi="微软雅黑" w:hint="eastAsia"/>
           <w:b/>
           <w:sz w:val="24"/>
           <w:szCs w:val="24"/>
@@ -653,14 +597,14 @@
             <w:pPr>
               <w:jc w:val="center"/>
               <w:rPr>
-                <w:rFonts w:ascii="SimSun" w:eastAsia="SimSun" w:hAnsi="SimSun" w:cs="SimSun"/>
-                <w:sz w:val="20"/>
-                <w:szCs w:val="20"/>
-              </w:rPr>
-            </w:pPr>
-            <w:r>
-              <w:rPr>
-                <w:rFonts w:ascii="SimSun" w:eastAsia="SimSun" w:hAnsi="SimSun" w:cs="SimSun" w:hint="eastAsia"/>
+                <w:rFonts w:ascii="宋体" w:eastAsia="宋体" w:hAnsi="宋体" w:cs="宋体"/>
+                <w:sz w:val="20"/>
+                <w:szCs w:val="20"/>
+              </w:rPr>
+            </w:pPr>
+            <w:r>
+              <w:rPr>
+                <w:rFonts w:ascii="宋体" w:eastAsia="宋体" w:hAnsi="宋体" w:cs="宋体" w:hint="eastAsia"/>
                 <w:sz w:val="20"/>
                 <w:szCs w:val="20"/>
               </w:rPr>
@@ -677,32 +621,30 @@
             <w:pPr>
               <w:jc w:val="center"/>
               <w:rPr>
-                <w:rFonts w:ascii="SimSun" w:eastAsia="SimSun" w:hAnsi="SimSun" w:cs="SimSun"/>
-                <w:sz w:val="20"/>
-                <w:szCs w:val="20"/>
-              </w:rPr>
-            </w:pPr>
-            <w:r>
-              <w:rPr>
-                <w:rFonts w:ascii="SimSun" w:eastAsia="SimSun" w:hAnsi="SimSun" w:cs="SimSun"/>
+                <w:rFonts w:ascii="宋体" w:eastAsia="宋体" w:hAnsi="宋体" w:cs="宋体"/>
+                <w:sz w:val="20"/>
+                <w:szCs w:val="20"/>
+              </w:rPr>
+            </w:pPr>
+            <w:r>
+              <w:rPr>
+                <w:rFonts w:ascii="宋体" w:eastAsia="宋体" w:hAnsi="宋体" w:cs="宋体"/>
                 <w:sz w:val="20"/>
                 <w:szCs w:val="20"/>
               </w:rPr>
               <w:t>{{</w:t>
             </w:r>
-            <w:proofErr w:type="spellStart"/>
-            <w:r>
-              <w:rPr>
-                <w:rFonts w:ascii="SimSun" w:eastAsia="SimSun" w:hAnsi="SimSun" w:cs="SimSun"/>
+            <w:r>
+              <w:rPr>
+                <w:rFonts w:ascii="宋体" w:eastAsia="宋体" w:hAnsi="宋体" w:cs="宋体"/>
                 <w:sz w:val="20"/>
                 <w:szCs w:val="20"/>
               </w:rPr>
               <w:t>maintenance_number</w:t>
             </w:r>
-            <w:proofErr w:type="spellEnd"/>
-            <w:r>
-              <w:rPr>
-                <w:rFonts w:ascii="SimSun" w:eastAsia="SimSun" w:hAnsi="SimSun" w:cs="SimSun"/>
+            <w:r>
+              <w:rPr>
+                <w:rFonts w:ascii="宋体" w:eastAsia="宋体" w:hAnsi="宋体" w:cs="宋体"/>
                 <w:sz w:val="20"/>
                 <w:szCs w:val="20"/>
               </w:rPr>
@@ -719,14 +661,14 @@
             <w:pPr>
               <w:jc w:val="center"/>
               <w:rPr>
-                <w:rFonts w:ascii="SimSun" w:eastAsia="SimSun" w:hAnsi="SimSun" w:cs="SimSun"/>
-                <w:sz w:val="20"/>
-                <w:szCs w:val="20"/>
-              </w:rPr>
-            </w:pPr>
-            <w:r>
-              <w:rPr>
-                <w:rFonts w:ascii="SimSun" w:eastAsia="SimSun" w:hAnsi="SimSun" w:cs="SimSun" w:hint="eastAsia"/>
+                <w:rFonts w:ascii="宋体" w:eastAsia="宋体" w:hAnsi="宋体" w:cs="宋体"/>
+                <w:sz w:val="20"/>
+                <w:szCs w:val="20"/>
+              </w:rPr>
+            </w:pPr>
+            <w:r>
+              <w:rPr>
+                <w:rFonts w:ascii="宋体" w:eastAsia="宋体" w:hAnsi="宋体" w:cs="宋体" w:hint="eastAsia"/>
                 <w:sz w:val="20"/>
                 <w:szCs w:val="20"/>
               </w:rPr>
@@ -743,36 +685,18 @@
             <w:pPr>
               <w:jc w:val="center"/>
               <w:rPr>
-                <w:rFonts w:ascii="SimSun" w:eastAsia="SimSun" w:hAnsi="SimSun" w:cs="SimSun"/>
-                <w:sz w:val="20"/>
-                <w:szCs w:val="20"/>
-              </w:rPr>
-            </w:pPr>
-            <w:r>
-              <w:rPr>
-                <w:rFonts w:ascii="SimSun" w:eastAsia="SimSun" w:hAnsi="SimSun" w:cs="SimSun"/>
-                <w:sz w:val="20"/>
-                <w:szCs w:val="20"/>
-              </w:rPr>
-              <w:t>{{</w:t>
-            </w:r>
-            <w:proofErr w:type="spellStart"/>
-            <w:r>
-              <w:rPr>
-                <w:rFonts w:ascii="SimSun" w:eastAsia="SimSun" w:hAnsi="SimSun" w:cs="SimSun"/>
-                <w:sz w:val="20"/>
-                <w:szCs w:val="20"/>
-              </w:rPr>
-              <w:t>maintenance_creator</w:t>
-            </w:r>
-            <w:proofErr w:type="spellEnd"/>
-            <w:r>
-              <w:rPr>
-                <w:rFonts w:ascii="SimSun" w:eastAsia="SimSun" w:hAnsi="SimSun" w:cs="SimSun"/>
-                <w:sz w:val="20"/>
-                <w:szCs w:val="20"/>
-              </w:rPr>
-              <w:t>}}</w:t>
+                <w:rFonts w:ascii="宋体" w:eastAsia="宋体" w:hAnsi="宋体" w:cs="宋体"/>
+                <w:sz w:val="20"/>
+                <w:szCs w:val="20"/>
+              </w:rPr>
+            </w:pPr>
+            <w:r>
+              <w:rPr>
+                <w:rFonts w:ascii="宋体" w:eastAsia="宋体" w:hAnsi="宋体" w:cs="宋体"/>
+                <w:sz w:val="20"/>
+                <w:szCs w:val="20"/>
+              </w:rPr>
+              <w:t>{{maintenance_creator}}</w:t>
             </w:r>
           </w:p>
         </w:tc>
@@ -787,14 +711,14 @@
             <w:pPr>
               <w:jc w:val="center"/>
               <w:rPr>
-                <w:rFonts w:ascii="SimSun" w:eastAsia="SimSun" w:hAnsi="SimSun" w:cs="SimSun"/>
-                <w:sz w:val="20"/>
-                <w:szCs w:val="20"/>
-              </w:rPr>
-            </w:pPr>
-            <w:r>
-              <w:rPr>
-                <w:rFonts w:ascii="SimSun" w:eastAsia="SimSun" w:hAnsi="SimSun" w:cs="SimSun" w:hint="eastAsia"/>
+                <w:rFonts w:ascii="宋体" w:eastAsia="宋体" w:hAnsi="宋体" w:cs="宋体"/>
+                <w:sz w:val="20"/>
+                <w:szCs w:val="20"/>
+              </w:rPr>
+            </w:pPr>
+            <w:r>
+              <w:rPr>
+                <w:rFonts w:ascii="宋体" w:eastAsia="宋体" w:hAnsi="宋体" w:cs="宋体" w:hint="eastAsia"/>
                 <w:sz w:val="20"/>
                 <w:szCs w:val="20"/>
               </w:rPr>
@@ -811,36 +735,18 @@
             <w:pPr>
               <w:jc w:val="center"/>
               <w:rPr>
-                <w:rFonts w:ascii="SimSun" w:eastAsia="SimSun" w:hAnsi="SimSun" w:cs="SimSun"/>
-                <w:sz w:val="20"/>
-                <w:szCs w:val="20"/>
-              </w:rPr>
-            </w:pPr>
-            <w:r>
-              <w:rPr>
-                <w:rFonts w:ascii="SimSun" w:eastAsia="SimSun" w:hAnsi="SimSun" w:cs="SimSun"/>
-                <w:sz w:val="20"/>
-                <w:szCs w:val="20"/>
-              </w:rPr>
-              <w:t>{{</w:t>
-            </w:r>
-            <w:proofErr w:type="spellStart"/>
-            <w:r>
-              <w:rPr>
-                <w:rFonts w:ascii="SimSun" w:eastAsia="SimSun" w:hAnsi="SimSun" w:cs="SimSun"/>
-                <w:sz w:val="20"/>
-                <w:szCs w:val="20"/>
-              </w:rPr>
-              <w:t>maintenance_level</w:t>
-            </w:r>
-            <w:proofErr w:type="spellEnd"/>
-            <w:r>
-              <w:rPr>
-                <w:rFonts w:ascii="SimSun" w:eastAsia="SimSun" w:hAnsi="SimSun" w:cs="SimSun"/>
-                <w:sz w:val="20"/>
-                <w:szCs w:val="20"/>
-              </w:rPr>
-              <w:t>}}</w:t>
+                <w:rFonts w:ascii="宋体" w:eastAsia="宋体" w:hAnsi="宋体" w:cs="宋体"/>
+                <w:sz w:val="20"/>
+                <w:szCs w:val="20"/>
+              </w:rPr>
+            </w:pPr>
+            <w:r>
+              <w:rPr>
+                <w:rFonts w:ascii="宋体" w:eastAsia="宋体" w:hAnsi="宋体" w:cs="宋体"/>
+                <w:sz w:val="20"/>
+                <w:szCs w:val="20"/>
+              </w:rPr>
+              <w:t>{{maintenance_level}}</w:t>
             </w:r>
           </w:p>
         </w:tc>
@@ -853,14 +759,14 @@
             <w:pPr>
               <w:jc w:val="center"/>
               <w:rPr>
-                <w:rFonts w:ascii="SimSun" w:eastAsia="SimSun" w:hAnsi="SimSun" w:cs="SimSun"/>
-                <w:sz w:val="20"/>
-                <w:szCs w:val="20"/>
-              </w:rPr>
-            </w:pPr>
-            <w:r>
-              <w:rPr>
-                <w:rFonts w:ascii="SimSun" w:eastAsia="SimSun" w:hAnsi="SimSun" w:cs="SimSun" w:hint="eastAsia"/>
+                <w:rFonts w:ascii="宋体" w:eastAsia="宋体" w:hAnsi="宋体" w:cs="宋体"/>
+                <w:sz w:val="20"/>
+                <w:szCs w:val="20"/>
+              </w:rPr>
+            </w:pPr>
+            <w:r>
+              <w:rPr>
+                <w:rFonts w:ascii="宋体" w:eastAsia="宋体" w:hAnsi="宋体" w:cs="宋体" w:hint="eastAsia"/>
                 <w:sz w:val="20"/>
                 <w:szCs w:val="20"/>
               </w:rPr>
@@ -877,36 +783,18 @@
             <w:pPr>
               <w:jc w:val="center"/>
               <w:rPr>
-                <w:rFonts w:ascii="SimSun" w:eastAsia="SimSun" w:hAnsi="SimSun" w:cs="SimSun"/>
-                <w:sz w:val="20"/>
-                <w:szCs w:val="20"/>
-              </w:rPr>
-            </w:pPr>
-            <w:r>
-              <w:rPr>
-                <w:rFonts w:ascii="SimSun" w:eastAsia="SimSun" w:hAnsi="SimSun" w:cs="SimSun"/>
-                <w:sz w:val="20"/>
-                <w:szCs w:val="20"/>
-              </w:rPr>
-              <w:t>{{</w:t>
-            </w:r>
-            <w:proofErr w:type="spellStart"/>
-            <w:r>
-              <w:rPr>
-                <w:rFonts w:ascii="SimSun" w:eastAsia="SimSun" w:hAnsi="SimSun" w:cs="SimSun"/>
-                <w:sz w:val="20"/>
-                <w:szCs w:val="20"/>
-              </w:rPr>
-              <w:t>maintenance_type</w:t>
-            </w:r>
-            <w:proofErr w:type="spellEnd"/>
-            <w:r>
-              <w:rPr>
-                <w:rFonts w:ascii="SimSun" w:eastAsia="SimSun" w:hAnsi="SimSun" w:cs="SimSun"/>
-                <w:sz w:val="20"/>
-                <w:szCs w:val="20"/>
-              </w:rPr>
-              <w:t>}}</w:t>
+                <w:rFonts w:ascii="宋体" w:eastAsia="宋体" w:hAnsi="宋体" w:cs="宋体"/>
+                <w:sz w:val="20"/>
+                <w:szCs w:val="20"/>
+              </w:rPr>
+            </w:pPr>
+            <w:r>
+              <w:rPr>
+                <w:rFonts w:ascii="宋体" w:eastAsia="宋体" w:hAnsi="宋体" w:cs="宋体"/>
+                <w:sz w:val="20"/>
+                <w:szCs w:val="20"/>
+              </w:rPr>
+              <w:t>{{maintenance_type}}</w:t>
             </w:r>
           </w:p>
         </w:tc>
@@ -921,14 +809,14 @@
             <w:pPr>
               <w:jc w:val="center"/>
               <w:rPr>
-                <w:rFonts w:ascii="SimSun" w:eastAsia="SimSun" w:hAnsi="SimSun" w:cs="SimSun"/>
-                <w:sz w:val="20"/>
-                <w:szCs w:val="20"/>
-              </w:rPr>
-            </w:pPr>
-            <w:r>
-              <w:rPr>
-                <w:rFonts w:ascii="SimSun" w:eastAsia="SimSun" w:hAnsi="SimSun" w:cs="SimSun" w:hint="eastAsia"/>
+                <w:rFonts w:ascii="宋体" w:eastAsia="宋体" w:hAnsi="宋体" w:cs="宋体"/>
+                <w:sz w:val="20"/>
+                <w:szCs w:val="20"/>
+              </w:rPr>
+            </w:pPr>
+            <w:r>
+              <w:rPr>
+                <w:rFonts w:ascii="宋体" w:eastAsia="宋体" w:hAnsi="宋体" w:cs="宋体" w:hint="eastAsia"/>
                 <w:sz w:val="20"/>
                 <w:szCs w:val="20"/>
               </w:rPr>
@@ -945,36 +833,18 @@
             <w:pPr>
               <w:jc w:val="center"/>
               <w:rPr>
-                <w:rFonts w:ascii="SimSun" w:eastAsia="SimSun" w:hAnsi="SimSun" w:cs="SimSun"/>
-                <w:sz w:val="20"/>
-                <w:szCs w:val="20"/>
-              </w:rPr>
-            </w:pPr>
-            <w:r>
-              <w:rPr>
-                <w:rFonts w:ascii="SimSun" w:eastAsia="SimSun" w:hAnsi="SimSun" w:cs="SimSun"/>
-                <w:sz w:val="20"/>
-                <w:szCs w:val="20"/>
-              </w:rPr>
-              <w:t>{{</w:t>
-            </w:r>
-            <w:proofErr w:type="spellStart"/>
-            <w:r>
-              <w:rPr>
-                <w:rFonts w:ascii="SimSun" w:eastAsia="SimSun" w:hAnsi="SimSun" w:cs="SimSun"/>
-                <w:sz w:val="20"/>
-                <w:szCs w:val="20"/>
-              </w:rPr>
-              <w:t>maintenance_plan_time</w:t>
-            </w:r>
-            <w:proofErr w:type="spellEnd"/>
-            <w:r>
-              <w:rPr>
-                <w:rFonts w:ascii="SimSun" w:eastAsia="SimSun" w:hAnsi="SimSun" w:cs="SimSun"/>
-                <w:sz w:val="20"/>
-                <w:szCs w:val="20"/>
-              </w:rPr>
-              <w:t>}}</w:t>
+                <w:rFonts w:ascii="宋体" w:eastAsia="宋体" w:hAnsi="宋体" w:cs="宋体"/>
+                <w:sz w:val="20"/>
+                <w:szCs w:val="20"/>
+              </w:rPr>
+            </w:pPr>
+            <w:r>
+              <w:rPr>
+                <w:rFonts w:ascii="宋体" w:eastAsia="宋体" w:hAnsi="宋体" w:cs="宋体"/>
+                <w:sz w:val="20"/>
+                <w:szCs w:val="20"/>
+              </w:rPr>
+              <w:t>{{maintenance_plan_time}}</w:t>
             </w:r>
           </w:p>
         </w:tc>
@@ -987,14 +857,14 @@
             <w:pPr>
               <w:jc w:val="center"/>
               <w:rPr>
-                <w:rFonts w:ascii="SimSun" w:eastAsia="SimSun" w:hAnsi="SimSun" w:cs="SimSun"/>
-                <w:sz w:val="20"/>
-                <w:szCs w:val="20"/>
-              </w:rPr>
-            </w:pPr>
-            <w:r>
-              <w:rPr>
-                <w:rFonts w:ascii="SimSun" w:eastAsia="SimSun" w:hAnsi="SimSun" w:cs="SimSun" w:hint="eastAsia"/>
+                <w:rFonts w:ascii="宋体" w:eastAsia="宋体" w:hAnsi="宋体" w:cs="宋体"/>
+                <w:sz w:val="20"/>
+                <w:szCs w:val="20"/>
+              </w:rPr>
+            </w:pPr>
+            <w:r>
+              <w:rPr>
+                <w:rFonts w:ascii="宋体" w:eastAsia="宋体" w:hAnsi="宋体" w:cs="宋体" w:hint="eastAsia"/>
                 <w:sz w:val="20"/>
                 <w:szCs w:val="20"/>
               </w:rPr>
@@ -1011,36 +881,18 @@
             <w:pPr>
               <w:jc w:val="center"/>
               <w:rPr>
-                <w:rFonts w:ascii="SimSun" w:eastAsia="SimSun" w:hAnsi="SimSun" w:cs="SimSun"/>
-                <w:sz w:val="20"/>
-                <w:szCs w:val="20"/>
-              </w:rPr>
-            </w:pPr>
-            <w:r>
-              <w:rPr>
-                <w:rFonts w:ascii="SimSun" w:eastAsia="SimSun" w:hAnsi="SimSun" w:cs="SimSun"/>
-                <w:sz w:val="20"/>
-                <w:szCs w:val="20"/>
-              </w:rPr>
-              <w:t>{{</w:t>
-            </w:r>
-            <w:proofErr w:type="spellStart"/>
-            <w:r>
-              <w:rPr>
-                <w:rFonts w:ascii="SimSun" w:eastAsia="SimSun" w:hAnsi="SimSun" w:cs="SimSun"/>
-                <w:sz w:val="20"/>
-                <w:szCs w:val="20"/>
-              </w:rPr>
-              <w:t>maintenance_complete_time</w:t>
-            </w:r>
-            <w:proofErr w:type="spellEnd"/>
-            <w:r>
-              <w:rPr>
-                <w:rFonts w:ascii="SimSun" w:eastAsia="SimSun" w:hAnsi="SimSun" w:cs="SimSun"/>
-                <w:sz w:val="20"/>
-                <w:szCs w:val="20"/>
-              </w:rPr>
-              <w:t>}}</w:t>
+                <w:rFonts w:ascii="宋体" w:eastAsia="宋体" w:hAnsi="宋体" w:cs="宋体"/>
+                <w:sz w:val="20"/>
+                <w:szCs w:val="20"/>
+              </w:rPr>
+            </w:pPr>
+            <w:r>
+              <w:rPr>
+                <w:rFonts w:ascii="宋体" w:eastAsia="宋体" w:hAnsi="宋体" w:cs="宋体"/>
+                <w:sz w:val="20"/>
+                <w:szCs w:val="20"/>
+              </w:rPr>
+              <w:t>{{maintenance_complete_time}}</w:t>
             </w:r>
           </w:p>
         </w:tc>
@@ -1068,7 +920,7 @@
             </w:r>
             <w:r>
               <w:rPr>
-                <w:rFonts w:ascii="SimSun" w:eastAsia="SimSun" w:hAnsi="SimSun" w:cs="SimSun" w:hint="eastAsia"/>
+                <w:rFonts w:ascii="宋体" w:eastAsia="宋体" w:hAnsi="宋体" w:cs="宋体" w:hint="eastAsia"/>
                 <w:sz w:val="20"/>
                 <w:szCs w:val="20"/>
               </w:rPr>
@@ -1094,23 +946,7 @@
                 <w:sz w:val="20"/>
                 <w:szCs w:val="20"/>
               </w:rPr>
-              <w:t>{{</w:t>
-            </w:r>
-            <w:proofErr w:type="spellStart"/>
-            <w:r>
-              <w:rPr>
-                <w:sz w:val="20"/>
-                <w:szCs w:val="20"/>
-              </w:rPr>
-              <w:t>maintenance_op</w:t>
-            </w:r>
-            <w:proofErr w:type="spellEnd"/>
-            <w:r>
-              <w:rPr>
-                <w:sz w:val="20"/>
-                <w:szCs w:val="20"/>
-              </w:rPr>
-              <w:t>}}</w:t>
+              <w:t>{{maintenance_op}}</w:t>
             </w:r>
           </w:p>
         </w:tc>
@@ -1140,25 +976,7 @@
                 <w:sz w:val="20"/>
                 <w:szCs w:val="20"/>
               </w:rPr>
-              <w:t>{{</w:t>
-            </w:r>
-            <w:proofErr w:type="spellStart"/>
-            <w:r>
-              <w:rPr>
-                <w:rFonts w:hint="eastAsia"/>
-                <w:sz w:val="20"/>
-                <w:szCs w:val="20"/>
-              </w:rPr>
-              <w:t>maintenance_op_time</w:t>
-            </w:r>
-            <w:proofErr w:type="spellEnd"/>
-            <w:r>
-              <w:rPr>
-                <w:rFonts w:hint="eastAsia"/>
-                <w:sz w:val="20"/>
-                <w:szCs w:val="20"/>
-              </w:rPr>
-              <w:t>}}</w:t>
+              <w:t>{{maintenance_op_time}}</w:t>
             </w:r>
           </w:p>
         </w:tc>
@@ -1369,7 +1187,7 @@
             </w:pPr>
             <w:r>
               <w:rPr>
-                <w:rFonts w:ascii="SimSun" w:eastAsia="SimSun" w:hAnsi="SimSun" w:cs="SimSun" w:hint="eastAsia"/>
+                <w:rFonts w:ascii="宋体" w:eastAsia="宋体" w:hAnsi="宋体" w:cs="宋体" w:hint="eastAsia"/>
                 <w:sz w:val="20"/>
                 <w:szCs w:val="20"/>
               </w:rPr>
@@ -1394,23 +1212,7 @@
                 <w:sz w:val="20"/>
                 <w:szCs w:val="20"/>
               </w:rPr>
-              <w:t>{{</w:t>
-            </w:r>
-            <w:proofErr w:type="spellStart"/>
-            <w:r>
-              <w:rPr>
-                <w:sz w:val="20"/>
-                <w:szCs w:val="20"/>
-              </w:rPr>
-              <w:t>maintenance_result</w:t>
-            </w:r>
-            <w:proofErr w:type="spellEnd"/>
-            <w:r>
-              <w:rPr>
-                <w:sz w:val="20"/>
-                <w:szCs w:val="20"/>
-              </w:rPr>
-              <w:t>}}</w:t>
+              <w:t>{{maintenance_result}}</w:t>
             </w:r>
           </w:p>
         </w:tc>
@@ -1425,7 +1227,7 @@
       <w:pPr>
         <w:jc w:val="center"/>
         <w:rPr>
-          <w:rFonts w:ascii="Microsoft YaHei" w:eastAsia="Microsoft YaHei" w:hAnsi="Microsoft YaHei"/>
+          <w:rFonts w:ascii="微软雅黑" w:eastAsia="微软雅黑" w:hAnsi="微软雅黑"/>
           <w:b/>
           <w:sz w:val="24"/>
           <w:szCs w:val="24"/>
@@ -1433,7 +1235,7 @@
       </w:pPr>
       <w:r>
         <w:rPr>
-          <w:rFonts w:ascii="Microsoft YaHei" w:eastAsia="Microsoft YaHei" w:hAnsi="Microsoft YaHei" w:hint="eastAsia"/>
+          <w:rFonts w:ascii="微软雅黑" w:eastAsia="微软雅黑" w:hAnsi="微软雅黑" w:hint="eastAsia"/>
           <w:b/>
           <w:sz w:val="24"/>
           <w:szCs w:val="24"/>
@@ -1608,11 +1410,9 @@
             <w:r>
               <w:t>{{</w:t>
             </w:r>
-            <w:proofErr w:type="spellStart"/>
             <w:r>
               <w:t>accessory_information</w:t>
             </w:r>
-            <w:proofErr w:type="spellEnd"/>
             <w:r>
               <w:t>}}</w:t>
             </w:r>
@@ -1625,31 +1425,10 @@
         <w:jc w:val="right"/>
       </w:pPr>
       <w:r>
-        <w:t>{{</w:t>
-      </w:r>
-      <w:proofErr w:type="spellStart"/>
-      <w:r>
-        <w:t>accessory_si</w:t>
-      </w:r>
-      <w:bookmarkStart w:id="0" w:name="_GoBack"/>
-      <w:bookmarkEnd w:id="0"/>
-      <w:r>
-        <w:t>gnature_place_holder</w:t>
-      </w:r>
-      <w:proofErr w:type="spellEnd"/>
-      <w:r>
-        <w:t>}}</w:t>
-      </w:r>
-      <w:r>
-        <w:t>{{</w:t>
-      </w:r>
-      <w:proofErr w:type="spellStart"/>
-      <w:r>
-        <w:t>accessory_signature</w:t>
-      </w:r>
-      <w:proofErr w:type="spellEnd"/>
-      <w:r>
-        <w:t>}}</w:t>
+        <w:t>{{accessory_signature_place_holder}}</w:t>
+      </w:r>
+      <w:r>
+        <w:t>{{accessory_signature}}</w:t>
       </w:r>
     </w:p>
     <w:p>
@@ -1661,7 +1440,7 @@
       <w:pPr>
         <w:jc w:val="center"/>
         <w:rPr>
-          <w:rFonts w:ascii="Microsoft YaHei" w:eastAsia="Microsoft YaHei" w:hAnsi="Microsoft YaHei"/>
+          <w:rFonts w:ascii="微软雅黑" w:eastAsia="微软雅黑" w:hAnsi="微软雅黑"/>
           <w:b/>
           <w:sz w:val="24"/>
           <w:szCs w:val="24"/>
@@ -1669,7 +1448,7 @@
       </w:pPr>
       <w:r>
         <w:rPr>
-          <w:rFonts w:ascii="Microsoft YaHei" w:eastAsia="Microsoft YaHei" w:hAnsi="Microsoft YaHei" w:hint="eastAsia"/>
+          <w:rFonts w:ascii="微软雅黑" w:eastAsia="微软雅黑" w:hAnsi="微软雅黑" w:hint="eastAsia"/>
           <w:b/>
           <w:sz w:val="24"/>
           <w:szCs w:val="24"/>
@@ -1678,7 +1457,7 @@
       </w:r>
       <w:r>
         <w:rPr>
-          <w:rFonts w:ascii="Microsoft YaHei" w:eastAsia="Microsoft YaHei" w:hAnsi="Microsoft YaHei" w:hint="eastAsia"/>
+          <w:rFonts w:ascii="微软雅黑" w:eastAsia="微软雅黑" w:hAnsi="微软雅黑" w:hint="eastAsia"/>
           <w:b/>
           <w:sz w:val="24"/>
           <w:szCs w:val="24"/>
@@ -1788,15 +1567,7 @@
           </w:tcPr>
           <w:p>
             <w:r>
-              <w:t>{{</w:t>
-            </w:r>
-            <w:proofErr w:type="spellStart"/>
-            <w:r>
-              <w:t>maintenance_workflow</w:t>
-            </w:r>
-            <w:proofErr w:type="spellEnd"/>
-            <w:r>
-              <w:t>}}</w:t>
+              <w:t>{{maintenance_workflow}}</w:t>
             </w:r>
           </w:p>
         </w:tc>
@@ -1806,7 +1577,7 @@
       <w:pPr>
         <w:jc w:val="center"/>
         <w:rPr>
-          <w:rFonts w:ascii="Calibri" w:eastAsia="Microsoft YaHei" w:hAnsi="Calibri" w:cs="Calibri"/>
+          <w:rFonts w:ascii="Calibri" w:eastAsia="微软雅黑" w:hAnsi="Calibri" w:cs="Calibri"/>
           <w:b/>
         </w:rPr>
       </w:pPr>
@@ -1815,7 +1586,7 @@
       <w:pPr>
         <w:jc w:val="center"/>
         <w:rPr>
-          <w:rFonts w:ascii="Microsoft YaHei" w:eastAsia="Microsoft YaHei" w:hAnsi="Microsoft YaHei"/>
+          <w:rFonts w:ascii="微软雅黑" w:eastAsia="微软雅黑" w:hAnsi="微软雅黑"/>
           <w:b/>
           <w:sz w:val="24"/>
           <w:szCs w:val="24"/>
@@ -1823,7 +1594,7 @@
       </w:pPr>
       <w:r>
         <w:rPr>
-          <w:rFonts w:ascii="Microsoft YaHei" w:eastAsia="Microsoft YaHei" w:hAnsi="Microsoft YaHei" w:hint="eastAsia"/>
+          <w:rFonts w:ascii="微软雅黑" w:eastAsia="微软雅黑" w:hAnsi="微软雅黑" w:hint="eastAsia"/>
           <w:b/>
           <w:sz w:val="24"/>
           <w:szCs w:val="24"/>
@@ -1912,15 +1683,7 @@
           </w:tcPr>
           <w:p>
             <w:r>
-              <w:t>{{</w:t>
-            </w:r>
-            <w:proofErr w:type="spellStart"/>
-            <w:r>
-              <w:t>audit_records</w:t>
-            </w:r>
-            <w:proofErr w:type="spellEnd"/>
-            <w:r>
-              <w:t>}}</w:t>
+              <w:t>{{audit_records}}</w:t>
             </w:r>
           </w:p>
         </w:tc>
@@ -1931,7 +1694,7 @@
       <w:pPr>
         <w:jc w:val="center"/>
         <w:rPr>
-          <w:rFonts w:ascii="Microsoft YaHei" w:eastAsia="Microsoft YaHei" w:hAnsi="Microsoft YaHei"/>
+          <w:rFonts w:ascii="微软雅黑" w:eastAsia="微软雅黑" w:hAnsi="微软雅黑"/>
           <w:b/>
           <w:sz w:val="24"/>
           <w:szCs w:val="24"/>
@@ -1939,7 +1702,7 @@
       </w:pPr>
       <w:r>
         <w:rPr>
-          <w:rFonts w:ascii="Microsoft YaHei" w:eastAsia="Microsoft YaHei" w:hAnsi="Microsoft YaHei" w:hint="eastAsia"/>
+          <w:rFonts w:ascii="微软雅黑" w:eastAsia="微软雅黑" w:hAnsi="微软雅黑" w:hint="eastAsia"/>
           <w:b/>
           <w:sz w:val="24"/>
           <w:szCs w:val="24"/>
@@ -1948,7 +1711,7 @@
       </w:r>
       <w:r>
         <w:rPr>
-          <w:rFonts w:ascii="Microsoft YaHei" w:eastAsia="Microsoft YaHei" w:hAnsi="Microsoft YaHei" w:hint="eastAsia"/>
+          <w:rFonts w:ascii="微软雅黑" w:eastAsia="微软雅黑" w:hAnsi="微软雅黑" w:hint="eastAsia"/>
           <w:b/>
           <w:sz w:val="24"/>
           <w:szCs w:val="24"/>
@@ -2058,15 +1821,7 @@
           </w:tcPr>
           <w:p>
             <w:r>
-              <w:t>{{</w:t>
-            </w:r>
-            <w:proofErr w:type="spellStart"/>
-            <w:r>
-              <w:t>check_list</w:t>
-            </w:r>
-            <w:proofErr w:type="spellEnd"/>
-            <w:r>
-              <w:t>}}</w:t>
+              <w:t>{{check_list}}</w:t>
             </w:r>
           </w:p>
         </w:tc>
@@ -2076,7 +1831,7 @@
       <w:pPr>
         <w:jc w:val="center"/>
         <w:rPr>
-          <w:rFonts w:ascii="Microsoft YaHei" w:eastAsia="Microsoft YaHei" w:hAnsi="Microsoft YaHei"/>
+          <w:rFonts w:ascii="微软雅黑" w:eastAsia="微软雅黑" w:hAnsi="微软雅黑"/>
           <w:sz w:val="24"/>
           <w:szCs w:val="24"/>
         </w:rPr>
@@ -2086,7 +1841,7 @@
       <w:pPr>
         <w:jc w:val="center"/>
         <w:rPr>
-          <w:rFonts w:ascii="Microsoft YaHei" w:eastAsia="Microsoft YaHei" w:hAnsi="Microsoft YaHei"/>
+          <w:rFonts w:ascii="微软雅黑" w:eastAsia="微软雅黑" w:hAnsi="微软雅黑"/>
           <w:b/>
           <w:sz w:val="24"/>
           <w:szCs w:val="24"/>
@@ -2094,7 +1849,7 @@
       </w:pPr>
       <w:r>
         <w:rPr>
-          <w:rFonts w:ascii="Microsoft YaHei" w:eastAsia="Microsoft YaHei" w:hAnsi="Microsoft YaHei" w:hint="eastAsia"/>
+          <w:rFonts w:ascii="微软雅黑" w:eastAsia="微软雅黑" w:hAnsi="微软雅黑" w:hint="eastAsia"/>
           <w:b/>
           <w:sz w:val="24"/>
           <w:szCs w:val="24"/>
@@ -2107,14 +1862,14 @@
       <w:pPr>
         <w:jc w:val="center"/>
         <w:rPr>
-          <w:rFonts w:ascii="Microsoft YaHei" w:eastAsia="Microsoft YaHei" w:hAnsi="Microsoft YaHei"/>
+          <w:rFonts w:ascii="微软雅黑" w:eastAsia="微软雅黑" w:hAnsi="微软雅黑"/>
           <w:sz w:val="24"/>
           <w:szCs w:val="24"/>
         </w:rPr>
       </w:pPr>
       <w:r>
         <w:rPr>
-          <w:rFonts w:ascii="Microsoft YaHei" w:eastAsia="Microsoft YaHei" w:hAnsi="Microsoft YaHei"/>
+          <w:rFonts w:ascii="微软雅黑" w:eastAsia="微软雅黑" w:hAnsi="微软雅黑"/>
           <w:sz w:val="24"/>
           <w:szCs w:val="24"/>
         </w:rPr>
@@ -2122,36 +1877,26 @@
       </w:r>
       <w:r>
         <w:rPr>
-          <w:rFonts w:ascii="Microsoft YaHei" w:eastAsia="Microsoft YaHei" w:hAnsi="Microsoft YaHei"/>
+          <w:rFonts w:ascii="微软雅黑" w:eastAsia="微软雅黑" w:hAnsi="微软雅黑"/>
           <w:sz w:val="24"/>
           <w:szCs w:val="24"/>
         </w:rPr>
         <w:t>#</w:t>
       </w:r>
-      <w:proofErr w:type="spellStart"/>
-      <w:r>
-        <w:rPr>
-          <w:rFonts w:ascii="Microsoft YaHei" w:eastAsia="Microsoft YaHei" w:hAnsi="Microsoft YaHei"/>
-          <w:sz w:val="24"/>
-          <w:szCs w:val="24"/>
-        </w:rPr>
-        <w:t>safety_report</w:t>
-      </w:r>
-      <w:proofErr w:type="spellEnd"/>
-      <w:r>
-        <w:rPr>
-          <w:rFonts w:ascii="Microsoft YaHei" w:eastAsia="Microsoft YaHei" w:hAnsi="Microsoft YaHei"/>
-          <w:sz w:val="24"/>
-          <w:szCs w:val="24"/>
-        </w:rPr>
-        <w:t>}}</w:t>
+      <w:r>
+        <w:rPr>
+          <w:rFonts w:ascii="微软雅黑" w:eastAsia="微软雅黑" w:hAnsi="微软雅黑"/>
+          <w:sz w:val="24"/>
+          <w:szCs w:val="24"/>
+        </w:rPr>
+        <w:t>safety_report}}</w:t>
       </w:r>
     </w:p>
     <w:p>
       <w:pPr>
         <w:jc w:val="center"/>
         <w:rPr>
-          <w:rFonts w:ascii="Microsoft YaHei" w:eastAsia="Microsoft YaHei" w:hAnsi="Microsoft YaHei"/>
+          <w:rFonts w:ascii="微软雅黑" w:eastAsia="微软雅黑" w:hAnsi="微软雅黑"/>
           <w:b/>
           <w:sz w:val="24"/>
           <w:szCs w:val="24"/>
@@ -2162,7 +1907,7 @@
       <w:pPr>
         <w:jc w:val="center"/>
         <w:rPr>
-          <w:rFonts w:ascii="Microsoft YaHei" w:eastAsia="Microsoft YaHei" w:hAnsi="Microsoft YaHei"/>
+          <w:rFonts w:ascii="微软雅黑" w:eastAsia="微软雅黑" w:hAnsi="微软雅黑"/>
           <w:b/>
           <w:sz w:val="24"/>
           <w:szCs w:val="24"/>
@@ -2170,7 +1915,7 @@
       </w:pPr>
       <w:r>
         <w:rPr>
-          <w:rFonts w:ascii="Microsoft YaHei" w:eastAsia="Microsoft YaHei" w:hAnsi="Microsoft YaHei" w:hint="eastAsia"/>
+          <w:rFonts w:ascii="微软雅黑" w:eastAsia="微软雅黑" w:hAnsi="微软雅黑" w:hint="eastAsia"/>
           <w:b/>
           <w:sz w:val="24"/>
           <w:szCs w:val="24"/>
@@ -2182,14 +1927,14 @@
       <w:pPr>
         <w:jc w:val="center"/>
         <w:rPr>
-          <w:rFonts w:ascii="Microsoft YaHei" w:eastAsia="Microsoft YaHei" w:hAnsi="Microsoft YaHei"/>
+          <w:rFonts w:ascii="微软雅黑" w:eastAsia="微软雅黑" w:hAnsi="微软雅黑"/>
           <w:sz w:val="24"/>
           <w:szCs w:val="24"/>
         </w:rPr>
       </w:pPr>
       <w:r>
         <w:rPr>
-          <w:rFonts w:ascii="Microsoft YaHei" w:eastAsia="Microsoft YaHei" w:hAnsi="Microsoft YaHei" w:hint="eastAsia"/>
+          <w:rFonts w:ascii="微软雅黑" w:eastAsia="微软雅黑" w:hAnsi="微软雅黑" w:hint="eastAsia"/>
           <w:sz w:val="24"/>
           <w:szCs w:val="24"/>
         </w:rPr>
@@ -2197,36 +1942,108 @@
       </w:r>
       <w:r>
         <w:rPr>
-          <w:rFonts w:ascii="Microsoft YaHei" w:eastAsia="Microsoft YaHei" w:hAnsi="Microsoft YaHei"/>
+          <w:rFonts w:ascii="微软雅黑" w:eastAsia="微软雅黑" w:hAnsi="微软雅黑"/>
           <w:sz w:val="24"/>
           <w:szCs w:val="24"/>
         </w:rPr>
         <w:t>#</w:t>
       </w:r>
-      <w:proofErr w:type="spellStart"/>
-      <w:r>
-        <w:rPr>
-          <w:rFonts w:ascii="Microsoft YaHei" w:eastAsia="Microsoft YaHei" w:hAnsi="Microsoft YaHei" w:hint="eastAsia"/>
-          <w:sz w:val="24"/>
-          <w:szCs w:val="24"/>
-        </w:rPr>
-        <w:t>performance_report</w:t>
-      </w:r>
-      <w:proofErr w:type="spellEnd"/>
-      <w:r>
-        <w:rPr>
-          <w:rFonts w:ascii="Microsoft YaHei" w:eastAsia="Microsoft YaHei" w:hAnsi="Microsoft YaHei" w:hint="eastAsia"/>
-          <w:sz w:val="24"/>
-          <w:szCs w:val="24"/>
-        </w:rPr>
-        <w:t>}}</w:t>
+      <w:r>
+        <w:rPr>
+          <w:rFonts w:ascii="微软雅黑" w:eastAsia="微软雅黑" w:hAnsi="微软雅黑" w:hint="eastAsia"/>
+          <w:sz w:val="24"/>
+          <w:szCs w:val="24"/>
+        </w:rPr>
+        <w:t>performance_report}}</w:t>
       </w:r>
     </w:p>
     <w:p>
       <w:pPr>
         <w:jc w:val="center"/>
         <w:rPr>
-          <w:rFonts w:ascii="Microsoft YaHei" w:eastAsia="Microsoft YaHei" w:hAnsi="Microsoft YaHei"/>
+          <w:rFonts w:ascii="微软雅黑" w:eastAsia="微软雅黑" w:hAnsi="微软雅黑"/>
+          <w:sz w:val="24"/>
+          <w:szCs w:val="24"/>
+        </w:rPr>
+      </w:pPr>
+      <w:r>
+        <w:rPr>
+          <w:rFonts w:ascii="微软雅黑" w:eastAsia="微软雅黑" w:hAnsi="微软雅黑"/>
+          <w:sz w:val="24"/>
+          <w:szCs w:val="24"/>
+        </w:rPr>
+        <w:tab/>
+      </w:r>
+      <w:r>
+        <w:rPr>
+          <w:rFonts w:ascii="微软雅黑" w:eastAsia="微软雅黑" w:hAnsi="微软雅黑"/>
+          <w:sz w:val="24"/>
+          <w:szCs w:val="24"/>
+        </w:rPr>
+        <w:tab/>
+      </w:r>
+      <w:r>
+        <w:rPr>
+          <w:rFonts w:ascii="微软雅黑" w:eastAsia="微软雅黑" w:hAnsi="微软雅黑"/>
+          <w:sz w:val="24"/>
+          <w:szCs w:val="24"/>
+        </w:rPr>
+        <w:tab/>
+      </w:r>
+      <w:r>
+        <w:rPr>
+          <w:rFonts w:ascii="微软雅黑" w:eastAsia="微软雅黑" w:hAnsi="微软雅黑"/>
+          <w:sz w:val="24"/>
+          <w:szCs w:val="24"/>
+        </w:rPr>
+        <w:tab/>
+      </w:r>
+      <w:r>
+        <w:rPr>
+          <w:rFonts w:ascii="微软雅黑" w:eastAsia="微软雅黑" w:hAnsi="微软雅黑"/>
+          <w:sz w:val="24"/>
+          <w:szCs w:val="24"/>
+        </w:rPr>
+        <w:tab/>
+      </w:r>
+      <w:r>
+        <w:rPr>
+          <w:rFonts w:ascii="微软雅黑" w:eastAsia="微软雅黑" w:hAnsi="微软雅黑"/>
+          <w:sz w:val="24"/>
+          <w:szCs w:val="24"/>
+        </w:rPr>
+        <w:tab/>
+      </w:r>
+      <w:r>
+        <w:rPr>
+          <w:rFonts w:ascii="微软雅黑" w:eastAsia="微软雅黑" w:hAnsi="微软雅黑"/>
+          <w:sz w:val="24"/>
+          <w:szCs w:val="24"/>
+        </w:rPr>
+        <w:tab/>
+      </w:r>
+    </w:p>
+    <w:p>
+      <w:pPr>
+        <w:jc w:val="right"/>
+      </w:pPr>
+      <w:r>
+        <w:t>{{ack_signature_place_holder}}{{ack_signature}}</w:t>
+      </w:r>
+    </w:p>
+    <w:p>
+      <w:pPr>
+        <w:jc w:val="right"/>
+      </w:pPr>
+      <w:r>
+        <w:t>{{wc_signature_place_holder}}{{wc_signature}}</w:t>
+      </w:r>
+    </w:p>
+    <w:p>
+      <w:pPr>
+        <w:jc w:val="right"/>
+        <w:rPr>
+          <w:rFonts w:ascii="微软雅黑" w:eastAsia="微软雅黑" w:hAnsi="微软雅黑"/>
           <w:sz w:val="24"/>
           <w:szCs w:val="24"/>
         </w:rPr>
@@ -2243,7 +2060,7 @@
 </file>
 
 <file path=word/styles.xml><?xml version="1.0" encoding="utf-8"?>
-<w:styles xmlns:mc="http://schemas.openxmlformats.org/markup-compatibility/2006" xmlns:r="http://schemas.openxmlformats.org/officeDocument/2006/relationships" xmlns:w="http://schemas.openxmlformats.org/wordprocessingml/2006/main" xmlns:w14="http://schemas.microsoft.com/office/word/2010/wordml" xmlns:w15="http://schemas.microsoft.com/office/word/2012/wordml" xmlns:w16cid="http://schemas.microsoft.com/office/word/2016/wordml/cid" xmlns:w16se="http://schemas.microsoft.com/office/word/2015/wordml/symex" mc:Ignorable="w14 w15 w16se w16cid">
+<w:styles xmlns:mc="http://schemas.openxmlformats.org/markup-compatibility/2006" xmlns:r="http://schemas.openxmlformats.org/officeDocument/2006/relationships" xmlns:w="http://schemas.openxmlformats.org/wordprocessingml/2006/main" xmlns:w14="http://schemas.microsoft.com/office/word/2010/wordml" xmlns:w15="http://schemas.microsoft.com/office/word/2012/wordml" xmlns:w16cex="http://schemas.microsoft.com/office/word/2018/wordml/cex" xmlns:w16cid="http://schemas.microsoft.com/office/word/2016/wordml/cid" xmlns:w16="http://schemas.microsoft.com/office/word/2018/wordml" xmlns:w16sdtdh="http://schemas.microsoft.com/office/word/2020/wordml/sdtdatahash" xmlns:w16se="http://schemas.microsoft.com/office/word/2015/wordml/symex" mc:Ignorable="w14 w15 w16se w16cid w16 w16cex w16sdtdh">
   <w:docDefaults>
     <w:rPrDefault>
       <w:rPr>
@@ -2259,7 +2076,7 @@
       </w:pPr>
     </w:pPrDefault>
   </w:docDefaults>
-  <w:latentStyles w:defLockedState="0" w:defUIPriority="99" w:defSemiHidden="0" w:defUnhideWhenUsed="0" w:defQFormat="0" w:count="375">
+  <w:latentStyles w:defLockedState="0" w:defUIPriority="99" w:defSemiHidden="0" w:defUnhideWhenUsed="0" w:defQFormat="0" w:count="376">
     <w:lsdException w:name="Normal" w:uiPriority="0" w:qFormat="1"/>
     <w:lsdException w:name="heading 1" w:uiPriority="9" w:qFormat="1"/>
     <w:lsdException w:name="heading 2" w:semiHidden="1" w:uiPriority="9" w:unhideWhenUsed="1" w:qFormat="1"/>
@@ -2635,6 +2452,7 @@
     <w:lsdException w:name="Smart Hyperlink" w:semiHidden="1" w:unhideWhenUsed="1"/>
     <w:lsdException w:name="Hashtag" w:semiHidden="1" w:unhideWhenUsed="1"/>
     <w:lsdException w:name="Unresolved Mention" w:semiHidden="1" w:unhideWhenUsed="1"/>
+    <w:lsdException w:name="Smart Link" w:semiHidden="1" w:unhideWhenUsed="1"/>
   </w:latentStyles>
   <w:style w:type="paragraph" w:default="1" w:styleId="Normal">
     <w:name w:val="Normal"/>

--- a/src/src/main/resources/report/maintenance-template_zh.docx
+++ b/src/src/main/resources/report/maintenance-template_zh.docx
@@ -139,6 +139,7 @@
               </w:rPr>
               <w:t>{{</w:t>
             </w:r>
+            <w:proofErr w:type="spellStart"/>
             <w:r>
               <w:rPr>
                 <w:rFonts w:hint="eastAsia"/>
@@ -147,6 +148,7 @@
               </w:rPr>
               <w:t>device_name</w:t>
             </w:r>
+            <w:proofErr w:type="spellEnd"/>
             <w:r>
               <w:rPr>
                 <w:sz w:val="20"/>
@@ -202,7 +204,23 @@
                 <w:sz w:val="20"/>
                 <w:szCs w:val="20"/>
               </w:rPr>
-              <w:t>{{device_department}}</w:t>
+              <w:t>{{</w:t>
+            </w:r>
+            <w:proofErr w:type="spellStart"/>
+            <w:r>
+              <w:rPr>
+                <w:sz w:val="20"/>
+                <w:szCs w:val="20"/>
+              </w:rPr>
+              <w:t>device_department</w:t>
+            </w:r>
+            <w:proofErr w:type="spellEnd"/>
+            <w:r>
+              <w:rPr>
+                <w:sz w:val="20"/>
+                <w:szCs w:val="20"/>
+              </w:rPr>
+              <w:t>}}</w:t>
             </w:r>
           </w:p>
         </w:tc>
@@ -256,6 +274,7 @@
               </w:rPr>
               <w:t>{{</w:t>
             </w:r>
+            <w:proofErr w:type="spellStart"/>
             <w:r>
               <w:rPr>
                 <w:sz w:val="20"/>
@@ -263,6 +282,7 @@
               </w:rPr>
               <w:t>device_type</w:t>
             </w:r>
+            <w:proofErr w:type="spellEnd"/>
             <w:r>
               <w:rPr>
                 <w:sz w:val="20"/>
@@ -318,7 +338,23 @@
                 <w:sz w:val="20"/>
                 <w:szCs w:val="20"/>
               </w:rPr>
-              <w:t>{{device_oem}}</w:t>
+              <w:t>{{</w:t>
+            </w:r>
+            <w:proofErr w:type="spellStart"/>
+            <w:r>
+              <w:rPr>
+                <w:sz w:val="20"/>
+                <w:szCs w:val="20"/>
+              </w:rPr>
+              <w:t>device_oem</w:t>
+            </w:r>
+            <w:proofErr w:type="spellEnd"/>
+            <w:r>
+              <w:rPr>
+                <w:sz w:val="20"/>
+                <w:szCs w:val="20"/>
+              </w:rPr>
+              <w:t>}}</w:t>
             </w:r>
           </w:p>
         </w:tc>
@@ -364,6 +400,7 @@
               </w:rPr>
               <w:t>{{</w:t>
             </w:r>
+            <w:proofErr w:type="spellStart"/>
             <w:r>
               <w:rPr>
                 <w:sz w:val="20"/>
@@ -371,6 +408,7 @@
               </w:rPr>
               <w:t>device_serial</w:t>
             </w:r>
+            <w:proofErr w:type="spellEnd"/>
             <w:r>
               <w:rPr>
                 <w:sz w:val="20"/>
@@ -426,7 +464,23 @@
                 <w:sz w:val="20"/>
                 <w:szCs w:val="20"/>
               </w:rPr>
-              <w:t>{{device_number}}</w:t>
+              <w:t>{{</w:t>
+            </w:r>
+            <w:proofErr w:type="spellStart"/>
+            <w:r>
+              <w:rPr>
+                <w:sz w:val="20"/>
+                <w:szCs w:val="20"/>
+              </w:rPr>
+              <w:t>device_number</w:t>
+            </w:r>
+            <w:proofErr w:type="spellEnd"/>
+            <w:r>
+              <w:rPr>
+                <w:sz w:val="20"/>
+                <w:szCs w:val="20"/>
+              </w:rPr>
+              <w:t>}}</w:t>
             </w:r>
           </w:p>
         </w:tc>
@@ -480,6 +534,7 @@
               </w:rPr>
               <w:t>{{</w:t>
             </w:r>
+            <w:proofErr w:type="spellStart"/>
             <w:r>
               <w:rPr>
                 <w:sz w:val="20"/>
@@ -487,6 +542,7 @@
               </w:rPr>
               <w:t>device_qr</w:t>
             </w:r>
+            <w:proofErr w:type="spellEnd"/>
             <w:r>
               <w:rPr>
                 <w:sz w:val="20"/>
@@ -634,6 +690,7 @@
               </w:rPr>
               <w:t>{{</w:t>
             </w:r>
+            <w:proofErr w:type="spellStart"/>
             <w:r>
               <w:rPr>
                 <w:rFonts w:ascii="宋体" w:eastAsia="宋体" w:hAnsi="宋体" w:cs="宋体"/>
@@ -642,6 +699,7 @@
               </w:rPr>
               <w:t>maintenance_number</w:t>
             </w:r>
+            <w:proofErr w:type="spellEnd"/>
             <w:r>
               <w:rPr>
                 <w:rFonts w:ascii="宋体" w:eastAsia="宋体" w:hAnsi="宋体" w:cs="宋体"/>
@@ -696,7 +754,25 @@
                 <w:sz w:val="20"/>
                 <w:szCs w:val="20"/>
               </w:rPr>
-              <w:t>{{maintenance_creator}}</w:t>
+              <w:t>{{</w:t>
+            </w:r>
+            <w:proofErr w:type="spellStart"/>
+            <w:r>
+              <w:rPr>
+                <w:rFonts w:ascii="宋体" w:eastAsia="宋体" w:hAnsi="宋体" w:cs="宋体"/>
+                <w:sz w:val="20"/>
+                <w:szCs w:val="20"/>
+              </w:rPr>
+              <w:t>maintenance_creator</w:t>
+            </w:r>
+            <w:proofErr w:type="spellEnd"/>
+            <w:r>
+              <w:rPr>
+                <w:rFonts w:ascii="宋体" w:eastAsia="宋体" w:hAnsi="宋体" w:cs="宋体"/>
+                <w:sz w:val="20"/>
+                <w:szCs w:val="20"/>
+              </w:rPr>
+              <w:t>}}</w:t>
             </w:r>
           </w:p>
         </w:tc>
@@ -746,7 +822,25 @@
                 <w:sz w:val="20"/>
                 <w:szCs w:val="20"/>
               </w:rPr>
-              <w:t>{{maintenance_level}}</w:t>
+              <w:t>{{</w:t>
+            </w:r>
+            <w:proofErr w:type="spellStart"/>
+            <w:r>
+              <w:rPr>
+                <w:rFonts w:ascii="宋体" w:eastAsia="宋体" w:hAnsi="宋体" w:cs="宋体"/>
+                <w:sz w:val="20"/>
+                <w:szCs w:val="20"/>
+              </w:rPr>
+              <w:t>maintenance_level</w:t>
+            </w:r>
+            <w:proofErr w:type="spellEnd"/>
+            <w:r>
+              <w:rPr>
+                <w:rFonts w:ascii="宋体" w:eastAsia="宋体" w:hAnsi="宋体" w:cs="宋体"/>
+                <w:sz w:val="20"/>
+                <w:szCs w:val="20"/>
+              </w:rPr>
+              <w:t>}}</w:t>
             </w:r>
           </w:p>
         </w:tc>
@@ -794,7 +888,25 @@
                 <w:sz w:val="20"/>
                 <w:szCs w:val="20"/>
               </w:rPr>
-              <w:t>{{maintenance_type}}</w:t>
+              <w:t>{{</w:t>
+            </w:r>
+            <w:proofErr w:type="spellStart"/>
+            <w:r>
+              <w:rPr>
+                <w:rFonts w:ascii="宋体" w:eastAsia="宋体" w:hAnsi="宋体" w:cs="宋体"/>
+                <w:sz w:val="20"/>
+                <w:szCs w:val="20"/>
+              </w:rPr>
+              <w:t>maintenance_type</w:t>
+            </w:r>
+            <w:proofErr w:type="spellEnd"/>
+            <w:r>
+              <w:rPr>
+                <w:rFonts w:ascii="宋体" w:eastAsia="宋体" w:hAnsi="宋体" w:cs="宋体"/>
+                <w:sz w:val="20"/>
+                <w:szCs w:val="20"/>
+              </w:rPr>
+              <w:t>}}</w:t>
             </w:r>
           </w:p>
         </w:tc>
@@ -844,7 +956,25 @@
                 <w:sz w:val="20"/>
                 <w:szCs w:val="20"/>
               </w:rPr>
-              <w:t>{{maintenance_plan_time}}</w:t>
+              <w:t>{{</w:t>
+            </w:r>
+            <w:proofErr w:type="spellStart"/>
+            <w:r>
+              <w:rPr>
+                <w:rFonts w:ascii="宋体" w:eastAsia="宋体" w:hAnsi="宋体" w:cs="宋体"/>
+                <w:sz w:val="20"/>
+                <w:szCs w:val="20"/>
+              </w:rPr>
+              <w:t>maintenance_plan_time</w:t>
+            </w:r>
+            <w:proofErr w:type="spellEnd"/>
+            <w:r>
+              <w:rPr>
+                <w:rFonts w:ascii="宋体" w:eastAsia="宋体" w:hAnsi="宋体" w:cs="宋体"/>
+                <w:sz w:val="20"/>
+                <w:szCs w:val="20"/>
+              </w:rPr>
+              <w:t>}}</w:t>
             </w:r>
           </w:p>
         </w:tc>
@@ -892,7 +1022,25 @@
                 <w:sz w:val="20"/>
                 <w:szCs w:val="20"/>
               </w:rPr>
-              <w:t>{{maintenance_complete_time}}</w:t>
+              <w:t>{{</w:t>
+            </w:r>
+            <w:proofErr w:type="spellStart"/>
+            <w:r>
+              <w:rPr>
+                <w:rFonts w:ascii="宋体" w:eastAsia="宋体" w:hAnsi="宋体" w:cs="宋体"/>
+                <w:sz w:val="20"/>
+                <w:szCs w:val="20"/>
+              </w:rPr>
+              <w:t>maintenance_complete_time</w:t>
+            </w:r>
+            <w:proofErr w:type="spellEnd"/>
+            <w:r>
+              <w:rPr>
+                <w:rFonts w:ascii="宋体" w:eastAsia="宋体" w:hAnsi="宋体" w:cs="宋体"/>
+                <w:sz w:val="20"/>
+                <w:szCs w:val="20"/>
+              </w:rPr>
+              <w:t>}}</w:t>
             </w:r>
           </w:p>
         </w:tc>
@@ -946,7 +1094,23 @@
                 <w:sz w:val="20"/>
                 <w:szCs w:val="20"/>
               </w:rPr>
-              <w:t>{{maintenance_op}}</w:t>
+              <w:t>{{</w:t>
+            </w:r>
+            <w:proofErr w:type="spellStart"/>
+            <w:r>
+              <w:rPr>
+                <w:sz w:val="20"/>
+                <w:szCs w:val="20"/>
+              </w:rPr>
+              <w:t>maintenance_op</w:t>
+            </w:r>
+            <w:proofErr w:type="spellEnd"/>
+            <w:r>
+              <w:rPr>
+                <w:sz w:val="20"/>
+                <w:szCs w:val="20"/>
+              </w:rPr>
+              <w:t>}}</w:t>
             </w:r>
           </w:p>
         </w:tc>
@@ -976,7 +1140,25 @@
                 <w:sz w:val="20"/>
                 <w:szCs w:val="20"/>
               </w:rPr>
-              <w:t>{{maintenance_op_time}}</w:t>
+              <w:t>{{</w:t>
+            </w:r>
+            <w:proofErr w:type="spellStart"/>
+            <w:r>
+              <w:rPr>
+                <w:rFonts w:hint="eastAsia"/>
+                <w:sz w:val="20"/>
+                <w:szCs w:val="20"/>
+              </w:rPr>
+              <w:t>maintenance_op_time</w:t>
+            </w:r>
+            <w:proofErr w:type="spellEnd"/>
+            <w:r>
+              <w:rPr>
+                <w:rFonts w:hint="eastAsia"/>
+                <w:sz w:val="20"/>
+                <w:szCs w:val="20"/>
+              </w:rPr>
+              <w:t>}}</w:t>
             </w:r>
           </w:p>
         </w:tc>
@@ -1212,7 +1394,23 @@
                 <w:sz w:val="20"/>
                 <w:szCs w:val="20"/>
               </w:rPr>
-              <w:t>{{maintenance_result}}</w:t>
+              <w:t>{{</w:t>
+            </w:r>
+            <w:proofErr w:type="spellStart"/>
+            <w:r>
+              <w:rPr>
+                <w:sz w:val="20"/>
+                <w:szCs w:val="20"/>
+              </w:rPr>
+              <w:t>maintenance_result</w:t>
+            </w:r>
+            <w:proofErr w:type="spellEnd"/>
+            <w:r>
+              <w:rPr>
+                <w:sz w:val="20"/>
+                <w:szCs w:val="20"/>
+              </w:rPr>
+              <w:t>}}</w:t>
             </w:r>
           </w:p>
         </w:tc>
@@ -1410,9 +1608,11 @@
             <w:r>
               <w:t>{{</w:t>
             </w:r>
+            <w:proofErr w:type="spellStart"/>
             <w:r>
               <w:t>accessory_information</w:t>
             </w:r>
+            <w:proofErr w:type="spellEnd"/>
             <w:r>
               <w:t>}}</w:t>
             </w:r>
@@ -1425,10 +1625,31 @@
         <w:jc w:val="right"/>
       </w:pPr>
       <w:r>
-        <w:t>{{accessory_signature_place_holder}}</w:t>
-      </w:r>
-      <w:r>
-        <w:t>{{accessory_signature}}</w:t>
+        <w:t>{{</w:t>
+      </w:r>
+      <w:proofErr w:type="spellStart"/>
+      <w:r>
+        <w:t>accessory_signature_place_holder</w:t>
+      </w:r>
+      <w:proofErr w:type="spellEnd"/>
+      <w:proofErr w:type="gramStart"/>
+      <w:r>
+        <w:t>}}</w:t>
+      </w:r>
+      <w:r>
+        <w:t>{</w:t>
+      </w:r>
+      <w:proofErr w:type="gramEnd"/>
+      <w:r>
+        <w:t>{</w:t>
+      </w:r>
+      <w:proofErr w:type="spellStart"/>
+      <w:r>
+        <w:t>accessory_signature</w:t>
+      </w:r>
+      <w:proofErr w:type="spellEnd"/>
+      <w:r>
+        <w:t>}}</w:t>
       </w:r>
     </w:p>
     <w:p>
@@ -1567,7 +1788,15 @@
           </w:tcPr>
           <w:p>
             <w:r>
-              <w:t>{{maintenance_workflow}}</w:t>
+              <w:t>{{</w:t>
+            </w:r>
+            <w:proofErr w:type="spellStart"/>
+            <w:r>
+              <w:t>maintenance_workflow</w:t>
+            </w:r>
+            <w:proofErr w:type="spellEnd"/>
+            <w:r>
+              <w:t>}}</w:t>
             </w:r>
           </w:p>
         </w:tc>
@@ -1683,7 +1912,15 @@
           </w:tcPr>
           <w:p>
             <w:r>
-              <w:t>{{audit_records}}</w:t>
+              <w:t>{{</w:t>
+            </w:r>
+            <w:proofErr w:type="spellStart"/>
+            <w:r>
+              <w:t>audit_records</w:t>
+            </w:r>
+            <w:proofErr w:type="spellEnd"/>
+            <w:r>
+              <w:t>}}</w:t>
             </w:r>
           </w:p>
         </w:tc>
@@ -1821,7 +2058,15 @@
           </w:tcPr>
           <w:p>
             <w:r>
-              <w:t>{{check_list}}</w:t>
+              <w:t>{{</w:t>
+            </w:r>
+            <w:proofErr w:type="spellStart"/>
+            <w:r>
+              <w:t>check_list</w:t>
+            </w:r>
+            <w:proofErr w:type="spellEnd"/>
+            <w:r>
+              <w:t>}}</w:t>
             </w:r>
           </w:p>
         </w:tc>
@@ -2028,17 +2273,362 @@
         <w:jc w:val="right"/>
       </w:pPr>
       <w:r>
-        <w:t>{{ack_signature_place_holder}}{{ack_signature}}</w:t>
+        <w:t>{{</w:t>
+      </w:r>
+      <w:proofErr w:type="spellStart"/>
+      <w:r>
+        <w:t>ack_signature_place_holder</w:t>
+      </w:r>
+      <w:proofErr w:type="spellEnd"/>
+      <w:proofErr w:type="gramStart"/>
+      <w:r>
+        <w:t>}}{</w:t>
+      </w:r>
+      <w:proofErr w:type="gramEnd"/>
+      <w:r>
+        <w:t>{</w:t>
+      </w:r>
+      <w:proofErr w:type="spellStart"/>
+      <w:r>
+        <w:t>ack_signature</w:t>
+      </w:r>
+      <w:proofErr w:type="spellEnd"/>
+      <w:r>
+        <w:t>}}</w:t>
       </w:r>
     </w:p>
     <w:p>
       <w:pPr>
         <w:jc w:val="right"/>
       </w:pPr>
-      <w:r>
-        <w:t>{{wc_signature_place_holder}}{{wc_signature}}</w:t>
+      <w:bookmarkStart w:id="0" w:name="OLE_LINK1"/>
+      <w:r>
+        <w:t>{{</w:t>
+      </w:r>
+      <w:proofErr w:type="spellStart"/>
+      <w:r>
+        <w:t>wc_signature_place_holder</w:t>
+      </w:r>
+      <w:proofErr w:type="spellEnd"/>
+      <w:proofErr w:type="gramStart"/>
+      <w:r>
+        <w:t>}}{</w:t>
+      </w:r>
+      <w:proofErr w:type="gramEnd"/>
+      <w:r>
+        <w:t>{</w:t>
+      </w:r>
+      <w:proofErr w:type="spellStart"/>
+      <w:r>
+        <w:t>wc_signature</w:t>
+      </w:r>
+      <w:proofErr w:type="spellEnd"/>
+      <w:r>
+        <w:t>}}</w:t>
       </w:r>
     </w:p>
+    <w:p>
+      <w:pPr>
+        <w:jc w:val="right"/>
+      </w:pPr>
+      <w:bookmarkStart w:id="1" w:name="OLE_LINK3"/>
+      <w:r>
+        <w:t>{{</w:t>
+      </w:r>
+      <w:bookmarkStart w:id="2" w:name="OLE_LINK2"/>
+      <w:bookmarkStart w:id="3" w:name="OLE_LINK5"/>
+      <w:r>
+        <w:rPr>
+          <w:rFonts w:hint="eastAsia"/>
+        </w:rPr>
+        <w:t>pm</w:t>
+      </w:r>
+      <w:r>
+        <w:t>_picture</w:t>
+      </w:r>
+      <w:bookmarkEnd w:id="2"/>
+      <w:r>
+        <w:t>_holder</w:t>
+      </w:r>
+      <w:r>
+        <w:t>0</w:t>
+      </w:r>
+      <w:bookmarkEnd w:id="3"/>
+      <w:proofErr w:type="gramStart"/>
+      <w:r>
+        <w:t>}}{</w:t>
+      </w:r>
+      <w:proofErr w:type="gramEnd"/>
+      <w:r>
+        <w:t>{</w:t>
+      </w:r>
+      <w:r>
+        <w:rPr>
+          <w:rFonts w:hint="eastAsia"/>
+        </w:rPr>
+        <w:t>pm</w:t>
+      </w:r>
+      <w:r>
+        <w:t>_picture</w:t>
+      </w:r>
+      <w:r>
+        <w:t>0</w:t>
+      </w:r>
+      <w:r>
+        <w:t>}}</w:t>
+      </w:r>
+    </w:p>
+    <w:p>
+      <w:pPr>
+        <w:jc w:val="right"/>
+      </w:pPr>
+      <w:r>
+        <w:t>{{pm_picture_holder</w:t>
+      </w:r>
+      <w:r>
+        <w:t>1</w:t>
+      </w:r>
+      <w:proofErr w:type="gramStart"/>
+      <w:r>
+        <w:t>}}{</w:t>
+      </w:r>
+      <w:proofErr w:type="gramEnd"/>
+      <w:r>
+        <w:t>{pm_picture</w:t>
+      </w:r>
+      <w:r>
+        <w:t>1</w:t>
+      </w:r>
+      <w:r>
+        <w:t>}}</w:t>
+      </w:r>
+    </w:p>
+    <w:p>
+      <w:pPr>
+        <w:jc w:val="right"/>
+      </w:pPr>
+      <w:r>
+        <w:t>{{pm_picture_holder</w:t>
+      </w:r>
+      <w:r>
+        <w:t>2</w:t>
+      </w:r>
+      <w:proofErr w:type="gramStart"/>
+      <w:r>
+        <w:t>}}{</w:t>
+      </w:r>
+      <w:proofErr w:type="gramEnd"/>
+      <w:r>
+        <w:t>{pm_picture</w:t>
+      </w:r>
+      <w:r>
+        <w:t>2</w:t>
+      </w:r>
+      <w:r>
+        <w:t>}}</w:t>
+      </w:r>
+    </w:p>
+    <w:p>
+      <w:pPr>
+        <w:jc w:val="right"/>
+      </w:pPr>
+      <w:r>
+        <w:t>{{pm_picture_holder</w:t>
+      </w:r>
+      <w:r>
+        <w:t>3</w:t>
+      </w:r>
+      <w:proofErr w:type="gramStart"/>
+      <w:r>
+        <w:t>}}{</w:t>
+      </w:r>
+      <w:proofErr w:type="gramEnd"/>
+      <w:r>
+        <w:t>{pm_picture</w:t>
+      </w:r>
+      <w:r>
+        <w:t>3</w:t>
+      </w:r>
+      <w:r>
+        <w:t>}}</w:t>
+      </w:r>
+    </w:p>
+    <w:p>
+      <w:pPr>
+        <w:jc w:val="right"/>
+      </w:pPr>
+      <w:r>
+        <w:t>{{pm_picture_holder</w:t>
+      </w:r>
+      <w:r>
+        <w:t>4</w:t>
+      </w:r>
+      <w:proofErr w:type="gramStart"/>
+      <w:r>
+        <w:t>}}{</w:t>
+      </w:r>
+      <w:proofErr w:type="gramEnd"/>
+      <w:r>
+        <w:t>{pm_picture</w:t>
+      </w:r>
+      <w:r>
+        <w:t>4</w:t>
+      </w:r>
+      <w:r>
+        <w:t>}}</w:t>
+      </w:r>
+    </w:p>
+    <w:p>
+      <w:pPr>
+        <w:jc w:val="right"/>
+      </w:pPr>
+      <w:bookmarkStart w:id="4" w:name="OLE_LINK4"/>
+      <w:bookmarkEnd w:id="1"/>
+      <w:r>
+        <w:t>{{</w:t>
+      </w:r>
+      <w:r>
+        <w:t>parts_picture</w:t>
+      </w:r>
+      <w:r>
+        <w:t>_holder</w:t>
+      </w:r>
+      <w:r>
+        <w:t>0</w:t>
+      </w:r>
+      <w:proofErr w:type="gramStart"/>
+      <w:r>
+        <w:t>}}{</w:t>
+      </w:r>
+      <w:proofErr w:type="gramEnd"/>
+      <w:r>
+        <w:t>{</w:t>
+      </w:r>
+      <w:r>
+        <w:t>parts</w:t>
+      </w:r>
+      <w:r>
+        <w:t>_picture</w:t>
+      </w:r>
+      <w:r>
+        <w:t>0</w:t>
+      </w:r>
+      <w:r>
+        <w:t>}}</w:t>
+      </w:r>
+    </w:p>
+    <w:p>
+      <w:pPr>
+        <w:jc w:val="right"/>
+      </w:pPr>
+      <w:r>
+        <w:t>{{parts_picture_holder</w:t>
+      </w:r>
+      <w:r>
+        <w:t>1</w:t>
+      </w:r>
+      <w:proofErr w:type="gramStart"/>
+      <w:r>
+        <w:t>}}{</w:t>
+      </w:r>
+      <w:proofErr w:type="gramEnd"/>
+      <w:r>
+        <w:t>{parts_picture</w:t>
+      </w:r>
+      <w:r>
+        <w:t>1</w:t>
+      </w:r>
+      <w:r>
+        <w:t>}}</w:t>
+      </w:r>
+    </w:p>
+    <w:p>
+      <w:pPr>
+        <w:jc w:val="right"/>
+      </w:pPr>
+      <w:r>
+        <w:t>{{parts_picture_holder</w:t>
+      </w:r>
+      <w:r>
+        <w:t>2</w:t>
+      </w:r>
+      <w:proofErr w:type="gramStart"/>
+      <w:r>
+        <w:t>}}{</w:t>
+      </w:r>
+      <w:proofErr w:type="gramEnd"/>
+      <w:r>
+        <w:t>{parts_picture</w:t>
+      </w:r>
+      <w:r>
+        <w:t>2</w:t>
+      </w:r>
+      <w:r>
+        <w:t>}}</w:t>
+      </w:r>
+    </w:p>
+    <w:p>
+      <w:pPr>
+        <w:jc w:val="right"/>
+      </w:pPr>
+      <w:r>
+        <w:t>{{parts_picture_holder</w:t>
+      </w:r>
+      <w:r>
+        <w:t>3</w:t>
+      </w:r>
+      <w:proofErr w:type="gramStart"/>
+      <w:r>
+        <w:t>}}{</w:t>
+      </w:r>
+      <w:proofErr w:type="gramEnd"/>
+      <w:r>
+        <w:t>{parts_picture</w:t>
+      </w:r>
+      <w:r>
+        <w:t>3</w:t>
+      </w:r>
+      <w:r>
+        <w:t>}}</w:t>
+      </w:r>
+    </w:p>
+    <w:p>
+      <w:pPr>
+        <w:jc w:val="right"/>
+      </w:pPr>
+      <w:r>
+        <w:t>{{parts_picture_holder</w:t>
+      </w:r>
+      <w:r>
+        <w:t>4</w:t>
+      </w:r>
+      <w:proofErr w:type="gramStart"/>
+      <w:r>
+        <w:t>}}{</w:t>
+      </w:r>
+      <w:proofErr w:type="gramEnd"/>
+      <w:r>
+        <w:t>{parts_picture</w:t>
+      </w:r>
+      <w:r>
+        <w:t>4</w:t>
+      </w:r>
+      <w:r>
+        <w:t>}}</w:t>
+      </w:r>
+    </w:p>
+    <w:p>
+      <w:pPr>
+        <w:jc w:val="right"/>
+      </w:pPr>
+    </w:p>
+    <w:bookmarkEnd w:id="4"/>
+    <w:p>
+      <w:pPr>
+        <w:jc w:val="right"/>
+      </w:pPr>
+    </w:p>
+    <w:bookmarkEnd w:id="0"/>
     <w:p>
       <w:pPr>
         <w:jc w:val="right"/>

--- a/src/src/main/resources/report/maintenance-template_zh.docx
+++ b/src/src/main/resources/report/maintenance-template_zh.docx
@@ -199,6 +199,7 @@
                 <w:szCs w:val="20"/>
               </w:rPr>
             </w:pPr>
+            <w:bookmarkStart w:id="0" w:name="OLE_LINK6"/>
             <w:r>
               <w:rPr>
                 <w:sz w:val="20"/>
@@ -206,6 +207,7 @@
               </w:rPr>
               <w:t>{{</w:t>
             </w:r>
+            <w:bookmarkStart w:id="1" w:name="OLE_LINK7"/>
             <w:proofErr w:type="spellStart"/>
             <w:r>
               <w:rPr>
@@ -214,6 +216,7 @@
               </w:rPr>
               <w:t>device_department</w:t>
             </w:r>
+            <w:bookmarkEnd w:id="1"/>
             <w:proofErr w:type="spellEnd"/>
             <w:r>
               <w:rPr>
@@ -222,6 +225,7 @@
               </w:rPr>
               <w:t>}}</w:t>
             </w:r>
+            <w:bookmarkEnd w:id="0"/>
           </w:p>
         </w:tc>
       </w:tr>
@@ -564,6 +568,14 @@
                 <w:szCs w:val="20"/>
               </w:rPr>
             </w:pPr>
+            <w:r>
+              <w:rPr>
+                <w:rFonts w:hint="eastAsia"/>
+                <w:sz w:val="20"/>
+                <w:szCs w:val="20"/>
+              </w:rPr>
+              <w:t>所属院区</w:t>
+            </w:r>
           </w:p>
         </w:tc>
         <w:tc>
@@ -578,6 +590,37 @@
                 <w:szCs w:val="20"/>
               </w:rPr>
             </w:pPr>
+            <w:r>
+              <w:rPr>
+                <w:sz w:val="20"/>
+                <w:szCs w:val="20"/>
+              </w:rPr>
+              <w:t>{{</w:t>
+            </w:r>
+            <w:proofErr w:type="spellStart"/>
+            <w:r>
+              <w:rPr>
+                <w:sz w:val="20"/>
+                <w:szCs w:val="20"/>
+              </w:rPr>
+              <w:t>device_</w:t>
+            </w:r>
+            <w:r>
+              <w:rPr>
+                <w:rFonts w:hint="eastAsia"/>
+                <w:sz w:val="20"/>
+                <w:szCs w:val="20"/>
+              </w:rPr>
+              <w:t>site</w:t>
+            </w:r>
+            <w:proofErr w:type="spellEnd"/>
+            <w:r>
+              <w:rPr>
+                <w:sz w:val="20"/>
+                <w:szCs w:val="20"/>
+              </w:rPr>
+              <w:t>}}</w:t>
+            </w:r>
           </w:p>
         </w:tc>
       </w:tr>
@@ -2301,7 +2344,7 @@
       <w:pPr>
         <w:jc w:val="right"/>
       </w:pPr>
-      <w:bookmarkStart w:id="0" w:name="OLE_LINK1"/>
+      <w:bookmarkStart w:id="2" w:name="OLE_LINK1"/>
       <w:r>
         <w:t>{{</w:t>
       </w:r>
@@ -2331,12 +2374,12 @@
       <w:pPr>
         <w:jc w:val="right"/>
       </w:pPr>
-      <w:bookmarkStart w:id="1" w:name="OLE_LINK3"/>
+      <w:bookmarkStart w:id="3" w:name="OLE_LINK3"/>
       <w:r>
         <w:t>{{</w:t>
       </w:r>
-      <w:bookmarkStart w:id="2" w:name="OLE_LINK2"/>
-      <w:bookmarkStart w:id="3" w:name="OLE_LINK5"/>
+      <w:bookmarkStart w:id="4" w:name="OLE_LINK2"/>
+      <w:bookmarkStart w:id="5" w:name="OLE_LINK5"/>
       <w:r>
         <w:rPr>
           <w:rFonts w:hint="eastAsia"/>
@@ -2346,14 +2389,14 @@
       <w:r>
         <w:t>_picture</w:t>
       </w:r>
-      <w:bookmarkEnd w:id="2"/>
+      <w:bookmarkEnd w:id="4"/>
       <w:r>
         <w:t>_holder</w:t>
       </w:r>
       <w:r>
         <w:t>0</w:t>
       </w:r>
-      <w:bookmarkEnd w:id="3"/>
+      <w:bookmarkEnd w:id="5"/>
       <w:proofErr w:type="gramStart"/>
       <w:r>
         <w:t>}}{</w:t>
@@ -2369,10 +2412,7 @@
         <w:t>pm</w:t>
       </w:r>
       <w:r>
-        <w:t>_picture</w:t>
-      </w:r>
-      <w:r>
-        <w:t>0</w:t>
+        <w:t>_picture0</w:t>
       </w:r>
       <w:r>
         <w:t>}}</w:t>
@@ -2383,10 +2423,7 @@
         <w:jc w:val="right"/>
       </w:pPr>
       <w:r>
-        <w:t>{{pm_picture_holder</w:t>
-      </w:r>
-      <w:r>
-        <w:t>1</w:t>
+        <w:t>{{pm_picture_holder1</w:t>
       </w:r>
       <w:proofErr w:type="gramStart"/>
       <w:r>
@@ -2394,13 +2431,7 @@
       </w:r>
       <w:proofErr w:type="gramEnd"/>
       <w:r>
-        <w:t>{pm_picture</w:t>
-      </w:r>
-      <w:r>
-        <w:t>1</w:t>
-      </w:r>
-      <w:r>
-        <w:t>}}</w:t>
+        <w:t>{pm_picture1}}</w:t>
       </w:r>
     </w:p>
     <w:p>
@@ -2408,10 +2439,7 @@
         <w:jc w:val="right"/>
       </w:pPr>
       <w:r>
-        <w:t>{{pm_picture_holder</w:t>
-      </w:r>
-      <w:r>
-        <w:t>2</w:t>
+        <w:t>{{pm_picture_holder2</w:t>
       </w:r>
       <w:proofErr w:type="gramStart"/>
       <w:r>
@@ -2419,13 +2447,7 @@
       </w:r>
       <w:proofErr w:type="gramEnd"/>
       <w:r>
-        <w:t>{pm_picture</w:t>
-      </w:r>
-      <w:r>
-        <w:t>2</w:t>
-      </w:r>
-      <w:r>
-        <w:t>}}</w:t>
+        <w:t>{pm_picture2}}</w:t>
       </w:r>
     </w:p>
     <w:p>
@@ -2433,10 +2455,7 @@
         <w:jc w:val="right"/>
       </w:pPr>
       <w:r>
-        <w:t>{{pm_picture_holder</w:t>
-      </w:r>
-      <w:r>
-        <w:t>3</w:t>
+        <w:t>{{pm_picture_holder3</w:t>
       </w:r>
       <w:proofErr w:type="gramStart"/>
       <w:r>
@@ -2444,13 +2463,7 @@
       </w:r>
       <w:proofErr w:type="gramEnd"/>
       <w:r>
-        <w:t>{pm_picture</w:t>
-      </w:r>
-      <w:r>
-        <w:t>3</w:t>
-      </w:r>
-      <w:r>
-        <w:t>}}</w:t>
+        <w:t>{pm_picture3}}</w:t>
       </w:r>
     </w:p>
     <w:p>
@@ -2458,10 +2471,7 @@
         <w:jc w:val="right"/>
       </w:pPr>
       <w:r>
-        <w:t>{{pm_picture_holder</w:t>
-      </w:r>
-      <w:r>
-        <w:t>4</w:t>
+        <w:t>{{pm_picture_holder4</w:t>
       </w:r>
       <w:proofErr w:type="gramStart"/>
       <w:r>
@@ -2469,32 +2479,17 @@
       </w:r>
       <w:proofErr w:type="gramEnd"/>
       <w:r>
-        <w:t>{pm_picture</w:t>
-      </w:r>
-      <w:r>
-        <w:t>4</w:t>
-      </w:r>
-      <w:r>
-        <w:t>}}</w:t>
+        <w:t>{pm_picture4}}</w:t>
       </w:r>
     </w:p>
     <w:p>
       <w:pPr>
         <w:jc w:val="right"/>
       </w:pPr>
-      <w:bookmarkStart w:id="4" w:name="OLE_LINK4"/>
-      <w:bookmarkEnd w:id="1"/>
-      <w:r>
-        <w:t>{{</w:t>
-      </w:r>
-      <w:r>
-        <w:t>parts_picture</w:t>
-      </w:r>
-      <w:r>
-        <w:t>_holder</w:t>
-      </w:r>
-      <w:r>
-        <w:t>0</w:t>
+      <w:bookmarkStart w:id="6" w:name="OLE_LINK4"/>
+      <w:bookmarkEnd w:id="3"/>
+      <w:r>
+        <w:t>{{parts_picture_holder0</w:t>
       </w:r>
       <w:proofErr w:type="gramStart"/>
       <w:r>
@@ -2502,19 +2497,7 @@
       </w:r>
       <w:proofErr w:type="gramEnd"/>
       <w:r>
-        <w:t>{</w:t>
-      </w:r>
-      <w:r>
-        <w:t>parts</w:t>
-      </w:r>
-      <w:r>
-        <w:t>_picture</w:t>
-      </w:r>
-      <w:r>
-        <w:t>0</w:t>
-      </w:r>
-      <w:r>
-        <w:t>}}</w:t>
+        <w:t>{parts_picture0}}</w:t>
       </w:r>
     </w:p>
     <w:p>
@@ -2522,10 +2505,7 @@
         <w:jc w:val="right"/>
       </w:pPr>
       <w:r>
-        <w:t>{{parts_picture_holder</w:t>
-      </w:r>
-      <w:r>
-        <w:t>1</w:t>
+        <w:t>{{parts_picture_holder1</w:t>
       </w:r>
       <w:proofErr w:type="gramStart"/>
       <w:r>
@@ -2533,13 +2513,7 @@
       </w:r>
       <w:proofErr w:type="gramEnd"/>
       <w:r>
-        <w:t>{parts_picture</w:t>
-      </w:r>
-      <w:r>
-        <w:t>1</w:t>
-      </w:r>
-      <w:r>
-        <w:t>}}</w:t>
+        <w:t>{parts_picture1}}</w:t>
       </w:r>
     </w:p>
     <w:p>
@@ -2547,10 +2521,7 @@
         <w:jc w:val="right"/>
       </w:pPr>
       <w:r>
-        <w:t>{{parts_picture_holder</w:t>
-      </w:r>
-      <w:r>
-        <w:t>2</w:t>
+        <w:t>{{parts_picture_holder2</w:t>
       </w:r>
       <w:proofErr w:type="gramStart"/>
       <w:r>
@@ -2558,13 +2529,7 @@
       </w:r>
       <w:proofErr w:type="gramEnd"/>
       <w:r>
-        <w:t>{parts_picture</w:t>
-      </w:r>
-      <w:r>
-        <w:t>2</w:t>
-      </w:r>
-      <w:r>
-        <w:t>}}</w:t>
+        <w:t>{parts_picture2}}</w:t>
       </w:r>
     </w:p>
     <w:p>
@@ -2572,10 +2537,7 @@
         <w:jc w:val="right"/>
       </w:pPr>
       <w:r>
-        <w:t>{{parts_picture_holder</w:t>
-      </w:r>
-      <w:r>
-        <w:t>3</w:t>
+        <w:t>{{parts_picture_holder3</w:t>
       </w:r>
       <w:proofErr w:type="gramStart"/>
       <w:r>
@@ -2583,13 +2545,7 @@
       </w:r>
       <w:proofErr w:type="gramEnd"/>
       <w:r>
-        <w:t>{parts_picture</w:t>
-      </w:r>
-      <w:r>
-        <w:t>3</w:t>
-      </w:r>
-      <w:r>
-        <w:t>}}</w:t>
+        <w:t>{parts_picture3}}</w:t>
       </w:r>
     </w:p>
     <w:p>
@@ -2597,10 +2553,7 @@
         <w:jc w:val="right"/>
       </w:pPr>
       <w:r>
-        <w:t>{{parts_picture_holder</w:t>
-      </w:r>
-      <w:r>
-        <w:t>4</w:t>
+        <w:t>{{parts_picture_holder4</w:t>
       </w:r>
       <w:proofErr w:type="gramStart"/>
       <w:r>
@@ -2608,13 +2561,7 @@
       </w:r>
       <w:proofErr w:type="gramEnd"/>
       <w:r>
-        <w:t>{parts_picture</w:t>
-      </w:r>
-      <w:r>
-        <w:t>4</w:t>
-      </w:r>
-      <w:r>
-        <w:t>}}</w:t>
+        <w:t>{parts_picture4}}</w:t>
       </w:r>
     </w:p>
     <w:p>
@@ -2622,13 +2569,13 @@
         <w:jc w:val="right"/>
       </w:pPr>
     </w:p>
-    <w:bookmarkEnd w:id="4"/>
+    <w:bookmarkEnd w:id="6"/>
     <w:p>
       <w:pPr>
         <w:jc w:val="right"/>
       </w:pPr>
     </w:p>
-    <w:bookmarkEnd w:id="0"/>
+    <w:bookmarkEnd w:id="2"/>
     <w:p>
       <w:pPr>
         <w:jc w:val="right"/>

--- a/src/src/main/resources/report/maintenance-template_zh.docx
+++ b/src/src/main/resources/report/maintenance-template_zh.docx
@@ -1,6 +1,6 @@
 
 <file path=word/document.xml><?xml version="1.0" encoding="utf-8"?>
-<w:document xmlns:wpc="http://schemas.microsoft.com/office/word/2010/wordprocessingCanvas" xmlns:cx="http://schemas.microsoft.com/office/drawing/2014/chartex" xmlns:cx1="http://schemas.microsoft.com/office/drawing/2015/9/8/chartex" xmlns:cx2="http://schemas.microsoft.com/office/drawing/2015/10/21/chartex" xmlns:cx3="http://schemas.microsoft.com/office/drawing/2016/5/9/chartex" xmlns:cx4="http://schemas.microsoft.com/office/drawing/2016/5/10/chartex" xmlns:cx5="http://schemas.microsoft.com/office/drawing/2016/5/11/chartex" xmlns:cx6="http://schemas.microsoft.com/office/drawing/2016/5/12/chartex" xmlns:cx7="http://schemas.microsoft.com/office/drawing/2016/5/13/chartex" xmlns:cx8="http://schemas.microsoft.com/office/drawing/2016/5/14/chartex" xmlns:mc="http://schemas.openxmlformats.org/markup-compatibility/2006" xmlns:aink="http://schemas.microsoft.com/office/drawing/2016/ink" xmlns:am3d="http://schemas.microsoft.com/office/drawing/2017/model3d" xmlns:o="urn:schemas-microsoft-com:office:office" xmlns:r="http://schemas.openxmlformats.org/officeDocument/2006/relationships" xmlns:m="http://schemas.openxmlformats.org/officeDocument/2006/math" xmlns:v="urn:schemas-microsoft-com:vml" xmlns:wp14="http://schemas.microsoft.com/office/word/2010/wordprocessingDrawing" xmlns:wp="http://schemas.openxmlformats.org/drawingml/2006/wordprocessingDrawing" xmlns:w10="urn:schemas-microsoft-com:office:word" xmlns:w="http://schemas.openxmlformats.org/wordprocessingml/2006/main" xmlns:w14="http://schemas.microsoft.com/office/word/2010/wordml" xmlns:w15="http://schemas.microsoft.com/office/word/2012/wordml" xmlns:w16cex="http://schemas.microsoft.com/office/word/2018/wordml/cex" xmlns:w16cid="http://schemas.microsoft.com/office/word/2016/wordml/cid" xmlns:w16="http://schemas.microsoft.com/office/word/2018/wordml" xmlns:w16sdtdh="http://schemas.microsoft.com/office/word/2020/wordml/sdtdatahash" xmlns:w16se="http://schemas.microsoft.com/office/word/2015/wordml/symex" xmlns:wpg="http://schemas.microsoft.com/office/word/2010/wordprocessingGroup" xmlns:wpi="http://schemas.microsoft.com/office/word/2010/wordprocessingInk" xmlns:wne="http://schemas.microsoft.com/office/word/2006/wordml" xmlns:wps="http://schemas.microsoft.com/office/word/2010/wordprocessingShape" mc:Ignorable="w14 w15 w16se w16cid w16 w16cex w16sdtdh wp14">
+<w:document xmlns:wpc="http://schemas.microsoft.com/office/word/2010/wordprocessingCanvas" xmlns:cx="http://schemas.microsoft.com/office/drawing/2014/chartex" xmlns:cx1="http://schemas.microsoft.com/office/drawing/2015/9/8/chartex" xmlns:cx2="http://schemas.microsoft.com/office/drawing/2015/10/21/chartex" xmlns:cx3="http://schemas.microsoft.com/office/drawing/2016/5/9/chartex" xmlns:cx4="http://schemas.microsoft.com/office/drawing/2016/5/10/chartex" xmlns:cx5="http://schemas.microsoft.com/office/drawing/2016/5/11/chartex" xmlns:cx6="http://schemas.microsoft.com/office/drawing/2016/5/12/chartex" xmlns:cx7="http://schemas.microsoft.com/office/drawing/2016/5/13/chartex" xmlns:cx8="http://schemas.microsoft.com/office/drawing/2016/5/14/chartex" xmlns:mc="http://schemas.openxmlformats.org/markup-compatibility/2006" xmlns:aink="http://schemas.microsoft.com/office/drawing/2016/ink" xmlns:am3d="http://schemas.microsoft.com/office/drawing/2017/model3d" xmlns:o="urn:schemas-microsoft-com:office:office" xmlns:oel="http://schemas.microsoft.com/office/2019/extlst" xmlns:r="http://schemas.openxmlformats.org/officeDocument/2006/relationships" xmlns:m="http://schemas.openxmlformats.org/officeDocument/2006/math" xmlns:v="urn:schemas-microsoft-com:vml" xmlns:wp14="http://schemas.microsoft.com/office/word/2010/wordprocessingDrawing" xmlns:wp="http://schemas.openxmlformats.org/drawingml/2006/wordprocessingDrawing" xmlns:w10="urn:schemas-microsoft-com:office:word" xmlns:w="http://schemas.openxmlformats.org/wordprocessingml/2006/main" xmlns:w14="http://schemas.microsoft.com/office/word/2010/wordml" xmlns:w15="http://schemas.microsoft.com/office/word/2012/wordml" xmlns:w16cex="http://schemas.microsoft.com/office/word/2018/wordml/cex" xmlns:w16cid="http://schemas.microsoft.com/office/word/2016/wordml/cid" xmlns:w16="http://schemas.microsoft.com/office/word/2018/wordml" xmlns:w16sdtdh="http://schemas.microsoft.com/office/word/2020/wordml/sdtdatahash" xmlns:w16se="http://schemas.microsoft.com/office/word/2015/wordml/symex" xmlns:wpg="http://schemas.microsoft.com/office/word/2010/wordprocessingGroup" xmlns:wpi="http://schemas.microsoft.com/office/word/2010/wordprocessingInk" xmlns:wne="http://schemas.microsoft.com/office/word/2006/wordml" xmlns:wps="http://schemas.microsoft.com/office/word/2010/wordprocessingShape" mc:Ignorable="w14 w15 w16se w16cid w16 w16cex w16sdtdh wp14">
   <w:body>
     <w:p>
       <w:pPr>
@@ -139,7 +139,6 @@
               </w:rPr>
               <w:t>{{</w:t>
             </w:r>
-            <w:proofErr w:type="spellStart"/>
             <w:r>
               <w:rPr>
                 <w:rFonts w:hint="eastAsia"/>
@@ -148,7 +147,6 @@
               </w:rPr>
               <w:t>device_name</w:t>
             </w:r>
-            <w:proofErr w:type="spellEnd"/>
             <w:r>
               <w:rPr>
                 <w:sz w:val="20"/>
@@ -208,7 +206,6 @@
               <w:t>{{</w:t>
             </w:r>
             <w:bookmarkStart w:id="1" w:name="OLE_LINK7"/>
-            <w:proofErr w:type="spellStart"/>
             <w:r>
               <w:rPr>
                 <w:sz w:val="20"/>
@@ -217,7 +214,6 @@
               <w:t>device_department</w:t>
             </w:r>
             <w:bookmarkEnd w:id="1"/>
-            <w:proofErr w:type="spellEnd"/>
             <w:r>
               <w:rPr>
                 <w:sz w:val="20"/>
@@ -278,7 +274,6 @@
               </w:rPr>
               <w:t>{{</w:t>
             </w:r>
-            <w:proofErr w:type="spellStart"/>
             <w:r>
               <w:rPr>
                 <w:sz w:val="20"/>
@@ -286,7 +281,6 @@
               </w:rPr>
               <w:t>device_type</w:t>
             </w:r>
-            <w:proofErr w:type="spellEnd"/>
             <w:r>
               <w:rPr>
                 <w:sz w:val="20"/>
@@ -342,23 +336,7 @@
                 <w:sz w:val="20"/>
                 <w:szCs w:val="20"/>
               </w:rPr>
-              <w:t>{{</w:t>
-            </w:r>
-            <w:proofErr w:type="spellStart"/>
-            <w:r>
-              <w:rPr>
-                <w:sz w:val="20"/>
-                <w:szCs w:val="20"/>
-              </w:rPr>
-              <w:t>device_oem</w:t>
-            </w:r>
-            <w:proofErr w:type="spellEnd"/>
-            <w:r>
-              <w:rPr>
-                <w:sz w:val="20"/>
-                <w:szCs w:val="20"/>
-              </w:rPr>
-              <w:t>}}</w:t>
+              <w:t>{{device_oem}}</w:t>
             </w:r>
           </w:p>
         </w:tc>
@@ -404,7 +382,6 @@
               </w:rPr>
               <w:t>{{</w:t>
             </w:r>
-            <w:proofErr w:type="spellStart"/>
             <w:r>
               <w:rPr>
                 <w:sz w:val="20"/>
@@ -412,7 +389,6 @@
               </w:rPr>
               <w:t>device_serial</w:t>
             </w:r>
-            <w:proofErr w:type="spellEnd"/>
             <w:r>
               <w:rPr>
                 <w:sz w:val="20"/>
@@ -468,23 +444,7 @@
                 <w:sz w:val="20"/>
                 <w:szCs w:val="20"/>
               </w:rPr>
-              <w:t>{{</w:t>
-            </w:r>
-            <w:proofErr w:type="spellStart"/>
-            <w:r>
-              <w:rPr>
-                <w:sz w:val="20"/>
-                <w:szCs w:val="20"/>
-              </w:rPr>
-              <w:t>device_number</w:t>
-            </w:r>
-            <w:proofErr w:type="spellEnd"/>
-            <w:r>
-              <w:rPr>
-                <w:sz w:val="20"/>
-                <w:szCs w:val="20"/>
-              </w:rPr>
-              <w:t>}}</w:t>
+              <w:t>{{device_number}}</w:t>
             </w:r>
           </w:p>
         </w:tc>
@@ -538,7 +498,6 @@
               </w:rPr>
               <w:t>{{</w:t>
             </w:r>
-            <w:proofErr w:type="spellStart"/>
             <w:r>
               <w:rPr>
                 <w:sz w:val="20"/>
@@ -546,7 +505,6 @@
               </w:rPr>
               <w:t>device_qr</w:t>
             </w:r>
-            <w:proofErr w:type="spellEnd"/>
             <w:r>
               <w:rPr>
                 <w:sz w:val="20"/>
@@ -595,15 +553,7 @@
                 <w:sz w:val="20"/>
                 <w:szCs w:val="20"/>
               </w:rPr>
-              <w:t>{{</w:t>
-            </w:r>
-            <w:proofErr w:type="spellStart"/>
-            <w:r>
-              <w:rPr>
-                <w:sz w:val="20"/>
-                <w:szCs w:val="20"/>
-              </w:rPr>
-              <w:t>device_</w:t>
+              <w:t>{{device_</w:t>
             </w:r>
             <w:r>
               <w:rPr>
@@ -613,7 +563,6 @@
               </w:rPr>
               <w:t>site</w:t>
             </w:r>
-            <w:proofErr w:type="spellEnd"/>
             <w:r>
               <w:rPr>
                 <w:sz w:val="20"/>
@@ -733,7 +682,6 @@
               </w:rPr>
               <w:t>{{</w:t>
             </w:r>
-            <w:proofErr w:type="spellStart"/>
             <w:r>
               <w:rPr>
                 <w:rFonts w:ascii="宋体" w:eastAsia="宋体" w:hAnsi="宋体" w:cs="宋体"/>
@@ -742,7 +690,6 @@
               </w:rPr>
               <w:t>maintenance_number</w:t>
             </w:r>
-            <w:proofErr w:type="spellEnd"/>
             <w:r>
               <w:rPr>
                 <w:rFonts w:ascii="宋体" w:eastAsia="宋体" w:hAnsi="宋体" w:cs="宋体"/>
@@ -797,25 +744,7 @@
                 <w:sz w:val="20"/>
                 <w:szCs w:val="20"/>
               </w:rPr>
-              <w:t>{{</w:t>
-            </w:r>
-            <w:proofErr w:type="spellStart"/>
-            <w:r>
-              <w:rPr>
-                <w:rFonts w:ascii="宋体" w:eastAsia="宋体" w:hAnsi="宋体" w:cs="宋体"/>
-                <w:sz w:val="20"/>
-                <w:szCs w:val="20"/>
-              </w:rPr>
-              <w:t>maintenance_creator</w:t>
-            </w:r>
-            <w:proofErr w:type="spellEnd"/>
-            <w:r>
-              <w:rPr>
-                <w:rFonts w:ascii="宋体" w:eastAsia="宋体" w:hAnsi="宋体" w:cs="宋体"/>
-                <w:sz w:val="20"/>
-                <w:szCs w:val="20"/>
-              </w:rPr>
-              <w:t>}}</w:t>
+              <w:t>{{maintenance_creator}}</w:t>
             </w:r>
           </w:p>
         </w:tc>
@@ -865,25 +794,7 @@
                 <w:sz w:val="20"/>
                 <w:szCs w:val="20"/>
               </w:rPr>
-              <w:t>{{</w:t>
-            </w:r>
-            <w:proofErr w:type="spellStart"/>
-            <w:r>
-              <w:rPr>
-                <w:rFonts w:ascii="宋体" w:eastAsia="宋体" w:hAnsi="宋体" w:cs="宋体"/>
-                <w:sz w:val="20"/>
-                <w:szCs w:val="20"/>
-              </w:rPr>
-              <w:t>maintenance_level</w:t>
-            </w:r>
-            <w:proofErr w:type="spellEnd"/>
-            <w:r>
-              <w:rPr>
-                <w:rFonts w:ascii="宋体" w:eastAsia="宋体" w:hAnsi="宋体" w:cs="宋体"/>
-                <w:sz w:val="20"/>
-                <w:szCs w:val="20"/>
-              </w:rPr>
-              <w:t>}}</w:t>
+              <w:t>{{maintenance_level}}</w:t>
             </w:r>
           </w:p>
         </w:tc>
@@ -931,25 +842,7 @@
                 <w:sz w:val="20"/>
                 <w:szCs w:val="20"/>
               </w:rPr>
-              <w:t>{{</w:t>
-            </w:r>
-            <w:proofErr w:type="spellStart"/>
-            <w:r>
-              <w:rPr>
-                <w:rFonts w:ascii="宋体" w:eastAsia="宋体" w:hAnsi="宋体" w:cs="宋体"/>
-                <w:sz w:val="20"/>
-                <w:szCs w:val="20"/>
-              </w:rPr>
-              <w:t>maintenance_type</w:t>
-            </w:r>
-            <w:proofErr w:type="spellEnd"/>
-            <w:r>
-              <w:rPr>
-                <w:rFonts w:ascii="宋体" w:eastAsia="宋体" w:hAnsi="宋体" w:cs="宋体"/>
-                <w:sz w:val="20"/>
-                <w:szCs w:val="20"/>
-              </w:rPr>
-              <w:t>}}</w:t>
+              <w:t>{{maintenance_type}}</w:t>
             </w:r>
           </w:p>
         </w:tc>
@@ -999,25 +892,7 @@
                 <w:sz w:val="20"/>
                 <w:szCs w:val="20"/>
               </w:rPr>
-              <w:t>{{</w:t>
-            </w:r>
-            <w:proofErr w:type="spellStart"/>
-            <w:r>
-              <w:rPr>
-                <w:rFonts w:ascii="宋体" w:eastAsia="宋体" w:hAnsi="宋体" w:cs="宋体"/>
-                <w:sz w:val="20"/>
-                <w:szCs w:val="20"/>
-              </w:rPr>
-              <w:t>maintenance_plan_time</w:t>
-            </w:r>
-            <w:proofErr w:type="spellEnd"/>
-            <w:r>
-              <w:rPr>
-                <w:rFonts w:ascii="宋体" w:eastAsia="宋体" w:hAnsi="宋体" w:cs="宋体"/>
-                <w:sz w:val="20"/>
-                <w:szCs w:val="20"/>
-              </w:rPr>
-              <w:t>}}</w:t>
+              <w:t>{{maintenance_plan_time}}</w:t>
             </w:r>
           </w:p>
         </w:tc>
@@ -1065,25 +940,7 @@
                 <w:sz w:val="20"/>
                 <w:szCs w:val="20"/>
               </w:rPr>
-              <w:t>{{</w:t>
-            </w:r>
-            <w:proofErr w:type="spellStart"/>
-            <w:r>
-              <w:rPr>
-                <w:rFonts w:ascii="宋体" w:eastAsia="宋体" w:hAnsi="宋体" w:cs="宋体"/>
-                <w:sz w:val="20"/>
-                <w:szCs w:val="20"/>
-              </w:rPr>
-              <w:t>maintenance_complete_time</w:t>
-            </w:r>
-            <w:proofErr w:type="spellEnd"/>
-            <w:r>
-              <w:rPr>
-                <w:rFonts w:ascii="宋体" w:eastAsia="宋体" w:hAnsi="宋体" w:cs="宋体"/>
-                <w:sz w:val="20"/>
-                <w:szCs w:val="20"/>
-              </w:rPr>
-              <w:t>}}</w:t>
+              <w:t>{{maintenance_complete_time}}</w:t>
             </w:r>
           </w:p>
         </w:tc>
@@ -1137,23 +994,7 @@
                 <w:sz w:val="20"/>
                 <w:szCs w:val="20"/>
               </w:rPr>
-              <w:t>{{</w:t>
-            </w:r>
-            <w:proofErr w:type="spellStart"/>
-            <w:r>
-              <w:rPr>
-                <w:sz w:val="20"/>
-                <w:szCs w:val="20"/>
-              </w:rPr>
-              <w:t>maintenance_op</w:t>
-            </w:r>
-            <w:proofErr w:type="spellEnd"/>
-            <w:r>
-              <w:rPr>
-                <w:sz w:val="20"/>
-                <w:szCs w:val="20"/>
-              </w:rPr>
-              <w:t>}}</w:t>
+              <w:t>{{maintenance_op}}</w:t>
             </w:r>
           </w:p>
         </w:tc>
@@ -1183,25 +1024,7 @@
                 <w:sz w:val="20"/>
                 <w:szCs w:val="20"/>
               </w:rPr>
-              <w:t>{{</w:t>
-            </w:r>
-            <w:proofErr w:type="spellStart"/>
-            <w:r>
-              <w:rPr>
-                <w:rFonts w:hint="eastAsia"/>
-                <w:sz w:val="20"/>
-                <w:szCs w:val="20"/>
-              </w:rPr>
-              <w:t>maintenance_op_time</w:t>
-            </w:r>
-            <w:proofErr w:type="spellEnd"/>
-            <w:r>
-              <w:rPr>
-                <w:rFonts w:hint="eastAsia"/>
-                <w:sz w:val="20"/>
-                <w:szCs w:val="20"/>
-              </w:rPr>
-              <w:t>}}</w:t>
+              <w:t>{{maintenance_op_time}}</w:t>
             </w:r>
           </w:p>
         </w:tc>
@@ -1437,23 +1260,7 @@
                 <w:sz w:val="20"/>
                 <w:szCs w:val="20"/>
               </w:rPr>
-              <w:t>{{</w:t>
-            </w:r>
-            <w:proofErr w:type="spellStart"/>
-            <w:r>
-              <w:rPr>
-                <w:sz w:val="20"/>
-                <w:szCs w:val="20"/>
-              </w:rPr>
-              <w:t>maintenance_result</w:t>
-            </w:r>
-            <w:proofErr w:type="spellEnd"/>
-            <w:r>
-              <w:rPr>
-                <w:sz w:val="20"/>
-                <w:szCs w:val="20"/>
-              </w:rPr>
-              <w:t>}}</w:t>
+              <w:t>{{maintenance_result}}</w:t>
             </w:r>
           </w:p>
         </w:tc>
@@ -1651,11 +1458,9 @@
             <w:r>
               <w:t>{{</w:t>
             </w:r>
-            <w:proofErr w:type="spellStart"/>
             <w:r>
               <w:t>accessory_information</w:t>
             </w:r>
-            <w:proofErr w:type="spellEnd"/>
             <w:r>
               <w:t>}}</w:t>
             </w:r>
@@ -1668,31 +1473,10 @@
         <w:jc w:val="right"/>
       </w:pPr>
       <w:r>
-        <w:t>{{</w:t>
-      </w:r>
-      <w:proofErr w:type="spellStart"/>
-      <w:r>
-        <w:t>accessory_signature_place_holder</w:t>
-      </w:r>
-      <w:proofErr w:type="spellEnd"/>
-      <w:proofErr w:type="gramStart"/>
-      <w:r>
-        <w:t>}}</w:t>
-      </w:r>
-      <w:r>
-        <w:t>{</w:t>
-      </w:r>
-      <w:proofErr w:type="gramEnd"/>
-      <w:r>
-        <w:t>{</w:t>
-      </w:r>
-      <w:proofErr w:type="spellStart"/>
-      <w:r>
-        <w:t>accessory_signature</w:t>
-      </w:r>
-      <w:proofErr w:type="spellEnd"/>
-      <w:r>
-        <w:t>}}</w:t>
+        <w:t>{{accessory_signature_place_holder}}</w:t>
+      </w:r>
+      <w:r>
+        <w:t>{{accessory_signature}}</w:t>
       </w:r>
     </w:p>
     <w:p>
@@ -1831,15 +1615,7 @@
           </w:tcPr>
           <w:p>
             <w:r>
-              <w:t>{{</w:t>
-            </w:r>
-            <w:proofErr w:type="spellStart"/>
-            <w:r>
-              <w:t>maintenance_workflow</w:t>
-            </w:r>
-            <w:proofErr w:type="spellEnd"/>
-            <w:r>
-              <w:t>}}</w:t>
+              <w:t>{{maintenance_workflow}}</w:t>
             </w:r>
           </w:p>
         </w:tc>
@@ -1955,15 +1731,7 @@
           </w:tcPr>
           <w:p>
             <w:r>
-              <w:t>{{</w:t>
-            </w:r>
-            <w:proofErr w:type="spellStart"/>
-            <w:r>
-              <w:t>audit_records</w:t>
-            </w:r>
-            <w:proofErr w:type="spellEnd"/>
-            <w:r>
-              <w:t>}}</w:t>
+              <w:t>{{audit_records}}</w:t>
             </w:r>
           </w:p>
         </w:tc>
@@ -2101,15 +1869,7 @@
           </w:tcPr>
           <w:p>
             <w:r>
-              <w:t>{{</w:t>
-            </w:r>
-            <w:proofErr w:type="spellStart"/>
-            <w:r>
-              <w:t>check_list</w:t>
-            </w:r>
-            <w:proofErr w:type="spellEnd"/>
-            <w:r>
-              <w:t>}}</w:t>
+              <w:t>{{check_list}}</w:t>
             </w:r>
           </w:p>
         </w:tc>
@@ -2316,28 +2076,7 @@
         <w:jc w:val="right"/>
       </w:pPr>
       <w:r>
-        <w:t>{{</w:t>
-      </w:r>
-      <w:proofErr w:type="spellStart"/>
-      <w:r>
-        <w:t>ack_signature_place_holder</w:t>
-      </w:r>
-      <w:proofErr w:type="spellEnd"/>
-      <w:proofErr w:type="gramStart"/>
-      <w:r>
-        <w:t>}}{</w:t>
-      </w:r>
-      <w:proofErr w:type="gramEnd"/>
-      <w:r>
-        <w:t>{</w:t>
-      </w:r>
-      <w:proofErr w:type="spellStart"/>
-      <w:r>
-        <w:t>ack_signature</w:t>
-      </w:r>
-      <w:proofErr w:type="spellEnd"/>
-      <w:r>
-        <w:t>}}</w:t>
+        <w:t>{{ack_signature_place_holder}}{{ack_signature}}</w:t>
       </w:r>
     </w:p>
     <w:p>
@@ -2346,28 +2085,7 @@
       </w:pPr>
       <w:bookmarkStart w:id="2" w:name="OLE_LINK1"/>
       <w:r>
-        <w:t>{{</w:t>
-      </w:r>
-      <w:proofErr w:type="spellStart"/>
-      <w:r>
-        <w:t>wc_signature_place_holder</w:t>
-      </w:r>
-      <w:proofErr w:type="spellEnd"/>
-      <w:proofErr w:type="gramStart"/>
-      <w:r>
-        <w:t>}}{</w:t>
-      </w:r>
-      <w:proofErr w:type="gramEnd"/>
-      <w:r>
-        <w:t>{</w:t>
-      </w:r>
-      <w:proofErr w:type="spellStart"/>
-      <w:r>
-        <w:t>wc_signature</w:t>
-      </w:r>
-      <w:proofErr w:type="spellEnd"/>
-      <w:r>
-        <w:t>}}</w:t>
+        <w:t>{{wc_signature_place_holder}}{{wc_signature}}</w:t>
       </w:r>
     </w:p>
     <w:p>
@@ -2380,6 +2098,7 @@
       </w:r>
       <w:bookmarkStart w:id="4" w:name="OLE_LINK2"/>
       <w:bookmarkStart w:id="5" w:name="OLE_LINK5"/>
+      <w:bookmarkStart w:id="6" w:name="OLE_LINK8"/>
       <w:r>
         <w:rPr>
           <w:rFonts w:hint="eastAsia"/>
@@ -2393,17 +2112,13 @@
       <w:r>
         <w:t>_holder</w:t>
       </w:r>
+      <w:bookmarkEnd w:id="6"/>
       <w:r>
         <w:t>0</w:t>
       </w:r>
       <w:bookmarkEnd w:id="5"/>
-      <w:proofErr w:type="gramStart"/>
-      <w:r>
-        <w:t>}}{</w:t>
-      </w:r>
-      <w:proofErr w:type="gramEnd"/>
-      <w:r>
-        <w:t>{</w:t>
+      <w:r>
+        <w:t>}}{{</w:t>
       </w:r>
       <w:r>
         <w:rPr>
@@ -2423,153 +2138,590 @@
         <w:jc w:val="right"/>
       </w:pPr>
       <w:r>
+        <w:t>{{pm_picture_holder1}}{{pm_picture1}}</w:t>
+      </w:r>
+    </w:p>
+    <w:p>
+      <w:pPr>
+        <w:jc w:val="right"/>
+      </w:pPr>
+      <w:r>
+        <w:t>{{pm_picture_holder2}}{{pm_picture2}}</w:t>
+      </w:r>
+    </w:p>
+    <w:p>
+      <w:pPr>
+        <w:jc w:val="right"/>
+      </w:pPr>
+      <w:r>
+        <w:t>{{pm_picture_holder3}}{{pm_picture3}}</w:t>
+      </w:r>
+    </w:p>
+    <w:p>
+      <w:pPr>
+        <w:jc w:val="right"/>
+      </w:pPr>
+      <w:r>
+        <w:t>{{pm_picture_holder4}}{{pm_picture4}}</w:t>
+      </w:r>
+    </w:p>
+    <w:p>
+      <w:pPr>
+        <w:jc w:val="right"/>
+      </w:pPr>
+      <w:r>
+        <w:t>{{pm_picture_holder</w:t>
+      </w:r>
+      <w:r>
+        <w:t>5</w:t>
+      </w:r>
+      <w:r>
+        <w:t>}}{{pm_picture</w:t>
+      </w:r>
+      <w:r>
+        <w:t>5</w:t>
+      </w:r>
+      <w:r>
+        <w:t>}}</w:t>
+      </w:r>
+    </w:p>
+    <w:p>
+      <w:pPr>
+        <w:jc w:val="right"/>
+      </w:pPr>
+      <w:r>
+        <w:t>{{pm_picture_holder</w:t>
+      </w:r>
+      <w:r>
+        <w:t>6</w:t>
+      </w:r>
+      <w:r>
+        <w:t>}}{{pm_picture</w:t>
+      </w:r>
+      <w:r>
+        <w:t>6</w:t>
+      </w:r>
+      <w:r>
+        <w:t>}}</w:t>
+      </w:r>
+    </w:p>
+    <w:p>
+      <w:pPr>
+        <w:jc w:val="right"/>
+      </w:pPr>
+      <w:r>
+        <w:t>{{pm_picture_holder</w:t>
+      </w:r>
+      <w:r>
+        <w:t>7</w:t>
+      </w:r>
+      <w:r>
+        <w:t>}}{{pm_picture</w:t>
+      </w:r>
+      <w:r>
+        <w:t>7</w:t>
+      </w:r>
+      <w:r>
+        <w:t>}}</w:t>
+      </w:r>
+    </w:p>
+    <w:p>
+      <w:pPr>
+        <w:jc w:val="right"/>
+      </w:pPr>
+      <w:r>
+        <w:t>{{pm_picture_holder</w:t>
+      </w:r>
+      <w:r>
+        <w:t>8</w:t>
+      </w:r>
+      <w:r>
+        <w:t>}}{{pm_picture</w:t>
+      </w:r>
+      <w:r>
+        <w:t>8</w:t>
+      </w:r>
+      <w:r>
+        <w:t>}}</w:t>
+      </w:r>
+    </w:p>
+    <w:p>
+      <w:pPr>
+        <w:jc w:val="right"/>
+      </w:pPr>
+      <w:r>
+        <w:t>{{pm_picture_holder</w:t>
+      </w:r>
+      <w:r>
+        <w:t>9</w:t>
+      </w:r>
+      <w:r>
+        <w:t>}}{{pm_picture</w:t>
+      </w:r>
+      <w:r>
+        <w:t>9</w:t>
+      </w:r>
+      <w:r>
+        <w:t>}}</w:t>
+      </w:r>
+    </w:p>
+    <w:p>
+      <w:pPr>
+        <w:jc w:val="right"/>
+      </w:pPr>
+      <w:r>
+        <w:t>{{pm_picture_holder</w:t>
+      </w:r>
+      <w:r>
+        <w:t>10</w:t>
+      </w:r>
+      <w:r>
+        <w:t>}}{{pm_picture</w:t>
+      </w:r>
+      <w:r>
+        <w:t>1</w:t>
+      </w:r>
+      <w:r>
+        <w:t>0}}</w:t>
+      </w:r>
+    </w:p>
+    <w:p>
+      <w:pPr>
+        <w:jc w:val="right"/>
+      </w:pPr>
+      <w:r>
         <w:t>{{pm_picture_holder1</w:t>
       </w:r>
-      <w:proofErr w:type="gramStart"/>
-      <w:r>
-        <w:t>}}{</w:t>
-      </w:r>
-      <w:proofErr w:type="gramEnd"/>
-      <w:r>
-        <w:t>{pm_picture1}}</w:t>
-      </w:r>
-    </w:p>
-    <w:p>
-      <w:pPr>
-        <w:jc w:val="right"/>
-      </w:pPr>
-      <w:r>
+      <w:r>
+        <w:t>1</w:t>
+      </w:r>
+      <w:r>
+        <w:t>}}{{pm_picture</w:t>
+      </w:r>
+      <w:r>
+        <w:t>1</w:t>
+      </w:r>
+      <w:r>
+        <w:t>1}}</w:t>
+      </w:r>
+    </w:p>
+    <w:p>
+      <w:pPr>
+        <w:jc w:val="right"/>
+      </w:pPr>
+      <w:r>
+        <w:t>{{pm_picture_holder</w:t>
+      </w:r>
+      <w:r>
+        <w:t>1</w:t>
+      </w:r>
+      <w:r>
+        <w:t>2}}{{pm_picture</w:t>
+      </w:r>
+      <w:r>
+        <w:t>1</w:t>
+      </w:r>
+      <w:r>
+        <w:t>2}}</w:t>
+      </w:r>
+    </w:p>
+    <w:p>
+      <w:pPr>
+        <w:jc w:val="right"/>
+      </w:pPr>
+      <w:r>
+        <w:t>{{pm_picture_holder</w:t>
+      </w:r>
+      <w:r>
+        <w:t>1</w:t>
+      </w:r>
+      <w:r>
+        <w:t>3}}{{pm_picture</w:t>
+      </w:r>
+      <w:r>
+        <w:t>13</w:t>
+      </w:r>
+      <w:r>
+        <w:t>}}</w:t>
+      </w:r>
+    </w:p>
+    <w:p>
+      <w:pPr>
+        <w:jc w:val="right"/>
+      </w:pPr>
+      <w:r>
+        <w:t>{{pm_picture_holder</w:t>
+      </w:r>
+      <w:r>
+        <w:t>1</w:t>
+      </w:r>
+      <w:r>
+        <w:t>4}}{{pm_picture</w:t>
+      </w:r>
+      <w:r>
+        <w:t>14</w:t>
+      </w:r>
+      <w:r>
+        <w:t>}}</w:t>
+      </w:r>
+    </w:p>
+    <w:p>
+      <w:pPr>
+        <w:jc w:val="right"/>
+      </w:pPr>
+      <w:r>
+        <w:t>{{pm_picture_holder</w:t>
+      </w:r>
+      <w:r>
+        <w:t>15</w:t>
+      </w:r>
+      <w:r>
+        <w:t>}}{{pm_picture</w:t>
+      </w:r>
+      <w:r>
+        <w:t>15</w:t>
+      </w:r>
+      <w:r>
+        <w:t>}}</w:t>
+      </w:r>
+    </w:p>
+    <w:p>
+      <w:pPr>
+        <w:jc w:val="right"/>
+      </w:pPr>
+      <w:r>
+        <w:t>{{pm_picture_holder1</w:t>
+      </w:r>
+      <w:r>
+        <w:t>6</w:t>
+      </w:r>
+      <w:r>
+        <w:t>}}{{pm_picture</w:t>
+      </w:r>
+      <w:r>
+        <w:t>16</w:t>
+      </w:r>
+      <w:r>
+        <w:t>}}</w:t>
+      </w:r>
+    </w:p>
+    <w:p>
+      <w:pPr>
+        <w:jc w:val="right"/>
+      </w:pPr>
+      <w:r>
+        <w:t>{{pm_picture_holder</w:t>
+      </w:r>
+      <w:r>
+        <w:t>17</w:t>
+      </w:r>
+      <w:r>
+        <w:t>}}{{pm_picture</w:t>
+      </w:r>
+      <w:r>
+        <w:t>17</w:t>
+      </w:r>
+      <w:r>
+        <w:t>}}</w:t>
+      </w:r>
+    </w:p>
+    <w:p>
+      <w:pPr>
+        <w:jc w:val="right"/>
+      </w:pPr>
+      <w:r>
+        <w:t>{{pm_picture_holder</w:t>
+      </w:r>
+      <w:r>
+        <w:t>18</w:t>
+      </w:r>
+      <w:r>
+        <w:t>}}{{pm_picture</w:t>
+      </w:r>
+      <w:r>
+        <w:t>18</w:t>
+      </w:r>
+      <w:r>
+        <w:t>}}</w:t>
+      </w:r>
+    </w:p>
+    <w:p>
+      <w:pPr>
+        <w:jc w:val="right"/>
+      </w:pPr>
+      <w:r>
+        <w:t>{{pm_picture_holder</w:t>
+      </w:r>
+      <w:r>
+        <w:t>19</w:t>
+      </w:r>
+      <w:r>
+        <w:t>}}{{pm_picture</w:t>
+      </w:r>
+      <w:r>
+        <w:t>19</w:t>
+      </w:r>
+      <w:r>
+        <w:t>}}</w:t>
+      </w:r>
+    </w:p>
+    <w:p>
+      <w:pPr>
+        <w:jc w:val="right"/>
+      </w:pPr>
+      <w:r>
+        <w:t>{{pm_picture_holder</w:t>
+      </w:r>
+      <w:r>
+        <w:t>20</w:t>
+      </w:r>
+      <w:r>
+        <w:t>}}{{pm_picture</w:t>
+      </w:r>
+      <w:r>
+        <w:t>2</w:t>
+      </w:r>
+      <w:r>
+        <w:t>0}}</w:t>
+      </w:r>
+    </w:p>
+    <w:p>
+      <w:pPr>
+        <w:jc w:val="right"/>
+      </w:pPr>
+      <w:r>
+        <w:t>{{pm_picture_holder</w:t>
+      </w:r>
+      <w:r>
+        <w:t>21</w:t>
+      </w:r>
+      <w:r>
+        <w:t>}}{{pm_picture</w:t>
+      </w:r>
+      <w:r>
+        <w:t>2</w:t>
+      </w:r>
+      <w:r>
+        <w:t>1}}</w:t>
+      </w:r>
+    </w:p>
+    <w:p>
+      <w:pPr>
+        <w:jc w:val="right"/>
+      </w:pPr>
+      <w:r>
+        <w:lastRenderedPageBreak/>
         <w:t>{{pm_picture_holder2</w:t>
       </w:r>
-      <w:proofErr w:type="gramStart"/>
-      <w:r>
-        <w:t>}}{</w:t>
-      </w:r>
-      <w:proofErr w:type="gramEnd"/>
-      <w:r>
-        <w:t>{pm_picture2}}</w:t>
-      </w:r>
-    </w:p>
-    <w:p>
-      <w:pPr>
-        <w:jc w:val="right"/>
-      </w:pPr>
-      <w:r>
-        <w:t>{{pm_picture_holder3</w:t>
-      </w:r>
-      <w:proofErr w:type="gramStart"/>
-      <w:r>
-        <w:t>}}{</w:t>
-      </w:r>
-      <w:proofErr w:type="gramEnd"/>
-      <w:r>
-        <w:t>{pm_picture3}}</w:t>
-      </w:r>
-    </w:p>
-    <w:p>
-      <w:pPr>
-        <w:jc w:val="right"/>
-      </w:pPr>
-      <w:r>
-        <w:t>{{pm_picture_holder4</w:t>
-      </w:r>
-      <w:proofErr w:type="gramStart"/>
-      <w:r>
-        <w:t>}}{</w:t>
-      </w:r>
-      <w:proofErr w:type="gramEnd"/>
-      <w:r>
-        <w:t>{pm_picture4}}</w:t>
-      </w:r>
-    </w:p>
-    <w:p>
-      <w:pPr>
-        <w:jc w:val="right"/>
-      </w:pPr>
-      <w:bookmarkStart w:id="6" w:name="OLE_LINK4"/>
+      <w:r>
+        <w:t>2</w:t>
+      </w:r>
+      <w:r>
+        <w:t>}}{{pm_picture</w:t>
+      </w:r>
+      <w:r>
+        <w:t>2</w:t>
+      </w:r>
+      <w:r>
+        <w:t>2}}</w:t>
+      </w:r>
+    </w:p>
+    <w:p>
+      <w:pPr>
+        <w:jc w:val="right"/>
+      </w:pPr>
+      <w:r>
+        <w:t>{{pm_picture_holder</w:t>
+      </w:r>
+      <w:r>
+        <w:t>2</w:t>
+      </w:r>
+      <w:r>
+        <w:t>3}}{{pm_picture</w:t>
+      </w:r>
+      <w:r>
+        <w:t>2</w:t>
+      </w:r>
+      <w:r>
+        <w:t>3}}</w:t>
+      </w:r>
+    </w:p>
+    <w:p>
+      <w:pPr>
+        <w:jc w:val="right"/>
+      </w:pPr>
+      <w:r>
+        <w:t>{{pm_picture_holder</w:t>
+      </w:r>
+      <w:r>
+        <w:t>2</w:t>
+      </w:r>
+      <w:r>
+        <w:t>4}}{{pm_picture</w:t>
+      </w:r>
+      <w:r>
+        <w:t>24</w:t>
+      </w:r>
+      <w:r>
+        <w:t>}}</w:t>
+      </w:r>
+    </w:p>
+    <w:p>
+      <w:pPr>
+        <w:jc w:val="right"/>
+      </w:pPr>
+      <w:r>
+        <w:t>{{pm_picture_holder</w:t>
+      </w:r>
+      <w:r>
+        <w:t>25</w:t>
+      </w:r>
+      <w:r>
+        <w:t>}}{{pm_picture</w:t>
+      </w:r>
+      <w:r>
+        <w:t>25</w:t>
+      </w:r>
+      <w:r>
+        <w:t>}}</w:t>
+      </w:r>
+    </w:p>
+    <w:p>
+      <w:pPr>
+        <w:jc w:val="right"/>
+      </w:pPr>
+      <w:r>
+        <w:t>{{pm_picture_holder</w:t>
+      </w:r>
+      <w:r>
+        <w:t>26</w:t>
+      </w:r>
+      <w:r>
+        <w:t>}}{{pm_picture</w:t>
+      </w:r>
+      <w:r>
+        <w:t>26</w:t>
+      </w:r>
+      <w:r>
+        <w:t>}}</w:t>
+      </w:r>
+    </w:p>
+    <w:p>
+      <w:pPr>
+        <w:jc w:val="right"/>
+      </w:pPr>
+      <w:r>
+        <w:t>{{pm_picture_holder2</w:t>
+      </w:r>
+      <w:r>
+        <w:t>7</w:t>
+      </w:r>
+      <w:r>
+        <w:t>}}{{pm_picture2</w:t>
+      </w:r>
+      <w:r>
+        <w:t>7</w:t>
+      </w:r>
+      <w:r>
+        <w:t>}}</w:t>
+      </w:r>
+    </w:p>
+    <w:p>
+      <w:pPr>
+        <w:jc w:val="right"/>
+      </w:pPr>
+      <w:r>
+        <w:t>{{pm_picture_holder</w:t>
+      </w:r>
+      <w:r>
+        <w:t>28</w:t>
+      </w:r>
+      <w:r>
+        <w:t>}}{{pm_picture</w:t>
+      </w:r>
+      <w:r>
+        <w:t>2</w:t>
+      </w:r>
+      <w:r>
+        <w:t>8</w:t>
+      </w:r>
+      <w:r>
+        <w:t>}}</w:t>
+      </w:r>
+    </w:p>
+    <w:p>
+      <w:pPr>
+        <w:jc w:val="right"/>
+      </w:pPr>
+      <w:r>
+        <w:t>{{pm_picture_holder</w:t>
+      </w:r>
+      <w:r>
+        <w:t>29</w:t>
+      </w:r>
+      <w:r>
+        <w:t>}}{{pm_picture</w:t>
+      </w:r>
+      <w:r>
+        <w:t>29</w:t>
+      </w:r>
+      <w:r>
+        <w:t>}}</w:t>
+      </w:r>
+    </w:p>
+    <w:p>
+      <w:pPr>
+        <w:jc w:val="right"/>
+      </w:pPr>
+    </w:p>
+    <w:p>
+      <w:pPr>
+        <w:jc w:val="right"/>
+      </w:pPr>
+      <w:bookmarkStart w:id="7" w:name="OLE_LINK4"/>
       <w:bookmarkEnd w:id="3"/>
       <w:r>
-        <w:t>{{parts_picture_holder0</w:t>
-      </w:r>
-      <w:proofErr w:type="gramStart"/>
-      <w:r>
-        <w:t>}}{</w:t>
-      </w:r>
-      <w:proofErr w:type="gramEnd"/>
-      <w:r>
-        <w:t>{parts_picture0}}</w:t>
-      </w:r>
-    </w:p>
-    <w:p>
-      <w:pPr>
-        <w:jc w:val="right"/>
-      </w:pPr>
-      <w:r>
-        <w:t>{{parts_picture_holder1</w:t>
-      </w:r>
-      <w:proofErr w:type="gramStart"/>
-      <w:r>
-        <w:t>}}{</w:t>
-      </w:r>
-      <w:proofErr w:type="gramEnd"/>
-      <w:r>
-        <w:t>{parts_picture1}}</w:t>
-      </w:r>
-    </w:p>
-    <w:p>
-      <w:pPr>
-        <w:jc w:val="right"/>
-      </w:pPr>
-      <w:r>
-        <w:t>{{parts_picture_holder2</w:t>
-      </w:r>
-      <w:proofErr w:type="gramStart"/>
-      <w:r>
-        <w:t>}}{</w:t>
-      </w:r>
-      <w:proofErr w:type="gramEnd"/>
-      <w:r>
-        <w:t>{parts_picture2}}</w:t>
-      </w:r>
-    </w:p>
-    <w:p>
-      <w:pPr>
-        <w:jc w:val="right"/>
-      </w:pPr>
-      <w:r>
-        <w:t>{{parts_picture_holder3</w:t>
-      </w:r>
-      <w:proofErr w:type="gramStart"/>
-      <w:r>
-        <w:t>}}{</w:t>
-      </w:r>
-      <w:proofErr w:type="gramEnd"/>
-      <w:r>
-        <w:t>{parts_picture3}}</w:t>
-      </w:r>
-    </w:p>
-    <w:p>
-      <w:pPr>
-        <w:jc w:val="right"/>
-      </w:pPr>
-      <w:r>
-        <w:t>{{parts_picture_holder4</w:t>
-      </w:r>
-      <w:proofErr w:type="gramStart"/>
-      <w:r>
-        <w:t>}}{</w:t>
-      </w:r>
-      <w:proofErr w:type="gramEnd"/>
-      <w:r>
-        <w:t>{parts_picture4}}</w:t>
-      </w:r>
-    </w:p>
-    <w:p>
-      <w:pPr>
-        <w:jc w:val="right"/>
-      </w:pPr>
-    </w:p>
-    <w:bookmarkEnd w:id="6"/>
+        <w:t>{{parts_picture_holder0}}{{parts_picture0}}</w:t>
+      </w:r>
+    </w:p>
+    <w:p>
+      <w:pPr>
+        <w:jc w:val="right"/>
+      </w:pPr>
+      <w:r>
+        <w:t>{{parts_picture_holder1}}{{parts_picture1}}</w:t>
+      </w:r>
+    </w:p>
+    <w:p>
+      <w:pPr>
+        <w:jc w:val="right"/>
+      </w:pPr>
+      <w:r>
+        <w:t>{{parts_picture_holder2}}{{parts_picture2}}</w:t>
+      </w:r>
+    </w:p>
+    <w:p>
+      <w:pPr>
+        <w:jc w:val="right"/>
+      </w:pPr>
+      <w:r>
+        <w:t>{{parts_picture_holder3}}{{parts_picture3}}</w:t>
+      </w:r>
+    </w:p>
+    <w:p>
+      <w:pPr>
+        <w:jc w:val="right"/>
+      </w:pPr>
+      <w:r>
+        <w:t>{{parts_picture_holder4}}{{parts_picture4}}</w:t>
+      </w:r>
+    </w:p>
+    <w:p>
+      <w:pPr>
+        <w:jc w:val="right"/>
+      </w:pPr>
+    </w:p>
+    <w:bookmarkEnd w:id="7"/>
     <w:p>
       <w:pPr>
         <w:jc w:val="right"/>

--- a/src/src/main/resources/report/maintenance-template_zh.docx
+++ b/src/src/main/resources/report/maintenance-template_zh.docx
@@ -80,7 +80,7 @@
     </w:p>
     <w:tbl>
       <w:tblPr>
-        <w:tblStyle w:val="TableGrid"/>
+        <w:tblStyle w:val="a3"/>
         <w:tblW w:w="10795" w:type="dxa"/>
         <w:tblLook w:val="04A0" w:firstRow="1" w:lastRow="0" w:firstColumn="1" w:lastColumn="0" w:noHBand="0" w:noVBand="1"/>
       </w:tblPr>
@@ -139,6 +139,7 @@
               </w:rPr>
               <w:t>{{</w:t>
             </w:r>
+            <w:proofErr w:type="spellStart"/>
             <w:r>
               <w:rPr>
                 <w:rFonts w:hint="eastAsia"/>
@@ -147,6 +148,7 @@
               </w:rPr>
               <w:t>device_name</w:t>
             </w:r>
+            <w:proofErr w:type="spellEnd"/>
             <w:r>
               <w:rPr>
                 <w:sz w:val="20"/>
@@ -206,6 +208,7 @@
               <w:t>{{</w:t>
             </w:r>
             <w:bookmarkStart w:id="1" w:name="OLE_LINK7"/>
+            <w:proofErr w:type="spellStart"/>
             <w:r>
               <w:rPr>
                 <w:sz w:val="20"/>
@@ -214,6 +217,7 @@
               <w:t>device_department</w:t>
             </w:r>
             <w:bookmarkEnd w:id="1"/>
+            <w:proofErr w:type="spellEnd"/>
             <w:r>
               <w:rPr>
                 <w:sz w:val="20"/>
@@ -274,6 +278,7 @@
               </w:rPr>
               <w:t>{{</w:t>
             </w:r>
+            <w:proofErr w:type="spellStart"/>
             <w:r>
               <w:rPr>
                 <w:sz w:val="20"/>
@@ -281,6 +286,7 @@
               </w:rPr>
               <w:t>device_type</w:t>
             </w:r>
+            <w:proofErr w:type="spellEnd"/>
             <w:r>
               <w:rPr>
                 <w:sz w:val="20"/>
@@ -336,7 +342,23 @@
                 <w:sz w:val="20"/>
                 <w:szCs w:val="20"/>
               </w:rPr>
-              <w:t>{{device_oem}}</w:t>
+              <w:t>{{</w:t>
+            </w:r>
+            <w:proofErr w:type="spellStart"/>
+            <w:r>
+              <w:rPr>
+                <w:sz w:val="20"/>
+                <w:szCs w:val="20"/>
+              </w:rPr>
+              <w:t>device_oem</w:t>
+            </w:r>
+            <w:proofErr w:type="spellEnd"/>
+            <w:r>
+              <w:rPr>
+                <w:sz w:val="20"/>
+                <w:szCs w:val="20"/>
+              </w:rPr>
+              <w:t>}}</w:t>
             </w:r>
           </w:p>
         </w:tc>
@@ -382,6 +404,7 @@
               </w:rPr>
               <w:t>{{</w:t>
             </w:r>
+            <w:proofErr w:type="spellStart"/>
             <w:r>
               <w:rPr>
                 <w:sz w:val="20"/>
@@ -389,6 +412,7 @@
               </w:rPr>
               <w:t>device_serial</w:t>
             </w:r>
+            <w:proofErr w:type="spellEnd"/>
             <w:r>
               <w:rPr>
                 <w:sz w:val="20"/>
@@ -444,7 +468,23 @@
                 <w:sz w:val="20"/>
                 <w:szCs w:val="20"/>
               </w:rPr>
-              <w:t>{{device_number}}</w:t>
+              <w:t>{{</w:t>
+            </w:r>
+            <w:proofErr w:type="spellStart"/>
+            <w:r>
+              <w:rPr>
+                <w:sz w:val="20"/>
+                <w:szCs w:val="20"/>
+              </w:rPr>
+              <w:t>device_number</w:t>
+            </w:r>
+            <w:proofErr w:type="spellEnd"/>
+            <w:r>
+              <w:rPr>
+                <w:sz w:val="20"/>
+                <w:szCs w:val="20"/>
+              </w:rPr>
+              <w:t>}}</w:t>
             </w:r>
           </w:p>
         </w:tc>
@@ -498,6 +538,7 @@
               </w:rPr>
               <w:t>{{</w:t>
             </w:r>
+            <w:proofErr w:type="spellStart"/>
             <w:r>
               <w:rPr>
                 <w:sz w:val="20"/>
@@ -505,6 +546,7 @@
               </w:rPr>
               <w:t>device_qr</w:t>
             </w:r>
+            <w:proofErr w:type="spellEnd"/>
             <w:r>
               <w:rPr>
                 <w:sz w:val="20"/>
@@ -553,7 +595,15 @@
                 <w:sz w:val="20"/>
                 <w:szCs w:val="20"/>
               </w:rPr>
-              <w:t>{{device_</w:t>
+              <w:t>{{</w:t>
+            </w:r>
+            <w:proofErr w:type="spellStart"/>
+            <w:r>
+              <w:rPr>
+                <w:sz w:val="20"/>
+                <w:szCs w:val="20"/>
+              </w:rPr>
+              <w:t>device_</w:t>
             </w:r>
             <w:r>
               <w:rPr>
@@ -563,6 +613,7 @@
               </w:rPr>
               <w:t>site</w:t>
             </w:r>
+            <w:proofErr w:type="spellEnd"/>
             <w:r>
               <w:rPr>
                 <w:sz w:val="20"/>
@@ -619,7 +670,7 @@
     </w:p>
     <w:tbl>
       <w:tblPr>
-        <w:tblStyle w:val="TableGrid"/>
+        <w:tblStyle w:val="a3"/>
         <w:tblW w:w="10627" w:type="dxa"/>
         <w:tblLook w:val="04A0" w:firstRow="1" w:lastRow="0" w:firstColumn="1" w:lastColumn="0" w:noHBand="0" w:noVBand="1"/>
       </w:tblPr>
@@ -682,6 +733,7 @@
               </w:rPr>
               <w:t>{{</w:t>
             </w:r>
+            <w:proofErr w:type="spellStart"/>
             <w:r>
               <w:rPr>
                 <w:rFonts w:ascii="宋体" w:eastAsia="宋体" w:hAnsi="宋体" w:cs="宋体"/>
@@ -690,6 +742,7 @@
               </w:rPr>
               <w:t>maintenance_number</w:t>
             </w:r>
+            <w:proofErr w:type="spellEnd"/>
             <w:r>
               <w:rPr>
                 <w:rFonts w:ascii="宋体" w:eastAsia="宋体" w:hAnsi="宋体" w:cs="宋体"/>
@@ -744,7 +797,25 @@
                 <w:sz w:val="20"/>
                 <w:szCs w:val="20"/>
               </w:rPr>
-              <w:t>{{maintenance_creator}}</w:t>
+              <w:t>{{</w:t>
+            </w:r>
+            <w:proofErr w:type="spellStart"/>
+            <w:r>
+              <w:rPr>
+                <w:rFonts w:ascii="宋体" w:eastAsia="宋体" w:hAnsi="宋体" w:cs="宋体"/>
+                <w:sz w:val="20"/>
+                <w:szCs w:val="20"/>
+              </w:rPr>
+              <w:t>maintenance_creator</w:t>
+            </w:r>
+            <w:proofErr w:type="spellEnd"/>
+            <w:r>
+              <w:rPr>
+                <w:rFonts w:ascii="宋体" w:eastAsia="宋体" w:hAnsi="宋体" w:cs="宋体"/>
+                <w:sz w:val="20"/>
+                <w:szCs w:val="20"/>
+              </w:rPr>
+              <w:t>}}</w:t>
             </w:r>
           </w:p>
         </w:tc>
@@ -794,7 +865,25 @@
                 <w:sz w:val="20"/>
                 <w:szCs w:val="20"/>
               </w:rPr>
-              <w:t>{{maintenance_level}}</w:t>
+              <w:t>{{</w:t>
+            </w:r>
+            <w:proofErr w:type="spellStart"/>
+            <w:r>
+              <w:rPr>
+                <w:rFonts w:ascii="宋体" w:eastAsia="宋体" w:hAnsi="宋体" w:cs="宋体"/>
+                <w:sz w:val="20"/>
+                <w:szCs w:val="20"/>
+              </w:rPr>
+              <w:t>maintenance_level</w:t>
+            </w:r>
+            <w:proofErr w:type="spellEnd"/>
+            <w:r>
+              <w:rPr>
+                <w:rFonts w:ascii="宋体" w:eastAsia="宋体" w:hAnsi="宋体" w:cs="宋体"/>
+                <w:sz w:val="20"/>
+                <w:szCs w:val="20"/>
+              </w:rPr>
+              <w:t>}}</w:t>
             </w:r>
           </w:p>
         </w:tc>
@@ -842,7 +931,25 @@
                 <w:sz w:val="20"/>
                 <w:szCs w:val="20"/>
               </w:rPr>
-              <w:t>{{maintenance_type}}</w:t>
+              <w:t>{{</w:t>
+            </w:r>
+            <w:proofErr w:type="spellStart"/>
+            <w:r>
+              <w:rPr>
+                <w:rFonts w:ascii="宋体" w:eastAsia="宋体" w:hAnsi="宋体" w:cs="宋体"/>
+                <w:sz w:val="20"/>
+                <w:szCs w:val="20"/>
+              </w:rPr>
+              <w:t>maintenance_type</w:t>
+            </w:r>
+            <w:proofErr w:type="spellEnd"/>
+            <w:r>
+              <w:rPr>
+                <w:rFonts w:ascii="宋体" w:eastAsia="宋体" w:hAnsi="宋体" w:cs="宋体"/>
+                <w:sz w:val="20"/>
+                <w:szCs w:val="20"/>
+              </w:rPr>
+              <w:t>}}</w:t>
             </w:r>
           </w:p>
         </w:tc>
@@ -892,7 +999,25 @@
                 <w:sz w:val="20"/>
                 <w:szCs w:val="20"/>
               </w:rPr>
-              <w:t>{{maintenance_plan_time}}</w:t>
+              <w:t>{{</w:t>
+            </w:r>
+            <w:proofErr w:type="spellStart"/>
+            <w:r>
+              <w:rPr>
+                <w:rFonts w:ascii="宋体" w:eastAsia="宋体" w:hAnsi="宋体" w:cs="宋体"/>
+                <w:sz w:val="20"/>
+                <w:szCs w:val="20"/>
+              </w:rPr>
+              <w:t>maintenance_plan_time</w:t>
+            </w:r>
+            <w:proofErr w:type="spellEnd"/>
+            <w:r>
+              <w:rPr>
+                <w:rFonts w:ascii="宋体" w:eastAsia="宋体" w:hAnsi="宋体" w:cs="宋体"/>
+                <w:sz w:val="20"/>
+                <w:szCs w:val="20"/>
+              </w:rPr>
+              <w:t>}}</w:t>
             </w:r>
           </w:p>
         </w:tc>
@@ -940,7 +1065,25 @@
                 <w:sz w:val="20"/>
                 <w:szCs w:val="20"/>
               </w:rPr>
-              <w:t>{{maintenance_complete_time}}</w:t>
+              <w:t>{{</w:t>
+            </w:r>
+            <w:proofErr w:type="spellStart"/>
+            <w:r>
+              <w:rPr>
+                <w:rFonts w:ascii="宋体" w:eastAsia="宋体" w:hAnsi="宋体" w:cs="宋体"/>
+                <w:sz w:val="20"/>
+                <w:szCs w:val="20"/>
+              </w:rPr>
+              <w:t>maintenance_complete_time</w:t>
+            </w:r>
+            <w:proofErr w:type="spellEnd"/>
+            <w:r>
+              <w:rPr>
+                <w:rFonts w:ascii="宋体" w:eastAsia="宋体" w:hAnsi="宋体" w:cs="宋体"/>
+                <w:sz w:val="20"/>
+                <w:szCs w:val="20"/>
+              </w:rPr>
+              <w:t>}}</w:t>
             </w:r>
           </w:p>
         </w:tc>
@@ -994,7 +1137,23 @@
                 <w:sz w:val="20"/>
                 <w:szCs w:val="20"/>
               </w:rPr>
-              <w:t>{{maintenance_op}}</w:t>
+              <w:t>{{</w:t>
+            </w:r>
+            <w:proofErr w:type="spellStart"/>
+            <w:r>
+              <w:rPr>
+                <w:sz w:val="20"/>
+                <w:szCs w:val="20"/>
+              </w:rPr>
+              <w:t>maintenance_op</w:t>
+            </w:r>
+            <w:proofErr w:type="spellEnd"/>
+            <w:r>
+              <w:rPr>
+                <w:sz w:val="20"/>
+                <w:szCs w:val="20"/>
+              </w:rPr>
+              <w:t>}}</w:t>
             </w:r>
           </w:p>
         </w:tc>
@@ -1024,7 +1183,25 @@
                 <w:sz w:val="20"/>
                 <w:szCs w:val="20"/>
               </w:rPr>
-              <w:t>{{maintenance_op_time}}</w:t>
+              <w:t>{{</w:t>
+            </w:r>
+            <w:proofErr w:type="spellStart"/>
+            <w:r>
+              <w:rPr>
+                <w:rFonts w:hint="eastAsia"/>
+                <w:sz w:val="20"/>
+                <w:szCs w:val="20"/>
+              </w:rPr>
+              <w:t>maintenance_op_time</w:t>
+            </w:r>
+            <w:proofErr w:type="spellEnd"/>
+            <w:r>
+              <w:rPr>
+                <w:rFonts w:hint="eastAsia"/>
+                <w:sz w:val="20"/>
+                <w:szCs w:val="20"/>
+              </w:rPr>
+              <w:t>}}</w:t>
             </w:r>
           </w:p>
         </w:tc>
@@ -1260,7 +1437,23 @@
                 <w:sz w:val="20"/>
                 <w:szCs w:val="20"/>
               </w:rPr>
-              <w:t>{{maintenance_result}}</w:t>
+              <w:t>{{</w:t>
+            </w:r>
+            <w:proofErr w:type="spellStart"/>
+            <w:r>
+              <w:rPr>
+                <w:sz w:val="20"/>
+                <w:szCs w:val="20"/>
+              </w:rPr>
+              <w:t>maintenance_result</w:t>
+            </w:r>
+            <w:proofErr w:type="spellEnd"/>
+            <w:r>
+              <w:rPr>
+                <w:sz w:val="20"/>
+                <w:szCs w:val="20"/>
+              </w:rPr>
+              <w:t>}}</w:t>
             </w:r>
           </w:p>
         </w:tc>
@@ -1293,7 +1486,7 @@
     </w:p>
     <w:tbl>
       <w:tblPr>
-        <w:tblStyle w:val="TableGrid"/>
+        <w:tblStyle w:val="a3"/>
         <w:tblW w:w="0" w:type="auto"/>
         <w:tblLook w:val="04A0" w:firstRow="1" w:lastRow="0" w:firstColumn="1" w:lastColumn="0" w:noHBand="0" w:noVBand="1"/>
       </w:tblPr>
@@ -1458,9 +1651,11 @@
             <w:r>
               <w:t>{{</w:t>
             </w:r>
+            <w:proofErr w:type="spellStart"/>
             <w:r>
               <w:t>accessory_information</w:t>
             </w:r>
+            <w:proofErr w:type="spellEnd"/>
             <w:r>
               <w:t>}}</w:t>
             </w:r>
@@ -1473,10 +1668,26 @@
         <w:jc w:val="right"/>
       </w:pPr>
       <w:r>
-        <w:t>{{accessory_signature_place_holder}}</w:t>
-      </w:r>
-      <w:r>
-        <w:t>{{accessory_signature}}</w:t>
+        <w:t>{{</w:t>
+      </w:r>
+      <w:proofErr w:type="spellStart"/>
+      <w:r>
+        <w:t>accessory_signature_place_holder</w:t>
+      </w:r>
+      <w:proofErr w:type="spellEnd"/>
+      <w:r>
+        <w:t>}}</w:t>
+      </w:r>
+      <w:r>
+        <w:t>{{</w:t>
+      </w:r>
+      <w:proofErr w:type="spellStart"/>
+      <w:r>
+        <w:t>accessory_signature</w:t>
+      </w:r>
+      <w:proofErr w:type="spellEnd"/>
+      <w:r>
+        <w:t>}}</w:t>
       </w:r>
     </w:p>
     <w:p>
@@ -1515,7 +1726,7 @@
     </w:p>
     <w:tbl>
       <w:tblPr>
-        <w:tblStyle w:val="TableGrid"/>
+        <w:tblStyle w:val="a3"/>
         <w:tblW w:w="0" w:type="auto"/>
         <w:tblLook w:val="04A0" w:firstRow="1" w:lastRow="0" w:firstColumn="1" w:lastColumn="0" w:noHBand="0" w:noVBand="1"/>
       </w:tblPr>
@@ -1615,7 +1826,15 @@
           </w:tcPr>
           <w:p>
             <w:r>
-              <w:t>{{maintenance_workflow}}</w:t>
+              <w:t>{{</w:t>
+            </w:r>
+            <w:proofErr w:type="spellStart"/>
+            <w:r>
+              <w:t>maintenance_workflow</w:t>
+            </w:r>
+            <w:proofErr w:type="spellEnd"/>
+            <w:r>
+              <w:t>}}</w:t>
             </w:r>
           </w:p>
         </w:tc>
@@ -1652,7 +1871,7 @@
     </w:p>
     <w:tbl>
       <w:tblPr>
-        <w:tblStyle w:val="TableGrid"/>
+        <w:tblStyle w:val="a3"/>
         <w:tblW w:w="0" w:type="auto"/>
         <w:tblLook w:val="04A0" w:firstRow="1" w:lastRow="0" w:firstColumn="1" w:lastColumn="0" w:noHBand="0" w:noVBand="1"/>
       </w:tblPr>
@@ -1731,7 +1950,15 @@
           </w:tcPr>
           <w:p>
             <w:r>
-              <w:t>{{audit_records}}</w:t>
+              <w:t>{{</w:t>
+            </w:r>
+            <w:proofErr w:type="spellStart"/>
+            <w:r>
+              <w:t>audit_records</w:t>
+            </w:r>
+            <w:proofErr w:type="spellEnd"/>
+            <w:r>
+              <w:t>}}</w:t>
             </w:r>
           </w:p>
         </w:tc>
@@ -1769,7 +1996,7 @@
     </w:p>
     <w:tbl>
       <w:tblPr>
-        <w:tblStyle w:val="TableGrid"/>
+        <w:tblStyle w:val="a3"/>
         <w:tblW w:w="0" w:type="auto"/>
         <w:tblLook w:val="04A0" w:firstRow="1" w:lastRow="0" w:firstColumn="1" w:lastColumn="0" w:noHBand="0" w:noVBand="1"/>
       </w:tblPr>
@@ -1869,7 +2096,15 @@
           </w:tcPr>
           <w:p>
             <w:r>
-              <w:t>{{check_list}}</w:t>
+              <w:t>{{</w:t>
+            </w:r>
+            <w:proofErr w:type="spellStart"/>
+            <w:r>
+              <w:t>check_list</w:t>
+            </w:r>
+            <w:proofErr w:type="spellEnd"/>
+            <w:r>
+              <w:t>}}</w:t>
             </w:r>
           </w:p>
         </w:tc>
@@ -2073,614 +2308,546 @@
     </w:p>
     <w:p>
       <w:pPr>
-        <w:jc w:val="right"/>
-      </w:pPr>
-      <w:r>
-        <w:t>{{ack_signature_place_holder}}{{ack_signature}}</w:t>
-      </w:r>
-    </w:p>
-    <w:p>
-      <w:pPr>
-        <w:jc w:val="right"/>
-      </w:pPr>
-      <w:bookmarkStart w:id="2" w:name="OLE_LINK1"/>
-      <w:r>
-        <w:t>{{wc_signature_place_holder}}{{wc_signature}}</w:t>
-      </w:r>
-    </w:p>
-    <w:p>
-      <w:pPr>
-        <w:jc w:val="right"/>
-      </w:pPr>
-      <w:bookmarkStart w:id="3" w:name="OLE_LINK3"/>
+        <w:jc w:val="center"/>
+        <w:rPr>
+          <w:rFonts w:ascii="微软雅黑" w:eastAsia="微软雅黑" w:hAnsi="微软雅黑"/>
+          <w:sz w:val="24"/>
+          <w:szCs w:val="24"/>
+        </w:rPr>
+      </w:pPr>
+      <w:r>
+        <w:rPr>
+          <w:rFonts w:ascii="微软雅黑" w:eastAsia="微软雅黑" w:hAnsi="微软雅黑" w:hint="eastAsia"/>
+          <w:sz w:val="24"/>
+          <w:szCs w:val="24"/>
+        </w:rPr>
+        <w:t>保养前照片</w:t>
+      </w:r>
+    </w:p>
+    <w:p>
+      <w:pPr>
+        <w:jc w:val="center"/>
+        <w:rPr>
+          <w:rFonts w:ascii="微软雅黑" w:eastAsia="微软雅黑" w:hAnsi="微软雅黑"/>
+          <w:sz w:val="24"/>
+          <w:szCs w:val="24"/>
+        </w:rPr>
+      </w:pPr>
       <w:r>
         <w:t>{{</w:t>
       </w:r>
-      <w:bookmarkStart w:id="4" w:name="OLE_LINK2"/>
-      <w:bookmarkStart w:id="5" w:name="OLE_LINK5"/>
-      <w:bookmarkStart w:id="6" w:name="OLE_LINK8"/>
+      <w:bookmarkStart w:id="2" w:name="OLE_LINK12"/>
+      <w:r>
+        <w:t>pm_pre</w:t>
+      </w:r>
       <w:r>
         <w:rPr>
           <w:rFonts w:hint="eastAsia"/>
         </w:rPr>
+        <w:t>_</w:t>
+      </w:r>
+      <w:r>
+        <w:t>picture0</w:t>
+      </w:r>
+      <w:bookmarkEnd w:id="2"/>
+      <w:r>
+        <w:t>}}</w:t>
+      </w:r>
+    </w:p>
+    <w:p>
+      <w:pPr>
+        <w:jc w:val="center"/>
+        <w:rPr>
+          <w:rFonts w:ascii="微软雅黑" w:eastAsia="微软雅黑" w:hAnsi="微软雅黑"/>
+          <w:sz w:val="24"/>
+          <w:szCs w:val="24"/>
+        </w:rPr>
+      </w:pPr>
+      <w:r>
+        <w:t>{{pm_pre_picture1}}</w:t>
+      </w:r>
+    </w:p>
+    <w:p>
+      <w:pPr>
+        <w:jc w:val="center"/>
+        <w:rPr>
+          <w:rFonts w:ascii="微软雅黑" w:eastAsia="微软雅黑" w:hAnsi="微软雅黑"/>
+          <w:sz w:val="24"/>
+          <w:szCs w:val="24"/>
+        </w:rPr>
+      </w:pPr>
+      <w:r>
+        <w:t>{{pm_pre_picture2}}</w:t>
+      </w:r>
+    </w:p>
+    <w:p>
+      <w:pPr>
+        <w:jc w:val="center"/>
+        <w:rPr>
+          <w:rFonts w:ascii="微软雅黑" w:eastAsia="微软雅黑" w:hAnsi="微软雅黑"/>
+          <w:sz w:val="24"/>
+          <w:szCs w:val="24"/>
+        </w:rPr>
+      </w:pPr>
+      <w:r>
+        <w:t>{{pm_pre_picture3}}</w:t>
+      </w:r>
+    </w:p>
+    <w:p>
+      <w:pPr>
+        <w:jc w:val="center"/>
+        <w:rPr>
+          <w:rFonts w:ascii="微软雅黑" w:eastAsia="微软雅黑" w:hAnsi="微软雅黑"/>
+          <w:sz w:val="24"/>
+          <w:szCs w:val="24"/>
+        </w:rPr>
+      </w:pPr>
+      <w:bookmarkStart w:id="3" w:name="OLE_LINK10"/>
+      <w:r>
+        <w:t>{{pm_pre_picture4}}</w:t>
+      </w:r>
+    </w:p>
+    <w:bookmarkEnd w:id="3"/>
+    <w:p>
+      <w:pPr>
+        <w:jc w:val="center"/>
+        <w:rPr>
+          <w:rFonts w:ascii="微软雅黑" w:eastAsia="微软雅黑" w:hAnsi="微软雅黑"/>
+          <w:sz w:val="24"/>
+          <w:szCs w:val="24"/>
+        </w:rPr>
+      </w:pPr>
+      <w:r>
+        <w:rPr>
+          <w:rFonts w:ascii="微软雅黑" w:eastAsia="微软雅黑" w:hAnsi="微软雅黑" w:hint="eastAsia"/>
+          <w:sz w:val="24"/>
+          <w:szCs w:val="24"/>
+        </w:rPr>
+        <w:t>保养后照片</w:t>
+      </w:r>
+    </w:p>
+    <w:p>
+      <w:pPr>
+        <w:jc w:val="center"/>
+        <w:rPr>
+          <w:rFonts w:ascii="微软雅黑" w:eastAsia="微软雅黑" w:hAnsi="微软雅黑"/>
+          <w:sz w:val="24"/>
+          <w:szCs w:val="24"/>
+        </w:rPr>
+      </w:pPr>
+      <w:bookmarkStart w:id="4" w:name="OLE_LINK11"/>
+      <w:r>
+        <w:t>{{pm_after_picture0}}</w:t>
+      </w:r>
+    </w:p>
+    <w:bookmarkEnd w:id="4"/>
+    <w:p>
+      <w:pPr>
+        <w:jc w:val="center"/>
+        <w:rPr>
+          <w:rFonts w:ascii="微软雅黑" w:eastAsia="微软雅黑" w:hAnsi="微软雅黑"/>
+          <w:sz w:val="24"/>
+          <w:szCs w:val="24"/>
+        </w:rPr>
+      </w:pPr>
+      <w:r>
+        <w:t>{{pm_after_picture1}}</w:t>
+      </w:r>
+    </w:p>
+    <w:p>
+      <w:pPr>
+        <w:jc w:val="center"/>
+        <w:rPr>
+          <w:rFonts w:ascii="微软雅黑" w:eastAsia="微软雅黑" w:hAnsi="微软雅黑"/>
+          <w:sz w:val="24"/>
+          <w:szCs w:val="24"/>
+        </w:rPr>
+      </w:pPr>
+      <w:r>
+        <w:t>{{pm_after_picture2}}</w:t>
+      </w:r>
+    </w:p>
+    <w:p>
+      <w:pPr>
+        <w:jc w:val="center"/>
+        <w:rPr>
+          <w:rFonts w:ascii="微软雅黑" w:eastAsia="微软雅黑" w:hAnsi="微软雅黑"/>
+          <w:sz w:val="24"/>
+          <w:szCs w:val="24"/>
+        </w:rPr>
+      </w:pPr>
+      <w:r>
+        <w:t>{{pm_after_picture3}}</w:t>
+      </w:r>
+    </w:p>
+    <w:p>
+      <w:pPr>
+        <w:jc w:val="center"/>
+        <w:rPr>
+          <w:rFonts w:ascii="微软雅黑" w:eastAsia="微软雅黑" w:hAnsi="微软雅黑"/>
+          <w:sz w:val="24"/>
+          <w:szCs w:val="24"/>
+        </w:rPr>
+      </w:pPr>
+      <w:r>
+        <w:t>{{pm_after_picture4}}</w:t>
+      </w:r>
+    </w:p>
+    <w:p>
+      <w:pPr>
+        <w:jc w:val="center"/>
+        <w:rPr>
+          <w:rFonts w:ascii="微软雅黑" w:eastAsia="微软雅黑" w:hAnsi="微软雅黑"/>
+          <w:sz w:val="24"/>
+          <w:szCs w:val="24"/>
+        </w:rPr>
+      </w:pPr>
+    </w:p>
+    <w:p>
+      <w:pPr>
+        <w:jc w:val="right"/>
+      </w:pPr>
+      <w:r>
+        <w:t>{{</w:t>
+      </w:r>
+      <w:proofErr w:type="spellStart"/>
+      <w:r>
+        <w:t>ack_signature_place_holder</w:t>
+      </w:r>
+      <w:proofErr w:type="spellEnd"/>
+      <w:r>
+        <w:t>}}{{</w:t>
+      </w:r>
+      <w:proofErr w:type="spellStart"/>
+      <w:r>
+        <w:t>ack_signature</w:t>
+      </w:r>
+      <w:proofErr w:type="spellEnd"/>
+      <w:r>
+        <w:t>}}</w:t>
+      </w:r>
+    </w:p>
+    <w:p>
+      <w:pPr>
+        <w:jc w:val="right"/>
+      </w:pPr>
+      <w:bookmarkStart w:id="5" w:name="OLE_LINK1"/>
+      <w:r>
+        <w:t>{{</w:t>
+      </w:r>
+      <w:proofErr w:type="spellStart"/>
+      <w:r>
+        <w:t>wc_signature_place_holder</w:t>
+      </w:r>
+      <w:proofErr w:type="spellEnd"/>
+      <w:r>
+        <w:t>}}{{</w:t>
+      </w:r>
+      <w:proofErr w:type="spellStart"/>
+      <w:r>
+        <w:t>wc_signature</w:t>
+      </w:r>
+      <w:proofErr w:type="spellEnd"/>
+      <w:r>
+        <w:t>}}</w:t>
+      </w:r>
+    </w:p>
+    <w:p>
+      <w:pPr>
+        <w:jc w:val="right"/>
+      </w:pPr>
+      <w:bookmarkStart w:id="6" w:name="OLE_LINK3"/>
+      <w:r>
+        <w:t>{{</w:t>
+      </w:r>
+      <w:bookmarkStart w:id="7" w:name="OLE_LINK2"/>
+      <w:bookmarkStart w:id="8" w:name="OLE_LINK8"/>
+      <w:bookmarkStart w:id="9" w:name="OLE_LINK5"/>
+      <w:r>
+        <w:rPr>
+          <w:rFonts w:hint="eastAsia"/>
+        </w:rPr>
         <w:t>pm</w:t>
       </w:r>
       <w:r>
         <w:t>_picture</w:t>
       </w:r>
-      <w:bookmarkEnd w:id="4"/>
+      <w:bookmarkEnd w:id="7"/>
       <w:r>
         <w:t>_holder</w:t>
       </w:r>
+      <w:bookmarkEnd w:id="8"/>
+      <w:r>
+        <w:t>0</w:t>
+      </w:r>
+      <w:bookmarkEnd w:id="9"/>
+      <w:r>
+        <w:t>}}{{</w:t>
+      </w:r>
+      <w:r>
+        <w:rPr>
+          <w:rFonts w:hint="eastAsia"/>
+        </w:rPr>
+        <w:t>pm</w:t>
+      </w:r>
+      <w:r>
+        <w:t>_picture0</w:t>
+      </w:r>
+      <w:r>
+        <w:t>}}</w:t>
+      </w:r>
+    </w:p>
+    <w:p>
+      <w:pPr>
+        <w:jc w:val="right"/>
+      </w:pPr>
+      <w:r>
+        <w:t>{{pm_picture_holder1}}{{pm_picture1}}</w:t>
+      </w:r>
+    </w:p>
+    <w:p>
+      <w:pPr>
+        <w:jc w:val="right"/>
+      </w:pPr>
+      <w:r>
+        <w:t>{{pm_picture_holder2}}{{pm_picture2}}</w:t>
+      </w:r>
+    </w:p>
+    <w:p>
+      <w:pPr>
+        <w:jc w:val="right"/>
+      </w:pPr>
+      <w:r>
+        <w:t>{{pm_picture_holder3}}{{pm_picture3}}</w:t>
+      </w:r>
+    </w:p>
+    <w:p>
+      <w:pPr>
+        <w:jc w:val="right"/>
+      </w:pPr>
+      <w:r>
+        <w:t>{{pm_picture_holder4}}{{pm_picture4}}</w:t>
+      </w:r>
+    </w:p>
+    <w:p>
+      <w:pPr>
+        <w:jc w:val="right"/>
+      </w:pPr>
+      <w:r>
+        <w:t>{{pm_picture_holder5}}{{pm_picture5}}</w:t>
+      </w:r>
+    </w:p>
+    <w:p>
+      <w:pPr>
+        <w:jc w:val="right"/>
+      </w:pPr>
+      <w:r>
+        <w:t>{{pm_picture_holder6}}{{pm_picture6}}</w:t>
+      </w:r>
+    </w:p>
+    <w:p>
+      <w:pPr>
+        <w:jc w:val="right"/>
+      </w:pPr>
+      <w:r>
+        <w:t>{{pm_picture_holder7}}{{pm_picture7}}</w:t>
+      </w:r>
+    </w:p>
+    <w:p>
+      <w:pPr>
+        <w:jc w:val="right"/>
+      </w:pPr>
+      <w:r>
+        <w:lastRenderedPageBreak/>
+        <w:t>{{pm_picture_holder8}}{{pm_picture8}}</w:t>
+      </w:r>
+    </w:p>
+    <w:p>
+      <w:pPr>
+        <w:jc w:val="right"/>
+      </w:pPr>
+      <w:r>
+        <w:t>{{pm_picture_holder9}}{{pm_picture9}}</w:t>
+      </w:r>
+    </w:p>
+    <w:p>
+      <w:pPr>
+        <w:jc w:val="right"/>
+      </w:pPr>
+      <w:r>
+        <w:t>{{pm_picture_holder10}}{{pm_picture10}}</w:t>
+      </w:r>
+    </w:p>
+    <w:p>
+      <w:pPr>
+        <w:jc w:val="right"/>
+      </w:pPr>
+      <w:r>
+        <w:t>{{pm_picture_holder11}}{{pm_picture11}}</w:t>
+      </w:r>
+    </w:p>
+    <w:p>
+      <w:pPr>
+        <w:jc w:val="right"/>
+      </w:pPr>
+      <w:r>
+        <w:t>{{pm_picture_holder12}}{{pm_picture12}}</w:t>
+      </w:r>
+    </w:p>
+    <w:p>
+      <w:pPr>
+        <w:jc w:val="right"/>
+      </w:pPr>
+      <w:r>
+        <w:t>{{pm_picture_holder13}}{{pm_picture13}}</w:t>
+      </w:r>
+    </w:p>
+    <w:p>
+      <w:pPr>
+        <w:jc w:val="right"/>
+      </w:pPr>
+      <w:r>
+        <w:t>{{pm_picture_holder14}}{{pm_picture14}}</w:t>
+      </w:r>
+    </w:p>
+    <w:p>
+      <w:pPr>
+        <w:jc w:val="right"/>
+      </w:pPr>
+      <w:r>
+        <w:t>{{pm_picture_holder15}}{{pm_picture15}}</w:t>
+      </w:r>
+    </w:p>
+    <w:p>
+      <w:pPr>
+        <w:jc w:val="right"/>
+      </w:pPr>
+      <w:r>
+        <w:t>{{pm_picture_holder16}}{{pm_picture16}}</w:t>
+      </w:r>
+    </w:p>
+    <w:p>
+      <w:pPr>
+        <w:jc w:val="right"/>
+      </w:pPr>
+      <w:r>
+        <w:t>{{pm_picture_holder17}}{{pm_picture17}}</w:t>
+      </w:r>
+    </w:p>
+    <w:p>
+      <w:pPr>
+        <w:jc w:val="right"/>
+      </w:pPr>
+      <w:r>
+        <w:t>{{pm_picture_holder18}}{{pm_picture18}}</w:t>
+      </w:r>
+    </w:p>
+    <w:p>
+      <w:pPr>
+        <w:jc w:val="right"/>
+      </w:pPr>
+      <w:r>
+        <w:t>{{pm_picture_holder19}}{{pm_picture19}}</w:t>
+      </w:r>
+    </w:p>
+    <w:p>
+      <w:pPr>
+        <w:jc w:val="right"/>
+      </w:pPr>
+      <w:r>
+        <w:t>{{pm_picture_holder20}}{{pm_picture20}}</w:t>
+      </w:r>
+    </w:p>
+    <w:p>
+      <w:pPr>
+        <w:jc w:val="right"/>
+      </w:pPr>
+      <w:r>
+        <w:t>{{pm_picture_holder21}}{{pm_picture21}}</w:t>
+      </w:r>
+    </w:p>
+    <w:p>
+      <w:pPr>
+        <w:jc w:val="right"/>
+      </w:pPr>
+      <w:r>
+        <w:t>{{pm_picture_holder22}}{{pm_picture22}}</w:t>
+      </w:r>
+    </w:p>
+    <w:p>
+      <w:pPr>
+        <w:jc w:val="right"/>
+      </w:pPr>
+      <w:r>
+        <w:t>{{pm_picture_holder23}}{{pm_picture23}}</w:t>
+      </w:r>
+    </w:p>
+    <w:p>
+      <w:pPr>
+        <w:jc w:val="right"/>
+      </w:pPr>
+      <w:r>
+        <w:t>{{pm_picture_holder24}}{{pm_picture24}}</w:t>
+      </w:r>
+    </w:p>
+    <w:p>
+      <w:pPr>
+        <w:jc w:val="right"/>
+      </w:pPr>
+      <w:r>
+        <w:t>{{pm_picture_holder25}}{{pm_picture25}}</w:t>
+      </w:r>
+    </w:p>
+    <w:p>
+      <w:pPr>
+        <w:jc w:val="right"/>
+      </w:pPr>
+      <w:r>
+        <w:t>{{pm_picture_holder26}}{{pm_picture26}}</w:t>
+      </w:r>
+    </w:p>
+    <w:p>
+      <w:pPr>
+        <w:jc w:val="right"/>
+      </w:pPr>
+      <w:r>
+        <w:t>{{pm_picture_holder27}}{{pm_picture27}}</w:t>
+      </w:r>
+    </w:p>
+    <w:p>
+      <w:pPr>
+        <w:jc w:val="right"/>
+      </w:pPr>
+      <w:r>
+        <w:t>{{pm_picture_holder28}}{{pm_picture</w:t>
+      </w:r>
+      <w:r>
+        <w:t>2</w:t>
+      </w:r>
+      <w:r>
+        <w:t>8}}</w:t>
+      </w:r>
+    </w:p>
+    <w:p>
+      <w:pPr>
+        <w:jc w:val="right"/>
+      </w:pPr>
+      <w:r>
+        <w:t>{{pm_picture_holder29}}{{pm_picture29}}</w:t>
+      </w:r>
+    </w:p>
+    <w:p>
+      <w:pPr>
+        <w:jc w:val="right"/>
+      </w:pPr>
+    </w:p>
+    <w:p>
+      <w:pPr>
+        <w:jc w:val="right"/>
+      </w:pPr>
+      <w:bookmarkStart w:id="10" w:name="OLE_LINK4"/>
       <w:bookmarkEnd w:id="6"/>
       <w:r>
-        <w:t>0</w:t>
-      </w:r>
-      <w:bookmarkEnd w:id="5"/>
-      <w:r>
-        <w:t>}}{{</w:t>
-      </w:r>
-      <w:r>
-        <w:rPr>
-          <w:rFonts w:hint="eastAsia"/>
-        </w:rPr>
-        <w:t>pm</w:t>
-      </w:r>
-      <w:r>
-        <w:t>_picture0</w:t>
-      </w:r>
-      <w:r>
-        <w:t>}}</w:t>
-      </w:r>
-    </w:p>
-    <w:p>
-      <w:pPr>
-        <w:jc w:val="right"/>
-      </w:pPr>
-      <w:r>
-        <w:t>{{pm_picture_holder1}}{{pm_picture1}}</w:t>
-      </w:r>
-    </w:p>
-    <w:p>
-      <w:pPr>
-        <w:jc w:val="right"/>
-      </w:pPr>
-      <w:r>
-        <w:t>{{pm_picture_holder2}}{{pm_picture2}}</w:t>
-      </w:r>
-    </w:p>
-    <w:p>
-      <w:pPr>
-        <w:jc w:val="right"/>
-      </w:pPr>
-      <w:r>
-        <w:t>{{pm_picture_holder3}}{{pm_picture3}}</w:t>
-      </w:r>
-    </w:p>
-    <w:p>
-      <w:pPr>
-        <w:jc w:val="right"/>
-      </w:pPr>
-      <w:r>
-        <w:t>{{pm_picture_holder4}}{{pm_picture4}}</w:t>
-      </w:r>
-    </w:p>
-    <w:p>
-      <w:pPr>
-        <w:jc w:val="right"/>
-      </w:pPr>
-      <w:r>
-        <w:t>{{pm_picture_holder</w:t>
-      </w:r>
-      <w:r>
-        <w:t>5</w:t>
-      </w:r>
-      <w:r>
-        <w:t>}}{{pm_picture</w:t>
-      </w:r>
-      <w:r>
-        <w:t>5</w:t>
-      </w:r>
-      <w:r>
-        <w:t>}}</w:t>
-      </w:r>
-    </w:p>
-    <w:p>
-      <w:pPr>
-        <w:jc w:val="right"/>
-      </w:pPr>
-      <w:r>
-        <w:t>{{pm_picture_holder</w:t>
-      </w:r>
-      <w:r>
-        <w:t>6</w:t>
-      </w:r>
-      <w:r>
-        <w:t>}}{{pm_picture</w:t>
-      </w:r>
-      <w:r>
-        <w:t>6</w:t>
-      </w:r>
-      <w:r>
-        <w:t>}}</w:t>
-      </w:r>
-    </w:p>
-    <w:p>
-      <w:pPr>
-        <w:jc w:val="right"/>
-      </w:pPr>
-      <w:r>
-        <w:t>{{pm_picture_holder</w:t>
-      </w:r>
-      <w:r>
-        <w:t>7</w:t>
-      </w:r>
-      <w:r>
-        <w:t>}}{{pm_picture</w:t>
-      </w:r>
-      <w:r>
-        <w:t>7</w:t>
-      </w:r>
-      <w:r>
-        <w:t>}}</w:t>
-      </w:r>
-    </w:p>
-    <w:p>
-      <w:pPr>
-        <w:jc w:val="right"/>
-      </w:pPr>
-      <w:r>
-        <w:t>{{pm_picture_holder</w:t>
-      </w:r>
-      <w:r>
-        <w:t>8</w:t>
-      </w:r>
-      <w:r>
-        <w:t>}}{{pm_picture</w:t>
-      </w:r>
-      <w:r>
-        <w:t>8</w:t>
-      </w:r>
-      <w:r>
-        <w:t>}}</w:t>
-      </w:r>
-    </w:p>
-    <w:p>
-      <w:pPr>
-        <w:jc w:val="right"/>
-      </w:pPr>
-      <w:r>
-        <w:t>{{pm_picture_holder</w:t>
-      </w:r>
-      <w:r>
-        <w:t>9</w:t>
-      </w:r>
-      <w:r>
-        <w:t>}}{{pm_picture</w:t>
-      </w:r>
-      <w:r>
-        <w:t>9</w:t>
-      </w:r>
-      <w:r>
-        <w:t>}}</w:t>
-      </w:r>
-    </w:p>
-    <w:p>
-      <w:pPr>
-        <w:jc w:val="right"/>
-      </w:pPr>
-      <w:r>
-        <w:t>{{pm_picture_holder</w:t>
-      </w:r>
-      <w:r>
-        <w:t>10</w:t>
-      </w:r>
-      <w:r>
-        <w:t>}}{{pm_picture</w:t>
-      </w:r>
-      <w:r>
-        <w:t>1</w:t>
-      </w:r>
-      <w:r>
-        <w:t>0}}</w:t>
-      </w:r>
-    </w:p>
-    <w:p>
-      <w:pPr>
-        <w:jc w:val="right"/>
-      </w:pPr>
-      <w:r>
-        <w:t>{{pm_picture_holder1</w:t>
-      </w:r>
-      <w:r>
-        <w:t>1</w:t>
-      </w:r>
-      <w:r>
-        <w:t>}}{{pm_picture</w:t>
-      </w:r>
-      <w:r>
-        <w:t>1</w:t>
-      </w:r>
-      <w:r>
-        <w:t>1}}</w:t>
-      </w:r>
-    </w:p>
-    <w:p>
-      <w:pPr>
-        <w:jc w:val="right"/>
-      </w:pPr>
-      <w:r>
-        <w:t>{{pm_picture_holder</w:t>
-      </w:r>
-      <w:r>
-        <w:t>1</w:t>
-      </w:r>
-      <w:r>
-        <w:t>2}}{{pm_picture</w:t>
-      </w:r>
-      <w:r>
-        <w:t>1</w:t>
-      </w:r>
-      <w:r>
-        <w:t>2}}</w:t>
-      </w:r>
-    </w:p>
-    <w:p>
-      <w:pPr>
-        <w:jc w:val="right"/>
-      </w:pPr>
-      <w:r>
-        <w:t>{{pm_picture_holder</w:t>
-      </w:r>
-      <w:r>
-        <w:t>1</w:t>
-      </w:r>
-      <w:r>
-        <w:t>3}}{{pm_picture</w:t>
-      </w:r>
-      <w:r>
-        <w:t>13</w:t>
-      </w:r>
-      <w:r>
-        <w:t>}}</w:t>
-      </w:r>
-    </w:p>
-    <w:p>
-      <w:pPr>
-        <w:jc w:val="right"/>
-      </w:pPr>
-      <w:r>
-        <w:t>{{pm_picture_holder</w:t>
-      </w:r>
-      <w:r>
-        <w:t>1</w:t>
-      </w:r>
-      <w:r>
-        <w:t>4}}{{pm_picture</w:t>
-      </w:r>
-      <w:r>
-        <w:t>14</w:t>
-      </w:r>
-      <w:r>
-        <w:t>}}</w:t>
-      </w:r>
-    </w:p>
-    <w:p>
-      <w:pPr>
-        <w:jc w:val="right"/>
-      </w:pPr>
-      <w:r>
-        <w:t>{{pm_picture_holder</w:t>
-      </w:r>
-      <w:r>
-        <w:t>15</w:t>
-      </w:r>
-      <w:r>
-        <w:t>}}{{pm_picture</w:t>
-      </w:r>
-      <w:r>
-        <w:t>15</w:t>
-      </w:r>
-      <w:r>
-        <w:t>}}</w:t>
-      </w:r>
-    </w:p>
-    <w:p>
-      <w:pPr>
-        <w:jc w:val="right"/>
-      </w:pPr>
-      <w:r>
-        <w:t>{{pm_picture_holder1</w:t>
-      </w:r>
-      <w:r>
-        <w:t>6</w:t>
-      </w:r>
-      <w:r>
-        <w:t>}}{{pm_picture</w:t>
-      </w:r>
-      <w:r>
-        <w:t>16</w:t>
-      </w:r>
-      <w:r>
-        <w:t>}}</w:t>
-      </w:r>
-    </w:p>
-    <w:p>
-      <w:pPr>
-        <w:jc w:val="right"/>
-      </w:pPr>
-      <w:r>
-        <w:t>{{pm_picture_holder</w:t>
-      </w:r>
-      <w:r>
-        <w:t>17</w:t>
-      </w:r>
-      <w:r>
-        <w:t>}}{{pm_picture</w:t>
-      </w:r>
-      <w:r>
-        <w:t>17</w:t>
-      </w:r>
-      <w:r>
-        <w:t>}}</w:t>
-      </w:r>
-    </w:p>
-    <w:p>
-      <w:pPr>
-        <w:jc w:val="right"/>
-      </w:pPr>
-      <w:r>
-        <w:t>{{pm_picture_holder</w:t>
-      </w:r>
-      <w:r>
-        <w:t>18</w:t>
-      </w:r>
-      <w:r>
-        <w:t>}}{{pm_picture</w:t>
-      </w:r>
-      <w:r>
-        <w:t>18</w:t>
-      </w:r>
-      <w:r>
-        <w:t>}}</w:t>
-      </w:r>
-    </w:p>
-    <w:p>
-      <w:pPr>
-        <w:jc w:val="right"/>
-      </w:pPr>
-      <w:r>
-        <w:t>{{pm_picture_holder</w:t>
-      </w:r>
-      <w:r>
-        <w:t>19</w:t>
-      </w:r>
-      <w:r>
-        <w:t>}}{{pm_picture</w:t>
-      </w:r>
-      <w:r>
-        <w:t>19</w:t>
-      </w:r>
-      <w:r>
-        <w:t>}}</w:t>
-      </w:r>
-    </w:p>
-    <w:p>
-      <w:pPr>
-        <w:jc w:val="right"/>
-      </w:pPr>
-      <w:r>
-        <w:t>{{pm_picture_holder</w:t>
-      </w:r>
-      <w:r>
-        <w:t>20</w:t>
-      </w:r>
-      <w:r>
-        <w:t>}}{{pm_picture</w:t>
-      </w:r>
-      <w:r>
-        <w:t>2</w:t>
-      </w:r>
-      <w:r>
-        <w:t>0}}</w:t>
-      </w:r>
-    </w:p>
-    <w:p>
-      <w:pPr>
-        <w:jc w:val="right"/>
-      </w:pPr>
-      <w:r>
-        <w:t>{{pm_picture_holder</w:t>
-      </w:r>
-      <w:r>
-        <w:t>21</w:t>
-      </w:r>
-      <w:r>
-        <w:t>}}{{pm_picture</w:t>
-      </w:r>
-      <w:r>
-        <w:t>2</w:t>
-      </w:r>
-      <w:r>
-        <w:t>1}}</w:t>
-      </w:r>
-    </w:p>
-    <w:p>
-      <w:pPr>
-        <w:jc w:val="right"/>
-      </w:pPr>
-      <w:r>
-        <w:lastRenderedPageBreak/>
-        <w:t>{{pm_picture_holder2</w:t>
-      </w:r>
-      <w:r>
-        <w:t>2</w:t>
-      </w:r>
-      <w:r>
-        <w:t>}}{{pm_picture</w:t>
-      </w:r>
-      <w:r>
-        <w:t>2</w:t>
-      </w:r>
-      <w:r>
-        <w:t>2}}</w:t>
-      </w:r>
-    </w:p>
-    <w:p>
-      <w:pPr>
-        <w:jc w:val="right"/>
-      </w:pPr>
-      <w:r>
-        <w:t>{{pm_picture_holder</w:t>
-      </w:r>
-      <w:r>
-        <w:t>2</w:t>
-      </w:r>
-      <w:r>
-        <w:t>3}}{{pm_picture</w:t>
-      </w:r>
-      <w:r>
-        <w:t>2</w:t>
-      </w:r>
-      <w:r>
-        <w:t>3}}</w:t>
-      </w:r>
-    </w:p>
-    <w:p>
-      <w:pPr>
-        <w:jc w:val="right"/>
-      </w:pPr>
-      <w:r>
-        <w:t>{{pm_picture_holder</w:t>
-      </w:r>
-      <w:r>
-        <w:t>2</w:t>
-      </w:r>
-      <w:r>
-        <w:t>4}}{{pm_picture</w:t>
-      </w:r>
-      <w:r>
-        <w:t>24</w:t>
-      </w:r>
-      <w:r>
-        <w:t>}}</w:t>
-      </w:r>
-    </w:p>
-    <w:p>
-      <w:pPr>
-        <w:jc w:val="right"/>
-      </w:pPr>
-      <w:r>
-        <w:t>{{pm_picture_holder</w:t>
-      </w:r>
-      <w:r>
-        <w:t>25</w:t>
-      </w:r>
-      <w:r>
-        <w:t>}}{{pm_picture</w:t>
-      </w:r>
-      <w:r>
-        <w:t>25</w:t>
-      </w:r>
-      <w:r>
-        <w:t>}}</w:t>
-      </w:r>
-    </w:p>
-    <w:p>
-      <w:pPr>
-        <w:jc w:val="right"/>
-      </w:pPr>
-      <w:r>
-        <w:t>{{pm_picture_holder</w:t>
-      </w:r>
-      <w:r>
-        <w:t>26</w:t>
-      </w:r>
-      <w:r>
-        <w:t>}}{{pm_picture</w:t>
-      </w:r>
-      <w:r>
-        <w:t>26</w:t>
-      </w:r>
-      <w:r>
-        <w:t>}}</w:t>
-      </w:r>
-    </w:p>
-    <w:p>
-      <w:pPr>
-        <w:jc w:val="right"/>
-      </w:pPr>
-      <w:r>
-        <w:t>{{pm_picture_holder2</w:t>
-      </w:r>
-      <w:r>
-        <w:t>7</w:t>
-      </w:r>
-      <w:r>
-        <w:t>}}{{pm_picture2</w:t>
-      </w:r>
-      <w:r>
-        <w:t>7</w:t>
-      </w:r>
-      <w:r>
-        <w:t>}}</w:t>
-      </w:r>
-    </w:p>
-    <w:p>
-      <w:pPr>
-        <w:jc w:val="right"/>
-      </w:pPr>
-      <w:r>
-        <w:t>{{pm_picture_holder</w:t>
-      </w:r>
-      <w:r>
-        <w:t>28</w:t>
-      </w:r>
-      <w:r>
-        <w:t>}}{{pm_picture</w:t>
-      </w:r>
-      <w:r>
-        <w:t>2</w:t>
-      </w:r>
-      <w:r>
-        <w:t>8</w:t>
-      </w:r>
-      <w:r>
-        <w:t>}}</w:t>
-      </w:r>
-    </w:p>
-    <w:p>
-      <w:pPr>
-        <w:jc w:val="right"/>
-      </w:pPr>
-      <w:r>
-        <w:t>{{pm_picture_holder</w:t>
-      </w:r>
-      <w:r>
-        <w:t>29</w:t>
-      </w:r>
-      <w:r>
-        <w:t>}}{{pm_picture</w:t>
-      </w:r>
-      <w:r>
-        <w:t>29</w:t>
-      </w:r>
-      <w:r>
-        <w:t>}}</w:t>
-      </w:r>
-    </w:p>
-    <w:p>
-      <w:pPr>
-        <w:jc w:val="right"/>
-      </w:pPr>
-    </w:p>
-    <w:p>
-      <w:pPr>
-        <w:jc w:val="right"/>
-      </w:pPr>
-      <w:bookmarkStart w:id="7" w:name="OLE_LINK4"/>
-      <w:bookmarkEnd w:id="3"/>
-      <w:r>
         <w:t>{{parts_picture_holder0}}{{parts_picture0}}</w:t>
       </w:r>
     </w:p>
@@ -2721,13 +2888,13 @@
         <w:jc w:val="right"/>
       </w:pPr>
     </w:p>
-    <w:bookmarkEnd w:id="7"/>
-    <w:p>
-      <w:pPr>
-        <w:jc w:val="right"/>
-      </w:pPr>
-    </w:p>
-    <w:bookmarkEnd w:id="2"/>
+    <w:bookmarkEnd w:id="10"/>
+    <w:p>
+      <w:pPr>
+        <w:jc w:val="right"/>
+      </w:pPr>
+    </w:p>
+    <w:bookmarkEnd w:id="5"/>
     <w:p>
       <w:pPr>
         <w:jc w:val="right"/>
@@ -3143,17 +3310,17 @@
     <w:lsdException w:name="Unresolved Mention" w:semiHidden="1" w:unhideWhenUsed="1"/>
     <w:lsdException w:name="Smart Link" w:semiHidden="1" w:unhideWhenUsed="1"/>
   </w:latentStyles>
-  <w:style w:type="paragraph" w:default="1" w:styleId="Normal">
+  <w:style w:type="paragraph" w:default="1" w:styleId="a">
     <w:name w:val="Normal"/>
     <w:qFormat/>
   </w:style>
-  <w:style w:type="character" w:default="1" w:styleId="DefaultParagraphFont">
+  <w:style w:type="character" w:default="1" w:styleId="a0">
     <w:name w:val="Default Paragraph Font"/>
     <w:uiPriority w:val="1"/>
     <w:semiHidden/>
     <w:unhideWhenUsed/>
   </w:style>
-  <w:style w:type="table" w:default="1" w:styleId="TableNormal">
+  <w:style w:type="table" w:default="1" w:styleId="a1">
     <w:name w:val="Normal Table"/>
     <w:uiPriority w:val="99"/>
     <w:semiHidden/>
@@ -3168,15 +3335,15 @@
       </w:tblCellMar>
     </w:tblPr>
   </w:style>
-  <w:style w:type="numbering" w:default="1" w:styleId="NoList">
+  <w:style w:type="numbering" w:default="1" w:styleId="a2">
     <w:name w:val="No List"/>
     <w:uiPriority w:val="99"/>
     <w:semiHidden/>
     <w:unhideWhenUsed/>
   </w:style>
-  <w:style w:type="table" w:styleId="TableGrid">
+  <w:style w:type="table" w:styleId="a3">
     <w:name w:val="Table Grid"/>
-    <w:basedOn w:val="TableNormal"/>
+    <w:basedOn w:val="a1"/>
     <w:uiPriority w:val="39"/>
     <w:rsid w:val="00347F63"/>
     <w:pPr>

--- a/src/src/main/resources/report/maintenance-template_zh.docx
+++ b/src/src/main/resources/report/maintenance-template_zh.docx
@@ -6,7 +6,7 @@
       <w:pPr>
         <w:jc w:val="center"/>
         <w:rPr>
-          <w:rFonts w:ascii="微软雅黑" w:eastAsia="微软雅黑" w:hAnsi="微软雅黑"/>
+          <w:rFonts w:ascii="Microsoft YaHei" w:eastAsia="Microsoft YaHei" w:hAnsi="Microsoft YaHei"/>
           <w:b/>
           <w:sz w:val="24"/>
           <w:szCs w:val="24"/>
@@ -14,7 +14,7 @@
       </w:pPr>
       <w:r>
         <w:rPr>
-          <w:rFonts w:ascii="微软雅黑" w:eastAsia="微软雅黑" w:hAnsi="微软雅黑"/>
+          <w:rFonts w:ascii="Microsoft YaHei" w:eastAsia="Microsoft YaHei" w:hAnsi="Microsoft YaHei"/>
           <w:b/>
           <w:sz w:val="24"/>
           <w:szCs w:val="24"/>
@@ -23,7 +23,7 @@
       </w:r>
       <w:r>
         <w:rPr>
-          <w:rFonts w:ascii="微软雅黑" w:eastAsia="微软雅黑" w:hAnsi="微软雅黑" w:hint="eastAsia"/>
+          <w:rFonts w:ascii="Microsoft YaHei" w:eastAsia="Microsoft YaHei" w:hAnsi="Microsoft YaHei" w:hint="eastAsia"/>
           <w:b/>
           <w:sz w:val="24"/>
           <w:szCs w:val="24"/>
@@ -32,7 +32,7 @@
       </w:r>
       <w:r>
         <w:rPr>
-          <w:rFonts w:ascii="微软雅黑" w:eastAsia="微软雅黑" w:hAnsi="微软雅黑"/>
+          <w:rFonts w:ascii="Microsoft YaHei" w:eastAsia="Microsoft YaHei" w:hAnsi="Microsoft YaHei"/>
           <w:b/>
           <w:sz w:val="24"/>
           <w:szCs w:val="24"/>
@@ -41,7 +41,7 @@
       </w:r>
       <w:r>
         <w:rPr>
-          <w:rFonts w:ascii="微软雅黑" w:eastAsia="微软雅黑" w:hAnsi="微软雅黑" w:hint="eastAsia"/>
+          <w:rFonts w:ascii="Microsoft YaHei" w:eastAsia="Microsoft YaHei" w:hAnsi="Microsoft YaHei" w:hint="eastAsia"/>
           <w:b/>
           <w:sz w:val="24"/>
           <w:szCs w:val="24"/>
@@ -53,7 +53,7 @@
       <w:pPr>
         <w:jc w:val="center"/>
         <w:rPr>
-          <w:rFonts w:ascii="微软雅黑" w:eastAsia="微软雅黑" w:hAnsi="微软雅黑"/>
+          <w:rFonts w:ascii="Microsoft YaHei" w:eastAsia="Microsoft YaHei" w:hAnsi="Microsoft YaHei"/>
           <w:b/>
           <w:sz w:val="24"/>
           <w:szCs w:val="24"/>
@@ -61,7 +61,7 @@
       </w:pPr>
       <w:r>
         <w:rPr>
-          <w:rFonts w:ascii="微软雅黑" w:eastAsia="微软雅黑" w:hAnsi="微软雅黑"/>
+          <w:rFonts w:ascii="Microsoft YaHei" w:eastAsia="Microsoft YaHei" w:hAnsi="Microsoft YaHei"/>
           <w:b/>
           <w:sz w:val="24"/>
           <w:szCs w:val="24"/>
@@ -70,7 +70,7 @@
       </w:r>
       <w:r>
         <w:rPr>
-          <w:rFonts w:ascii="微软雅黑" w:eastAsia="微软雅黑" w:hAnsi="微软雅黑" w:cs="宋体" w:hint="eastAsia"/>
+          <w:rFonts w:ascii="Microsoft YaHei" w:eastAsia="Microsoft YaHei" w:hAnsi="Microsoft YaHei" w:cs="SimSun" w:hint="eastAsia"/>
           <w:b/>
           <w:sz w:val="24"/>
           <w:szCs w:val="24"/>
@@ -179,7 +179,7 @@
             </w:r>
             <w:r>
               <w:rPr>
-                <w:rFonts w:ascii="宋体" w:eastAsia="宋体" w:hAnsi="宋体" w:cs="宋体" w:hint="eastAsia"/>
+                <w:rFonts w:ascii="SimSun" w:eastAsia="SimSun" w:hAnsi="SimSun" w:cs="SimSun" w:hint="eastAsia"/>
                 <w:sz w:val="20"/>
                 <w:szCs w:val="20"/>
               </w:rPr>
@@ -251,7 +251,7 @@
             </w:r>
             <w:r>
               <w:rPr>
-                <w:rFonts w:ascii="宋体" w:eastAsia="宋体" w:hAnsi="宋体" w:cs="宋体" w:hint="eastAsia"/>
+                <w:rFonts w:ascii="SimSun" w:eastAsia="SimSun" w:hAnsi="SimSun" w:cs="SimSun" w:hint="eastAsia"/>
                 <w:sz w:val="20"/>
                 <w:szCs w:val="20"/>
               </w:rPr>
@@ -317,7 +317,7 @@
             </w:r>
             <w:r>
               <w:rPr>
-                <w:rFonts w:ascii="宋体" w:eastAsia="宋体" w:hAnsi="宋体" w:cs="宋体" w:hint="eastAsia"/>
+                <w:rFonts w:ascii="SimSun" w:eastAsia="SimSun" w:hAnsi="SimSun" w:cs="SimSun" w:hint="eastAsia"/>
                 <w:sz w:val="20"/>
                 <w:szCs w:val="20"/>
               </w:rPr>
@@ -443,7 +443,7 @@
             </w:r>
             <w:r>
               <w:rPr>
-                <w:rFonts w:ascii="宋体" w:eastAsia="宋体" w:hAnsi="宋体" w:cs="宋体" w:hint="eastAsia"/>
+                <w:rFonts w:ascii="SimSun" w:eastAsia="SimSun" w:hAnsi="SimSun" w:cs="SimSun" w:hint="eastAsia"/>
                 <w:sz w:val="20"/>
                 <w:szCs w:val="20"/>
               </w:rPr>
@@ -502,6 +502,7 @@
                 <w:szCs w:val="20"/>
               </w:rPr>
             </w:pPr>
+            <w:proofErr w:type="gramStart"/>
             <w:r>
               <w:rPr>
                 <w:sz w:val="20"/>
@@ -511,12 +512,13 @@
             </w:r>
             <w:r>
               <w:rPr>
-                <w:rFonts w:ascii="宋体" w:eastAsia="宋体" w:hAnsi="宋体" w:cs="宋体" w:hint="eastAsia"/>
+                <w:rFonts w:ascii="SimSun" w:eastAsia="SimSun" w:hAnsi="SimSun" w:cs="SimSun" w:hint="eastAsia"/>
                 <w:sz w:val="20"/>
                 <w:szCs w:val="20"/>
               </w:rPr>
               <w:t>码</w:t>
             </w:r>
+            <w:proofErr w:type="gramEnd"/>
           </w:p>
         </w:tc>
         <w:tc>
@@ -538,13 +540,22 @@
               </w:rPr>
               <w:t>{{</w:t>
             </w:r>
+            <w:bookmarkStart w:id="2" w:name="_Hlk168312147"/>
             <w:proofErr w:type="spellStart"/>
             <w:r>
               <w:rPr>
                 <w:sz w:val="20"/>
                 <w:szCs w:val="20"/>
               </w:rPr>
-              <w:t>device_qr</w:t>
+              <w:t>device</w:t>
+            </w:r>
+            <w:bookmarkEnd w:id="2"/>
+            <w:r>
+              <w:rPr>
+                <w:sz w:val="20"/>
+                <w:szCs w:val="20"/>
+              </w:rPr>
+              <w:t>_qr</w:t>
             </w:r>
             <w:proofErr w:type="spellEnd"/>
             <w:r>
@@ -621,6 +632,126 @@
               </w:rPr>
               <w:t>}}</w:t>
             </w:r>
+          </w:p>
+        </w:tc>
+      </w:tr>
+      <w:tr>
+        <w:tc>
+          <w:tcPr>
+            <w:tcW w:w="1705" w:type="dxa"/>
+          </w:tcPr>
+          <w:p>
+            <w:pPr>
+              <w:jc w:val="center"/>
+              <w:rPr>
+                <w:sz w:val="20"/>
+                <w:szCs w:val="20"/>
+              </w:rPr>
+            </w:pPr>
+            <w:r>
+              <w:rPr>
+                <w:rFonts w:ascii="Segoe UI" w:hAnsi="Segoe UI" w:cs="Segoe UI"/>
+                <w:color w:val="172B4D"/>
+                <w:spacing w:val="-1"/>
+                <w:sz w:val="20"/>
+                <w:szCs w:val="20"/>
+              </w:rPr>
+              <w:t>品牌</w:t>
+            </w:r>
+            <w:r>
+              <w:rPr>
+                <w:rFonts w:ascii="Segoe UI" w:hAnsi="Segoe UI" w:cs="Segoe UI"/>
+                <w:color w:val="172B4D"/>
+                <w:spacing w:val="-1"/>
+                <w:sz w:val="20"/>
+                <w:szCs w:val="20"/>
+              </w:rPr>
+              <w:t>/</w:t>
+            </w:r>
+            <w:r>
+              <w:rPr>
+                <w:rFonts w:ascii="Segoe UI" w:hAnsi="Segoe UI" w:cs="Segoe UI"/>
+                <w:color w:val="172B4D"/>
+                <w:spacing w:val="-1"/>
+                <w:sz w:val="20"/>
+                <w:szCs w:val="20"/>
+              </w:rPr>
+              <w:t>制造商简称</w:t>
+            </w:r>
+          </w:p>
+        </w:tc>
+        <w:tc>
+          <w:tcPr>
+            <w:tcW w:w="2609" w:type="dxa"/>
+          </w:tcPr>
+          <w:p>
+            <w:pPr>
+              <w:jc w:val="center"/>
+              <w:rPr>
+                <w:sz w:val="20"/>
+                <w:szCs w:val="20"/>
+              </w:rPr>
+            </w:pPr>
+            <w:r>
+              <w:rPr>
+                <w:rFonts w:hint="eastAsia"/>
+                <w:sz w:val="20"/>
+                <w:szCs w:val="20"/>
+              </w:rPr>
+              <w:t>{</w:t>
+            </w:r>
+            <w:r>
+              <w:rPr>
+                <w:sz w:val="20"/>
+                <w:szCs w:val="20"/>
+              </w:rPr>
+              <w:t>{</w:t>
+            </w:r>
+            <w:proofErr w:type="spellStart"/>
+            <w:r>
+              <w:rPr>
+                <w:sz w:val="20"/>
+                <w:szCs w:val="20"/>
+              </w:rPr>
+              <w:t>device_maker</w:t>
+            </w:r>
+            <w:proofErr w:type="spellEnd"/>
+            <w:r>
+              <w:rPr>
+                <w:sz w:val="20"/>
+                <w:szCs w:val="20"/>
+              </w:rPr>
+              <w:t>}}</w:t>
+            </w:r>
+          </w:p>
+        </w:tc>
+        <w:tc>
+          <w:tcPr>
+            <w:tcW w:w="1531" w:type="dxa"/>
+          </w:tcPr>
+          <w:p>
+            <w:pPr>
+              <w:jc w:val="center"/>
+              <w:rPr>
+                <w:rFonts w:hint="eastAsia"/>
+                <w:sz w:val="20"/>
+                <w:szCs w:val="20"/>
+              </w:rPr>
+            </w:pPr>
+          </w:p>
+        </w:tc>
+        <w:tc>
+          <w:tcPr>
+            <w:tcW w:w="4950" w:type="dxa"/>
+          </w:tcPr>
+          <w:p>
+            <w:pPr>
+              <w:jc w:val="center"/>
+              <w:rPr>
+                <w:sz w:val="20"/>
+                <w:szCs w:val="20"/>
+              </w:rPr>
+            </w:pPr>
           </w:p>
         </w:tc>
       </w:tr>
@@ -634,7 +765,7 @@
       <w:pPr>
         <w:jc w:val="center"/>
         <w:rPr>
-          <w:rFonts w:ascii="微软雅黑" w:eastAsia="微软雅黑" w:hAnsi="微软雅黑"/>
+          <w:rFonts w:ascii="Microsoft YaHei" w:eastAsia="Microsoft YaHei" w:hAnsi="Microsoft YaHei"/>
           <w:b/>
           <w:sz w:val="24"/>
           <w:szCs w:val="24"/>
@@ -642,7 +773,7 @@
       </w:pPr>
       <w:r>
         <w:rPr>
-          <w:rFonts w:ascii="微软雅黑" w:eastAsia="微软雅黑" w:hAnsi="微软雅黑" w:hint="eastAsia"/>
+          <w:rFonts w:ascii="Microsoft YaHei" w:eastAsia="Microsoft YaHei" w:hAnsi="Microsoft YaHei" w:hint="eastAsia"/>
           <w:b/>
           <w:sz w:val="24"/>
           <w:szCs w:val="24"/>
@@ -651,7 +782,7 @@
       </w:r>
       <w:r>
         <w:rPr>
-          <w:rFonts w:ascii="微软雅黑" w:eastAsia="微软雅黑" w:hAnsi="微软雅黑"/>
+          <w:rFonts w:ascii="Microsoft YaHei" w:eastAsia="Microsoft YaHei" w:hAnsi="Microsoft YaHei"/>
           <w:b/>
           <w:sz w:val="24"/>
           <w:szCs w:val="24"/>
@@ -660,7 +791,7 @@
       </w:r>
       <w:r>
         <w:rPr>
-          <w:rFonts w:ascii="微软雅黑" w:eastAsia="微软雅黑" w:hAnsi="微软雅黑" w:hint="eastAsia"/>
+          <w:rFonts w:ascii="Microsoft YaHei" w:eastAsia="Microsoft YaHei" w:hAnsi="Microsoft YaHei" w:hint="eastAsia"/>
           <w:b/>
           <w:sz w:val="24"/>
           <w:szCs w:val="24"/>
@@ -696,14 +827,14 @@
             <w:pPr>
               <w:jc w:val="center"/>
               <w:rPr>
-                <w:rFonts w:ascii="宋体" w:eastAsia="宋体" w:hAnsi="宋体" w:cs="宋体"/>
-                <w:sz w:val="20"/>
-                <w:szCs w:val="20"/>
-              </w:rPr>
-            </w:pPr>
-            <w:r>
-              <w:rPr>
-                <w:rFonts w:ascii="宋体" w:eastAsia="宋体" w:hAnsi="宋体" w:cs="宋体" w:hint="eastAsia"/>
+                <w:rFonts w:ascii="SimSun" w:eastAsia="SimSun" w:hAnsi="SimSun" w:cs="SimSun"/>
+                <w:sz w:val="20"/>
+                <w:szCs w:val="20"/>
+              </w:rPr>
+            </w:pPr>
+            <w:r>
+              <w:rPr>
+                <w:rFonts w:ascii="SimSun" w:eastAsia="SimSun" w:hAnsi="SimSun" w:cs="SimSun" w:hint="eastAsia"/>
                 <w:sz w:val="20"/>
                 <w:szCs w:val="20"/>
               </w:rPr>
@@ -720,14 +851,14 @@
             <w:pPr>
               <w:jc w:val="center"/>
               <w:rPr>
-                <w:rFonts w:ascii="宋体" w:eastAsia="宋体" w:hAnsi="宋体" w:cs="宋体"/>
-                <w:sz w:val="20"/>
-                <w:szCs w:val="20"/>
-              </w:rPr>
-            </w:pPr>
-            <w:r>
-              <w:rPr>
-                <w:rFonts w:ascii="宋体" w:eastAsia="宋体" w:hAnsi="宋体" w:cs="宋体"/>
+                <w:rFonts w:ascii="SimSun" w:eastAsia="SimSun" w:hAnsi="SimSun" w:cs="SimSun"/>
+                <w:sz w:val="20"/>
+                <w:szCs w:val="20"/>
+              </w:rPr>
+            </w:pPr>
+            <w:r>
+              <w:rPr>
+                <w:rFonts w:ascii="SimSun" w:eastAsia="SimSun" w:hAnsi="SimSun" w:cs="SimSun"/>
                 <w:sz w:val="20"/>
                 <w:szCs w:val="20"/>
               </w:rPr>
@@ -736,7 +867,7 @@
             <w:proofErr w:type="spellStart"/>
             <w:r>
               <w:rPr>
-                <w:rFonts w:ascii="宋体" w:eastAsia="宋体" w:hAnsi="宋体" w:cs="宋体"/>
+                <w:rFonts w:ascii="SimSun" w:eastAsia="SimSun" w:hAnsi="SimSun" w:cs="SimSun"/>
                 <w:sz w:val="20"/>
                 <w:szCs w:val="20"/>
               </w:rPr>
@@ -745,7 +876,7 @@
             <w:proofErr w:type="spellEnd"/>
             <w:r>
               <w:rPr>
-                <w:rFonts w:ascii="宋体" w:eastAsia="宋体" w:hAnsi="宋体" w:cs="宋体"/>
+                <w:rFonts w:ascii="SimSun" w:eastAsia="SimSun" w:hAnsi="SimSun" w:cs="SimSun"/>
                 <w:sz w:val="20"/>
                 <w:szCs w:val="20"/>
               </w:rPr>
@@ -762,18 +893,36 @@
             <w:pPr>
               <w:jc w:val="center"/>
               <w:rPr>
-                <w:rFonts w:ascii="宋体" w:eastAsia="宋体" w:hAnsi="宋体" w:cs="宋体"/>
-                <w:sz w:val="20"/>
-                <w:szCs w:val="20"/>
-              </w:rPr>
-            </w:pPr>
-            <w:r>
-              <w:rPr>
-                <w:rFonts w:ascii="宋体" w:eastAsia="宋体" w:hAnsi="宋体" w:cs="宋体" w:hint="eastAsia"/>
-                <w:sz w:val="20"/>
-                <w:szCs w:val="20"/>
-              </w:rPr>
-              <w:t>工单创建人</w:t>
+                <w:rFonts w:ascii="SimSun" w:eastAsia="SimSun" w:hAnsi="SimSun" w:cs="SimSun"/>
+                <w:sz w:val="20"/>
+                <w:szCs w:val="20"/>
+              </w:rPr>
+            </w:pPr>
+            <w:r>
+              <w:rPr>
+                <w:rFonts w:ascii="SimSun" w:eastAsia="SimSun" w:hAnsi="SimSun" w:cs="SimSun" w:hint="eastAsia"/>
+                <w:sz w:val="20"/>
+                <w:szCs w:val="20"/>
+              </w:rPr>
+              <w:t>工</w:t>
+            </w:r>
+            <w:proofErr w:type="gramStart"/>
+            <w:r>
+              <w:rPr>
+                <w:rFonts w:ascii="SimSun" w:eastAsia="SimSun" w:hAnsi="SimSun" w:cs="SimSun" w:hint="eastAsia"/>
+                <w:sz w:val="20"/>
+                <w:szCs w:val="20"/>
+              </w:rPr>
+              <w:t>单创建</w:t>
+            </w:r>
+            <w:proofErr w:type="gramEnd"/>
+            <w:r>
+              <w:rPr>
+                <w:rFonts w:ascii="SimSun" w:eastAsia="SimSun" w:hAnsi="SimSun" w:cs="SimSun" w:hint="eastAsia"/>
+                <w:sz w:val="20"/>
+                <w:szCs w:val="20"/>
+              </w:rPr>
+              <w:t>人</w:t>
             </w:r>
           </w:p>
         </w:tc>
@@ -786,14 +935,14 @@
             <w:pPr>
               <w:jc w:val="center"/>
               <w:rPr>
-                <w:rFonts w:ascii="宋体" w:eastAsia="宋体" w:hAnsi="宋体" w:cs="宋体"/>
-                <w:sz w:val="20"/>
-                <w:szCs w:val="20"/>
-              </w:rPr>
-            </w:pPr>
-            <w:r>
-              <w:rPr>
-                <w:rFonts w:ascii="宋体" w:eastAsia="宋体" w:hAnsi="宋体" w:cs="宋体"/>
+                <w:rFonts w:ascii="SimSun" w:eastAsia="SimSun" w:hAnsi="SimSun" w:cs="SimSun"/>
+                <w:sz w:val="20"/>
+                <w:szCs w:val="20"/>
+              </w:rPr>
+            </w:pPr>
+            <w:r>
+              <w:rPr>
+                <w:rFonts w:ascii="SimSun" w:eastAsia="SimSun" w:hAnsi="SimSun" w:cs="SimSun"/>
                 <w:sz w:val="20"/>
                 <w:szCs w:val="20"/>
               </w:rPr>
@@ -802,7 +951,7 @@
             <w:proofErr w:type="spellStart"/>
             <w:r>
               <w:rPr>
-                <w:rFonts w:ascii="宋体" w:eastAsia="宋体" w:hAnsi="宋体" w:cs="宋体"/>
+                <w:rFonts w:ascii="SimSun" w:eastAsia="SimSun" w:hAnsi="SimSun" w:cs="SimSun"/>
                 <w:sz w:val="20"/>
                 <w:szCs w:val="20"/>
               </w:rPr>
@@ -811,7 +960,7 @@
             <w:proofErr w:type="spellEnd"/>
             <w:r>
               <w:rPr>
-                <w:rFonts w:ascii="宋体" w:eastAsia="宋体" w:hAnsi="宋体" w:cs="宋体"/>
+                <w:rFonts w:ascii="SimSun" w:eastAsia="SimSun" w:hAnsi="SimSun" w:cs="SimSun"/>
                 <w:sz w:val="20"/>
                 <w:szCs w:val="20"/>
               </w:rPr>
@@ -830,14 +979,14 @@
             <w:pPr>
               <w:jc w:val="center"/>
               <w:rPr>
-                <w:rFonts w:ascii="宋体" w:eastAsia="宋体" w:hAnsi="宋体" w:cs="宋体"/>
-                <w:sz w:val="20"/>
-                <w:szCs w:val="20"/>
-              </w:rPr>
-            </w:pPr>
-            <w:r>
-              <w:rPr>
-                <w:rFonts w:ascii="宋体" w:eastAsia="宋体" w:hAnsi="宋体" w:cs="宋体" w:hint="eastAsia"/>
+                <w:rFonts w:ascii="SimSun" w:eastAsia="SimSun" w:hAnsi="SimSun" w:cs="SimSun"/>
+                <w:sz w:val="20"/>
+                <w:szCs w:val="20"/>
+              </w:rPr>
+            </w:pPr>
+            <w:r>
+              <w:rPr>
+                <w:rFonts w:ascii="SimSun" w:eastAsia="SimSun" w:hAnsi="SimSun" w:cs="SimSun" w:hint="eastAsia"/>
                 <w:sz w:val="20"/>
                 <w:szCs w:val="20"/>
               </w:rPr>
@@ -854,14 +1003,14 @@
             <w:pPr>
               <w:jc w:val="center"/>
               <w:rPr>
-                <w:rFonts w:ascii="宋体" w:eastAsia="宋体" w:hAnsi="宋体" w:cs="宋体"/>
-                <w:sz w:val="20"/>
-                <w:szCs w:val="20"/>
-              </w:rPr>
-            </w:pPr>
-            <w:r>
-              <w:rPr>
-                <w:rFonts w:ascii="宋体" w:eastAsia="宋体" w:hAnsi="宋体" w:cs="宋体"/>
+                <w:rFonts w:ascii="SimSun" w:eastAsia="SimSun" w:hAnsi="SimSun" w:cs="SimSun"/>
+                <w:sz w:val="20"/>
+                <w:szCs w:val="20"/>
+              </w:rPr>
+            </w:pPr>
+            <w:r>
+              <w:rPr>
+                <w:rFonts w:ascii="SimSun" w:eastAsia="SimSun" w:hAnsi="SimSun" w:cs="SimSun"/>
                 <w:sz w:val="20"/>
                 <w:szCs w:val="20"/>
               </w:rPr>
@@ -870,7 +1019,7 @@
             <w:proofErr w:type="spellStart"/>
             <w:r>
               <w:rPr>
-                <w:rFonts w:ascii="宋体" w:eastAsia="宋体" w:hAnsi="宋体" w:cs="宋体"/>
+                <w:rFonts w:ascii="SimSun" w:eastAsia="SimSun" w:hAnsi="SimSun" w:cs="SimSun"/>
                 <w:sz w:val="20"/>
                 <w:szCs w:val="20"/>
               </w:rPr>
@@ -879,7 +1028,7 @@
             <w:proofErr w:type="spellEnd"/>
             <w:r>
               <w:rPr>
-                <w:rFonts w:ascii="宋体" w:eastAsia="宋体" w:hAnsi="宋体" w:cs="宋体"/>
+                <w:rFonts w:ascii="SimSun" w:eastAsia="SimSun" w:hAnsi="SimSun" w:cs="SimSun"/>
                 <w:sz w:val="20"/>
                 <w:szCs w:val="20"/>
               </w:rPr>
@@ -896,14 +1045,14 @@
             <w:pPr>
               <w:jc w:val="center"/>
               <w:rPr>
-                <w:rFonts w:ascii="宋体" w:eastAsia="宋体" w:hAnsi="宋体" w:cs="宋体"/>
-                <w:sz w:val="20"/>
-                <w:szCs w:val="20"/>
-              </w:rPr>
-            </w:pPr>
-            <w:r>
-              <w:rPr>
-                <w:rFonts w:ascii="宋体" w:eastAsia="宋体" w:hAnsi="宋体" w:cs="宋体" w:hint="eastAsia"/>
+                <w:rFonts w:ascii="SimSun" w:eastAsia="SimSun" w:hAnsi="SimSun" w:cs="SimSun"/>
+                <w:sz w:val="20"/>
+                <w:szCs w:val="20"/>
+              </w:rPr>
+            </w:pPr>
+            <w:r>
+              <w:rPr>
+                <w:rFonts w:ascii="SimSun" w:eastAsia="SimSun" w:hAnsi="SimSun" w:cs="SimSun" w:hint="eastAsia"/>
                 <w:sz w:val="20"/>
                 <w:szCs w:val="20"/>
               </w:rPr>
@@ -920,14 +1069,14 @@
             <w:pPr>
               <w:jc w:val="center"/>
               <w:rPr>
-                <w:rFonts w:ascii="宋体" w:eastAsia="宋体" w:hAnsi="宋体" w:cs="宋体"/>
-                <w:sz w:val="20"/>
-                <w:szCs w:val="20"/>
-              </w:rPr>
-            </w:pPr>
-            <w:r>
-              <w:rPr>
-                <w:rFonts w:ascii="宋体" w:eastAsia="宋体" w:hAnsi="宋体" w:cs="宋体"/>
+                <w:rFonts w:ascii="SimSun" w:eastAsia="SimSun" w:hAnsi="SimSun" w:cs="SimSun"/>
+                <w:sz w:val="20"/>
+                <w:szCs w:val="20"/>
+              </w:rPr>
+            </w:pPr>
+            <w:r>
+              <w:rPr>
+                <w:rFonts w:ascii="SimSun" w:eastAsia="SimSun" w:hAnsi="SimSun" w:cs="SimSun"/>
                 <w:sz w:val="20"/>
                 <w:szCs w:val="20"/>
               </w:rPr>
@@ -936,7 +1085,7 @@
             <w:proofErr w:type="spellStart"/>
             <w:r>
               <w:rPr>
-                <w:rFonts w:ascii="宋体" w:eastAsia="宋体" w:hAnsi="宋体" w:cs="宋体"/>
+                <w:rFonts w:ascii="SimSun" w:eastAsia="SimSun" w:hAnsi="SimSun" w:cs="SimSun"/>
                 <w:sz w:val="20"/>
                 <w:szCs w:val="20"/>
               </w:rPr>
@@ -945,7 +1094,7 @@
             <w:proofErr w:type="spellEnd"/>
             <w:r>
               <w:rPr>
-                <w:rFonts w:ascii="宋体" w:eastAsia="宋体" w:hAnsi="宋体" w:cs="宋体"/>
+                <w:rFonts w:ascii="SimSun" w:eastAsia="SimSun" w:hAnsi="SimSun" w:cs="SimSun"/>
                 <w:sz w:val="20"/>
                 <w:szCs w:val="20"/>
               </w:rPr>
@@ -964,14 +1113,14 @@
             <w:pPr>
               <w:jc w:val="center"/>
               <w:rPr>
-                <w:rFonts w:ascii="宋体" w:eastAsia="宋体" w:hAnsi="宋体" w:cs="宋体"/>
-                <w:sz w:val="20"/>
-                <w:szCs w:val="20"/>
-              </w:rPr>
-            </w:pPr>
-            <w:r>
-              <w:rPr>
-                <w:rFonts w:ascii="宋体" w:eastAsia="宋体" w:hAnsi="宋体" w:cs="宋体" w:hint="eastAsia"/>
+                <w:rFonts w:ascii="SimSun" w:eastAsia="SimSun" w:hAnsi="SimSun" w:cs="SimSun"/>
+                <w:sz w:val="20"/>
+                <w:szCs w:val="20"/>
+              </w:rPr>
+            </w:pPr>
+            <w:r>
+              <w:rPr>
+                <w:rFonts w:ascii="SimSun" w:eastAsia="SimSun" w:hAnsi="SimSun" w:cs="SimSun" w:hint="eastAsia"/>
                 <w:sz w:val="20"/>
                 <w:szCs w:val="20"/>
               </w:rPr>
@@ -988,14 +1137,14 @@
             <w:pPr>
               <w:jc w:val="center"/>
               <w:rPr>
-                <w:rFonts w:ascii="宋体" w:eastAsia="宋体" w:hAnsi="宋体" w:cs="宋体"/>
-                <w:sz w:val="20"/>
-                <w:szCs w:val="20"/>
-              </w:rPr>
-            </w:pPr>
-            <w:r>
-              <w:rPr>
-                <w:rFonts w:ascii="宋体" w:eastAsia="宋体" w:hAnsi="宋体" w:cs="宋体"/>
+                <w:rFonts w:ascii="SimSun" w:eastAsia="SimSun" w:hAnsi="SimSun" w:cs="SimSun"/>
+                <w:sz w:val="20"/>
+                <w:szCs w:val="20"/>
+              </w:rPr>
+            </w:pPr>
+            <w:r>
+              <w:rPr>
+                <w:rFonts w:ascii="SimSun" w:eastAsia="SimSun" w:hAnsi="SimSun" w:cs="SimSun"/>
                 <w:sz w:val="20"/>
                 <w:szCs w:val="20"/>
               </w:rPr>
@@ -1004,7 +1153,7 @@
             <w:proofErr w:type="spellStart"/>
             <w:r>
               <w:rPr>
-                <w:rFonts w:ascii="宋体" w:eastAsia="宋体" w:hAnsi="宋体" w:cs="宋体"/>
+                <w:rFonts w:ascii="SimSun" w:eastAsia="SimSun" w:hAnsi="SimSun" w:cs="SimSun"/>
                 <w:sz w:val="20"/>
                 <w:szCs w:val="20"/>
               </w:rPr>
@@ -1013,7 +1162,7 @@
             <w:proofErr w:type="spellEnd"/>
             <w:r>
               <w:rPr>
-                <w:rFonts w:ascii="宋体" w:eastAsia="宋体" w:hAnsi="宋体" w:cs="宋体"/>
+                <w:rFonts w:ascii="SimSun" w:eastAsia="SimSun" w:hAnsi="SimSun" w:cs="SimSun"/>
                 <w:sz w:val="20"/>
                 <w:szCs w:val="20"/>
               </w:rPr>
@@ -1030,14 +1179,14 @@
             <w:pPr>
               <w:jc w:val="center"/>
               <w:rPr>
-                <w:rFonts w:ascii="宋体" w:eastAsia="宋体" w:hAnsi="宋体" w:cs="宋体"/>
-                <w:sz w:val="20"/>
-                <w:szCs w:val="20"/>
-              </w:rPr>
-            </w:pPr>
-            <w:r>
-              <w:rPr>
-                <w:rFonts w:ascii="宋体" w:eastAsia="宋体" w:hAnsi="宋体" w:cs="宋体" w:hint="eastAsia"/>
+                <w:rFonts w:ascii="SimSun" w:eastAsia="SimSun" w:hAnsi="SimSun" w:cs="SimSun"/>
+                <w:sz w:val="20"/>
+                <w:szCs w:val="20"/>
+              </w:rPr>
+            </w:pPr>
+            <w:r>
+              <w:rPr>
+                <w:rFonts w:ascii="SimSun" w:eastAsia="SimSun" w:hAnsi="SimSun" w:cs="SimSun" w:hint="eastAsia"/>
                 <w:sz w:val="20"/>
                 <w:szCs w:val="20"/>
               </w:rPr>
@@ -1054,14 +1203,14 @@
             <w:pPr>
               <w:jc w:val="center"/>
               <w:rPr>
-                <w:rFonts w:ascii="宋体" w:eastAsia="宋体" w:hAnsi="宋体" w:cs="宋体"/>
-                <w:sz w:val="20"/>
-                <w:szCs w:val="20"/>
-              </w:rPr>
-            </w:pPr>
-            <w:r>
-              <w:rPr>
-                <w:rFonts w:ascii="宋体" w:eastAsia="宋体" w:hAnsi="宋体" w:cs="宋体"/>
+                <w:rFonts w:ascii="SimSun" w:eastAsia="SimSun" w:hAnsi="SimSun" w:cs="SimSun"/>
+                <w:sz w:val="20"/>
+                <w:szCs w:val="20"/>
+              </w:rPr>
+            </w:pPr>
+            <w:r>
+              <w:rPr>
+                <w:rFonts w:ascii="SimSun" w:eastAsia="SimSun" w:hAnsi="SimSun" w:cs="SimSun"/>
                 <w:sz w:val="20"/>
                 <w:szCs w:val="20"/>
               </w:rPr>
@@ -1070,7 +1219,7 @@
             <w:proofErr w:type="spellStart"/>
             <w:r>
               <w:rPr>
-                <w:rFonts w:ascii="宋体" w:eastAsia="宋体" w:hAnsi="宋体" w:cs="宋体"/>
+                <w:rFonts w:ascii="SimSun" w:eastAsia="SimSun" w:hAnsi="SimSun" w:cs="SimSun"/>
                 <w:sz w:val="20"/>
                 <w:szCs w:val="20"/>
               </w:rPr>
@@ -1079,7 +1228,7 @@
             <w:proofErr w:type="spellEnd"/>
             <w:r>
               <w:rPr>
-                <w:rFonts w:ascii="宋体" w:eastAsia="宋体" w:hAnsi="宋体" w:cs="宋体"/>
+                <w:rFonts w:ascii="SimSun" w:eastAsia="SimSun" w:hAnsi="SimSun" w:cs="SimSun"/>
                 <w:sz w:val="20"/>
                 <w:szCs w:val="20"/>
               </w:rPr>
@@ -1111,7 +1260,7 @@
             </w:r>
             <w:r>
               <w:rPr>
-                <w:rFonts w:ascii="宋体" w:eastAsia="宋体" w:hAnsi="宋体" w:cs="宋体" w:hint="eastAsia"/>
+                <w:rFonts w:ascii="SimSun" w:eastAsia="SimSun" w:hAnsi="SimSun" w:cs="SimSun" w:hint="eastAsia"/>
                 <w:sz w:val="20"/>
                 <w:szCs w:val="20"/>
               </w:rPr>
@@ -1412,7 +1561,7 @@
             </w:pPr>
             <w:r>
               <w:rPr>
-                <w:rFonts w:ascii="宋体" w:eastAsia="宋体" w:hAnsi="宋体" w:cs="宋体" w:hint="eastAsia"/>
+                <w:rFonts w:ascii="SimSun" w:eastAsia="SimSun" w:hAnsi="SimSun" w:cs="SimSun" w:hint="eastAsia"/>
                 <w:sz w:val="20"/>
                 <w:szCs w:val="20"/>
               </w:rPr>
@@ -1468,7 +1617,7 @@
       <w:pPr>
         <w:jc w:val="center"/>
         <w:rPr>
-          <w:rFonts w:ascii="微软雅黑" w:eastAsia="微软雅黑" w:hAnsi="微软雅黑"/>
+          <w:rFonts w:ascii="Microsoft YaHei" w:eastAsia="Microsoft YaHei" w:hAnsi="Microsoft YaHei"/>
           <w:b/>
           <w:sz w:val="24"/>
           <w:szCs w:val="24"/>
@@ -1476,7 +1625,7 @@
       </w:pPr>
       <w:r>
         <w:rPr>
-          <w:rFonts w:ascii="微软雅黑" w:eastAsia="微软雅黑" w:hAnsi="微软雅黑" w:hint="eastAsia"/>
+          <w:rFonts w:ascii="Microsoft YaHei" w:eastAsia="Microsoft YaHei" w:hAnsi="Microsoft YaHei" w:hint="eastAsia"/>
           <w:b/>
           <w:sz w:val="24"/>
           <w:szCs w:val="24"/>
@@ -1675,11 +1824,16 @@
         <w:t>accessory_signature_place_holder</w:t>
       </w:r>
       <w:proofErr w:type="spellEnd"/>
+      <w:proofErr w:type="gramStart"/>
       <w:r>
         <w:t>}}</w:t>
       </w:r>
       <w:r>
-        <w:t>{{</w:t>
+        <w:t>{</w:t>
+      </w:r>
+      <w:proofErr w:type="gramEnd"/>
+      <w:r>
+        <w:t>{</w:t>
       </w:r>
       <w:proofErr w:type="spellStart"/>
       <w:r>
@@ -1699,7 +1853,7 @@
       <w:pPr>
         <w:jc w:val="center"/>
         <w:rPr>
-          <w:rFonts w:ascii="微软雅黑" w:eastAsia="微软雅黑" w:hAnsi="微软雅黑"/>
+          <w:rFonts w:ascii="Microsoft YaHei" w:eastAsia="Microsoft YaHei" w:hAnsi="Microsoft YaHei"/>
           <w:b/>
           <w:sz w:val="24"/>
           <w:szCs w:val="24"/>
@@ -1707,7 +1861,7 @@
       </w:pPr>
       <w:r>
         <w:rPr>
-          <w:rFonts w:ascii="微软雅黑" w:eastAsia="微软雅黑" w:hAnsi="微软雅黑" w:hint="eastAsia"/>
+          <w:rFonts w:ascii="Microsoft YaHei" w:eastAsia="Microsoft YaHei" w:hAnsi="Microsoft YaHei" w:hint="eastAsia"/>
           <w:b/>
           <w:sz w:val="24"/>
           <w:szCs w:val="24"/>
@@ -1716,7 +1870,7 @@
       </w:r>
       <w:r>
         <w:rPr>
-          <w:rFonts w:ascii="微软雅黑" w:eastAsia="微软雅黑" w:hAnsi="微软雅黑" w:hint="eastAsia"/>
+          <w:rFonts w:ascii="Microsoft YaHei" w:eastAsia="Microsoft YaHei" w:hAnsi="Microsoft YaHei" w:hint="eastAsia"/>
           <w:b/>
           <w:sz w:val="24"/>
           <w:szCs w:val="24"/>
@@ -1844,7 +1998,7 @@
       <w:pPr>
         <w:jc w:val="center"/>
         <w:rPr>
-          <w:rFonts w:ascii="Calibri" w:eastAsia="微软雅黑" w:hAnsi="Calibri" w:cs="Calibri"/>
+          <w:rFonts w:ascii="Calibri" w:eastAsia="Microsoft YaHei" w:hAnsi="Calibri" w:cs="Calibri"/>
           <w:b/>
         </w:rPr>
       </w:pPr>
@@ -1853,7 +2007,7 @@
       <w:pPr>
         <w:jc w:val="center"/>
         <w:rPr>
-          <w:rFonts w:ascii="微软雅黑" w:eastAsia="微软雅黑" w:hAnsi="微软雅黑"/>
+          <w:rFonts w:ascii="Microsoft YaHei" w:eastAsia="Microsoft YaHei" w:hAnsi="Microsoft YaHei"/>
           <w:b/>
           <w:sz w:val="24"/>
           <w:szCs w:val="24"/>
@@ -1861,7 +2015,7 @@
       </w:pPr>
       <w:r>
         <w:rPr>
-          <w:rFonts w:ascii="微软雅黑" w:eastAsia="微软雅黑" w:hAnsi="微软雅黑" w:hint="eastAsia"/>
+          <w:rFonts w:ascii="Microsoft YaHei" w:eastAsia="Microsoft YaHei" w:hAnsi="Microsoft YaHei" w:hint="eastAsia"/>
           <w:b/>
           <w:sz w:val="24"/>
           <w:szCs w:val="24"/>
@@ -1969,7 +2123,7 @@
       <w:pPr>
         <w:jc w:val="center"/>
         <w:rPr>
-          <w:rFonts w:ascii="微软雅黑" w:eastAsia="微软雅黑" w:hAnsi="微软雅黑"/>
+          <w:rFonts w:ascii="Microsoft YaHei" w:eastAsia="Microsoft YaHei" w:hAnsi="Microsoft YaHei"/>
           <w:b/>
           <w:sz w:val="24"/>
           <w:szCs w:val="24"/>
@@ -1977,7 +2131,7 @@
       </w:pPr>
       <w:r>
         <w:rPr>
-          <w:rFonts w:ascii="微软雅黑" w:eastAsia="微软雅黑" w:hAnsi="微软雅黑" w:hint="eastAsia"/>
+          <w:rFonts w:ascii="Microsoft YaHei" w:eastAsia="Microsoft YaHei" w:hAnsi="Microsoft YaHei" w:hint="eastAsia"/>
           <w:b/>
           <w:sz w:val="24"/>
           <w:szCs w:val="24"/>
@@ -1986,7 +2140,7 @@
       </w:r>
       <w:r>
         <w:rPr>
-          <w:rFonts w:ascii="微软雅黑" w:eastAsia="微软雅黑" w:hAnsi="微软雅黑" w:hint="eastAsia"/>
+          <w:rFonts w:ascii="Microsoft YaHei" w:eastAsia="Microsoft YaHei" w:hAnsi="Microsoft YaHei" w:hint="eastAsia"/>
           <w:b/>
           <w:sz w:val="24"/>
           <w:szCs w:val="24"/>
@@ -2114,7 +2268,7 @@
       <w:pPr>
         <w:jc w:val="center"/>
         <w:rPr>
-          <w:rFonts w:ascii="微软雅黑" w:eastAsia="微软雅黑" w:hAnsi="微软雅黑"/>
+          <w:rFonts w:ascii="Microsoft YaHei" w:eastAsia="Microsoft YaHei" w:hAnsi="Microsoft YaHei"/>
           <w:sz w:val="24"/>
           <w:szCs w:val="24"/>
         </w:rPr>
@@ -2124,7 +2278,7 @@
       <w:pPr>
         <w:jc w:val="center"/>
         <w:rPr>
-          <w:rFonts w:ascii="微软雅黑" w:eastAsia="微软雅黑" w:hAnsi="微软雅黑"/>
+          <w:rFonts w:ascii="Microsoft YaHei" w:eastAsia="Microsoft YaHei" w:hAnsi="Microsoft YaHei"/>
           <w:b/>
           <w:sz w:val="24"/>
           <w:szCs w:val="24"/>
@@ -2132,469 +2286,977 @@
       </w:pPr>
       <w:r>
         <w:rPr>
-          <w:rFonts w:ascii="微软雅黑" w:eastAsia="微软雅黑" w:hAnsi="微软雅黑" w:hint="eastAsia"/>
+          <w:rFonts w:ascii="Microsoft YaHei" w:eastAsia="Microsoft YaHei" w:hAnsi="Microsoft YaHei" w:hint="eastAsia"/>
           <w:b/>
           <w:sz w:val="24"/>
           <w:szCs w:val="24"/>
         </w:rPr>
+        <w:t>电气安全检测报告</w:t>
+      </w:r>
+    </w:p>
+    <w:p>
+      <w:pPr>
+        <w:jc w:val="center"/>
+        <w:rPr>
+          <w:rFonts w:ascii="Microsoft YaHei" w:eastAsia="Microsoft YaHei" w:hAnsi="Microsoft YaHei"/>
+          <w:sz w:val="24"/>
+          <w:szCs w:val="24"/>
+        </w:rPr>
+      </w:pPr>
+      <w:r>
+        <w:rPr>
+          <w:rFonts w:ascii="Microsoft YaHei" w:eastAsia="Microsoft YaHei" w:hAnsi="Microsoft YaHei"/>
+          <w:sz w:val="24"/>
+          <w:szCs w:val="24"/>
+        </w:rPr>
+        <w:t>{{</w:t>
+      </w:r>
+      <w:r>
+        <w:rPr>
+          <w:rFonts w:ascii="Microsoft YaHei" w:eastAsia="Microsoft YaHei" w:hAnsi="Microsoft YaHei"/>
+          <w:sz w:val="24"/>
+          <w:szCs w:val="24"/>
+        </w:rPr>
+        <w:t>#</w:t>
+      </w:r>
+      <w:r>
+        <w:rPr>
+          <w:rFonts w:ascii="Microsoft YaHei" w:eastAsia="Microsoft YaHei" w:hAnsi="Microsoft YaHei"/>
+          <w:sz w:val="24"/>
+          <w:szCs w:val="24"/>
+        </w:rPr>
+        <w:t>safety_report}}</w:t>
+      </w:r>
+    </w:p>
+    <w:p>
+      <w:pPr>
+        <w:jc w:val="center"/>
+        <w:rPr>
+          <w:rFonts w:ascii="Microsoft YaHei" w:eastAsia="Microsoft YaHei" w:hAnsi="Microsoft YaHei"/>
+          <w:b/>
+          <w:sz w:val="24"/>
+          <w:szCs w:val="24"/>
+        </w:rPr>
+      </w:pPr>
+    </w:p>
+    <w:p>
+      <w:pPr>
+        <w:jc w:val="center"/>
+        <w:rPr>
+          <w:rFonts w:ascii="Microsoft YaHei" w:eastAsia="Microsoft YaHei" w:hAnsi="Microsoft YaHei"/>
+          <w:b/>
+          <w:sz w:val="24"/>
+          <w:szCs w:val="24"/>
+        </w:rPr>
+      </w:pPr>
+      <w:r>
+        <w:rPr>
+          <w:rFonts w:ascii="Microsoft YaHei" w:eastAsia="Microsoft YaHei" w:hAnsi="Microsoft YaHei" w:hint="eastAsia"/>
+          <w:b/>
+          <w:sz w:val="24"/>
+          <w:szCs w:val="24"/>
+        </w:rPr>
+        <w:t>性能检测报告</w:t>
+      </w:r>
+    </w:p>
+    <w:p>
+      <w:pPr>
+        <w:jc w:val="center"/>
+        <w:rPr>
+          <w:rFonts w:ascii="Microsoft YaHei" w:eastAsia="Microsoft YaHei" w:hAnsi="Microsoft YaHei"/>
+          <w:sz w:val="24"/>
+          <w:szCs w:val="24"/>
+        </w:rPr>
+      </w:pPr>
+      <w:r>
+        <w:rPr>
+          <w:rFonts w:ascii="Microsoft YaHei" w:eastAsia="Microsoft YaHei" w:hAnsi="Microsoft YaHei" w:hint="eastAsia"/>
+          <w:sz w:val="24"/>
+          <w:szCs w:val="24"/>
+        </w:rPr>
+        <w:t>{{</w:t>
+      </w:r>
+      <w:r>
+        <w:rPr>
+          <w:rFonts w:ascii="Microsoft YaHei" w:eastAsia="Microsoft YaHei" w:hAnsi="Microsoft YaHei"/>
+          <w:sz w:val="24"/>
+          <w:szCs w:val="24"/>
+        </w:rPr>
+        <w:t>#</w:t>
+      </w:r>
+      <w:r>
+        <w:rPr>
+          <w:rFonts w:ascii="Microsoft YaHei" w:eastAsia="Microsoft YaHei" w:hAnsi="Microsoft YaHei" w:hint="eastAsia"/>
+          <w:sz w:val="24"/>
+          <w:szCs w:val="24"/>
+        </w:rPr>
+        <w:t>performance_report}}</w:t>
+      </w:r>
+    </w:p>
+    <w:p>
+      <w:pPr>
+        <w:jc w:val="center"/>
+        <w:rPr>
+          <w:rFonts w:ascii="Microsoft YaHei" w:eastAsia="Microsoft YaHei" w:hAnsi="Microsoft YaHei"/>
+          <w:sz w:val="24"/>
+          <w:szCs w:val="24"/>
+        </w:rPr>
+      </w:pPr>
+      <w:r>
+        <w:rPr>
+          <w:rFonts w:ascii="Microsoft YaHei" w:eastAsia="Microsoft YaHei" w:hAnsi="Microsoft YaHei"/>
+          <w:sz w:val="24"/>
+          <w:szCs w:val="24"/>
+        </w:rPr>
+        <w:tab/>
+      </w:r>
+      <w:r>
+        <w:rPr>
+          <w:rFonts w:ascii="Microsoft YaHei" w:eastAsia="Microsoft YaHei" w:hAnsi="Microsoft YaHei"/>
+          <w:sz w:val="24"/>
+          <w:szCs w:val="24"/>
+        </w:rPr>
+        <w:tab/>
+      </w:r>
+      <w:r>
+        <w:rPr>
+          <w:rFonts w:ascii="Microsoft YaHei" w:eastAsia="Microsoft YaHei" w:hAnsi="Microsoft YaHei"/>
+          <w:sz w:val="24"/>
+          <w:szCs w:val="24"/>
+        </w:rPr>
+        <w:tab/>
+      </w:r>
+      <w:r>
+        <w:rPr>
+          <w:rFonts w:ascii="Microsoft YaHei" w:eastAsia="Microsoft YaHei" w:hAnsi="Microsoft YaHei"/>
+          <w:sz w:val="24"/>
+          <w:szCs w:val="24"/>
+        </w:rPr>
+        <w:tab/>
+      </w:r>
+      <w:r>
+        <w:rPr>
+          <w:rFonts w:ascii="Microsoft YaHei" w:eastAsia="Microsoft YaHei" w:hAnsi="Microsoft YaHei"/>
+          <w:sz w:val="24"/>
+          <w:szCs w:val="24"/>
+        </w:rPr>
+        <w:tab/>
+      </w:r>
+      <w:r>
+        <w:rPr>
+          <w:rFonts w:ascii="Microsoft YaHei" w:eastAsia="Microsoft YaHei" w:hAnsi="Microsoft YaHei"/>
+          <w:sz w:val="24"/>
+          <w:szCs w:val="24"/>
+        </w:rPr>
+        <w:tab/>
+      </w:r>
+      <w:r>
+        <w:rPr>
+          <w:rFonts w:ascii="Microsoft YaHei" w:eastAsia="Microsoft YaHei" w:hAnsi="Microsoft YaHei"/>
+          <w:sz w:val="24"/>
+          <w:szCs w:val="24"/>
+        </w:rPr>
+        <w:tab/>
+      </w:r>
+    </w:p>
+    <w:p>
+      <w:pPr>
+        <w:jc w:val="center"/>
+        <w:rPr>
+          <w:rFonts w:ascii="Microsoft YaHei" w:eastAsia="Microsoft YaHei" w:hAnsi="Microsoft YaHei"/>
+          <w:sz w:val="24"/>
+          <w:szCs w:val="24"/>
+        </w:rPr>
+      </w:pPr>
+      <w:r>
+        <w:rPr>
+          <w:rFonts w:ascii="Microsoft YaHei" w:eastAsia="Microsoft YaHei" w:hAnsi="Microsoft YaHei" w:hint="eastAsia"/>
+          <w:sz w:val="24"/>
+          <w:szCs w:val="24"/>
+        </w:rPr>
+        <w:t>保养前照片</w:t>
+      </w:r>
+    </w:p>
+    <w:p>
+      <w:pPr>
+        <w:jc w:val="center"/>
+        <w:rPr>
+          <w:rFonts w:ascii="Microsoft YaHei" w:eastAsia="Microsoft YaHei" w:hAnsi="Microsoft YaHei"/>
+          <w:sz w:val="24"/>
+          <w:szCs w:val="24"/>
+        </w:rPr>
+      </w:pPr>
+      <w:r>
+        <w:t>{{</w:t>
+      </w:r>
+      <w:bookmarkStart w:id="3" w:name="OLE_LINK12"/>
+      <w:r>
+        <w:t>pm_pre</w:t>
+      </w:r>
+      <w:r>
+        <w:rPr>
+          <w:rFonts w:hint="eastAsia"/>
+        </w:rPr>
+        <w:t>_</w:t>
+      </w:r>
+      <w:r>
+        <w:t>picture0</w:t>
+      </w:r>
+      <w:bookmarkEnd w:id="3"/>
+      <w:r>
+        <w:t>}}</w:t>
+      </w:r>
+    </w:p>
+    <w:p>
+      <w:pPr>
+        <w:jc w:val="center"/>
+        <w:rPr>
+          <w:rFonts w:ascii="Microsoft YaHei" w:eastAsia="Microsoft YaHei" w:hAnsi="Microsoft YaHei"/>
+          <w:sz w:val="24"/>
+          <w:szCs w:val="24"/>
+        </w:rPr>
+      </w:pPr>
+      <w:r>
+        <w:t>{{pm_pre_picture1}}</w:t>
+      </w:r>
+    </w:p>
+    <w:p>
+      <w:pPr>
+        <w:jc w:val="center"/>
+        <w:rPr>
+          <w:rFonts w:ascii="Microsoft YaHei" w:eastAsia="Microsoft YaHei" w:hAnsi="Microsoft YaHei"/>
+          <w:sz w:val="24"/>
+          <w:szCs w:val="24"/>
+        </w:rPr>
+      </w:pPr>
+      <w:r>
+        <w:t>{{pm_pre_picture2}}</w:t>
+      </w:r>
+    </w:p>
+    <w:p>
+      <w:pPr>
+        <w:jc w:val="center"/>
+        <w:rPr>
+          <w:rFonts w:ascii="Microsoft YaHei" w:eastAsia="Microsoft YaHei" w:hAnsi="Microsoft YaHei"/>
+          <w:sz w:val="24"/>
+          <w:szCs w:val="24"/>
+        </w:rPr>
+      </w:pPr>
+      <w:r>
+        <w:t>{{pm_pre_picture3}}</w:t>
+      </w:r>
+    </w:p>
+    <w:p>
+      <w:pPr>
+        <w:jc w:val="center"/>
+        <w:rPr>
+          <w:rFonts w:ascii="Microsoft YaHei" w:eastAsia="Microsoft YaHei" w:hAnsi="Microsoft YaHei"/>
+          <w:sz w:val="24"/>
+          <w:szCs w:val="24"/>
+        </w:rPr>
+      </w:pPr>
+      <w:bookmarkStart w:id="4" w:name="OLE_LINK10"/>
+      <w:r>
+        <w:t>{{pm_pre_picture4}}</w:t>
+      </w:r>
+    </w:p>
+    <w:bookmarkEnd w:id="4"/>
+    <w:p>
+      <w:pPr>
+        <w:jc w:val="center"/>
+        <w:rPr>
+          <w:rFonts w:ascii="Microsoft YaHei" w:eastAsia="Microsoft YaHei" w:hAnsi="Microsoft YaHei"/>
+          <w:sz w:val="24"/>
+          <w:szCs w:val="24"/>
+        </w:rPr>
+      </w:pPr>
+      <w:r>
+        <w:rPr>
+          <w:rFonts w:ascii="Microsoft YaHei" w:eastAsia="Microsoft YaHei" w:hAnsi="Microsoft YaHei" w:hint="eastAsia"/>
+          <w:sz w:val="24"/>
+          <w:szCs w:val="24"/>
+        </w:rPr>
+        <w:t>保养后照片</w:t>
+      </w:r>
+    </w:p>
+    <w:p>
+      <w:pPr>
+        <w:jc w:val="center"/>
+        <w:rPr>
+          <w:rFonts w:ascii="Microsoft YaHei" w:eastAsia="Microsoft YaHei" w:hAnsi="Microsoft YaHei"/>
+          <w:sz w:val="24"/>
+          <w:szCs w:val="24"/>
+        </w:rPr>
+      </w:pPr>
+      <w:bookmarkStart w:id="5" w:name="OLE_LINK11"/>
+      <w:r>
+        <w:t>{{pm_after_picture0}}</w:t>
+      </w:r>
+    </w:p>
+    <w:bookmarkEnd w:id="5"/>
+    <w:p>
+      <w:pPr>
+        <w:jc w:val="center"/>
+        <w:rPr>
+          <w:rFonts w:ascii="Microsoft YaHei" w:eastAsia="Microsoft YaHei" w:hAnsi="Microsoft YaHei"/>
+          <w:sz w:val="24"/>
+          <w:szCs w:val="24"/>
+        </w:rPr>
+      </w:pPr>
+      <w:r>
+        <w:t>{{pm_after_picture1}}</w:t>
+      </w:r>
+    </w:p>
+    <w:p>
+      <w:pPr>
+        <w:jc w:val="center"/>
+        <w:rPr>
+          <w:rFonts w:ascii="Microsoft YaHei" w:eastAsia="Microsoft YaHei" w:hAnsi="Microsoft YaHei"/>
+          <w:sz w:val="24"/>
+          <w:szCs w:val="24"/>
+        </w:rPr>
+      </w:pPr>
+      <w:r>
+        <w:t>{{pm_after_picture2}}</w:t>
+      </w:r>
+    </w:p>
+    <w:p>
+      <w:pPr>
+        <w:jc w:val="center"/>
+        <w:rPr>
+          <w:rFonts w:ascii="Microsoft YaHei" w:eastAsia="Microsoft YaHei" w:hAnsi="Microsoft YaHei"/>
+          <w:sz w:val="24"/>
+          <w:szCs w:val="24"/>
+        </w:rPr>
+      </w:pPr>
+      <w:r>
+        <w:t>{{pm_after_picture3}}</w:t>
+      </w:r>
+    </w:p>
+    <w:p>
+      <w:pPr>
+        <w:jc w:val="center"/>
+        <w:rPr>
+          <w:rFonts w:ascii="Microsoft YaHei" w:eastAsia="Microsoft YaHei" w:hAnsi="Microsoft YaHei"/>
+          <w:sz w:val="24"/>
+          <w:szCs w:val="24"/>
+        </w:rPr>
+      </w:pPr>
+      <w:r>
+        <w:t>{{pm_after_picture4}}</w:t>
+      </w:r>
+    </w:p>
+    <w:p>
+      <w:pPr>
+        <w:jc w:val="center"/>
+        <w:rPr>
+          <w:rFonts w:ascii="Microsoft YaHei" w:eastAsia="Microsoft YaHei" w:hAnsi="Microsoft YaHei"/>
+          <w:sz w:val="24"/>
+          <w:szCs w:val="24"/>
+        </w:rPr>
+      </w:pPr>
+    </w:p>
+    <w:p>
+      <w:pPr>
+        <w:jc w:val="right"/>
+      </w:pPr>
+      <w:r>
+        <w:t>{{</w:t>
+      </w:r>
+      <w:proofErr w:type="spellStart"/>
+      <w:r>
+        <w:t>ack_signature_place_holder</w:t>
+      </w:r>
+      <w:proofErr w:type="spellEnd"/>
+      <w:proofErr w:type="gramStart"/>
+      <w:r>
+        <w:t>}}{</w:t>
+      </w:r>
+      <w:proofErr w:type="gramEnd"/>
+      <w:r>
+        <w:t>{</w:t>
+      </w:r>
+      <w:proofErr w:type="spellStart"/>
+      <w:r>
+        <w:t>ack_signature</w:t>
+      </w:r>
+      <w:proofErr w:type="spellEnd"/>
+      <w:r>
+        <w:t>}}</w:t>
+      </w:r>
+    </w:p>
+    <w:p>
+      <w:pPr>
+        <w:jc w:val="right"/>
+      </w:pPr>
+      <w:bookmarkStart w:id="6" w:name="OLE_LINK1"/>
+      <w:r>
+        <w:t>{{</w:t>
+      </w:r>
+      <w:proofErr w:type="spellStart"/>
+      <w:r>
+        <w:t>wc_signature_place_holder</w:t>
+      </w:r>
+      <w:proofErr w:type="spellEnd"/>
+      <w:proofErr w:type="gramStart"/>
+      <w:r>
+        <w:t>}}{</w:t>
+      </w:r>
+      <w:proofErr w:type="gramEnd"/>
+      <w:r>
+        <w:t>{</w:t>
+      </w:r>
+      <w:proofErr w:type="spellStart"/>
+      <w:r>
+        <w:t>wc_signature</w:t>
+      </w:r>
+      <w:proofErr w:type="spellEnd"/>
+      <w:r>
+        <w:t>}}</w:t>
+      </w:r>
+    </w:p>
+    <w:p>
+      <w:pPr>
+        <w:jc w:val="right"/>
+      </w:pPr>
+      <w:bookmarkStart w:id="7" w:name="OLE_LINK3"/>
+      <w:r>
+        <w:t>{{</w:t>
+      </w:r>
+      <w:bookmarkStart w:id="8" w:name="OLE_LINK2"/>
+      <w:bookmarkStart w:id="9" w:name="OLE_LINK8"/>
+      <w:bookmarkStart w:id="10" w:name="OLE_LINK5"/>
+      <w:r>
+        <w:rPr>
+          <w:rFonts w:hint="eastAsia"/>
+        </w:rPr>
+        <w:t>pm</w:t>
+      </w:r>
+      <w:r>
+        <w:t>_picture</w:t>
+      </w:r>
+      <w:bookmarkEnd w:id="8"/>
+      <w:r>
+        <w:t>_holder</w:t>
+      </w:r>
+      <w:bookmarkEnd w:id="9"/>
+      <w:r>
+        <w:t>0</w:t>
+      </w:r>
+      <w:bookmarkEnd w:id="10"/>
+      <w:proofErr w:type="gramStart"/>
+      <w:r>
+        <w:t>}}{</w:t>
+      </w:r>
+      <w:proofErr w:type="gramEnd"/>
+      <w:r>
+        <w:t>{</w:t>
+      </w:r>
+      <w:r>
+        <w:rPr>
+          <w:rFonts w:hint="eastAsia"/>
+        </w:rPr>
+        <w:t>pm</w:t>
+      </w:r>
+      <w:r>
+        <w:t>_picture0</w:t>
+      </w:r>
+      <w:r>
+        <w:t>}}</w:t>
+      </w:r>
+    </w:p>
+    <w:p>
+      <w:pPr>
+        <w:jc w:val="right"/>
+      </w:pPr>
+      <w:r>
+        <w:t>{{pm_picture_holder1</w:t>
+      </w:r>
+      <w:proofErr w:type="gramStart"/>
+      <w:r>
+        <w:t>}}{</w:t>
+      </w:r>
+      <w:proofErr w:type="gramEnd"/>
+      <w:r>
+        <w:t>{pm_picture1}}</w:t>
+      </w:r>
+    </w:p>
+    <w:p>
+      <w:pPr>
+        <w:jc w:val="right"/>
+      </w:pPr>
+      <w:r>
+        <w:t>{{pm_picture_holder2</w:t>
+      </w:r>
+      <w:proofErr w:type="gramStart"/>
+      <w:r>
+        <w:t>}}{</w:t>
+      </w:r>
+      <w:proofErr w:type="gramEnd"/>
+      <w:r>
+        <w:t>{pm_picture2}}</w:t>
+      </w:r>
+    </w:p>
+    <w:p>
+      <w:pPr>
+        <w:jc w:val="right"/>
+      </w:pPr>
+      <w:r>
+        <w:t>{{pm_picture_holder3</w:t>
+      </w:r>
+      <w:proofErr w:type="gramStart"/>
+      <w:r>
+        <w:t>}}{</w:t>
+      </w:r>
+      <w:proofErr w:type="gramEnd"/>
+      <w:r>
+        <w:t>{pm_picture3}}</w:t>
+      </w:r>
+    </w:p>
+    <w:p>
+      <w:pPr>
+        <w:jc w:val="right"/>
+      </w:pPr>
+      <w:r>
+        <w:t>{{pm_picture_holder4</w:t>
+      </w:r>
+      <w:proofErr w:type="gramStart"/>
+      <w:r>
+        <w:t>}}{</w:t>
+      </w:r>
+      <w:proofErr w:type="gramEnd"/>
+      <w:r>
+        <w:t>{pm_picture4}}</w:t>
+      </w:r>
+    </w:p>
+    <w:p>
+      <w:pPr>
+        <w:jc w:val="right"/>
+      </w:pPr>
+      <w:r>
+        <w:t>{{pm_picture_holder5</w:t>
+      </w:r>
+      <w:proofErr w:type="gramStart"/>
+      <w:r>
+        <w:t>}}{</w:t>
+      </w:r>
+      <w:proofErr w:type="gramEnd"/>
+      <w:r>
+        <w:t>{pm_picture5}}</w:t>
+      </w:r>
+    </w:p>
+    <w:p>
+      <w:pPr>
+        <w:jc w:val="right"/>
+      </w:pPr>
+      <w:r>
         <w:lastRenderedPageBreak/>
-        <w:t>电气安全检测报告</w:t>
-      </w:r>
-    </w:p>
-    <w:p>
-      <w:pPr>
-        <w:jc w:val="center"/>
-        <w:rPr>
-          <w:rFonts w:ascii="微软雅黑" w:eastAsia="微软雅黑" w:hAnsi="微软雅黑"/>
-          <w:sz w:val="24"/>
-          <w:szCs w:val="24"/>
-        </w:rPr>
-      </w:pPr>
-      <w:r>
-        <w:rPr>
-          <w:rFonts w:ascii="微软雅黑" w:eastAsia="微软雅黑" w:hAnsi="微软雅黑"/>
-          <w:sz w:val="24"/>
-          <w:szCs w:val="24"/>
-        </w:rPr>
-        <w:t>{{</w:t>
-      </w:r>
-      <w:r>
-        <w:rPr>
-          <w:rFonts w:ascii="微软雅黑" w:eastAsia="微软雅黑" w:hAnsi="微软雅黑"/>
-          <w:sz w:val="24"/>
-          <w:szCs w:val="24"/>
-        </w:rPr>
-        <w:t>#</w:t>
-      </w:r>
-      <w:r>
-        <w:rPr>
-          <w:rFonts w:ascii="微软雅黑" w:eastAsia="微软雅黑" w:hAnsi="微软雅黑"/>
-          <w:sz w:val="24"/>
-          <w:szCs w:val="24"/>
-        </w:rPr>
-        <w:t>safety_report}}</w:t>
-      </w:r>
-    </w:p>
-    <w:p>
-      <w:pPr>
-        <w:jc w:val="center"/>
-        <w:rPr>
-          <w:rFonts w:ascii="微软雅黑" w:eastAsia="微软雅黑" w:hAnsi="微软雅黑"/>
-          <w:b/>
-          <w:sz w:val="24"/>
-          <w:szCs w:val="24"/>
-        </w:rPr>
-      </w:pPr>
-    </w:p>
-    <w:p>
-      <w:pPr>
-        <w:jc w:val="center"/>
-        <w:rPr>
-          <w:rFonts w:ascii="微软雅黑" w:eastAsia="微软雅黑" w:hAnsi="微软雅黑"/>
-          <w:b/>
-          <w:sz w:val="24"/>
-          <w:szCs w:val="24"/>
-        </w:rPr>
-      </w:pPr>
-      <w:r>
-        <w:rPr>
-          <w:rFonts w:ascii="微软雅黑" w:eastAsia="微软雅黑" w:hAnsi="微软雅黑" w:hint="eastAsia"/>
-          <w:b/>
-          <w:sz w:val="24"/>
-          <w:szCs w:val="24"/>
-        </w:rPr>
-        <w:t>性能检测报告</w:t>
-      </w:r>
-    </w:p>
-    <w:p>
-      <w:pPr>
-        <w:jc w:val="center"/>
-        <w:rPr>
-          <w:rFonts w:ascii="微软雅黑" w:eastAsia="微软雅黑" w:hAnsi="微软雅黑"/>
-          <w:sz w:val="24"/>
-          <w:szCs w:val="24"/>
-        </w:rPr>
-      </w:pPr>
-      <w:r>
-        <w:rPr>
-          <w:rFonts w:ascii="微软雅黑" w:eastAsia="微软雅黑" w:hAnsi="微软雅黑" w:hint="eastAsia"/>
-          <w:sz w:val="24"/>
-          <w:szCs w:val="24"/>
-        </w:rPr>
-        <w:t>{{</w:t>
-      </w:r>
-      <w:r>
-        <w:rPr>
-          <w:rFonts w:ascii="微软雅黑" w:eastAsia="微软雅黑" w:hAnsi="微软雅黑"/>
-          <w:sz w:val="24"/>
-          <w:szCs w:val="24"/>
-        </w:rPr>
-        <w:t>#</w:t>
-      </w:r>
-      <w:r>
-        <w:rPr>
-          <w:rFonts w:ascii="微软雅黑" w:eastAsia="微软雅黑" w:hAnsi="微软雅黑" w:hint="eastAsia"/>
-          <w:sz w:val="24"/>
-          <w:szCs w:val="24"/>
-        </w:rPr>
-        <w:t>performance_report}}</w:t>
-      </w:r>
-    </w:p>
-    <w:p>
-      <w:pPr>
-        <w:jc w:val="center"/>
-        <w:rPr>
-          <w:rFonts w:ascii="微软雅黑" w:eastAsia="微软雅黑" w:hAnsi="微软雅黑"/>
-          <w:sz w:val="24"/>
-          <w:szCs w:val="24"/>
-        </w:rPr>
-      </w:pPr>
-      <w:r>
-        <w:rPr>
-          <w:rFonts w:ascii="微软雅黑" w:eastAsia="微软雅黑" w:hAnsi="微软雅黑"/>
-          <w:sz w:val="24"/>
-          <w:szCs w:val="24"/>
-        </w:rPr>
-        <w:tab/>
-      </w:r>
-      <w:r>
-        <w:rPr>
-          <w:rFonts w:ascii="微软雅黑" w:eastAsia="微软雅黑" w:hAnsi="微软雅黑"/>
-          <w:sz w:val="24"/>
-          <w:szCs w:val="24"/>
-        </w:rPr>
-        <w:tab/>
-      </w:r>
-      <w:r>
-        <w:rPr>
-          <w:rFonts w:ascii="微软雅黑" w:eastAsia="微软雅黑" w:hAnsi="微软雅黑"/>
-          <w:sz w:val="24"/>
-          <w:szCs w:val="24"/>
-        </w:rPr>
-        <w:tab/>
-      </w:r>
-      <w:r>
-        <w:rPr>
-          <w:rFonts w:ascii="微软雅黑" w:eastAsia="微软雅黑" w:hAnsi="微软雅黑"/>
-          <w:sz w:val="24"/>
-          <w:szCs w:val="24"/>
-        </w:rPr>
-        <w:tab/>
-      </w:r>
-      <w:r>
-        <w:rPr>
-          <w:rFonts w:ascii="微软雅黑" w:eastAsia="微软雅黑" w:hAnsi="微软雅黑"/>
-          <w:sz w:val="24"/>
-          <w:szCs w:val="24"/>
-        </w:rPr>
-        <w:tab/>
-      </w:r>
-      <w:r>
-        <w:rPr>
-          <w:rFonts w:ascii="微软雅黑" w:eastAsia="微软雅黑" w:hAnsi="微软雅黑"/>
-          <w:sz w:val="24"/>
-          <w:szCs w:val="24"/>
-        </w:rPr>
-        <w:tab/>
-      </w:r>
-      <w:r>
-        <w:rPr>
-          <w:rFonts w:ascii="微软雅黑" w:eastAsia="微软雅黑" w:hAnsi="微软雅黑"/>
-          <w:sz w:val="24"/>
-          <w:szCs w:val="24"/>
-        </w:rPr>
-        <w:tab/>
-      </w:r>
-    </w:p>
-    <w:p>
-      <w:pPr>
-        <w:jc w:val="center"/>
-        <w:rPr>
-          <w:rFonts w:ascii="微软雅黑" w:eastAsia="微软雅黑" w:hAnsi="微软雅黑"/>
-          <w:sz w:val="24"/>
-          <w:szCs w:val="24"/>
-        </w:rPr>
-      </w:pPr>
-      <w:r>
-        <w:rPr>
-          <w:rFonts w:ascii="微软雅黑" w:eastAsia="微软雅黑" w:hAnsi="微软雅黑" w:hint="eastAsia"/>
-          <w:sz w:val="24"/>
-          <w:szCs w:val="24"/>
-        </w:rPr>
-        <w:t>保养前照片</w:t>
-      </w:r>
-    </w:p>
-    <w:p>
-      <w:pPr>
-        <w:jc w:val="center"/>
-        <w:rPr>
-          <w:rFonts w:ascii="微软雅黑" w:eastAsia="微软雅黑" w:hAnsi="微软雅黑"/>
-          <w:sz w:val="24"/>
-          <w:szCs w:val="24"/>
-        </w:rPr>
-      </w:pPr>
-      <w:r>
-        <w:t>{{</w:t>
-      </w:r>
-      <w:bookmarkStart w:id="2" w:name="OLE_LINK12"/>
-      <w:r>
-        <w:t>pm_pre</w:t>
-      </w:r>
-      <w:r>
-        <w:rPr>
-          <w:rFonts w:hint="eastAsia"/>
-        </w:rPr>
-        <w:t>_</w:t>
-      </w:r>
-      <w:r>
-        <w:t>picture0</w:t>
-      </w:r>
-      <w:bookmarkEnd w:id="2"/>
-      <w:r>
-        <w:t>}}</w:t>
-      </w:r>
-    </w:p>
-    <w:p>
-      <w:pPr>
-        <w:jc w:val="center"/>
-        <w:rPr>
-          <w:rFonts w:ascii="微软雅黑" w:eastAsia="微软雅黑" w:hAnsi="微软雅黑"/>
-          <w:sz w:val="24"/>
-          <w:szCs w:val="24"/>
-        </w:rPr>
-      </w:pPr>
-      <w:r>
-        <w:t>{{pm_pre_picture1}}</w:t>
-      </w:r>
-    </w:p>
-    <w:p>
-      <w:pPr>
-        <w:jc w:val="center"/>
-        <w:rPr>
-          <w:rFonts w:ascii="微软雅黑" w:eastAsia="微软雅黑" w:hAnsi="微软雅黑"/>
-          <w:sz w:val="24"/>
-          <w:szCs w:val="24"/>
-        </w:rPr>
-      </w:pPr>
-      <w:r>
-        <w:t>{{pm_pre_picture2}}</w:t>
-      </w:r>
-    </w:p>
-    <w:p>
-      <w:pPr>
-        <w:jc w:val="center"/>
-        <w:rPr>
-          <w:rFonts w:ascii="微软雅黑" w:eastAsia="微软雅黑" w:hAnsi="微软雅黑"/>
-          <w:sz w:val="24"/>
-          <w:szCs w:val="24"/>
-        </w:rPr>
-      </w:pPr>
-      <w:r>
-        <w:t>{{pm_pre_picture3}}</w:t>
-      </w:r>
-    </w:p>
-    <w:p>
-      <w:pPr>
-        <w:jc w:val="center"/>
-        <w:rPr>
-          <w:rFonts w:ascii="微软雅黑" w:eastAsia="微软雅黑" w:hAnsi="微软雅黑"/>
-          <w:sz w:val="24"/>
-          <w:szCs w:val="24"/>
-        </w:rPr>
-      </w:pPr>
-      <w:bookmarkStart w:id="3" w:name="OLE_LINK10"/>
-      <w:r>
-        <w:t>{{pm_pre_picture4}}</w:t>
-      </w:r>
-    </w:p>
-    <w:bookmarkEnd w:id="3"/>
-    <w:p>
-      <w:pPr>
-        <w:jc w:val="center"/>
-        <w:rPr>
-          <w:rFonts w:ascii="微软雅黑" w:eastAsia="微软雅黑" w:hAnsi="微软雅黑"/>
-          <w:sz w:val="24"/>
-          <w:szCs w:val="24"/>
-        </w:rPr>
-      </w:pPr>
-      <w:r>
-        <w:rPr>
-          <w:rFonts w:ascii="微软雅黑" w:eastAsia="微软雅黑" w:hAnsi="微软雅黑" w:hint="eastAsia"/>
-          <w:sz w:val="24"/>
-          <w:szCs w:val="24"/>
-        </w:rPr>
-        <w:t>保养后照片</w:t>
-      </w:r>
-    </w:p>
-    <w:p>
-      <w:pPr>
-        <w:jc w:val="center"/>
-        <w:rPr>
-          <w:rFonts w:ascii="微软雅黑" w:eastAsia="微软雅黑" w:hAnsi="微软雅黑"/>
-          <w:sz w:val="24"/>
-          <w:szCs w:val="24"/>
-        </w:rPr>
-      </w:pPr>
-      <w:bookmarkStart w:id="4" w:name="OLE_LINK11"/>
-      <w:r>
-        <w:t>{{pm_after_picture0}}</w:t>
-      </w:r>
-    </w:p>
-    <w:bookmarkEnd w:id="4"/>
-    <w:p>
-      <w:pPr>
-        <w:jc w:val="center"/>
-        <w:rPr>
-          <w:rFonts w:ascii="微软雅黑" w:eastAsia="微软雅黑" w:hAnsi="微软雅黑"/>
-          <w:sz w:val="24"/>
-          <w:szCs w:val="24"/>
-        </w:rPr>
-      </w:pPr>
-      <w:r>
-        <w:t>{{pm_after_picture1}}</w:t>
-      </w:r>
-    </w:p>
-    <w:p>
-      <w:pPr>
-        <w:jc w:val="center"/>
-        <w:rPr>
-          <w:rFonts w:ascii="微软雅黑" w:eastAsia="微软雅黑" w:hAnsi="微软雅黑"/>
-          <w:sz w:val="24"/>
-          <w:szCs w:val="24"/>
-        </w:rPr>
-      </w:pPr>
-      <w:r>
-        <w:t>{{pm_after_picture2}}</w:t>
-      </w:r>
-    </w:p>
-    <w:p>
-      <w:pPr>
-        <w:jc w:val="center"/>
-        <w:rPr>
-          <w:rFonts w:ascii="微软雅黑" w:eastAsia="微软雅黑" w:hAnsi="微软雅黑"/>
-          <w:sz w:val="24"/>
-          <w:szCs w:val="24"/>
-        </w:rPr>
-      </w:pPr>
-      <w:r>
-        <w:t>{{pm_after_picture3}}</w:t>
-      </w:r>
-    </w:p>
-    <w:p>
-      <w:pPr>
-        <w:jc w:val="center"/>
-        <w:rPr>
-          <w:rFonts w:ascii="微软雅黑" w:eastAsia="微软雅黑" w:hAnsi="微软雅黑"/>
-          <w:sz w:val="24"/>
-          <w:szCs w:val="24"/>
-        </w:rPr>
-      </w:pPr>
-      <w:r>
-        <w:t>{{pm_after_picture4}}</w:t>
-      </w:r>
-    </w:p>
-    <w:p>
-      <w:pPr>
-        <w:jc w:val="center"/>
-        <w:rPr>
-          <w:rFonts w:ascii="微软雅黑" w:eastAsia="微软雅黑" w:hAnsi="微软雅黑"/>
-          <w:sz w:val="24"/>
-          <w:szCs w:val="24"/>
-        </w:rPr>
-      </w:pPr>
+        <w:t>{{pm_picture_holder6</w:t>
+      </w:r>
+      <w:proofErr w:type="gramStart"/>
+      <w:r>
+        <w:t>}}{</w:t>
+      </w:r>
+      <w:proofErr w:type="gramEnd"/>
+      <w:r>
+        <w:t>{pm_picture6}}</w:t>
+      </w:r>
     </w:p>
     <w:p>
       <w:pPr>
         <w:jc w:val="right"/>
       </w:pPr>
       <w:r>
-        <w:t>{{</w:t>
-      </w:r>
-      <w:proofErr w:type="spellStart"/>
-      <w:r>
-        <w:t>ack_signature_place_holder</w:t>
-      </w:r>
-      <w:proofErr w:type="spellEnd"/>
-      <w:r>
-        <w:t>}}{{</w:t>
-      </w:r>
-      <w:proofErr w:type="spellStart"/>
-      <w:r>
-        <w:t>ack_signature</w:t>
-      </w:r>
-      <w:proofErr w:type="spellEnd"/>
-      <w:r>
-        <w:t>}}</w:t>
+        <w:t>{{pm_picture_holder7</w:t>
+      </w:r>
+      <w:proofErr w:type="gramStart"/>
+      <w:r>
+        <w:t>}}{</w:t>
+      </w:r>
+      <w:proofErr w:type="gramEnd"/>
+      <w:r>
+        <w:t>{pm_picture7}}</w:t>
       </w:r>
     </w:p>
     <w:p>
       <w:pPr>
         <w:jc w:val="right"/>
       </w:pPr>
-      <w:bookmarkStart w:id="5" w:name="OLE_LINK1"/>
-      <w:r>
-        <w:t>{{</w:t>
-      </w:r>
-      <w:proofErr w:type="spellStart"/>
-      <w:r>
-        <w:t>wc_signature_place_holder</w:t>
-      </w:r>
-      <w:proofErr w:type="spellEnd"/>
-      <w:r>
-        <w:t>}}{{</w:t>
-      </w:r>
-      <w:proofErr w:type="spellStart"/>
-      <w:r>
-        <w:t>wc_signature</w:t>
-      </w:r>
-      <w:proofErr w:type="spellEnd"/>
-      <w:r>
-        <w:t>}}</w:t>
+      <w:r>
+        <w:t>{{pm_picture_holder8</w:t>
+      </w:r>
+      <w:proofErr w:type="gramStart"/>
+      <w:r>
+        <w:t>}}{</w:t>
+      </w:r>
+      <w:proofErr w:type="gramEnd"/>
+      <w:r>
+        <w:t>{pm_picture8}}</w:t>
       </w:r>
     </w:p>
     <w:p>
       <w:pPr>
         <w:jc w:val="right"/>
       </w:pPr>
-      <w:bookmarkStart w:id="6" w:name="OLE_LINK3"/>
-      <w:r>
-        <w:t>{{</w:t>
-      </w:r>
-      <w:bookmarkStart w:id="7" w:name="OLE_LINK2"/>
-      <w:bookmarkStart w:id="8" w:name="OLE_LINK8"/>
-      <w:bookmarkStart w:id="9" w:name="OLE_LINK5"/>
-      <w:r>
-        <w:rPr>
-          <w:rFonts w:hint="eastAsia"/>
-        </w:rPr>
-        <w:t>pm</w:t>
-      </w:r>
-      <w:r>
-        <w:t>_picture</w:t>
-      </w:r>
+      <w:r>
+        <w:t>{{pm_picture_holder9</w:t>
+      </w:r>
+      <w:proofErr w:type="gramStart"/>
+      <w:r>
+        <w:t>}}{</w:t>
+      </w:r>
+      <w:proofErr w:type="gramEnd"/>
+      <w:r>
+        <w:t>{pm_picture9}}</w:t>
+      </w:r>
+    </w:p>
+    <w:p>
+      <w:pPr>
+        <w:jc w:val="right"/>
+      </w:pPr>
+      <w:r>
+        <w:t>{{pm_picture_holder10</w:t>
+      </w:r>
+      <w:proofErr w:type="gramStart"/>
+      <w:r>
+        <w:t>}}{</w:t>
+      </w:r>
+      <w:proofErr w:type="gramEnd"/>
+      <w:r>
+        <w:t>{pm_picture10}}</w:t>
+      </w:r>
+    </w:p>
+    <w:p>
+      <w:pPr>
+        <w:jc w:val="right"/>
+      </w:pPr>
+      <w:r>
+        <w:t>{{pm_picture_holder11</w:t>
+      </w:r>
+      <w:proofErr w:type="gramStart"/>
+      <w:r>
+        <w:t>}}{</w:t>
+      </w:r>
+      <w:proofErr w:type="gramEnd"/>
+      <w:r>
+        <w:t>{pm_picture11}}</w:t>
+      </w:r>
+    </w:p>
+    <w:p>
+      <w:pPr>
+        <w:jc w:val="right"/>
+      </w:pPr>
+      <w:r>
+        <w:t>{{pm_picture_holder12</w:t>
+      </w:r>
+      <w:proofErr w:type="gramStart"/>
+      <w:r>
+        <w:t>}}{</w:t>
+      </w:r>
+      <w:proofErr w:type="gramEnd"/>
+      <w:r>
+        <w:t>{pm_picture12}}</w:t>
+      </w:r>
+    </w:p>
+    <w:p>
+      <w:pPr>
+        <w:jc w:val="right"/>
+      </w:pPr>
+      <w:r>
+        <w:t>{{pm_picture_holder13</w:t>
+      </w:r>
+      <w:proofErr w:type="gramStart"/>
+      <w:r>
+        <w:t>}}{</w:t>
+      </w:r>
+      <w:proofErr w:type="gramEnd"/>
+      <w:r>
+        <w:t>{pm_picture13}}</w:t>
+      </w:r>
+    </w:p>
+    <w:p>
+      <w:pPr>
+        <w:jc w:val="right"/>
+      </w:pPr>
+      <w:r>
+        <w:t>{{pm_picture_holder14</w:t>
+      </w:r>
+      <w:proofErr w:type="gramStart"/>
+      <w:r>
+        <w:t>}}{</w:t>
+      </w:r>
+      <w:proofErr w:type="gramEnd"/>
+      <w:r>
+        <w:t>{pm_picture14}}</w:t>
+      </w:r>
+    </w:p>
+    <w:p>
+      <w:pPr>
+        <w:jc w:val="right"/>
+      </w:pPr>
+      <w:r>
+        <w:t>{{pm_picture_holder15</w:t>
+      </w:r>
+      <w:proofErr w:type="gramStart"/>
+      <w:r>
+        <w:t>}}{</w:t>
+      </w:r>
+      <w:proofErr w:type="gramEnd"/>
+      <w:r>
+        <w:t>{pm_picture15}}</w:t>
+      </w:r>
+    </w:p>
+    <w:p>
+      <w:pPr>
+        <w:jc w:val="right"/>
+      </w:pPr>
+      <w:r>
+        <w:t>{{pm_picture_holder16</w:t>
+      </w:r>
+      <w:proofErr w:type="gramStart"/>
+      <w:r>
+        <w:t>}}{</w:t>
+      </w:r>
+      <w:proofErr w:type="gramEnd"/>
+      <w:r>
+        <w:t>{pm_picture16}}</w:t>
+      </w:r>
+    </w:p>
+    <w:p>
+      <w:pPr>
+        <w:jc w:val="right"/>
+      </w:pPr>
+      <w:r>
+        <w:t>{{pm_picture_holder17</w:t>
+      </w:r>
+      <w:proofErr w:type="gramStart"/>
+      <w:r>
+        <w:t>}}{</w:t>
+      </w:r>
+      <w:proofErr w:type="gramEnd"/>
+      <w:r>
+        <w:t>{pm_picture17}}</w:t>
+      </w:r>
+    </w:p>
+    <w:p>
+      <w:pPr>
+        <w:jc w:val="right"/>
+      </w:pPr>
+      <w:r>
+        <w:t>{{pm_picture_holder18</w:t>
+      </w:r>
+      <w:proofErr w:type="gramStart"/>
+      <w:r>
+        <w:t>}}{</w:t>
+      </w:r>
+      <w:proofErr w:type="gramEnd"/>
+      <w:r>
+        <w:t>{pm_picture18}}</w:t>
+      </w:r>
+    </w:p>
+    <w:p>
+      <w:pPr>
+        <w:jc w:val="right"/>
+      </w:pPr>
+      <w:r>
+        <w:t>{{pm_picture_holder19</w:t>
+      </w:r>
+      <w:proofErr w:type="gramStart"/>
+      <w:r>
+        <w:t>}}{</w:t>
+      </w:r>
+      <w:proofErr w:type="gramEnd"/>
+      <w:r>
+        <w:t>{pm_picture19}}</w:t>
+      </w:r>
+    </w:p>
+    <w:p>
+      <w:pPr>
+        <w:jc w:val="right"/>
+      </w:pPr>
+      <w:r>
+        <w:t>{{pm_picture_holder20</w:t>
+      </w:r>
+      <w:proofErr w:type="gramStart"/>
+      <w:r>
+        <w:t>}}{</w:t>
+      </w:r>
+      <w:proofErr w:type="gramEnd"/>
+      <w:r>
+        <w:t>{pm_picture20}}</w:t>
+      </w:r>
+    </w:p>
+    <w:p>
+      <w:pPr>
+        <w:jc w:val="right"/>
+      </w:pPr>
+      <w:r>
+        <w:t>{{pm_picture_holder21</w:t>
+      </w:r>
+      <w:proofErr w:type="gramStart"/>
+      <w:r>
+        <w:t>}}{</w:t>
+      </w:r>
+      <w:proofErr w:type="gramEnd"/>
+      <w:r>
+        <w:t>{pm_picture21}}</w:t>
+      </w:r>
+    </w:p>
+    <w:p>
+      <w:pPr>
+        <w:jc w:val="right"/>
+      </w:pPr>
+      <w:r>
+        <w:t>{{pm_picture_holder22</w:t>
+      </w:r>
+      <w:proofErr w:type="gramStart"/>
+      <w:r>
+        <w:t>}}{</w:t>
+      </w:r>
+      <w:proofErr w:type="gramEnd"/>
+      <w:r>
+        <w:t>{pm_picture22}}</w:t>
+      </w:r>
+    </w:p>
+    <w:p>
+      <w:pPr>
+        <w:jc w:val="right"/>
+      </w:pPr>
+      <w:r>
+        <w:t>{{pm_picture_holder23</w:t>
+      </w:r>
+      <w:proofErr w:type="gramStart"/>
+      <w:r>
+        <w:t>}}{</w:t>
+      </w:r>
+      <w:proofErr w:type="gramEnd"/>
+      <w:r>
+        <w:t>{pm_picture23}}</w:t>
+      </w:r>
+    </w:p>
+    <w:p>
+      <w:pPr>
+        <w:jc w:val="right"/>
+      </w:pPr>
+      <w:r>
+        <w:t>{{pm_picture_holder24</w:t>
+      </w:r>
+      <w:proofErr w:type="gramStart"/>
+      <w:r>
+        <w:t>}}{</w:t>
+      </w:r>
+      <w:proofErr w:type="gramEnd"/>
+      <w:r>
+        <w:t>{pm_picture24}}</w:t>
+      </w:r>
+    </w:p>
+    <w:p>
+      <w:pPr>
+        <w:jc w:val="right"/>
+      </w:pPr>
+      <w:r>
+        <w:t>{{pm_picture_holder25</w:t>
+      </w:r>
+      <w:proofErr w:type="gramStart"/>
+      <w:r>
+        <w:t>}}{</w:t>
+      </w:r>
+      <w:proofErr w:type="gramEnd"/>
+      <w:r>
+        <w:t>{pm_picture25}}</w:t>
+      </w:r>
+    </w:p>
+    <w:p>
+      <w:pPr>
+        <w:jc w:val="right"/>
+      </w:pPr>
+      <w:r>
+        <w:t>{{pm_picture_holder26</w:t>
+      </w:r>
+      <w:proofErr w:type="gramStart"/>
+      <w:r>
+        <w:t>}}{</w:t>
+      </w:r>
+      <w:proofErr w:type="gramEnd"/>
+      <w:r>
+        <w:t>{pm_picture26}}</w:t>
+      </w:r>
+    </w:p>
+    <w:p>
+      <w:pPr>
+        <w:jc w:val="right"/>
+      </w:pPr>
+      <w:r>
+        <w:t>{{pm_picture_holder27</w:t>
+      </w:r>
+      <w:proofErr w:type="gramStart"/>
+      <w:r>
+        <w:t>}}{</w:t>
+      </w:r>
+      <w:proofErr w:type="gramEnd"/>
+      <w:r>
+        <w:t>{pm_picture27}}</w:t>
+      </w:r>
+    </w:p>
+    <w:p>
+      <w:pPr>
+        <w:jc w:val="right"/>
+      </w:pPr>
+      <w:r>
+        <w:t>{{pm_picture_holder28</w:t>
+      </w:r>
+      <w:proofErr w:type="gramStart"/>
+      <w:r>
+        <w:t>}}{</w:t>
+      </w:r>
+      <w:proofErr w:type="gramEnd"/>
+      <w:r>
+        <w:t>{pm_picture</w:t>
+      </w:r>
+      <w:r>
+        <w:t>2</w:t>
+      </w:r>
+      <w:r>
+        <w:t>8}}</w:t>
+      </w:r>
+    </w:p>
+    <w:p>
+      <w:pPr>
+        <w:jc w:val="right"/>
+      </w:pPr>
+      <w:r>
+        <w:t>{{pm_picture_holder29</w:t>
+      </w:r>
+      <w:proofErr w:type="gramStart"/>
+      <w:r>
+        <w:t>}}{</w:t>
+      </w:r>
+      <w:proofErr w:type="gramEnd"/>
+      <w:r>
+        <w:t>{pm_picture29}}</w:t>
+      </w:r>
+    </w:p>
+    <w:p>
+      <w:pPr>
+        <w:jc w:val="right"/>
+      </w:pPr>
+    </w:p>
+    <w:p>
+      <w:pPr>
+        <w:jc w:val="right"/>
+      </w:pPr>
+      <w:bookmarkStart w:id="11" w:name="OLE_LINK4"/>
       <w:bookmarkEnd w:id="7"/>
       <w:r>
-        <w:t>_holder</w:t>
-      </w:r>
-      <w:bookmarkEnd w:id="8"/>
-      <w:r>
-        <w:t>0</w:t>
-      </w:r>
-      <w:bookmarkEnd w:id="9"/>
-      <w:r>
-        <w:t>}}{{</w:t>
-      </w:r>
-      <w:r>
-        <w:rPr>
-          <w:rFonts w:hint="eastAsia"/>
-        </w:rPr>
-        <w:t>pm</w:t>
-      </w:r>
-      <w:r>
-        <w:t>_picture0</w:t>
-      </w:r>
-      <w:r>
-        <w:t>}}</w:t>
+        <w:t>{{parts_picture_holder0</w:t>
+      </w:r>
+      <w:proofErr w:type="gramStart"/>
+      <w:r>
+        <w:t>}}{</w:t>
+      </w:r>
+      <w:proofErr w:type="gramEnd"/>
+      <w:r>
+        <w:t>{parts_picture0}}</w:t>
       </w:r>
     </w:p>
     <w:p>
@@ -2602,7 +3264,15 @@
         <w:jc w:val="right"/>
       </w:pPr>
       <w:r>
-        <w:t>{{pm_picture_holder1}}{{pm_picture1}}</w:t>
+        <w:t>{{parts_picture_holder1</w:t>
+      </w:r>
+      <w:proofErr w:type="gramStart"/>
+      <w:r>
+        <w:t>}}{</w:t>
+      </w:r>
+      <w:proofErr w:type="gramEnd"/>
+      <w:r>
+        <w:t>{parts_picture1}}</w:t>
       </w:r>
     </w:p>
     <w:p>
@@ -2610,7 +3280,15 @@
         <w:jc w:val="right"/>
       </w:pPr>
       <w:r>
-        <w:t>{{pm_picture_holder2}}{{pm_picture2}}</w:t>
+        <w:t>{{parts_picture_holder2</w:t>
+      </w:r>
+      <w:proofErr w:type="gramStart"/>
+      <w:r>
+        <w:t>}}{</w:t>
+      </w:r>
+      <w:proofErr w:type="gramEnd"/>
+      <w:r>
+        <w:t>{parts_picture2}}</w:t>
       </w:r>
     </w:p>
     <w:p>
@@ -2618,7 +3296,15 @@
         <w:jc w:val="right"/>
       </w:pPr>
       <w:r>
-        <w:t>{{pm_picture_holder3}}{{pm_picture3}}</w:t>
+        <w:t>{{parts_picture_holder3</w:t>
+      </w:r>
+      <w:proofErr w:type="gramStart"/>
+      <w:r>
+        <w:t>}}{</w:t>
+      </w:r>
+      <w:proofErr w:type="gramEnd"/>
+      <w:r>
+        <w:t>{parts_picture3}}</w:t>
       </w:r>
     </w:p>
     <w:p>
@@ -2626,280 +3312,34 @@
         <w:jc w:val="right"/>
       </w:pPr>
       <w:r>
-        <w:t>{{pm_picture_holder4}}{{pm_picture4}}</w:t>
+        <w:t>{{parts_picture_holder4</w:t>
+      </w:r>
+      <w:proofErr w:type="gramStart"/>
+      <w:r>
+        <w:t>}}{</w:t>
+      </w:r>
+      <w:proofErr w:type="gramEnd"/>
+      <w:r>
+        <w:t>{parts_picture4}}</w:t>
       </w:r>
     </w:p>
     <w:p>
       <w:pPr>
         <w:jc w:val="right"/>
       </w:pPr>
-      <w:r>
-        <w:t>{{pm_picture_holder5}}{{pm_picture5}}</w:t>
-      </w:r>
-    </w:p>
+    </w:p>
+    <w:bookmarkEnd w:id="11"/>
     <w:p>
       <w:pPr>
         <w:jc w:val="right"/>
       </w:pPr>
-      <w:r>
-        <w:t>{{pm_picture_holder6}}{{pm_picture6}}</w:t>
-      </w:r>
-    </w:p>
+    </w:p>
+    <w:bookmarkEnd w:id="6"/>
     <w:p>
       <w:pPr>
         <w:jc w:val="right"/>
-      </w:pPr>
-      <w:r>
-        <w:t>{{pm_picture_holder7}}{{pm_picture7}}</w:t>
-      </w:r>
-    </w:p>
-    <w:p>
-      <w:pPr>
-        <w:jc w:val="right"/>
-      </w:pPr>
-      <w:r>
-        <w:lastRenderedPageBreak/>
-        <w:t>{{pm_picture_holder8}}{{pm_picture8}}</w:t>
-      </w:r>
-    </w:p>
-    <w:p>
-      <w:pPr>
-        <w:jc w:val="right"/>
-      </w:pPr>
-      <w:r>
-        <w:t>{{pm_picture_holder9}}{{pm_picture9}}</w:t>
-      </w:r>
-    </w:p>
-    <w:p>
-      <w:pPr>
-        <w:jc w:val="right"/>
-      </w:pPr>
-      <w:r>
-        <w:t>{{pm_picture_holder10}}{{pm_picture10}}</w:t>
-      </w:r>
-    </w:p>
-    <w:p>
-      <w:pPr>
-        <w:jc w:val="right"/>
-      </w:pPr>
-      <w:r>
-        <w:t>{{pm_picture_holder11}}{{pm_picture11}}</w:t>
-      </w:r>
-    </w:p>
-    <w:p>
-      <w:pPr>
-        <w:jc w:val="right"/>
-      </w:pPr>
-      <w:r>
-        <w:t>{{pm_picture_holder12}}{{pm_picture12}}</w:t>
-      </w:r>
-    </w:p>
-    <w:p>
-      <w:pPr>
-        <w:jc w:val="right"/>
-      </w:pPr>
-      <w:r>
-        <w:t>{{pm_picture_holder13}}{{pm_picture13}}</w:t>
-      </w:r>
-    </w:p>
-    <w:p>
-      <w:pPr>
-        <w:jc w:val="right"/>
-      </w:pPr>
-      <w:r>
-        <w:t>{{pm_picture_holder14}}{{pm_picture14}}</w:t>
-      </w:r>
-    </w:p>
-    <w:p>
-      <w:pPr>
-        <w:jc w:val="right"/>
-      </w:pPr>
-      <w:r>
-        <w:t>{{pm_picture_holder15}}{{pm_picture15}}</w:t>
-      </w:r>
-    </w:p>
-    <w:p>
-      <w:pPr>
-        <w:jc w:val="right"/>
-      </w:pPr>
-      <w:r>
-        <w:t>{{pm_picture_holder16}}{{pm_picture16}}</w:t>
-      </w:r>
-    </w:p>
-    <w:p>
-      <w:pPr>
-        <w:jc w:val="right"/>
-      </w:pPr>
-      <w:r>
-        <w:t>{{pm_picture_holder17}}{{pm_picture17}}</w:t>
-      </w:r>
-    </w:p>
-    <w:p>
-      <w:pPr>
-        <w:jc w:val="right"/>
-      </w:pPr>
-      <w:r>
-        <w:t>{{pm_picture_holder18}}{{pm_picture18}}</w:t>
-      </w:r>
-    </w:p>
-    <w:p>
-      <w:pPr>
-        <w:jc w:val="right"/>
-      </w:pPr>
-      <w:r>
-        <w:t>{{pm_picture_holder19}}{{pm_picture19}}</w:t>
-      </w:r>
-    </w:p>
-    <w:p>
-      <w:pPr>
-        <w:jc w:val="right"/>
-      </w:pPr>
-      <w:r>
-        <w:t>{{pm_picture_holder20}}{{pm_picture20}}</w:t>
-      </w:r>
-    </w:p>
-    <w:p>
-      <w:pPr>
-        <w:jc w:val="right"/>
-      </w:pPr>
-      <w:r>
-        <w:t>{{pm_picture_holder21}}{{pm_picture21}}</w:t>
-      </w:r>
-    </w:p>
-    <w:p>
-      <w:pPr>
-        <w:jc w:val="right"/>
-      </w:pPr>
-      <w:r>
-        <w:t>{{pm_picture_holder22}}{{pm_picture22}}</w:t>
-      </w:r>
-    </w:p>
-    <w:p>
-      <w:pPr>
-        <w:jc w:val="right"/>
-      </w:pPr>
-      <w:r>
-        <w:t>{{pm_picture_holder23}}{{pm_picture23}}</w:t>
-      </w:r>
-    </w:p>
-    <w:p>
-      <w:pPr>
-        <w:jc w:val="right"/>
-      </w:pPr>
-      <w:r>
-        <w:t>{{pm_picture_holder24}}{{pm_picture24}}</w:t>
-      </w:r>
-    </w:p>
-    <w:p>
-      <w:pPr>
-        <w:jc w:val="right"/>
-      </w:pPr>
-      <w:r>
-        <w:t>{{pm_picture_holder25}}{{pm_picture25}}</w:t>
-      </w:r>
-    </w:p>
-    <w:p>
-      <w:pPr>
-        <w:jc w:val="right"/>
-      </w:pPr>
-      <w:r>
-        <w:t>{{pm_picture_holder26}}{{pm_picture26}}</w:t>
-      </w:r>
-    </w:p>
-    <w:p>
-      <w:pPr>
-        <w:jc w:val="right"/>
-      </w:pPr>
-      <w:r>
-        <w:t>{{pm_picture_holder27}}{{pm_picture27}}</w:t>
-      </w:r>
-    </w:p>
-    <w:p>
-      <w:pPr>
-        <w:jc w:val="right"/>
-      </w:pPr>
-      <w:r>
-        <w:t>{{pm_picture_holder28}}{{pm_picture</w:t>
-      </w:r>
-      <w:r>
-        <w:t>2</w:t>
-      </w:r>
-      <w:r>
-        <w:t>8}}</w:t>
-      </w:r>
-    </w:p>
-    <w:p>
-      <w:pPr>
-        <w:jc w:val="right"/>
-      </w:pPr>
-      <w:r>
-        <w:t>{{pm_picture_holder29}}{{pm_picture29}}</w:t>
-      </w:r>
-    </w:p>
-    <w:p>
-      <w:pPr>
-        <w:jc w:val="right"/>
-      </w:pPr>
-    </w:p>
-    <w:p>
-      <w:pPr>
-        <w:jc w:val="right"/>
-      </w:pPr>
-      <w:bookmarkStart w:id="10" w:name="OLE_LINK4"/>
-      <w:bookmarkEnd w:id="6"/>
-      <w:r>
-        <w:t>{{parts_picture_holder0}}{{parts_picture0}}</w:t>
-      </w:r>
-    </w:p>
-    <w:p>
-      <w:pPr>
-        <w:jc w:val="right"/>
-      </w:pPr>
-      <w:r>
-        <w:t>{{parts_picture_holder1}}{{parts_picture1}}</w:t>
-      </w:r>
-    </w:p>
-    <w:p>
-      <w:pPr>
-        <w:jc w:val="right"/>
-      </w:pPr>
-      <w:r>
-        <w:t>{{parts_picture_holder2}}{{parts_picture2}}</w:t>
-      </w:r>
-    </w:p>
-    <w:p>
-      <w:pPr>
-        <w:jc w:val="right"/>
-      </w:pPr>
-      <w:r>
-        <w:t>{{parts_picture_holder3}}{{parts_picture3}}</w:t>
-      </w:r>
-    </w:p>
-    <w:p>
-      <w:pPr>
-        <w:jc w:val="right"/>
-      </w:pPr>
-      <w:r>
-        <w:t>{{parts_picture_holder4}}{{parts_picture4}}</w:t>
-      </w:r>
-    </w:p>
-    <w:p>
-      <w:pPr>
-        <w:jc w:val="right"/>
-      </w:pPr>
-    </w:p>
-    <w:bookmarkEnd w:id="10"/>
-    <w:p>
-      <w:pPr>
-        <w:jc w:val="right"/>
-      </w:pPr>
-    </w:p>
-    <w:bookmarkEnd w:id="5"/>
-    <w:p>
-      <w:pPr>
-        <w:jc w:val="right"/>
-        <w:rPr>
-          <w:rFonts w:ascii="微软雅黑" w:eastAsia="微软雅黑" w:hAnsi="微软雅黑"/>
+        <w:rPr>
+          <w:rFonts w:ascii="Microsoft YaHei" w:eastAsia="Microsoft YaHei" w:hAnsi="Microsoft YaHei"/>
           <w:sz w:val="24"/>
           <w:szCs w:val="24"/>
         </w:rPr>

--- a/src/src/main/resources/report/maintenance-template_zh.docx
+++ b/src/src/main/resources/report/maintenance-template_zh.docx
@@ -6,7 +6,7 @@
       <w:pPr>
         <w:jc w:val="center"/>
         <w:rPr>
-          <w:rFonts w:ascii="Microsoft YaHei" w:eastAsia="Microsoft YaHei" w:hAnsi="Microsoft YaHei"/>
+          <w:rFonts w:ascii="微软雅黑" w:eastAsia="微软雅黑" w:hAnsi="微软雅黑"/>
           <w:b/>
           <w:sz w:val="24"/>
           <w:szCs w:val="24"/>
@@ -14,7 +14,7 @@
       </w:pPr>
       <w:r>
         <w:rPr>
-          <w:rFonts w:ascii="Microsoft YaHei" w:eastAsia="Microsoft YaHei" w:hAnsi="Microsoft YaHei"/>
+          <w:rFonts w:ascii="微软雅黑" w:eastAsia="微软雅黑" w:hAnsi="微软雅黑"/>
           <w:b/>
           <w:sz w:val="24"/>
           <w:szCs w:val="24"/>
@@ -23,7 +23,7 @@
       </w:r>
       <w:r>
         <w:rPr>
-          <w:rFonts w:ascii="Microsoft YaHei" w:eastAsia="Microsoft YaHei" w:hAnsi="Microsoft YaHei" w:hint="eastAsia"/>
+          <w:rFonts w:ascii="微软雅黑" w:eastAsia="微软雅黑" w:hAnsi="微软雅黑" w:hint="eastAsia"/>
           <w:b/>
           <w:sz w:val="24"/>
           <w:szCs w:val="24"/>
@@ -32,7 +32,7 @@
       </w:r>
       <w:r>
         <w:rPr>
-          <w:rFonts w:ascii="Microsoft YaHei" w:eastAsia="Microsoft YaHei" w:hAnsi="Microsoft YaHei"/>
+          <w:rFonts w:ascii="微软雅黑" w:eastAsia="微软雅黑" w:hAnsi="微软雅黑"/>
           <w:b/>
           <w:sz w:val="24"/>
           <w:szCs w:val="24"/>
@@ -41,7 +41,7 @@
       </w:r>
       <w:r>
         <w:rPr>
-          <w:rFonts w:ascii="Microsoft YaHei" w:eastAsia="Microsoft YaHei" w:hAnsi="Microsoft YaHei" w:hint="eastAsia"/>
+          <w:rFonts w:ascii="微软雅黑" w:eastAsia="微软雅黑" w:hAnsi="微软雅黑" w:hint="eastAsia"/>
           <w:b/>
           <w:sz w:val="24"/>
           <w:szCs w:val="24"/>
@@ -53,7 +53,7 @@
       <w:pPr>
         <w:jc w:val="center"/>
         <w:rPr>
-          <w:rFonts w:ascii="Microsoft YaHei" w:eastAsia="Microsoft YaHei" w:hAnsi="Microsoft YaHei"/>
+          <w:rFonts w:ascii="微软雅黑" w:eastAsia="微软雅黑" w:hAnsi="微软雅黑"/>
           <w:b/>
           <w:sz w:val="24"/>
           <w:szCs w:val="24"/>
@@ -61,7 +61,7 @@
       </w:pPr>
       <w:r>
         <w:rPr>
-          <w:rFonts w:ascii="Microsoft YaHei" w:eastAsia="Microsoft YaHei" w:hAnsi="Microsoft YaHei"/>
+          <w:rFonts w:ascii="微软雅黑" w:eastAsia="微软雅黑" w:hAnsi="微软雅黑"/>
           <w:b/>
           <w:sz w:val="24"/>
           <w:szCs w:val="24"/>
@@ -70,7 +70,7 @@
       </w:r>
       <w:r>
         <w:rPr>
-          <w:rFonts w:ascii="Microsoft YaHei" w:eastAsia="Microsoft YaHei" w:hAnsi="Microsoft YaHei" w:cs="SimSun" w:hint="eastAsia"/>
+          <w:rFonts w:ascii="微软雅黑" w:eastAsia="微软雅黑" w:hAnsi="微软雅黑" w:cs="宋体" w:hint="eastAsia"/>
           <w:b/>
           <w:sz w:val="24"/>
           <w:szCs w:val="24"/>
@@ -179,7 +179,7 @@
             </w:r>
             <w:r>
               <w:rPr>
-                <w:rFonts w:ascii="SimSun" w:eastAsia="SimSun" w:hAnsi="SimSun" w:cs="SimSun" w:hint="eastAsia"/>
+                <w:rFonts w:ascii="宋体" w:eastAsia="宋体" w:hAnsi="宋体" w:cs="宋体" w:hint="eastAsia"/>
                 <w:sz w:val="20"/>
                 <w:szCs w:val="20"/>
               </w:rPr>
@@ -251,7 +251,7 @@
             </w:r>
             <w:r>
               <w:rPr>
-                <w:rFonts w:ascii="SimSun" w:eastAsia="SimSun" w:hAnsi="SimSun" w:cs="SimSun" w:hint="eastAsia"/>
+                <w:rFonts w:ascii="宋体" w:eastAsia="宋体" w:hAnsi="宋体" w:cs="宋体" w:hint="eastAsia"/>
                 <w:sz w:val="20"/>
                 <w:szCs w:val="20"/>
               </w:rPr>
@@ -317,7 +317,7 @@
             </w:r>
             <w:r>
               <w:rPr>
-                <w:rFonts w:ascii="SimSun" w:eastAsia="SimSun" w:hAnsi="SimSun" w:cs="SimSun" w:hint="eastAsia"/>
+                <w:rFonts w:ascii="宋体" w:eastAsia="宋体" w:hAnsi="宋体" w:cs="宋体" w:hint="eastAsia"/>
                 <w:sz w:val="20"/>
                 <w:szCs w:val="20"/>
               </w:rPr>
@@ -443,7 +443,7 @@
             </w:r>
             <w:r>
               <w:rPr>
-                <w:rFonts w:ascii="SimSun" w:eastAsia="SimSun" w:hAnsi="SimSun" w:cs="SimSun" w:hint="eastAsia"/>
+                <w:rFonts w:ascii="宋体" w:eastAsia="宋体" w:hAnsi="宋体" w:cs="宋体" w:hint="eastAsia"/>
                 <w:sz w:val="20"/>
                 <w:szCs w:val="20"/>
               </w:rPr>
@@ -512,7 +512,7 @@
             </w:r>
             <w:r>
               <w:rPr>
-                <w:rFonts w:ascii="SimSun" w:eastAsia="SimSun" w:hAnsi="SimSun" w:cs="SimSun" w:hint="eastAsia"/>
+                <w:rFonts w:ascii="宋体" w:eastAsia="宋体" w:hAnsi="宋体" w:cs="宋体" w:hint="eastAsia"/>
                 <w:sz w:val="20"/>
                 <w:szCs w:val="20"/>
               </w:rPr>
@@ -644,6 +644,7 @@
             <w:pPr>
               <w:jc w:val="center"/>
               <w:rPr>
+                <w:color w:val="000000" w:themeColor="text1"/>
                 <w:sz w:val="20"/>
                 <w:szCs w:val="20"/>
               </w:rPr>
@@ -651,7 +652,7 @@
             <w:r>
               <w:rPr>
                 <w:rFonts w:ascii="Segoe UI" w:hAnsi="Segoe UI" w:cs="Segoe UI"/>
-                <w:color w:val="172B4D"/>
+                <w:color w:val="000000" w:themeColor="text1"/>
                 <w:spacing w:val="-1"/>
                 <w:sz w:val="20"/>
                 <w:szCs w:val="20"/>
@@ -661,7 +662,7 @@
             <w:r>
               <w:rPr>
                 <w:rFonts w:ascii="Segoe UI" w:hAnsi="Segoe UI" w:cs="Segoe UI"/>
-                <w:color w:val="172B4D"/>
+                <w:color w:val="000000" w:themeColor="text1"/>
                 <w:spacing w:val="-1"/>
                 <w:sz w:val="20"/>
                 <w:szCs w:val="20"/>
@@ -671,7 +672,7 @@
             <w:r>
               <w:rPr>
                 <w:rFonts w:ascii="Segoe UI" w:hAnsi="Segoe UI" w:cs="Segoe UI"/>
-                <w:color w:val="172B4D"/>
+                <w:color w:val="000000" w:themeColor="text1"/>
                 <w:spacing w:val="-1"/>
                 <w:sz w:val="20"/>
                 <w:szCs w:val="20"/>
@@ -733,7 +734,6 @@
             <w:pPr>
               <w:jc w:val="center"/>
               <w:rPr>
-                <w:rFonts w:hint="eastAsia"/>
                 <w:sz w:val="20"/>
                 <w:szCs w:val="20"/>
               </w:rPr>
@@ -765,7 +765,7 @@
       <w:pPr>
         <w:jc w:val="center"/>
         <w:rPr>
-          <w:rFonts w:ascii="Microsoft YaHei" w:eastAsia="Microsoft YaHei" w:hAnsi="Microsoft YaHei"/>
+          <w:rFonts w:ascii="微软雅黑" w:eastAsia="微软雅黑" w:hAnsi="微软雅黑"/>
           <w:b/>
           <w:sz w:val="24"/>
           <w:szCs w:val="24"/>
@@ -773,7 +773,7 @@
       </w:pPr>
       <w:r>
         <w:rPr>
-          <w:rFonts w:ascii="Microsoft YaHei" w:eastAsia="Microsoft YaHei" w:hAnsi="Microsoft YaHei" w:hint="eastAsia"/>
+          <w:rFonts w:ascii="微软雅黑" w:eastAsia="微软雅黑" w:hAnsi="微软雅黑" w:hint="eastAsia"/>
           <w:b/>
           <w:sz w:val="24"/>
           <w:szCs w:val="24"/>
@@ -782,7 +782,7 @@
       </w:r>
       <w:r>
         <w:rPr>
-          <w:rFonts w:ascii="Microsoft YaHei" w:eastAsia="Microsoft YaHei" w:hAnsi="Microsoft YaHei"/>
+          <w:rFonts w:ascii="微软雅黑" w:eastAsia="微软雅黑" w:hAnsi="微软雅黑"/>
           <w:b/>
           <w:sz w:val="24"/>
           <w:szCs w:val="24"/>
@@ -791,7 +791,7 @@
       </w:r>
       <w:r>
         <w:rPr>
-          <w:rFonts w:ascii="Microsoft YaHei" w:eastAsia="Microsoft YaHei" w:hAnsi="Microsoft YaHei" w:hint="eastAsia"/>
+          <w:rFonts w:ascii="微软雅黑" w:eastAsia="微软雅黑" w:hAnsi="微软雅黑" w:hint="eastAsia"/>
           <w:b/>
           <w:sz w:val="24"/>
           <w:szCs w:val="24"/>
@@ -827,14 +827,14 @@
             <w:pPr>
               <w:jc w:val="center"/>
               <w:rPr>
-                <w:rFonts w:ascii="SimSun" w:eastAsia="SimSun" w:hAnsi="SimSun" w:cs="SimSun"/>
-                <w:sz w:val="20"/>
-                <w:szCs w:val="20"/>
-              </w:rPr>
-            </w:pPr>
-            <w:r>
-              <w:rPr>
-                <w:rFonts w:ascii="SimSun" w:eastAsia="SimSun" w:hAnsi="SimSun" w:cs="SimSun" w:hint="eastAsia"/>
+                <w:rFonts w:ascii="宋体" w:eastAsia="宋体" w:hAnsi="宋体" w:cs="宋体"/>
+                <w:sz w:val="20"/>
+                <w:szCs w:val="20"/>
+              </w:rPr>
+            </w:pPr>
+            <w:r>
+              <w:rPr>
+                <w:rFonts w:ascii="宋体" w:eastAsia="宋体" w:hAnsi="宋体" w:cs="宋体" w:hint="eastAsia"/>
                 <w:sz w:val="20"/>
                 <w:szCs w:val="20"/>
               </w:rPr>
@@ -851,14 +851,14 @@
             <w:pPr>
               <w:jc w:val="center"/>
               <w:rPr>
-                <w:rFonts w:ascii="SimSun" w:eastAsia="SimSun" w:hAnsi="SimSun" w:cs="SimSun"/>
-                <w:sz w:val="20"/>
-                <w:szCs w:val="20"/>
-              </w:rPr>
-            </w:pPr>
-            <w:r>
-              <w:rPr>
-                <w:rFonts w:ascii="SimSun" w:eastAsia="SimSun" w:hAnsi="SimSun" w:cs="SimSun"/>
+                <w:rFonts w:ascii="宋体" w:eastAsia="宋体" w:hAnsi="宋体" w:cs="宋体"/>
+                <w:sz w:val="20"/>
+                <w:szCs w:val="20"/>
+              </w:rPr>
+            </w:pPr>
+            <w:r>
+              <w:rPr>
+                <w:rFonts w:ascii="宋体" w:eastAsia="宋体" w:hAnsi="宋体" w:cs="宋体"/>
                 <w:sz w:val="20"/>
                 <w:szCs w:val="20"/>
               </w:rPr>
@@ -867,7 +867,7 @@
             <w:proofErr w:type="spellStart"/>
             <w:r>
               <w:rPr>
-                <w:rFonts w:ascii="SimSun" w:eastAsia="SimSun" w:hAnsi="SimSun" w:cs="SimSun"/>
+                <w:rFonts w:ascii="宋体" w:eastAsia="宋体" w:hAnsi="宋体" w:cs="宋体"/>
                 <w:sz w:val="20"/>
                 <w:szCs w:val="20"/>
               </w:rPr>
@@ -876,7 +876,7 @@
             <w:proofErr w:type="spellEnd"/>
             <w:r>
               <w:rPr>
-                <w:rFonts w:ascii="SimSun" w:eastAsia="SimSun" w:hAnsi="SimSun" w:cs="SimSun"/>
+                <w:rFonts w:ascii="宋体" w:eastAsia="宋体" w:hAnsi="宋体" w:cs="宋体"/>
                 <w:sz w:val="20"/>
                 <w:szCs w:val="20"/>
               </w:rPr>
@@ -893,14 +893,14 @@
             <w:pPr>
               <w:jc w:val="center"/>
               <w:rPr>
-                <w:rFonts w:ascii="SimSun" w:eastAsia="SimSun" w:hAnsi="SimSun" w:cs="SimSun"/>
-                <w:sz w:val="20"/>
-                <w:szCs w:val="20"/>
-              </w:rPr>
-            </w:pPr>
-            <w:r>
-              <w:rPr>
-                <w:rFonts w:ascii="SimSun" w:eastAsia="SimSun" w:hAnsi="SimSun" w:cs="SimSun" w:hint="eastAsia"/>
+                <w:rFonts w:ascii="宋体" w:eastAsia="宋体" w:hAnsi="宋体" w:cs="宋体"/>
+                <w:sz w:val="20"/>
+                <w:szCs w:val="20"/>
+              </w:rPr>
+            </w:pPr>
+            <w:r>
+              <w:rPr>
+                <w:rFonts w:ascii="宋体" w:eastAsia="宋体" w:hAnsi="宋体" w:cs="宋体" w:hint="eastAsia"/>
                 <w:sz w:val="20"/>
                 <w:szCs w:val="20"/>
               </w:rPr>
@@ -909,7 +909,7 @@
             <w:proofErr w:type="gramStart"/>
             <w:r>
               <w:rPr>
-                <w:rFonts w:ascii="SimSun" w:eastAsia="SimSun" w:hAnsi="SimSun" w:cs="SimSun" w:hint="eastAsia"/>
+                <w:rFonts w:ascii="宋体" w:eastAsia="宋体" w:hAnsi="宋体" w:cs="宋体" w:hint="eastAsia"/>
                 <w:sz w:val="20"/>
                 <w:szCs w:val="20"/>
               </w:rPr>
@@ -918,7 +918,7 @@
             <w:proofErr w:type="gramEnd"/>
             <w:r>
               <w:rPr>
-                <w:rFonts w:ascii="SimSun" w:eastAsia="SimSun" w:hAnsi="SimSun" w:cs="SimSun" w:hint="eastAsia"/>
+                <w:rFonts w:ascii="宋体" w:eastAsia="宋体" w:hAnsi="宋体" w:cs="宋体" w:hint="eastAsia"/>
                 <w:sz w:val="20"/>
                 <w:szCs w:val="20"/>
               </w:rPr>
@@ -935,14 +935,14 @@
             <w:pPr>
               <w:jc w:val="center"/>
               <w:rPr>
-                <w:rFonts w:ascii="SimSun" w:eastAsia="SimSun" w:hAnsi="SimSun" w:cs="SimSun"/>
-                <w:sz w:val="20"/>
-                <w:szCs w:val="20"/>
-              </w:rPr>
-            </w:pPr>
-            <w:r>
-              <w:rPr>
-                <w:rFonts w:ascii="SimSun" w:eastAsia="SimSun" w:hAnsi="SimSun" w:cs="SimSun"/>
+                <w:rFonts w:ascii="宋体" w:eastAsia="宋体" w:hAnsi="宋体" w:cs="宋体"/>
+                <w:sz w:val="20"/>
+                <w:szCs w:val="20"/>
+              </w:rPr>
+            </w:pPr>
+            <w:r>
+              <w:rPr>
+                <w:rFonts w:ascii="宋体" w:eastAsia="宋体" w:hAnsi="宋体" w:cs="宋体"/>
                 <w:sz w:val="20"/>
                 <w:szCs w:val="20"/>
               </w:rPr>
@@ -951,7 +951,7 @@
             <w:proofErr w:type="spellStart"/>
             <w:r>
               <w:rPr>
-                <w:rFonts w:ascii="SimSun" w:eastAsia="SimSun" w:hAnsi="SimSun" w:cs="SimSun"/>
+                <w:rFonts w:ascii="宋体" w:eastAsia="宋体" w:hAnsi="宋体" w:cs="宋体"/>
                 <w:sz w:val="20"/>
                 <w:szCs w:val="20"/>
               </w:rPr>
@@ -960,7 +960,7 @@
             <w:proofErr w:type="spellEnd"/>
             <w:r>
               <w:rPr>
-                <w:rFonts w:ascii="SimSun" w:eastAsia="SimSun" w:hAnsi="SimSun" w:cs="SimSun"/>
+                <w:rFonts w:ascii="宋体" w:eastAsia="宋体" w:hAnsi="宋体" w:cs="宋体"/>
                 <w:sz w:val="20"/>
                 <w:szCs w:val="20"/>
               </w:rPr>
@@ -979,14 +979,14 @@
             <w:pPr>
               <w:jc w:val="center"/>
               <w:rPr>
-                <w:rFonts w:ascii="SimSun" w:eastAsia="SimSun" w:hAnsi="SimSun" w:cs="SimSun"/>
-                <w:sz w:val="20"/>
-                <w:szCs w:val="20"/>
-              </w:rPr>
-            </w:pPr>
-            <w:r>
-              <w:rPr>
-                <w:rFonts w:ascii="SimSun" w:eastAsia="SimSun" w:hAnsi="SimSun" w:cs="SimSun" w:hint="eastAsia"/>
+                <w:rFonts w:ascii="宋体" w:eastAsia="宋体" w:hAnsi="宋体" w:cs="宋体"/>
+                <w:sz w:val="20"/>
+                <w:szCs w:val="20"/>
+              </w:rPr>
+            </w:pPr>
+            <w:r>
+              <w:rPr>
+                <w:rFonts w:ascii="宋体" w:eastAsia="宋体" w:hAnsi="宋体" w:cs="宋体" w:hint="eastAsia"/>
                 <w:sz w:val="20"/>
                 <w:szCs w:val="20"/>
               </w:rPr>
@@ -1003,14 +1003,14 @@
             <w:pPr>
               <w:jc w:val="center"/>
               <w:rPr>
-                <w:rFonts w:ascii="SimSun" w:eastAsia="SimSun" w:hAnsi="SimSun" w:cs="SimSun"/>
-                <w:sz w:val="20"/>
-                <w:szCs w:val="20"/>
-              </w:rPr>
-            </w:pPr>
-            <w:r>
-              <w:rPr>
-                <w:rFonts w:ascii="SimSun" w:eastAsia="SimSun" w:hAnsi="SimSun" w:cs="SimSun"/>
+                <w:rFonts w:ascii="宋体" w:eastAsia="宋体" w:hAnsi="宋体" w:cs="宋体"/>
+                <w:sz w:val="20"/>
+                <w:szCs w:val="20"/>
+              </w:rPr>
+            </w:pPr>
+            <w:r>
+              <w:rPr>
+                <w:rFonts w:ascii="宋体" w:eastAsia="宋体" w:hAnsi="宋体" w:cs="宋体"/>
                 <w:sz w:val="20"/>
                 <w:szCs w:val="20"/>
               </w:rPr>
@@ -1019,7 +1019,7 @@
             <w:proofErr w:type="spellStart"/>
             <w:r>
               <w:rPr>
-                <w:rFonts w:ascii="SimSun" w:eastAsia="SimSun" w:hAnsi="SimSun" w:cs="SimSun"/>
+                <w:rFonts w:ascii="宋体" w:eastAsia="宋体" w:hAnsi="宋体" w:cs="宋体"/>
                 <w:sz w:val="20"/>
                 <w:szCs w:val="20"/>
               </w:rPr>
@@ -1028,7 +1028,7 @@
             <w:proofErr w:type="spellEnd"/>
             <w:r>
               <w:rPr>
-                <w:rFonts w:ascii="SimSun" w:eastAsia="SimSun" w:hAnsi="SimSun" w:cs="SimSun"/>
+                <w:rFonts w:ascii="宋体" w:eastAsia="宋体" w:hAnsi="宋体" w:cs="宋体"/>
                 <w:sz w:val="20"/>
                 <w:szCs w:val="20"/>
               </w:rPr>
@@ -1045,14 +1045,14 @@
             <w:pPr>
               <w:jc w:val="center"/>
               <w:rPr>
-                <w:rFonts w:ascii="SimSun" w:eastAsia="SimSun" w:hAnsi="SimSun" w:cs="SimSun"/>
-                <w:sz w:val="20"/>
-                <w:szCs w:val="20"/>
-              </w:rPr>
-            </w:pPr>
-            <w:r>
-              <w:rPr>
-                <w:rFonts w:ascii="SimSun" w:eastAsia="SimSun" w:hAnsi="SimSun" w:cs="SimSun" w:hint="eastAsia"/>
+                <w:rFonts w:ascii="宋体" w:eastAsia="宋体" w:hAnsi="宋体" w:cs="宋体"/>
+                <w:sz w:val="20"/>
+                <w:szCs w:val="20"/>
+              </w:rPr>
+            </w:pPr>
+            <w:r>
+              <w:rPr>
+                <w:rFonts w:ascii="宋体" w:eastAsia="宋体" w:hAnsi="宋体" w:cs="宋体" w:hint="eastAsia"/>
                 <w:sz w:val="20"/>
                 <w:szCs w:val="20"/>
               </w:rPr>
@@ -1069,14 +1069,14 @@
             <w:pPr>
               <w:jc w:val="center"/>
               <w:rPr>
-                <w:rFonts w:ascii="SimSun" w:eastAsia="SimSun" w:hAnsi="SimSun" w:cs="SimSun"/>
-                <w:sz w:val="20"/>
-                <w:szCs w:val="20"/>
-              </w:rPr>
-            </w:pPr>
-            <w:r>
-              <w:rPr>
-                <w:rFonts w:ascii="SimSun" w:eastAsia="SimSun" w:hAnsi="SimSun" w:cs="SimSun"/>
+                <w:rFonts w:ascii="宋体" w:eastAsia="宋体" w:hAnsi="宋体" w:cs="宋体"/>
+                <w:sz w:val="20"/>
+                <w:szCs w:val="20"/>
+              </w:rPr>
+            </w:pPr>
+            <w:r>
+              <w:rPr>
+                <w:rFonts w:ascii="宋体" w:eastAsia="宋体" w:hAnsi="宋体" w:cs="宋体"/>
                 <w:sz w:val="20"/>
                 <w:szCs w:val="20"/>
               </w:rPr>
@@ -1085,7 +1085,7 @@
             <w:proofErr w:type="spellStart"/>
             <w:r>
               <w:rPr>
-                <w:rFonts w:ascii="SimSun" w:eastAsia="SimSun" w:hAnsi="SimSun" w:cs="SimSun"/>
+                <w:rFonts w:ascii="宋体" w:eastAsia="宋体" w:hAnsi="宋体" w:cs="宋体"/>
                 <w:sz w:val="20"/>
                 <w:szCs w:val="20"/>
               </w:rPr>
@@ -1094,7 +1094,7 @@
             <w:proofErr w:type="spellEnd"/>
             <w:r>
               <w:rPr>
-                <w:rFonts w:ascii="SimSun" w:eastAsia="SimSun" w:hAnsi="SimSun" w:cs="SimSun"/>
+                <w:rFonts w:ascii="宋体" w:eastAsia="宋体" w:hAnsi="宋体" w:cs="宋体"/>
                 <w:sz w:val="20"/>
                 <w:szCs w:val="20"/>
               </w:rPr>
@@ -1113,14 +1113,14 @@
             <w:pPr>
               <w:jc w:val="center"/>
               <w:rPr>
-                <w:rFonts w:ascii="SimSun" w:eastAsia="SimSun" w:hAnsi="SimSun" w:cs="SimSun"/>
-                <w:sz w:val="20"/>
-                <w:szCs w:val="20"/>
-              </w:rPr>
-            </w:pPr>
-            <w:r>
-              <w:rPr>
-                <w:rFonts w:ascii="SimSun" w:eastAsia="SimSun" w:hAnsi="SimSun" w:cs="SimSun" w:hint="eastAsia"/>
+                <w:rFonts w:ascii="宋体" w:eastAsia="宋体" w:hAnsi="宋体" w:cs="宋体"/>
+                <w:sz w:val="20"/>
+                <w:szCs w:val="20"/>
+              </w:rPr>
+            </w:pPr>
+            <w:r>
+              <w:rPr>
+                <w:rFonts w:ascii="宋体" w:eastAsia="宋体" w:hAnsi="宋体" w:cs="宋体" w:hint="eastAsia"/>
                 <w:sz w:val="20"/>
                 <w:szCs w:val="20"/>
               </w:rPr>
@@ -1137,14 +1137,14 @@
             <w:pPr>
               <w:jc w:val="center"/>
               <w:rPr>
-                <w:rFonts w:ascii="SimSun" w:eastAsia="SimSun" w:hAnsi="SimSun" w:cs="SimSun"/>
-                <w:sz w:val="20"/>
-                <w:szCs w:val="20"/>
-              </w:rPr>
-            </w:pPr>
-            <w:r>
-              <w:rPr>
-                <w:rFonts w:ascii="SimSun" w:eastAsia="SimSun" w:hAnsi="SimSun" w:cs="SimSun"/>
+                <w:rFonts w:ascii="宋体" w:eastAsia="宋体" w:hAnsi="宋体" w:cs="宋体"/>
+                <w:sz w:val="20"/>
+                <w:szCs w:val="20"/>
+              </w:rPr>
+            </w:pPr>
+            <w:r>
+              <w:rPr>
+                <w:rFonts w:ascii="宋体" w:eastAsia="宋体" w:hAnsi="宋体" w:cs="宋体"/>
                 <w:sz w:val="20"/>
                 <w:szCs w:val="20"/>
               </w:rPr>
@@ -1153,7 +1153,7 @@
             <w:proofErr w:type="spellStart"/>
             <w:r>
               <w:rPr>
-                <w:rFonts w:ascii="SimSun" w:eastAsia="SimSun" w:hAnsi="SimSun" w:cs="SimSun"/>
+                <w:rFonts w:ascii="宋体" w:eastAsia="宋体" w:hAnsi="宋体" w:cs="宋体"/>
                 <w:sz w:val="20"/>
                 <w:szCs w:val="20"/>
               </w:rPr>
@@ -1162,7 +1162,7 @@
             <w:proofErr w:type="spellEnd"/>
             <w:r>
               <w:rPr>
-                <w:rFonts w:ascii="SimSun" w:eastAsia="SimSun" w:hAnsi="SimSun" w:cs="SimSun"/>
+                <w:rFonts w:ascii="宋体" w:eastAsia="宋体" w:hAnsi="宋体" w:cs="宋体"/>
                 <w:sz w:val="20"/>
                 <w:szCs w:val="20"/>
               </w:rPr>
@@ -1179,14 +1179,14 @@
             <w:pPr>
               <w:jc w:val="center"/>
               <w:rPr>
-                <w:rFonts w:ascii="SimSun" w:eastAsia="SimSun" w:hAnsi="SimSun" w:cs="SimSun"/>
-                <w:sz w:val="20"/>
-                <w:szCs w:val="20"/>
-              </w:rPr>
-            </w:pPr>
-            <w:r>
-              <w:rPr>
-                <w:rFonts w:ascii="SimSun" w:eastAsia="SimSun" w:hAnsi="SimSun" w:cs="SimSun" w:hint="eastAsia"/>
+                <w:rFonts w:ascii="宋体" w:eastAsia="宋体" w:hAnsi="宋体" w:cs="宋体"/>
+                <w:sz w:val="20"/>
+                <w:szCs w:val="20"/>
+              </w:rPr>
+            </w:pPr>
+            <w:r>
+              <w:rPr>
+                <w:rFonts w:ascii="宋体" w:eastAsia="宋体" w:hAnsi="宋体" w:cs="宋体" w:hint="eastAsia"/>
                 <w:sz w:val="20"/>
                 <w:szCs w:val="20"/>
               </w:rPr>
@@ -1203,14 +1203,14 @@
             <w:pPr>
               <w:jc w:val="center"/>
               <w:rPr>
-                <w:rFonts w:ascii="SimSun" w:eastAsia="SimSun" w:hAnsi="SimSun" w:cs="SimSun"/>
-                <w:sz w:val="20"/>
-                <w:szCs w:val="20"/>
-              </w:rPr>
-            </w:pPr>
-            <w:r>
-              <w:rPr>
-                <w:rFonts w:ascii="SimSun" w:eastAsia="SimSun" w:hAnsi="SimSun" w:cs="SimSun"/>
+                <w:rFonts w:ascii="宋体" w:eastAsia="宋体" w:hAnsi="宋体" w:cs="宋体"/>
+                <w:sz w:val="20"/>
+                <w:szCs w:val="20"/>
+              </w:rPr>
+            </w:pPr>
+            <w:r>
+              <w:rPr>
+                <w:rFonts w:ascii="宋体" w:eastAsia="宋体" w:hAnsi="宋体" w:cs="宋体"/>
                 <w:sz w:val="20"/>
                 <w:szCs w:val="20"/>
               </w:rPr>
@@ -1219,7 +1219,7 @@
             <w:proofErr w:type="spellStart"/>
             <w:r>
               <w:rPr>
-                <w:rFonts w:ascii="SimSun" w:eastAsia="SimSun" w:hAnsi="SimSun" w:cs="SimSun"/>
+                <w:rFonts w:ascii="宋体" w:eastAsia="宋体" w:hAnsi="宋体" w:cs="宋体"/>
                 <w:sz w:val="20"/>
                 <w:szCs w:val="20"/>
               </w:rPr>
@@ -1228,7 +1228,7 @@
             <w:proofErr w:type="spellEnd"/>
             <w:r>
               <w:rPr>
-                <w:rFonts w:ascii="SimSun" w:eastAsia="SimSun" w:hAnsi="SimSun" w:cs="SimSun"/>
+                <w:rFonts w:ascii="宋体" w:eastAsia="宋体" w:hAnsi="宋体" w:cs="宋体"/>
                 <w:sz w:val="20"/>
                 <w:szCs w:val="20"/>
               </w:rPr>
@@ -1260,7 +1260,7 @@
             </w:r>
             <w:r>
               <w:rPr>
-                <w:rFonts w:ascii="SimSun" w:eastAsia="SimSun" w:hAnsi="SimSun" w:cs="SimSun" w:hint="eastAsia"/>
+                <w:rFonts w:ascii="宋体" w:eastAsia="宋体" w:hAnsi="宋体" w:cs="宋体" w:hint="eastAsia"/>
                 <w:sz w:val="20"/>
                 <w:szCs w:val="20"/>
               </w:rPr>
@@ -1561,7 +1561,7 @@
             </w:pPr>
             <w:r>
               <w:rPr>
-                <w:rFonts w:ascii="SimSun" w:eastAsia="SimSun" w:hAnsi="SimSun" w:cs="SimSun" w:hint="eastAsia"/>
+                <w:rFonts w:ascii="宋体" w:eastAsia="宋体" w:hAnsi="宋体" w:cs="宋体" w:hint="eastAsia"/>
                 <w:sz w:val="20"/>
                 <w:szCs w:val="20"/>
               </w:rPr>
@@ -1617,7 +1617,7 @@
       <w:pPr>
         <w:jc w:val="center"/>
         <w:rPr>
-          <w:rFonts w:ascii="Microsoft YaHei" w:eastAsia="Microsoft YaHei" w:hAnsi="Microsoft YaHei"/>
+          <w:rFonts w:ascii="微软雅黑" w:eastAsia="微软雅黑" w:hAnsi="微软雅黑"/>
           <w:b/>
           <w:sz w:val="24"/>
           <w:szCs w:val="24"/>
@@ -1625,7 +1625,7 @@
       </w:pPr>
       <w:r>
         <w:rPr>
-          <w:rFonts w:ascii="Microsoft YaHei" w:eastAsia="Microsoft YaHei" w:hAnsi="Microsoft YaHei" w:hint="eastAsia"/>
+          <w:rFonts w:ascii="微软雅黑" w:eastAsia="微软雅黑" w:hAnsi="微软雅黑" w:hint="eastAsia"/>
           <w:b/>
           <w:sz w:val="24"/>
           <w:szCs w:val="24"/>
@@ -1853,7 +1853,7 @@
       <w:pPr>
         <w:jc w:val="center"/>
         <w:rPr>
-          <w:rFonts w:ascii="Microsoft YaHei" w:eastAsia="Microsoft YaHei" w:hAnsi="Microsoft YaHei"/>
+          <w:rFonts w:ascii="微软雅黑" w:eastAsia="微软雅黑" w:hAnsi="微软雅黑"/>
           <w:b/>
           <w:sz w:val="24"/>
           <w:szCs w:val="24"/>
@@ -1861,7 +1861,7 @@
       </w:pPr>
       <w:r>
         <w:rPr>
-          <w:rFonts w:ascii="Microsoft YaHei" w:eastAsia="Microsoft YaHei" w:hAnsi="Microsoft YaHei" w:hint="eastAsia"/>
+          <w:rFonts w:ascii="微软雅黑" w:eastAsia="微软雅黑" w:hAnsi="微软雅黑" w:hint="eastAsia"/>
           <w:b/>
           <w:sz w:val="24"/>
           <w:szCs w:val="24"/>
@@ -1870,7 +1870,7 @@
       </w:r>
       <w:r>
         <w:rPr>
-          <w:rFonts w:ascii="Microsoft YaHei" w:eastAsia="Microsoft YaHei" w:hAnsi="Microsoft YaHei" w:hint="eastAsia"/>
+          <w:rFonts w:ascii="微软雅黑" w:eastAsia="微软雅黑" w:hAnsi="微软雅黑" w:hint="eastAsia"/>
           <w:b/>
           <w:sz w:val="24"/>
           <w:szCs w:val="24"/>
@@ -1998,7 +1998,7 @@
       <w:pPr>
         <w:jc w:val="center"/>
         <w:rPr>
-          <w:rFonts w:ascii="Calibri" w:eastAsia="Microsoft YaHei" w:hAnsi="Calibri" w:cs="Calibri"/>
+          <w:rFonts w:ascii="Calibri" w:eastAsia="微软雅黑" w:hAnsi="Calibri" w:cs="Calibri"/>
           <w:b/>
         </w:rPr>
       </w:pPr>
@@ -2007,7 +2007,7 @@
       <w:pPr>
         <w:jc w:val="center"/>
         <w:rPr>
-          <w:rFonts w:ascii="Microsoft YaHei" w:eastAsia="Microsoft YaHei" w:hAnsi="Microsoft YaHei"/>
+          <w:rFonts w:ascii="微软雅黑" w:eastAsia="微软雅黑" w:hAnsi="微软雅黑"/>
           <w:b/>
           <w:sz w:val="24"/>
           <w:szCs w:val="24"/>
@@ -2015,7 +2015,7 @@
       </w:pPr>
       <w:r>
         <w:rPr>
-          <w:rFonts w:ascii="Microsoft YaHei" w:eastAsia="Microsoft YaHei" w:hAnsi="Microsoft YaHei" w:hint="eastAsia"/>
+          <w:rFonts w:ascii="微软雅黑" w:eastAsia="微软雅黑" w:hAnsi="微软雅黑" w:hint="eastAsia"/>
           <w:b/>
           <w:sz w:val="24"/>
           <w:szCs w:val="24"/>
@@ -2123,7 +2123,7 @@
       <w:pPr>
         <w:jc w:val="center"/>
         <w:rPr>
-          <w:rFonts w:ascii="Microsoft YaHei" w:eastAsia="Microsoft YaHei" w:hAnsi="Microsoft YaHei"/>
+          <w:rFonts w:ascii="微软雅黑" w:eastAsia="微软雅黑" w:hAnsi="微软雅黑"/>
           <w:b/>
           <w:sz w:val="24"/>
           <w:szCs w:val="24"/>
@@ -2131,7 +2131,7 @@
       </w:pPr>
       <w:r>
         <w:rPr>
-          <w:rFonts w:ascii="Microsoft YaHei" w:eastAsia="Microsoft YaHei" w:hAnsi="Microsoft YaHei" w:hint="eastAsia"/>
+          <w:rFonts w:ascii="微软雅黑" w:eastAsia="微软雅黑" w:hAnsi="微软雅黑" w:hint="eastAsia"/>
           <w:b/>
           <w:sz w:val="24"/>
           <w:szCs w:val="24"/>
@@ -2140,7 +2140,7 @@
       </w:r>
       <w:r>
         <w:rPr>
-          <w:rFonts w:ascii="Microsoft YaHei" w:eastAsia="Microsoft YaHei" w:hAnsi="Microsoft YaHei" w:hint="eastAsia"/>
+          <w:rFonts w:ascii="微软雅黑" w:eastAsia="微软雅黑" w:hAnsi="微软雅黑" w:hint="eastAsia"/>
           <w:b/>
           <w:sz w:val="24"/>
           <w:szCs w:val="24"/>
@@ -2268,7 +2268,7 @@
       <w:pPr>
         <w:jc w:val="center"/>
         <w:rPr>
-          <w:rFonts w:ascii="Microsoft YaHei" w:eastAsia="Microsoft YaHei" w:hAnsi="Microsoft YaHei"/>
+          <w:rFonts w:ascii="微软雅黑" w:eastAsia="微软雅黑" w:hAnsi="微软雅黑"/>
           <w:sz w:val="24"/>
           <w:szCs w:val="24"/>
         </w:rPr>
@@ -2278,7 +2278,7 @@
       <w:pPr>
         <w:jc w:val="center"/>
         <w:rPr>
-          <w:rFonts w:ascii="Microsoft YaHei" w:eastAsia="Microsoft YaHei" w:hAnsi="Microsoft YaHei"/>
+          <w:rFonts w:ascii="微软雅黑" w:eastAsia="微软雅黑" w:hAnsi="微软雅黑"/>
           <w:b/>
           <w:sz w:val="24"/>
           <w:szCs w:val="24"/>
@@ -2286,7 +2286,7 @@
       </w:pPr>
       <w:r>
         <w:rPr>
-          <w:rFonts w:ascii="Microsoft YaHei" w:eastAsia="Microsoft YaHei" w:hAnsi="Microsoft YaHei" w:hint="eastAsia"/>
+          <w:rFonts w:ascii="微软雅黑" w:eastAsia="微软雅黑" w:hAnsi="微软雅黑" w:hint="eastAsia"/>
           <w:b/>
           <w:sz w:val="24"/>
           <w:szCs w:val="24"/>
@@ -2298,14 +2298,14 @@
       <w:pPr>
         <w:jc w:val="center"/>
         <w:rPr>
-          <w:rFonts w:ascii="Microsoft YaHei" w:eastAsia="Microsoft YaHei" w:hAnsi="Microsoft YaHei"/>
-          <w:sz w:val="24"/>
-          <w:szCs w:val="24"/>
-        </w:rPr>
-      </w:pPr>
-      <w:r>
-        <w:rPr>
-          <w:rFonts w:ascii="Microsoft YaHei" w:eastAsia="Microsoft YaHei" w:hAnsi="Microsoft YaHei"/>
+          <w:rFonts w:ascii="微软雅黑" w:eastAsia="微软雅黑" w:hAnsi="微软雅黑"/>
+          <w:sz w:val="24"/>
+          <w:szCs w:val="24"/>
+        </w:rPr>
+      </w:pPr>
+      <w:r>
+        <w:rPr>
+          <w:rFonts w:ascii="微软雅黑" w:eastAsia="微软雅黑" w:hAnsi="微软雅黑"/>
           <w:sz w:val="24"/>
           <w:szCs w:val="24"/>
         </w:rPr>
@@ -2313,7 +2313,7 @@
       </w:r>
       <w:r>
         <w:rPr>
-          <w:rFonts w:ascii="Microsoft YaHei" w:eastAsia="Microsoft YaHei" w:hAnsi="Microsoft YaHei"/>
+          <w:rFonts w:ascii="微软雅黑" w:eastAsia="微软雅黑" w:hAnsi="微软雅黑"/>
           <w:sz w:val="24"/>
           <w:szCs w:val="24"/>
         </w:rPr>
@@ -2321,7 +2321,7 @@
       </w:r>
       <w:r>
         <w:rPr>
-          <w:rFonts w:ascii="Microsoft YaHei" w:eastAsia="Microsoft YaHei" w:hAnsi="Microsoft YaHei"/>
+          <w:rFonts w:ascii="微软雅黑" w:eastAsia="微软雅黑" w:hAnsi="微软雅黑"/>
           <w:sz w:val="24"/>
           <w:szCs w:val="24"/>
         </w:rPr>
@@ -2332,7 +2332,7 @@
       <w:pPr>
         <w:jc w:val="center"/>
         <w:rPr>
-          <w:rFonts w:ascii="Microsoft YaHei" w:eastAsia="Microsoft YaHei" w:hAnsi="Microsoft YaHei"/>
+          <w:rFonts w:ascii="微软雅黑" w:eastAsia="微软雅黑" w:hAnsi="微软雅黑"/>
           <w:b/>
           <w:sz w:val="24"/>
           <w:szCs w:val="24"/>
@@ -2343,7 +2343,7 @@
       <w:pPr>
         <w:jc w:val="center"/>
         <w:rPr>
-          <w:rFonts w:ascii="Microsoft YaHei" w:eastAsia="Microsoft YaHei" w:hAnsi="Microsoft YaHei"/>
+          <w:rFonts w:ascii="微软雅黑" w:eastAsia="微软雅黑" w:hAnsi="微软雅黑"/>
           <w:b/>
           <w:sz w:val="24"/>
           <w:szCs w:val="24"/>
@@ -2351,7 +2351,7 @@
       </w:pPr>
       <w:r>
         <w:rPr>
-          <w:rFonts w:ascii="Microsoft YaHei" w:eastAsia="Microsoft YaHei" w:hAnsi="Microsoft YaHei" w:hint="eastAsia"/>
+          <w:rFonts w:ascii="微软雅黑" w:eastAsia="微软雅黑" w:hAnsi="微软雅黑" w:hint="eastAsia"/>
           <w:b/>
           <w:sz w:val="24"/>
           <w:szCs w:val="24"/>
@@ -2363,14 +2363,14 @@
       <w:pPr>
         <w:jc w:val="center"/>
         <w:rPr>
-          <w:rFonts w:ascii="Microsoft YaHei" w:eastAsia="Microsoft YaHei" w:hAnsi="Microsoft YaHei"/>
-          <w:sz w:val="24"/>
-          <w:szCs w:val="24"/>
-        </w:rPr>
-      </w:pPr>
-      <w:r>
-        <w:rPr>
-          <w:rFonts w:ascii="Microsoft YaHei" w:eastAsia="Microsoft YaHei" w:hAnsi="Microsoft YaHei" w:hint="eastAsia"/>
+          <w:rFonts w:ascii="微软雅黑" w:eastAsia="微软雅黑" w:hAnsi="微软雅黑"/>
+          <w:sz w:val="24"/>
+          <w:szCs w:val="24"/>
+        </w:rPr>
+      </w:pPr>
+      <w:r>
+        <w:rPr>
+          <w:rFonts w:ascii="微软雅黑" w:eastAsia="微软雅黑" w:hAnsi="微软雅黑" w:hint="eastAsia"/>
           <w:sz w:val="24"/>
           <w:szCs w:val="24"/>
         </w:rPr>
@@ -2378,7 +2378,7 @@
       </w:r>
       <w:r>
         <w:rPr>
-          <w:rFonts w:ascii="Microsoft YaHei" w:eastAsia="Microsoft YaHei" w:hAnsi="Microsoft YaHei"/>
+          <w:rFonts w:ascii="微软雅黑" w:eastAsia="微软雅黑" w:hAnsi="微软雅黑"/>
           <w:sz w:val="24"/>
           <w:szCs w:val="24"/>
         </w:rPr>
@@ -2386,7 +2386,7 @@
       </w:r>
       <w:r>
         <w:rPr>
-          <w:rFonts w:ascii="Microsoft YaHei" w:eastAsia="Microsoft YaHei" w:hAnsi="Microsoft YaHei" w:hint="eastAsia"/>
+          <w:rFonts w:ascii="微软雅黑" w:eastAsia="微软雅黑" w:hAnsi="微软雅黑" w:hint="eastAsia"/>
           <w:sz w:val="24"/>
           <w:szCs w:val="24"/>
         </w:rPr>
@@ -2397,14 +2397,14 @@
       <w:pPr>
         <w:jc w:val="center"/>
         <w:rPr>
-          <w:rFonts w:ascii="Microsoft YaHei" w:eastAsia="Microsoft YaHei" w:hAnsi="Microsoft YaHei"/>
-          <w:sz w:val="24"/>
-          <w:szCs w:val="24"/>
-        </w:rPr>
-      </w:pPr>
-      <w:r>
-        <w:rPr>
-          <w:rFonts w:ascii="Microsoft YaHei" w:eastAsia="Microsoft YaHei" w:hAnsi="Microsoft YaHei"/>
+          <w:rFonts w:ascii="微软雅黑" w:eastAsia="微软雅黑" w:hAnsi="微软雅黑"/>
+          <w:sz w:val="24"/>
+          <w:szCs w:val="24"/>
+        </w:rPr>
+      </w:pPr>
+      <w:r>
+        <w:rPr>
+          <w:rFonts w:ascii="微软雅黑" w:eastAsia="微软雅黑" w:hAnsi="微软雅黑"/>
           <w:sz w:val="24"/>
           <w:szCs w:val="24"/>
         </w:rPr>
@@ -2412,7 +2412,7 @@
       </w:r>
       <w:r>
         <w:rPr>
-          <w:rFonts w:ascii="Microsoft YaHei" w:eastAsia="Microsoft YaHei" w:hAnsi="Microsoft YaHei"/>
+          <w:rFonts w:ascii="微软雅黑" w:eastAsia="微软雅黑" w:hAnsi="微软雅黑"/>
           <w:sz w:val="24"/>
           <w:szCs w:val="24"/>
         </w:rPr>
@@ -2420,7 +2420,7 @@
       </w:r>
       <w:r>
         <w:rPr>
-          <w:rFonts w:ascii="Microsoft YaHei" w:eastAsia="Microsoft YaHei" w:hAnsi="Microsoft YaHei"/>
+          <w:rFonts w:ascii="微软雅黑" w:eastAsia="微软雅黑" w:hAnsi="微软雅黑"/>
           <w:sz w:val="24"/>
           <w:szCs w:val="24"/>
         </w:rPr>
@@ -2428,7 +2428,7 @@
       </w:r>
       <w:r>
         <w:rPr>
-          <w:rFonts w:ascii="Microsoft YaHei" w:eastAsia="Microsoft YaHei" w:hAnsi="Microsoft YaHei"/>
+          <w:rFonts w:ascii="微软雅黑" w:eastAsia="微软雅黑" w:hAnsi="微软雅黑"/>
           <w:sz w:val="24"/>
           <w:szCs w:val="24"/>
         </w:rPr>
@@ -2436,7 +2436,7 @@
       </w:r>
       <w:r>
         <w:rPr>
-          <w:rFonts w:ascii="Microsoft YaHei" w:eastAsia="Microsoft YaHei" w:hAnsi="Microsoft YaHei"/>
+          <w:rFonts w:ascii="微软雅黑" w:eastAsia="微软雅黑" w:hAnsi="微软雅黑"/>
           <w:sz w:val="24"/>
           <w:szCs w:val="24"/>
         </w:rPr>
@@ -2444,7 +2444,7 @@
       </w:r>
       <w:r>
         <w:rPr>
-          <w:rFonts w:ascii="Microsoft YaHei" w:eastAsia="Microsoft YaHei" w:hAnsi="Microsoft YaHei"/>
+          <w:rFonts w:ascii="微软雅黑" w:eastAsia="微软雅黑" w:hAnsi="微软雅黑"/>
           <w:sz w:val="24"/>
           <w:szCs w:val="24"/>
         </w:rPr>
@@ -2452,7 +2452,7 @@
       </w:r>
       <w:r>
         <w:rPr>
-          <w:rFonts w:ascii="Microsoft YaHei" w:eastAsia="Microsoft YaHei" w:hAnsi="Microsoft YaHei"/>
+          <w:rFonts w:ascii="微软雅黑" w:eastAsia="微软雅黑" w:hAnsi="微软雅黑"/>
           <w:sz w:val="24"/>
           <w:szCs w:val="24"/>
         </w:rPr>
@@ -2463,14 +2463,14 @@
       <w:pPr>
         <w:jc w:val="center"/>
         <w:rPr>
-          <w:rFonts w:ascii="Microsoft YaHei" w:eastAsia="Microsoft YaHei" w:hAnsi="Microsoft YaHei"/>
-          <w:sz w:val="24"/>
-          <w:szCs w:val="24"/>
-        </w:rPr>
-      </w:pPr>
-      <w:r>
-        <w:rPr>
-          <w:rFonts w:ascii="Microsoft YaHei" w:eastAsia="Microsoft YaHei" w:hAnsi="Microsoft YaHei" w:hint="eastAsia"/>
+          <w:rFonts w:ascii="微软雅黑" w:eastAsia="微软雅黑" w:hAnsi="微软雅黑"/>
+          <w:sz w:val="24"/>
+          <w:szCs w:val="24"/>
+        </w:rPr>
+      </w:pPr>
+      <w:r>
+        <w:rPr>
+          <w:rFonts w:ascii="微软雅黑" w:eastAsia="微软雅黑" w:hAnsi="微软雅黑" w:hint="eastAsia"/>
           <w:sz w:val="24"/>
           <w:szCs w:val="24"/>
         </w:rPr>
@@ -2481,7 +2481,7 @@
       <w:pPr>
         <w:jc w:val="center"/>
         <w:rPr>
-          <w:rFonts w:ascii="Microsoft YaHei" w:eastAsia="Microsoft YaHei" w:hAnsi="Microsoft YaHei"/>
+          <w:rFonts w:ascii="微软雅黑" w:eastAsia="微软雅黑" w:hAnsi="微软雅黑"/>
           <w:sz w:val="24"/>
           <w:szCs w:val="24"/>
         </w:rPr>
@@ -2511,7 +2511,7 @@
       <w:pPr>
         <w:jc w:val="center"/>
         <w:rPr>
-          <w:rFonts w:ascii="Microsoft YaHei" w:eastAsia="Microsoft YaHei" w:hAnsi="Microsoft YaHei"/>
+          <w:rFonts w:ascii="微软雅黑" w:eastAsia="微软雅黑" w:hAnsi="微软雅黑"/>
           <w:sz w:val="24"/>
           <w:szCs w:val="24"/>
         </w:rPr>
@@ -2524,7 +2524,7 @@
       <w:pPr>
         <w:jc w:val="center"/>
         <w:rPr>
-          <w:rFonts w:ascii="Microsoft YaHei" w:eastAsia="Microsoft YaHei" w:hAnsi="Microsoft YaHei"/>
+          <w:rFonts w:ascii="微软雅黑" w:eastAsia="微软雅黑" w:hAnsi="微软雅黑"/>
           <w:sz w:val="24"/>
           <w:szCs w:val="24"/>
         </w:rPr>
@@ -2537,7 +2537,7 @@
       <w:pPr>
         <w:jc w:val="center"/>
         <w:rPr>
-          <w:rFonts w:ascii="Microsoft YaHei" w:eastAsia="Microsoft YaHei" w:hAnsi="Microsoft YaHei"/>
+          <w:rFonts w:ascii="微软雅黑" w:eastAsia="微软雅黑" w:hAnsi="微软雅黑"/>
           <w:sz w:val="24"/>
           <w:szCs w:val="24"/>
         </w:rPr>
@@ -2550,7 +2550,7 @@
       <w:pPr>
         <w:jc w:val="center"/>
         <w:rPr>
-          <w:rFonts w:ascii="Microsoft YaHei" w:eastAsia="Microsoft YaHei" w:hAnsi="Microsoft YaHei"/>
+          <w:rFonts w:ascii="微软雅黑" w:eastAsia="微软雅黑" w:hAnsi="微软雅黑"/>
           <w:sz w:val="24"/>
           <w:szCs w:val="24"/>
         </w:rPr>
@@ -2565,14 +2565,14 @@
       <w:pPr>
         <w:jc w:val="center"/>
         <w:rPr>
-          <w:rFonts w:ascii="Microsoft YaHei" w:eastAsia="Microsoft YaHei" w:hAnsi="Microsoft YaHei"/>
-          <w:sz w:val="24"/>
-          <w:szCs w:val="24"/>
-        </w:rPr>
-      </w:pPr>
-      <w:r>
-        <w:rPr>
-          <w:rFonts w:ascii="Microsoft YaHei" w:eastAsia="Microsoft YaHei" w:hAnsi="Microsoft YaHei" w:hint="eastAsia"/>
+          <w:rFonts w:ascii="微软雅黑" w:eastAsia="微软雅黑" w:hAnsi="微软雅黑"/>
+          <w:sz w:val="24"/>
+          <w:szCs w:val="24"/>
+        </w:rPr>
+      </w:pPr>
+      <w:r>
+        <w:rPr>
+          <w:rFonts w:ascii="微软雅黑" w:eastAsia="微软雅黑" w:hAnsi="微软雅黑" w:hint="eastAsia"/>
           <w:sz w:val="24"/>
           <w:szCs w:val="24"/>
         </w:rPr>
@@ -2583,7 +2583,7 @@
       <w:pPr>
         <w:jc w:val="center"/>
         <w:rPr>
-          <w:rFonts w:ascii="Microsoft YaHei" w:eastAsia="Microsoft YaHei" w:hAnsi="Microsoft YaHei"/>
+          <w:rFonts w:ascii="微软雅黑" w:eastAsia="微软雅黑" w:hAnsi="微软雅黑"/>
           <w:sz w:val="24"/>
           <w:szCs w:val="24"/>
         </w:rPr>
@@ -2598,7 +2598,7 @@
       <w:pPr>
         <w:jc w:val="center"/>
         <w:rPr>
-          <w:rFonts w:ascii="Microsoft YaHei" w:eastAsia="Microsoft YaHei" w:hAnsi="Microsoft YaHei"/>
+          <w:rFonts w:ascii="微软雅黑" w:eastAsia="微软雅黑" w:hAnsi="微软雅黑"/>
           <w:sz w:val="24"/>
           <w:szCs w:val="24"/>
         </w:rPr>
@@ -2611,7 +2611,7 @@
       <w:pPr>
         <w:jc w:val="center"/>
         <w:rPr>
-          <w:rFonts w:ascii="Microsoft YaHei" w:eastAsia="Microsoft YaHei" w:hAnsi="Microsoft YaHei"/>
+          <w:rFonts w:ascii="微软雅黑" w:eastAsia="微软雅黑" w:hAnsi="微软雅黑"/>
           <w:sz w:val="24"/>
           <w:szCs w:val="24"/>
         </w:rPr>
@@ -2624,7 +2624,7 @@
       <w:pPr>
         <w:jc w:val="center"/>
         <w:rPr>
-          <w:rFonts w:ascii="Microsoft YaHei" w:eastAsia="Microsoft YaHei" w:hAnsi="Microsoft YaHei"/>
+          <w:rFonts w:ascii="微软雅黑" w:eastAsia="微软雅黑" w:hAnsi="微软雅黑"/>
           <w:sz w:val="24"/>
           <w:szCs w:val="24"/>
         </w:rPr>
@@ -2637,7 +2637,7 @@
       <w:pPr>
         <w:jc w:val="center"/>
         <w:rPr>
-          <w:rFonts w:ascii="Microsoft YaHei" w:eastAsia="Microsoft YaHei" w:hAnsi="Microsoft YaHei"/>
+          <w:rFonts w:ascii="微软雅黑" w:eastAsia="微软雅黑" w:hAnsi="微软雅黑"/>
           <w:sz w:val="24"/>
           <w:szCs w:val="24"/>
         </w:rPr>
@@ -2650,7 +2650,7 @@
       <w:pPr>
         <w:jc w:val="center"/>
         <w:rPr>
-          <w:rFonts w:ascii="Microsoft YaHei" w:eastAsia="Microsoft YaHei" w:hAnsi="Microsoft YaHei"/>
+          <w:rFonts w:ascii="微软雅黑" w:eastAsia="微软雅黑" w:hAnsi="微软雅黑"/>
           <w:sz w:val="24"/>
           <w:szCs w:val="24"/>
         </w:rPr>
@@ -3339,7 +3339,7 @@
       <w:pPr>
         <w:jc w:val="right"/>
         <w:rPr>
-          <w:rFonts w:ascii="Microsoft YaHei" w:eastAsia="Microsoft YaHei" w:hAnsi="Microsoft YaHei"/>
+          <w:rFonts w:ascii="微软雅黑" w:eastAsia="微软雅黑" w:hAnsi="微软雅黑"/>
           <w:sz w:val="24"/>
           <w:szCs w:val="24"/>
         </w:rPr>

--- a/src/src/main/resources/report/maintenance-template_zh.docx
+++ b/src/src/main/resources/report/maintenance-template_zh.docx
@@ -738,6 +738,14 @@
                 <w:szCs w:val="20"/>
               </w:rPr>
             </w:pPr>
+            <w:r>
+              <w:rPr>
+                <w:rFonts w:hint="eastAsia"/>
+                <w:sz w:val="20"/>
+                <w:szCs w:val="20"/>
+              </w:rPr>
+              <w:t>启用日期</w:t>
+            </w:r>
           </w:p>
         </w:tc>
         <w:tc>
@@ -752,6 +760,200 @@
                 <w:szCs w:val="20"/>
               </w:rPr>
             </w:pPr>
+            <w:r>
+              <w:rPr>
+                <w:rFonts w:hint="eastAsia"/>
+                <w:sz w:val="20"/>
+                <w:szCs w:val="20"/>
+              </w:rPr>
+              <w:t>{{</w:t>
+            </w:r>
+            <w:proofErr w:type="spellStart"/>
+            <w:r>
+              <w:rPr>
+                <w:rFonts w:hint="eastAsia"/>
+                <w:sz w:val="20"/>
+                <w:szCs w:val="20"/>
+              </w:rPr>
+              <w:t>device</w:t>
+            </w:r>
+            <w:r>
+              <w:rPr>
+                <w:sz w:val="20"/>
+                <w:szCs w:val="20"/>
+              </w:rPr>
+              <w:t>_</w:t>
+            </w:r>
+            <w:r>
+              <w:rPr>
+                <w:sz w:val="20"/>
+                <w:szCs w:val="20"/>
+              </w:rPr>
+              <w:t>installDate</w:t>
+            </w:r>
+            <w:proofErr w:type="spellEnd"/>
+            <w:r>
+              <w:rPr>
+                <w:rFonts w:hint="eastAsia"/>
+                <w:sz w:val="20"/>
+                <w:szCs w:val="20"/>
+              </w:rPr>
+              <w:t>}}</w:t>
+            </w:r>
+          </w:p>
+        </w:tc>
+      </w:tr>
+      <w:tr>
+        <w:tc>
+          <w:tcPr>
+            <w:tcW w:w="1705" w:type="dxa"/>
+          </w:tcPr>
+          <w:p>
+            <w:pPr>
+              <w:jc w:val="center"/>
+              <w:rPr>
+                <w:rFonts w:ascii="Segoe UI" w:hAnsi="Segoe UI" w:cs="Segoe UI"/>
+                <w:color w:val="000000" w:themeColor="text1"/>
+                <w:spacing w:val="-1"/>
+                <w:sz w:val="20"/>
+                <w:szCs w:val="20"/>
+              </w:rPr>
+            </w:pPr>
+            <w:r>
+              <w:rPr>
+                <w:rFonts w:ascii="Segoe UI" w:hAnsi="Segoe UI" w:cs="Segoe UI" w:hint="eastAsia"/>
+                <w:color w:val="000000" w:themeColor="text1"/>
+                <w:spacing w:val="-1"/>
+                <w:sz w:val="20"/>
+                <w:szCs w:val="20"/>
+              </w:rPr>
+              <w:t>安装位置</w:t>
+            </w:r>
+          </w:p>
+        </w:tc>
+        <w:tc>
+          <w:tcPr>
+            <w:tcW w:w="2609" w:type="dxa"/>
+          </w:tcPr>
+          <w:p>
+            <w:pPr>
+              <w:jc w:val="center"/>
+              <w:rPr>
+                <w:rFonts w:hint="eastAsia"/>
+                <w:sz w:val="20"/>
+                <w:szCs w:val="20"/>
+              </w:rPr>
+            </w:pPr>
+            <w:r>
+              <w:rPr>
+                <w:rFonts w:hint="eastAsia"/>
+                <w:sz w:val="20"/>
+                <w:szCs w:val="20"/>
+              </w:rPr>
+              <w:t>{{</w:t>
+            </w:r>
+            <w:proofErr w:type="spellStart"/>
+            <w:r>
+              <w:rPr>
+                <w:rFonts w:hint="eastAsia"/>
+                <w:sz w:val="20"/>
+                <w:szCs w:val="20"/>
+              </w:rPr>
+              <w:t>device</w:t>
+            </w:r>
+            <w:r>
+              <w:rPr>
+                <w:sz w:val="20"/>
+                <w:szCs w:val="20"/>
+              </w:rPr>
+              <w:t>_</w:t>
+            </w:r>
+            <w:r>
+              <w:rPr>
+                <w:sz w:val="20"/>
+                <w:szCs w:val="20"/>
+              </w:rPr>
+              <w:t>locationName</w:t>
+            </w:r>
+            <w:proofErr w:type="spellEnd"/>
+            <w:r>
+              <w:rPr>
+                <w:rFonts w:hint="eastAsia"/>
+                <w:sz w:val="20"/>
+                <w:szCs w:val="20"/>
+              </w:rPr>
+              <w:t>}}</w:t>
+            </w:r>
+          </w:p>
+        </w:tc>
+        <w:tc>
+          <w:tcPr>
+            <w:tcW w:w="1531" w:type="dxa"/>
+          </w:tcPr>
+          <w:p>
+            <w:pPr>
+              <w:jc w:val="center"/>
+              <w:rPr>
+                <w:rFonts w:hint="eastAsia"/>
+                <w:sz w:val="20"/>
+                <w:szCs w:val="20"/>
+              </w:rPr>
+            </w:pPr>
+            <w:r>
+              <w:rPr>
+                <w:rFonts w:hint="eastAsia"/>
+                <w:sz w:val="20"/>
+                <w:szCs w:val="20"/>
+              </w:rPr>
+              <w:t>保养周期</w:t>
+            </w:r>
+          </w:p>
+        </w:tc>
+        <w:tc>
+          <w:tcPr>
+            <w:tcW w:w="4950" w:type="dxa"/>
+          </w:tcPr>
+          <w:p>
+            <w:pPr>
+              <w:jc w:val="center"/>
+              <w:rPr>
+                <w:rFonts w:hint="eastAsia"/>
+                <w:sz w:val="20"/>
+                <w:szCs w:val="20"/>
+              </w:rPr>
+            </w:pPr>
+            <w:r>
+              <w:rPr>
+                <w:rFonts w:hint="eastAsia"/>
+                <w:sz w:val="20"/>
+                <w:szCs w:val="20"/>
+              </w:rPr>
+              <w:t>{{</w:t>
+            </w:r>
+            <w:proofErr w:type="spellStart"/>
+            <w:r>
+              <w:rPr>
+                <w:sz w:val="20"/>
+                <w:szCs w:val="20"/>
+              </w:rPr>
+              <w:t>device_</w:t>
+            </w:r>
+            <w:r>
+              <w:rPr>
+                <w:sz w:val="20"/>
+                <w:szCs w:val="20"/>
+              </w:rPr>
+              <w:t>period</w:t>
+            </w:r>
+            <w:proofErr w:type="spellEnd"/>
+            <w:r>
+              <w:rPr>
+                <w:rFonts w:hint="eastAsia"/>
+                <w:sz w:val="20"/>
+                <w:szCs w:val="20"/>
+              </w:rPr>
+              <w:t>}}</w:t>
+            </w:r>
           </w:p>
         </w:tc>
       </w:tr>

--- a/src/src/main/resources/report/maintenance-template_zh.docx
+++ b/src/src/main/resources/report/maintenance-template_zh.docx
@@ -6,7 +6,7 @@
       <w:pPr>
         <w:jc w:val="center"/>
         <w:rPr>
-          <w:rFonts w:ascii="微软雅黑" w:eastAsia="微软雅黑" w:hAnsi="微软雅黑"/>
+          <w:rFonts w:ascii="Microsoft YaHei" w:eastAsia="Microsoft YaHei" w:hAnsi="Microsoft YaHei"/>
           <w:b/>
           <w:sz w:val="24"/>
           <w:szCs w:val="24"/>
@@ -14,7 +14,7 @@
       </w:pPr>
       <w:r>
         <w:rPr>
-          <w:rFonts w:ascii="微软雅黑" w:eastAsia="微软雅黑" w:hAnsi="微软雅黑"/>
+          <w:rFonts w:ascii="Microsoft YaHei" w:eastAsia="Microsoft YaHei" w:hAnsi="Microsoft YaHei"/>
           <w:b/>
           <w:sz w:val="24"/>
           <w:szCs w:val="24"/>
@@ -23,7 +23,7 @@
       </w:r>
       <w:r>
         <w:rPr>
-          <w:rFonts w:ascii="微软雅黑" w:eastAsia="微软雅黑" w:hAnsi="微软雅黑" w:hint="eastAsia"/>
+          <w:rFonts w:ascii="Microsoft YaHei" w:eastAsia="Microsoft YaHei" w:hAnsi="Microsoft YaHei" w:hint="eastAsia"/>
           <w:b/>
           <w:sz w:val="24"/>
           <w:szCs w:val="24"/>
@@ -32,7 +32,7 @@
       </w:r>
       <w:r>
         <w:rPr>
-          <w:rFonts w:ascii="微软雅黑" w:eastAsia="微软雅黑" w:hAnsi="微软雅黑"/>
+          <w:rFonts w:ascii="Microsoft YaHei" w:eastAsia="Microsoft YaHei" w:hAnsi="Microsoft YaHei"/>
           <w:b/>
           <w:sz w:val="24"/>
           <w:szCs w:val="24"/>
@@ -41,7 +41,7 @@
       </w:r>
       <w:r>
         <w:rPr>
-          <w:rFonts w:ascii="微软雅黑" w:eastAsia="微软雅黑" w:hAnsi="微软雅黑" w:hint="eastAsia"/>
+          <w:rFonts w:ascii="Microsoft YaHei" w:eastAsia="Microsoft YaHei" w:hAnsi="Microsoft YaHei" w:hint="eastAsia"/>
           <w:b/>
           <w:sz w:val="24"/>
           <w:szCs w:val="24"/>
@@ -53,7 +53,7 @@
       <w:pPr>
         <w:jc w:val="center"/>
         <w:rPr>
-          <w:rFonts w:ascii="微软雅黑" w:eastAsia="微软雅黑" w:hAnsi="微软雅黑"/>
+          <w:rFonts w:ascii="Microsoft YaHei" w:eastAsia="Microsoft YaHei" w:hAnsi="Microsoft YaHei"/>
           <w:b/>
           <w:sz w:val="24"/>
           <w:szCs w:val="24"/>
@@ -61,7 +61,7 @@
       </w:pPr>
       <w:r>
         <w:rPr>
-          <w:rFonts w:ascii="微软雅黑" w:eastAsia="微软雅黑" w:hAnsi="微软雅黑"/>
+          <w:rFonts w:ascii="Microsoft YaHei" w:eastAsia="Microsoft YaHei" w:hAnsi="Microsoft YaHei"/>
           <w:b/>
           <w:sz w:val="24"/>
           <w:szCs w:val="24"/>
@@ -70,7 +70,7 @@
       </w:r>
       <w:r>
         <w:rPr>
-          <w:rFonts w:ascii="微软雅黑" w:eastAsia="微软雅黑" w:hAnsi="微软雅黑" w:cs="宋体" w:hint="eastAsia"/>
+          <w:rFonts w:ascii="Microsoft YaHei" w:eastAsia="Microsoft YaHei" w:hAnsi="Microsoft YaHei" w:cs="SimSun" w:hint="eastAsia"/>
           <w:b/>
           <w:sz w:val="24"/>
           <w:szCs w:val="24"/>
@@ -139,7 +139,6 @@
               </w:rPr>
               <w:t>{{</w:t>
             </w:r>
-            <w:proofErr w:type="spellStart"/>
             <w:r>
               <w:rPr>
                 <w:rFonts w:hint="eastAsia"/>
@@ -148,7 +147,6 @@
               </w:rPr>
               <w:t>device_name</w:t>
             </w:r>
-            <w:proofErr w:type="spellEnd"/>
             <w:r>
               <w:rPr>
                 <w:sz w:val="20"/>
@@ -179,7 +177,7 @@
             </w:r>
             <w:r>
               <w:rPr>
-                <w:rFonts w:ascii="宋体" w:eastAsia="宋体" w:hAnsi="宋体" w:cs="宋体" w:hint="eastAsia"/>
+                <w:rFonts w:ascii="SimSun" w:eastAsia="SimSun" w:hAnsi="SimSun" w:cs="SimSun" w:hint="eastAsia"/>
                 <w:sz w:val="20"/>
                 <w:szCs w:val="20"/>
               </w:rPr>
@@ -208,7 +206,6 @@
               <w:t>{{</w:t>
             </w:r>
             <w:bookmarkStart w:id="1" w:name="OLE_LINK7"/>
-            <w:proofErr w:type="spellStart"/>
             <w:r>
               <w:rPr>
                 <w:sz w:val="20"/>
@@ -217,7 +214,6 @@
               <w:t>device_department</w:t>
             </w:r>
             <w:bookmarkEnd w:id="1"/>
-            <w:proofErr w:type="spellEnd"/>
             <w:r>
               <w:rPr>
                 <w:sz w:val="20"/>
@@ -251,7 +247,7 @@
             </w:r>
             <w:r>
               <w:rPr>
-                <w:rFonts w:ascii="宋体" w:eastAsia="宋体" w:hAnsi="宋体" w:cs="宋体" w:hint="eastAsia"/>
+                <w:rFonts w:ascii="SimSun" w:eastAsia="SimSun" w:hAnsi="SimSun" w:cs="SimSun" w:hint="eastAsia"/>
                 <w:sz w:val="20"/>
                 <w:szCs w:val="20"/>
               </w:rPr>
@@ -278,7 +274,6 @@
               </w:rPr>
               <w:t>{{</w:t>
             </w:r>
-            <w:proofErr w:type="spellStart"/>
             <w:r>
               <w:rPr>
                 <w:sz w:val="20"/>
@@ -286,7 +281,6 @@
               </w:rPr>
               <w:t>device_type</w:t>
             </w:r>
-            <w:proofErr w:type="spellEnd"/>
             <w:r>
               <w:rPr>
                 <w:sz w:val="20"/>
@@ -317,7 +311,7 @@
             </w:r>
             <w:r>
               <w:rPr>
-                <w:rFonts w:ascii="宋体" w:eastAsia="宋体" w:hAnsi="宋体" w:cs="宋体" w:hint="eastAsia"/>
+                <w:rFonts w:ascii="SimSun" w:eastAsia="SimSun" w:hAnsi="SimSun" w:cs="SimSun" w:hint="eastAsia"/>
                 <w:sz w:val="20"/>
                 <w:szCs w:val="20"/>
               </w:rPr>
@@ -342,23 +336,7 @@
                 <w:sz w:val="20"/>
                 <w:szCs w:val="20"/>
               </w:rPr>
-              <w:t>{{</w:t>
-            </w:r>
-            <w:proofErr w:type="spellStart"/>
-            <w:r>
-              <w:rPr>
-                <w:sz w:val="20"/>
-                <w:szCs w:val="20"/>
-              </w:rPr>
-              <w:t>device_oem</w:t>
-            </w:r>
-            <w:proofErr w:type="spellEnd"/>
-            <w:r>
-              <w:rPr>
-                <w:sz w:val="20"/>
-                <w:szCs w:val="20"/>
-              </w:rPr>
-              <w:t>}}</w:t>
+              <w:t>{{device_oem}}</w:t>
             </w:r>
           </w:p>
         </w:tc>
@@ -404,7 +382,6 @@
               </w:rPr>
               <w:t>{{</w:t>
             </w:r>
-            <w:proofErr w:type="spellStart"/>
             <w:r>
               <w:rPr>
                 <w:sz w:val="20"/>
@@ -412,7 +389,6 @@
               </w:rPr>
               <w:t>device_serial</w:t>
             </w:r>
-            <w:proofErr w:type="spellEnd"/>
             <w:r>
               <w:rPr>
                 <w:sz w:val="20"/>
@@ -443,7 +419,7 @@
             </w:r>
             <w:r>
               <w:rPr>
-                <w:rFonts w:ascii="宋体" w:eastAsia="宋体" w:hAnsi="宋体" w:cs="宋体" w:hint="eastAsia"/>
+                <w:rFonts w:ascii="SimSun" w:eastAsia="SimSun" w:hAnsi="SimSun" w:cs="SimSun" w:hint="eastAsia"/>
                 <w:sz w:val="20"/>
                 <w:szCs w:val="20"/>
               </w:rPr>
@@ -468,23 +444,7 @@
                 <w:sz w:val="20"/>
                 <w:szCs w:val="20"/>
               </w:rPr>
-              <w:t>{{</w:t>
-            </w:r>
-            <w:proofErr w:type="spellStart"/>
-            <w:r>
-              <w:rPr>
-                <w:sz w:val="20"/>
-                <w:szCs w:val="20"/>
-              </w:rPr>
-              <w:t>device_number</w:t>
-            </w:r>
-            <w:proofErr w:type="spellEnd"/>
-            <w:r>
-              <w:rPr>
-                <w:sz w:val="20"/>
-                <w:szCs w:val="20"/>
-              </w:rPr>
-              <w:t>}}</w:t>
+              <w:t>{{device_number}}</w:t>
             </w:r>
           </w:p>
         </w:tc>
@@ -502,7 +462,6 @@
                 <w:szCs w:val="20"/>
               </w:rPr>
             </w:pPr>
-            <w:proofErr w:type="gramStart"/>
             <w:r>
               <w:rPr>
                 <w:sz w:val="20"/>
@@ -512,13 +471,12 @@
             </w:r>
             <w:r>
               <w:rPr>
-                <w:rFonts w:ascii="宋体" w:eastAsia="宋体" w:hAnsi="宋体" w:cs="宋体" w:hint="eastAsia"/>
+                <w:rFonts w:ascii="SimSun" w:eastAsia="SimSun" w:hAnsi="SimSun" w:cs="SimSun" w:hint="eastAsia"/>
                 <w:sz w:val="20"/>
                 <w:szCs w:val="20"/>
               </w:rPr>
               <w:t>码</w:t>
             </w:r>
-            <w:proofErr w:type="gramEnd"/>
           </w:p>
         </w:tc>
         <w:tc>
@@ -541,7 +499,6 @@
               <w:t>{{</w:t>
             </w:r>
             <w:bookmarkStart w:id="2" w:name="_Hlk168312147"/>
-            <w:proofErr w:type="spellStart"/>
             <w:r>
               <w:rPr>
                 <w:sz w:val="20"/>
@@ -557,7 +514,6 @@
               </w:rPr>
               <w:t>_qr</w:t>
             </w:r>
-            <w:proofErr w:type="spellEnd"/>
             <w:r>
               <w:rPr>
                 <w:sz w:val="20"/>
@@ -606,15 +562,7 @@
                 <w:sz w:val="20"/>
                 <w:szCs w:val="20"/>
               </w:rPr>
-              <w:t>{{</w:t>
-            </w:r>
-            <w:proofErr w:type="spellStart"/>
-            <w:r>
-              <w:rPr>
-                <w:sz w:val="20"/>
-                <w:szCs w:val="20"/>
-              </w:rPr>
-              <w:t>device_</w:t>
+              <w:t>{{device_</w:t>
             </w:r>
             <w:r>
               <w:rPr>
@@ -624,7 +572,6 @@
               </w:rPr>
               <w:t>site</w:t>
             </w:r>
-            <w:proofErr w:type="spellEnd"/>
             <w:r>
               <w:rPr>
                 <w:sz w:val="20"/>
@@ -708,7 +655,6 @@
               </w:rPr>
               <w:t>{</w:t>
             </w:r>
-            <w:proofErr w:type="spellStart"/>
             <w:r>
               <w:rPr>
                 <w:sz w:val="20"/>
@@ -716,7 +662,6 @@
               </w:rPr>
               <w:t>device_maker</w:t>
             </w:r>
-            <w:proofErr w:type="spellEnd"/>
             <w:r>
               <w:rPr>
                 <w:sz w:val="20"/>
@@ -766,16 +711,7 @@
                 <w:sz w:val="20"/>
                 <w:szCs w:val="20"/>
               </w:rPr>
-              <w:t>{{</w:t>
-            </w:r>
-            <w:proofErr w:type="spellStart"/>
-            <w:r>
-              <w:rPr>
-                <w:rFonts w:hint="eastAsia"/>
-                <w:sz w:val="20"/>
-                <w:szCs w:val="20"/>
-              </w:rPr>
-              <w:t>device</w:t>
+              <w:t>{{device</w:t>
             </w:r>
             <w:r>
               <w:rPr>
@@ -791,7 +727,6 @@
               </w:rPr>
               <w:t>installDate</w:t>
             </w:r>
-            <w:proofErr w:type="spellEnd"/>
             <w:r>
               <w:rPr>
                 <w:rFonts w:hint="eastAsia"/>
@@ -839,7 +774,72 @@
             <w:pPr>
               <w:jc w:val="center"/>
               <w:rPr>
-                <w:rFonts w:hint="eastAsia"/>
+                <w:sz w:val="20"/>
+                <w:szCs w:val="20"/>
+              </w:rPr>
+            </w:pPr>
+            <w:r>
+              <w:rPr>
+                <w:rFonts w:hint="eastAsia"/>
+                <w:sz w:val="20"/>
+                <w:szCs w:val="20"/>
+              </w:rPr>
+              <w:t>{{device</w:t>
+            </w:r>
+            <w:r>
+              <w:rPr>
+                <w:sz w:val="20"/>
+                <w:szCs w:val="20"/>
+              </w:rPr>
+              <w:t>_</w:t>
+            </w:r>
+            <w:r>
+              <w:rPr>
+                <w:sz w:val="20"/>
+                <w:szCs w:val="20"/>
+              </w:rPr>
+              <w:t>locationName</w:t>
+            </w:r>
+            <w:r>
+              <w:rPr>
+                <w:rFonts w:hint="eastAsia"/>
+                <w:sz w:val="20"/>
+                <w:szCs w:val="20"/>
+              </w:rPr>
+              <w:t>}}</w:t>
+            </w:r>
+          </w:p>
+        </w:tc>
+        <w:tc>
+          <w:tcPr>
+            <w:tcW w:w="1531" w:type="dxa"/>
+          </w:tcPr>
+          <w:p>
+            <w:pPr>
+              <w:jc w:val="center"/>
+              <w:rPr>
+                <w:sz w:val="20"/>
+                <w:szCs w:val="20"/>
+              </w:rPr>
+            </w:pPr>
+            <w:r>
+              <w:rPr>
+                <w:rFonts w:hint="eastAsia"/>
+                <w:sz w:val="20"/>
+                <w:szCs w:val="20"/>
+              </w:rPr>
+              <w:t>保养周期</w:t>
+            </w:r>
+          </w:p>
+        </w:tc>
+        <w:tc>
+          <w:tcPr>
+            <w:tcW w:w="4950" w:type="dxa"/>
+          </w:tcPr>
+          <w:p>
+            <w:pPr>
+              <w:jc w:val="center"/>
+              <w:rPr>
                 <w:sz w:val="20"/>
                 <w:szCs w:val="20"/>
               </w:rPr>
@@ -852,85 +852,6 @@
               </w:rPr>
               <w:t>{{</w:t>
             </w:r>
-            <w:proofErr w:type="spellStart"/>
-            <w:r>
-              <w:rPr>
-                <w:rFonts w:hint="eastAsia"/>
-                <w:sz w:val="20"/>
-                <w:szCs w:val="20"/>
-              </w:rPr>
-              <w:t>device</w:t>
-            </w:r>
-            <w:r>
-              <w:rPr>
-                <w:sz w:val="20"/>
-                <w:szCs w:val="20"/>
-              </w:rPr>
-              <w:t>_</w:t>
-            </w:r>
-            <w:r>
-              <w:rPr>
-                <w:sz w:val="20"/>
-                <w:szCs w:val="20"/>
-              </w:rPr>
-              <w:t>locationName</w:t>
-            </w:r>
-            <w:proofErr w:type="spellEnd"/>
-            <w:r>
-              <w:rPr>
-                <w:rFonts w:hint="eastAsia"/>
-                <w:sz w:val="20"/>
-                <w:szCs w:val="20"/>
-              </w:rPr>
-              <w:t>}}</w:t>
-            </w:r>
-          </w:p>
-        </w:tc>
-        <w:tc>
-          <w:tcPr>
-            <w:tcW w:w="1531" w:type="dxa"/>
-          </w:tcPr>
-          <w:p>
-            <w:pPr>
-              <w:jc w:val="center"/>
-              <w:rPr>
-                <w:rFonts w:hint="eastAsia"/>
-                <w:sz w:val="20"/>
-                <w:szCs w:val="20"/>
-              </w:rPr>
-            </w:pPr>
-            <w:r>
-              <w:rPr>
-                <w:rFonts w:hint="eastAsia"/>
-                <w:sz w:val="20"/>
-                <w:szCs w:val="20"/>
-              </w:rPr>
-              <w:t>保养周期</w:t>
-            </w:r>
-          </w:p>
-        </w:tc>
-        <w:tc>
-          <w:tcPr>
-            <w:tcW w:w="4950" w:type="dxa"/>
-          </w:tcPr>
-          <w:p>
-            <w:pPr>
-              <w:jc w:val="center"/>
-              <w:rPr>
-                <w:rFonts w:hint="eastAsia"/>
-                <w:sz w:val="20"/>
-                <w:szCs w:val="20"/>
-              </w:rPr>
-            </w:pPr>
-            <w:r>
-              <w:rPr>
-                <w:rFonts w:hint="eastAsia"/>
-                <w:sz w:val="20"/>
-                <w:szCs w:val="20"/>
-              </w:rPr>
-              <w:t>{{</w:t>
-            </w:r>
-            <w:proofErr w:type="spellStart"/>
             <w:r>
               <w:rPr>
                 <w:sz w:val="20"/>
@@ -945,7 +866,6 @@
               </w:rPr>
               <w:t>period</w:t>
             </w:r>
-            <w:proofErr w:type="spellEnd"/>
             <w:r>
               <w:rPr>
                 <w:rFonts w:hint="eastAsia"/>
@@ -967,7 +887,7 @@
       <w:pPr>
         <w:jc w:val="center"/>
         <w:rPr>
-          <w:rFonts w:ascii="微软雅黑" w:eastAsia="微软雅黑" w:hAnsi="微软雅黑"/>
+          <w:rFonts w:ascii="Microsoft YaHei" w:eastAsia="Microsoft YaHei" w:hAnsi="Microsoft YaHei"/>
           <w:b/>
           <w:sz w:val="24"/>
           <w:szCs w:val="24"/>
@@ -975,7 +895,7 @@
       </w:pPr>
       <w:r>
         <w:rPr>
-          <w:rFonts w:ascii="微软雅黑" w:eastAsia="微软雅黑" w:hAnsi="微软雅黑" w:hint="eastAsia"/>
+          <w:rFonts w:ascii="Microsoft YaHei" w:eastAsia="Microsoft YaHei" w:hAnsi="Microsoft YaHei" w:hint="eastAsia"/>
           <w:b/>
           <w:sz w:val="24"/>
           <w:szCs w:val="24"/>
@@ -984,7 +904,7 @@
       </w:r>
       <w:r>
         <w:rPr>
-          <w:rFonts w:ascii="微软雅黑" w:eastAsia="微软雅黑" w:hAnsi="微软雅黑"/>
+          <w:rFonts w:ascii="Microsoft YaHei" w:eastAsia="Microsoft YaHei" w:hAnsi="Microsoft YaHei"/>
           <w:b/>
           <w:sz w:val="24"/>
           <w:szCs w:val="24"/>
@@ -993,7 +913,7 @@
       </w:r>
       <w:r>
         <w:rPr>
-          <w:rFonts w:ascii="微软雅黑" w:eastAsia="微软雅黑" w:hAnsi="微软雅黑" w:hint="eastAsia"/>
+          <w:rFonts w:ascii="Microsoft YaHei" w:eastAsia="Microsoft YaHei" w:hAnsi="Microsoft YaHei" w:hint="eastAsia"/>
           <w:b/>
           <w:sz w:val="24"/>
           <w:szCs w:val="24"/>
@@ -1004,39 +924,39 @@
     <w:tbl>
       <w:tblPr>
         <w:tblStyle w:val="a3"/>
-        <w:tblW w:w="10627" w:type="dxa"/>
+        <w:tblW w:w="10790" w:type="dxa"/>
         <w:tblLook w:val="04A0" w:firstRow="1" w:lastRow="0" w:firstColumn="1" w:lastColumn="0" w:noHBand="0" w:noVBand="1"/>
       </w:tblPr>
       <w:tblGrid>
-        <w:gridCol w:w="471"/>
-        <w:gridCol w:w="860"/>
-        <w:gridCol w:w="469"/>
+        <w:gridCol w:w="470"/>
+        <w:gridCol w:w="753"/>
+        <w:gridCol w:w="576"/>
         <w:gridCol w:w="1551"/>
-        <w:gridCol w:w="1090"/>
-        <w:gridCol w:w="659"/>
-        <w:gridCol w:w="1678"/>
-        <w:gridCol w:w="371"/>
+        <w:gridCol w:w="1062"/>
+        <w:gridCol w:w="687"/>
+        <w:gridCol w:w="1663"/>
+        <w:gridCol w:w="387"/>
         <w:gridCol w:w="1670"/>
         <w:gridCol w:w="1971"/>
       </w:tblGrid>
       <w:tr>
         <w:tc>
           <w:tcPr>
-            <w:tcW w:w="2158" w:type="dxa"/>
+            <w:tcW w:w="1331" w:type="dxa"/>
             <w:gridSpan w:val="2"/>
           </w:tcPr>
           <w:p>
             <w:pPr>
               <w:jc w:val="center"/>
               <w:rPr>
-                <w:rFonts w:ascii="宋体" w:eastAsia="宋体" w:hAnsi="宋体" w:cs="宋体"/>
-                <w:sz w:val="20"/>
-                <w:szCs w:val="20"/>
-              </w:rPr>
-            </w:pPr>
-            <w:r>
-              <w:rPr>
-                <w:rFonts w:ascii="宋体" w:eastAsia="宋体" w:hAnsi="宋体" w:cs="宋体" w:hint="eastAsia"/>
+                <w:rFonts w:ascii="SimSun" w:eastAsia="SimSun" w:hAnsi="SimSun" w:cs="SimSun"/>
+                <w:sz w:val="20"/>
+                <w:szCs w:val="20"/>
+              </w:rPr>
+            </w:pPr>
+            <w:r>
+              <w:rPr>
+                <w:rFonts w:ascii="SimSun" w:eastAsia="SimSun" w:hAnsi="SimSun" w:cs="SimSun" w:hint="eastAsia"/>
                 <w:sz w:val="20"/>
                 <w:szCs w:val="20"/>
               </w:rPr>
@@ -1046,39 +966,37 @@
         </w:tc>
         <w:tc>
           <w:tcPr>
-            <w:tcW w:w="2940" w:type="dxa"/>
+            <w:tcW w:w="3110" w:type="dxa"/>
             <w:gridSpan w:val="3"/>
           </w:tcPr>
           <w:p>
             <w:pPr>
               <w:jc w:val="center"/>
               <w:rPr>
-                <w:rFonts w:ascii="宋体" w:eastAsia="宋体" w:hAnsi="宋体" w:cs="宋体"/>
-                <w:sz w:val="20"/>
-                <w:szCs w:val="20"/>
-              </w:rPr>
-            </w:pPr>
-            <w:r>
-              <w:rPr>
-                <w:rFonts w:ascii="宋体" w:eastAsia="宋体" w:hAnsi="宋体" w:cs="宋体"/>
+                <w:rFonts w:ascii="SimSun" w:eastAsia="SimSun" w:hAnsi="SimSun" w:cs="SimSun"/>
+                <w:sz w:val="20"/>
+                <w:szCs w:val="20"/>
+              </w:rPr>
+            </w:pPr>
+            <w:r>
+              <w:rPr>
+                <w:rFonts w:ascii="SimSun" w:eastAsia="SimSun" w:hAnsi="SimSun" w:cs="SimSun"/>
                 <w:sz w:val="20"/>
                 <w:szCs w:val="20"/>
               </w:rPr>
               <w:t>{{</w:t>
             </w:r>
-            <w:proofErr w:type="spellStart"/>
-            <w:r>
-              <w:rPr>
-                <w:rFonts w:ascii="宋体" w:eastAsia="宋体" w:hAnsi="宋体" w:cs="宋体"/>
+            <w:r>
+              <w:rPr>
+                <w:rFonts w:ascii="SimSun" w:eastAsia="SimSun" w:hAnsi="SimSun" w:cs="SimSun"/>
                 <w:sz w:val="20"/>
                 <w:szCs w:val="20"/>
               </w:rPr>
               <w:t>maintenance_number</w:t>
             </w:r>
-            <w:proofErr w:type="spellEnd"/>
-            <w:r>
-              <w:rPr>
-                <w:rFonts w:ascii="宋体" w:eastAsia="宋体" w:hAnsi="宋体" w:cs="宋体"/>
+            <w:r>
+              <w:rPr>
+                <w:rFonts w:ascii="SimSun" w:eastAsia="SimSun" w:hAnsi="SimSun" w:cs="SimSun"/>
                 <w:sz w:val="20"/>
                 <w:szCs w:val="20"/>
               </w:rPr>
@@ -1088,85 +1006,49 @@
         </w:tc>
         <w:tc>
           <w:tcPr>
-            <w:tcW w:w="1843" w:type="dxa"/>
+            <w:tcW w:w="2337" w:type="dxa"/>
             <w:gridSpan w:val="2"/>
           </w:tcPr>
           <w:p>
             <w:pPr>
               <w:jc w:val="center"/>
               <w:rPr>
-                <w:rFonts w:ascii="宋体" w:eastAsia="宋体" w:hAnsi="宋体" w:cs="宋体"/>
-                <w:sz w:val="20"/>
-                <w:szCs w:val="20"/>
-              </w:rPr>
-            </w:pPr>
-            <w:r>
-              <w:rPr>
-                <w:rFonts w:ascii="宋体" w:eastAsia="宋体" w:hAnsi="宋体" w:cs="宋体" w:hint="eastAsia"/>
-                <w:sz w:val="20"/>
-                <w:szCs w:val="20"/>
-              </w:rPr>
-              <w:t>工</w:t>
-            </w:r>
-            <w:proofErr w:type="gramStart"/>
-            <w:r>
-              <w:rPr>
-                <w:rFonts w:ascii="宋体" w:eastAsia="宋体" w:hAnsi="宋体" w:cs="宋体" w:hint="eastAsia"/>
-                <w:sz w:val="20"/>
-                <w:szCs w:val="20"/>
-              </w:rPr>
-              <w:t>单创建</w:t>
-            </w:r>
-            <w:proofErr w:type="gramEnd"/>
-            <w:r>
-              <w:rPr>
-                <w:rFonts w:ascii="宋体" w:eastAsia="宋体" w:hAnsi="宋体" w:cs="宋体" w:hint="eastAsia"/>
-                <w:sz w:val="20"/>
-                <w:szCs w:val="20"/>
-              </w:rPr>
-              <w:t>人</w:t>
-            </w:r>
-          </w:p>
-        </w:tc>
-        <w:tc>
-          <w:tcPr>
-            <w:tcW w:w="3686" w:type="dxa"/>
+                <w:rFonts w:ascii="SimSun" w:eastAsia="SimSun" w:hAnsi="SimSun" w:cs="SimSun"/>
+                <w:sz w:val="20"/>
+                <w:szCs w:val="20"/>
+              </w:rPr>
+            </w:pPr>
+            <w:r>
+              <w:rPr>
+                <w:rFonts w:ascii="SimSun" w:eastAsia="SimSun" w:hAnsi="SimSun" w:cs="SimSun" w:hint="eastAsia"/>
+                <w:sz w:val="20"/>
+                <w:szCs w:val="20"/>
+              </w:rPr>
+              <w:t>工单创建人</w:t>
+            </w:r>
+          </w:p>
+        </w:tc>
+        <w:tc>
+          <w:tcPr>
+            <w:tcW w:w="4012" w:type="dxa"/>
             <w:gridSpan w:val="3"/>
           </w:tcPr>
           <w:p>
             <w:pPr>
               <w:jc w:val="center"/>
               <w:rPr>
-                <w:rFonts w:ascii="宋体" w:eastAsia="宋体" w:hAnsi="宋体" w:cs="宋体"/>
-                <w:sz w:val="20"/>
-                <w:szCs w:val="20"/>
-              </w:rPr>
-            </w:pPr>
-            <w:r>
-              <w:rPr>
-                <w:rFonts w:ascii="宋体" w:eastAsia="宋体" w:hAnsi="宋体" w:cs="宋体"/>
-                <w:sz w:val="20"/>
-                <w:szCs w:val="20"/>
-              </w:rPr>
-              <w:t>{{</w:t>
-            </w:r>
-            <w:proofErr w:type="spellStart"/>
-            <w:r>
-              <w:rPr>
-                <w:rFonts w:ascii="宋体" w:eastAsia="宋体" w:hAnsi="宋体" w:cs="宋体"/>
-                <w:sz w:val="20"/>
-                <w:szCs w:val="20"/>
-              </w:rPr>
-              <w:t>maintenance_creator</w:t>
-            </w:r>
-            <w:proofErr w:type="spellEnd"/>
-            <w:r>
-              <w:rPr>
-                <w:rFonts w:ascii="宋体" w:eastAsia="宋体" w:hAnsi="宋体" w:cs="宋体"/>
-                <w:sz w:val="20"/>
-                <w:szCs w:val="20"/>
-              </w:rPr>
-              <w:t>}}</w:t>
+                <w:rFonts w:ascii="SimSun" w:eastAsia="SimSun" w:hAnsi="SimSun" w:cs="SimSun"/>
+                <w:sz w:val="20"/>
+                <w:szCs w:val="20"/>
+              </w:rPr>
+            </w:pPr>
+            <w:r>
+              <w:rPr>
+                <w:rFonts w:ascii="SimSun" w:eastAsia="SimSun" w:hAnsi="SimSun" w:cs="SimSun"/>
+                <w:sz w:val="20"/>
+                <w:szCs w:val="20"/>
+              </w:rPr>
+              <w:t>{{maintenance_creator}}</w:t>
             </w:r>
           </w:p>
         </w:tc>
@@ -1174,21 +1056,21 @@
       <w:tr>
         <w:tc>
           <w:tcPr>
-            <w:tcW w:w="2158" w:type="dxa"/>
+            <w:tcW w:w="1331" w:type="dxa"/>
             <w:gridSpan w:val="2"/>
           </w:tcPr>
           <w:p>
             <w:pPr>
               <w:jc w:val="center"/>
               <w:rPr>
-                <w:rFonts w:ascii="宋体" w:eastAsia="宋体" w:hAnsi="宋体" w:cs="宋体"/>
-                <w:sz w:val="20"/>
-                <w:szCs w:val="20"/>
-              </w:rPr>
-            </w:pPr>
-            <w:r>
-              <w:rPr>
-                <w:rFonts w:ascii="宋体" w:eastAsia="宋体" w:hAnsi="宋体" w:cs="宋体" w:hint="eastAsia"/>
+                <w:rFonts w:ascii="SimSun" w:eastAsia="SimSun" w:hAnsi="SimSun" w:cs="SimSun"/>
+                <w:sz w:val="20"/>
+                <w:szCs w:val="20"/>
+              </w:rPr>
+            </w:pPr>
+            <w:r>
+              <w:rPr>
+                <w:rFonts w:ascii="SimSun" w:eastAsia="SimSun" w:hAnsi="SimSun" w:cs="SimSun" w:hint="eastAsia"/>
                 <w:sz w:val="20"/>
                 <w:szCs w:val="20"/>
               </w:rPr>
@@ -1198,63 +1080,45 @@
         </w:tc>
         <w:tc>
           <w:tcPr>
-            <w:tcW w:w="2940" w:type="dxa"/>
+            <w:tcW w:w="3110" w:type="dxa"/>
             <w:gridSpan w:val="3"/>
           </w:tcPr>
           <w:p>
             <w:pPr>
               <w:jc w:val="center"/>
               <w:rPr>
-                <w:rFonts w:ascii="宋体" w:eastAsia="宋体" w:hAnsi="宋体" w:cs="宋体"/>
-                <w:sz w:val="20"/>
-                <w:szCs w:val="20"/>
-              </w:rPr>
-            </w:pPr>
-            <w:r>
-              <w:rPr>
-                <w:rFonts w:ascii="宋体" w:eastAsia="宋体" w:hAnsi="宋体" w:cs="宋体"/>
-                <w:sz w:val="20"/>
-                <w:szCs w:val="20"/>
-              </w:rPr>
-              <w:t>{{</w:t>
-            </w:r>
-            <w:proofErr w:type="spellStart"/>
-            <w:r>
-              <w:rPr>
-                <w:rFonts w:ascii="宋体" w:eastAsia="宋体" w:hAnsi="宋体" w:cs="宋体"/>
-                <w:sz w:val="20"/>
-                <w:szCs w:val="20"/>
-              </w:rPr>
-              <w:t>maintenance_level</w:t>
-            </w:r>
-            <w:proofErr w:type="spellEnd"/>
-            <w:r>
-              <w:rPr>
-                <w:rFonts w:ascii="宋体" w:eastAsia="宋体" w:hAnsi="宋体" w:cs="宋体"/>
-                <w:sz w:val="20"/>
-                <w:szCs w:val="20"/>
-              </w:rPr>
-              <w:t>}}</w:t>
-            </w:r>
-          </w:p>
-        </w:tc>
-        <w:tc>
-          <w:tcPr>
-            <w:tcW w:w="1843" w:type="dxa"/>
+                <w:rFonts w:ascii="SimSun" w:eastAsia="SimSun" w:hAnsi="SimSun" w:cs="SimSun"/>
+                <w:sz w:val="20"/>
+                <w:szCs w:val="20"/>
+              </w:rPr>
+            </w:pPr>
+            <w:r>
+              <w:rPr>
+                <w:rFonts w:ascii="SimSun" w:eastAsia="SimSun" w:hAnsi="SimSun" w:cs="SimSun"/>
+                <w:sz w:val="20"/>
+                <w:szCs w:val="20"/>
+              </w:rPr>
+              <w:t>{{maintenance_level}}</w:t>
+            </w:r>
+          </w:p>
+        </w:tc>
+        <w:tc>
+          <w:tcPr>
+            <w:tcW w:w="2337" w:type="dxa"/>
             <w:gridSpan w:val="2"/>
           </w:tcPr>
           <w:p>
             <w:pPr>
               <w:jc w:val="center"/>
               <w:rPr>
-                <w:rFonts w:ascii="宋体" w:eastAsia="宋体" w:hAnsi="宋体" w:cs="宋体"/>
-                <w:sz w:val="20"/>
-                <w:szCs w:val="20"/>
-              </w:rPr>
-            </w:pPr>
-            <w:r>
-              <w:rPr>
-                <w:rFonts w:ascii="宋体" w:eastAsia="宋体" w:hAnsi="宋体" w:cs="宋体" w:hint="eastAsia"/>
+                <w:rFonts w:ascii="SimSun" w:eastAsia="SimSun" w:hAnsi="SimSun" w:cs="SimSun"/>
+                <w:sz w:val="20"/>
+                <w:szCs w:val="20"/>
+              </w:rPr>
+            </w:pPr>
+            <w:r>
+              <w:rPr>
+                <w:rFonts w:ascii="SimSun" w:eastAsia="SimSun" w:hAnsi="SimSun" w:cs="SimSun" w:hint="eastAsia"/>
                 <w:sz w:val="20"/>
                 <w:szCs w:val="20"/>
               </w:rPr>
@@ -1264,43 +1128,25 @@
         </w:tc>
         <w:tc>
           <w:tcPr>
-            <w:tcW w:w="3686" w:type="dxa"/>
+            <w:tcW w:w="4012" w:type="dxa"/>
             <w:gridSpan w:val="3"/>
           </w:tcPr>
           <w:p>
             <w:pPr>
               <w:jc w:val="center"/>
               <w:rPr>
-                <w:rFonts w:ascii="宋体" w:eastAsia="宋体" w:hAnsi="宋体" w:cs="宋体"/>
-                <w:sz w:val="20"/>
-                <w:szCs w:val="20"/>
-              </w:rPr>
-            </w:pPr>
-            <w:r>
-              <w:rPr>
-                <w:rFonts w:ascii="宋体" w:eastAsia="宋体" w:hAnsi="宋体" w:cs="宋体"/>
-                <w:sz w:val="20"/>
-                <w:szCs w:val="20"/>
-              </w:rPr>
-              <w:t>{{</w:t>
-            </w:r>
-            <w:proofErr w:type="spellStart"/>
-            <w:r>
-              <w:rPr>
-                <w:rFonts w:ascii="宋体" w:eastAsia="宋体" w:hAnsi="宋体" w:cs="宋体"/>
-                <w:sz w:val="20"/>
-                <w:szCs w:val="20"/>
-              </w:rPr>
-              <w:t>maintenance_type</w:t>
-            </w:r>
-            <w:proofErr w:type="spellEnd"/>
-            <w:r>
-              <w:rPr>
-                <w:rFonts w:ascii="宋体" w:eastAsia="宋体" w:hAnsi="宋体" w:cs="宋体"/>
-                <w:sz w:val="20"/>
-                <w:szCs w:val="20"/>
-              </w:rPr>
-              <w:t>}}</w:t>
+                <w:rFonts w:ascii="SimSun" w:eastAsia="SimSun" w:hAnsi="SimSun" w:cs="SimSun"/>
+                <w:sz w:val="20"/>
+                <w:szCs w:val="20"/>
+              </w:rPr>
+            </w:pPr>
+            <w:r>
+              <w:rPr>
+                <w:rFonts w:ascii="SimSun" w:eastAsia="SimSun" w:hAnsi="SimSun" w:cs="SimSun"/>
+                <w:sz w:val="20"/>
+                <w:szCs w:val="20"/>
+              </w:rPr>
+              <w:t>{{maintenance_type}}</w:t>
             </w:r>
           </w:p>
         </w:tc>
@@ -1308,21 +1154,21 @@
       <w:tr>
         <w:tc>
           <w:tcPr>
-            <w:tcW w:w="2158" w:type="dxa"/>
+            <w:tcW w:w="1331" w:type="dxa"/>
             <w:gridSpan w:val="2"/>
           </w:tcPr>
           <w:p>
             <w:pPr>
               <w:jc w:val="center"/>
               <w:rPr>
-                <w:rFonts w:ascii="宋体" w:eastAsia="宋体" w:hAnsi="宋体" w:cs="宋体"/>
-                <w:sz w:val="20"/>
-                <w:szCs w:val="20"/>
-              </w:rPr>
-            </w:pPr>
-            <w:r>
-              <w:rPr>
-                <w:rFonts w:ascii="宋体" w:eastAsia="宋体" w:hAnsi="宋体" w:cs="宋体" w:hint="eastAsia"/>
+                <w:rFonts w:ascii="SimSun" w:eastAsia="SimSun" w:hAnsi="SimSun" w:cs="SimSun"/>
+                <w:sz w:val="20"/>
+                <w:szCs w:val="20"/>
+              </w:rPr>
+            </w:pPr>
+            <w:r>
+              <w:rPr>
+                <w:rFonts w:ascii="SimSun" w:eastAsia="SimSun" w:hAnsi="SimSun" w:cs="SimSun" w:hint="eastAsia"/>
                 <w:sz w:val="20"/>
                 <w:szCs w:val="20"/>
               </w:rPr>
@@ -1332,63 +1178,45 @@
         </w:tc>
         <w:tc>
           <w:tcPr>
-            <w:tcW w:w="2940" w:type="dxa"/>
+            <w:tcW w:w="3110" w:type="dxa"/>
             <w:gridSpan w:val="3"/>
           </w:tcPr>
           <w:p>
             <w:pPr>
               <w:jc w:val="center"/>
               <w:rPr>
-                <w:rFonts w:ascii="宋体" w:eastAsia="宋体" w:hAnsi="宋体" w:cs="宋体"/>
-                <w:sz w:val="20"/>
-                <w:szCs w:val="20"/>
-              </w:rPr>
-            </w:pPr>
-            <w:r>
-              <w:rPr>
-                <w:rFonts w:ascii="宋体" w:eastAsia="宋体" w:hAnsi="宋体" w:cs="宋体"/>
-                <w:sz w:val="20"/>
-                <w:szCs w:val="20"/>
-              </w:rPr>
-              <w:t>{{</w:t>
-            </w:r>
-            <w:proofErr w:type="spellStart"/>
-            <w:r>
-              <w:rPr>
-                <w:rFonts w:ascii="宋体" w:eastAsia="宋体" w:hAnsi="宋体" w:cs="宋体"/>
-                <w:sz w:val="20"/>
-                <w:szCs w:val="20"/>
-              </w:rPr>
-              <w:t>maintenance_plan_time</w:t>
-            </w:r>
-            <w:proofErr w:type="spellEnd"/>
-            <w:r>
-              <w:rPr>
-                <w:rFonts w:ascii="宋体" w:eastAsia="宋体" w:hAnsi="宋体" w:cs="宋体"/>
-                <w:sz w:val="20"/>
-                <w:szCs w:val="20"/>
-              </w:rPr>
-              <w:t>}}</w:t>
-            </w:r>
-          </w:p>
-        </w:tc>
-        <w:tc>
-          <w:tcPr>
-            <w:tcW w:w="1843" w:type="dxa"/>
+                <w:rFonts w:ascii="SimSun" w:eastAsia="SimSun" w:hAnsi="SimSun" w:cs="SimSun"/>
+                <w:sz w:val="20"/>
+                <w:szCs w:val="20"/>
+              </w:rPr>
+            </w:pPr>
+            <w:r>
+              <w:rPr>
+                <w:rFonts w:ascii="SimSun" w:eastAsia="SimSun" w:hAnsi="SimSun" w:cs="SimSun"/>
+                <w:sz w:val="20"/>
+                <w:szCs w:val="20"/>
+              </w:rPr>
+              <w:t>{{maintenance_plan_time}}</w:t>
+            </w:r>
+          </w:p>
+        </w:tc>
+        <w:tc>
+          <w:tcPr>
+            <w:tcW w:w="2337" w:type="dxa"/>
             <w:gridSpan w:val="2"/>
           </w:tcPr>
           <w:p>
             <w:pPr>
               <w:jc w:val="center"/>
               <w:rPr>
-                <w:rFonts w:ascii="宋体" w:eastAsia="宋体" w:hAnsi="宋体" w:cs="宋体"/>
-                <w:sz w:val="20"/>
-                <w:szCs w:val="20"/>
-              </w:rPr>
-            </w:pPr>
-            <w:r>
-              <w:rPr>
-                <w:rFonts w:ascii="宋体" w:eastAsia="宋体" w:hAnsi="宋体" w:cs="宋体" w:hint="eastAsia"/>
+                <w:rFonts w:ascii="SimSun" w:eastAsia="SimSun" w:hAnsi="SimSun" w:cs="SimSun"/>
+                <w:sz w:val="20"/>
+                <w:szCs w:val="20"/>
+              </w:rPr>
+            </w:pPr>
+            <w:r>
+              <w:rPr>
+                <w:rFonts w:ascii="SimSun" w:eastAsia="SimSun" w:hAnsi="SimSun" w:cs="SimSun" w:hint="eastAsia"/>
                 <w:sz w:val="20"/>
                 <w:szCs w:val="20"/>
               </w:rPr>
@@ -1398,43 +1226,25 @@
         </w:tc>
         <w:tc>
           <w:tcPr>
-            <w:tcW w:w="3686" w:type="dxa"/>
+            <w:tcW w:w="4012" w:type="dxa"/>
             <w:gridSpan w:val="3"/>
           </w:tcPr>
           <w:p>
             <w:pPr>
               <w:jc w:val="center"/>
               <w:rPr>
-                <w:rFonts w:ascii="宋体" w:eastAsia="宋体" w:hAnsi="宋体" w:cs="宋体"/>
-                <w:sz w:val="20"/>
-                <w:szCs w:val="20"/>
-              </w:rPr>
-            </w:pPr>
-            <w:r>
-              <w:rPr>
-                <w:rFonts w:ascii="宋体" w:eastAsia="宋体" w:hAnsi="宋体" w:cs="宋体"/>
-                <w:sz w:val="20"/>
-                <w:szCs w:val="20"/>
-              </w:rPr>
-              <w:t>{{</w:t>
-            </w:r>
-            <w:proofErr w:type="spellStart"/>
-            <w:r>
-              <w:rPr>
-                <w:rFonts w:ascii="宋体" w:eastAsia="宋体" w:hAnsi="宋体" w:cs="宋体"/>
-                <w:sz w:val="20"/>
-                <w:szCs w:val="20"/>
-              </w:rPr>
-              <w:t>maintenance_complete_time</w:t>
-            </w:r>
-            <w:proofErr w:type="spellEnd"/>
-            <w:r>
-              <w:rPr>
-                <w:rFonts w:ascii="宋体" w:eastAsia="宋体" w:hAnsi="宋体" w:cs="宋体"/>
-                <w:sz w:val="20"/>
-                <w:szCs w:val="20"/>
-              </w:rPr>
-              <w:t>}}</w:t>
+                <w:rFonts w:ascii="SimSun" w:eastAsia="SimSun" w:hAnsi="SimSun" w:cs="SimSun"/>
+                <w:sz w:val="20"/>
+                <w:szCs w:val="20"/>
+              </w:rPr>
+            </w:pPr>
+            <w:r>
+              <w:rPr>
+                <w:rFonts w:ascii="SimSun" w:eastAsia="SimSun" w:hAnsi="SimSun" w:cs="SimSun"/>
+                <w:sz w:val="20"/>
+                <w:szCs w:val="20"/>
+              </w:rPr>
+              <w:t>{{maintenance_complete_time}}</w:t>
             </w:r>
           </w:p>
         </w:tc>
@@ -1442,304 +1252,61 @@
       <w:tr>
         <w:tc>
           <w:tcPr>
-            <w:tcW w:w="1144" w:type="dxa"/>
-          </w:tcPr>
-          <w:p>
-            <w:pPr>
-              <w:jc w:val="center"/>
-              <w:rPr>
-                <w:sz w:val="20"/>
-                <w:szCs w:val="20"/>
-              </w:rPr>
-            </w:pPr>
-            <w:r>
-              <w:rPr>
-                <w:rFonts w:hint="eastAsia"/>
-                <w:sz w:val="20"/>
-                <w:szCs w:val="20"/>
-              </w:rPr>
-              <w:t>处理人</w:t>
-            </w:r>
-            <w:r>
-              <w:rPr>
-                <w:rFonts w:ascii="宋体" w:eastAsia="宋体" w:hAnsi="宋体" w:cs="宋体" w:hint="eastAsia"/>
-                <w:sz w:val="20"/>
-                <w:szCs w:val="20"/>
-              </w:rPr>
-              <w:t>：</w:t>
-            </w:r>
-          </w:p>
-        </w:tc>
-        <w:tc>
-          <w:tcPr>
-            <w:tcW w:w="1371" w:type="dxa"/>
+            <w:tcW w:w="1331" w:type="dxa"/>
             <w:gridSpan w:val="2"/>
           </w:tcPr>
           <w:p>
             <w:pPr>
               <w:jc w:val="center"/>
               <w:rPr>
-                <w:sz w:val="20"/>
-                <w:szCs w:val="20"/>
-              </w:rPr>
-            </w:pPr>
-            <w:r>
-              <w:rPr>
+                <w:rFonts w:ascii="SimSun" w:eastAsia="SimSun" w:hAnsi="SimSun" w:cs="SimSun"/>
+                <w:sz w:val="20"/>
+                <w:szCs w:val="20"/>
+              </w:rPr>
+            </w:pPr>
+            <w:r>
+              <w:rPr>
+                <w:rFonts w:ascii="SimSun" w:eastAsia="SimSun" w:hAnsi="SimSun" w:cs="SimSun" w:hint="eastAsia"/>
+                <w:sz w:val="20"/>
+                <w:szCs w:val="20"/>
+              </w:rPr>
+              <w:t>工单备注</w:t>
+            </w:r>
+          </w:p>
+        </w:tc>
+        <w:tc>
+          <w:tcPr>
+            <w:tcW w:w="9459" w:type="dxa"/>
+            <w:gridSpan w:val="8"/>
+          </w:tcPr>
+          <w:p>
+            <w:pPr>
+              <w:jc w:val="center"/>
+              <w:rPr>
+                <w:rFonts w:ascii="SimSun" w:eastAsia="SimSun" w:hAnsi="SimSun" w:cs="SimSun"/>
+                <w:sz w:val="20"/>
+                <w:szCs w:val="20"/>
+              </w:rPr>
+            </w:pPr>
+            <w:r>
+              <w:rPr>
+                <w:rFonts w:ascii="SimSun" w:eastAsia="SimSun" w:hAnsi="SimSun" w:cs="SimSun" w:hint="eastAsia"/>
                 <w:sz w:val="20"/>
                 <w:szCs w:val="20"/>
               </w:rPr>
               <w:t>{{</w:t>
             </w:r>
-            <w:proofErr w:type="spellStart"/>
-            <w:r>
-              <w:rPr>
-                <w:sz w:val="20"/>
-                <w:szCs w:val="20"/>
-              </w:rPr>
-              <w:t>maintenance_op</w:t>
-            </w:r>
-            <w:proofErr w:type="spellEnd"/>
-            <w:r>
-              <w:rPr>
-                <w:sz w:val="20"/>
-                <w:szCs w:val="20"/>
-              </w:rPr>
-              <w:t>}}</w:t>
-            </w:r>
-          </w:p>
-        </w:tc>
-        <w:tc>
-          <w:tcPr>
-            <w:tcW w:w="1607" w:type="dxa"/>
-          </w:tcPr>
-          <w:p>
-            <w:pPr>
-              <w:jc w:val="center"/>
-              <w:rPr>
-                <w:sz w:val="20"/>
-                <w:szCs w:val="20"/>
-              </w:rPr>
-            </w:pPr>
-            <w:r>
-              <w:rPr>
-                <w:rFonts w:hint="eastAsia"/>
-                <w:sz w:val="20"/>
-                <w:szCs w:val="20"/>
-              </w:rPr>
-              <w:t>工时：</w:t>
-            </w:r>
-            <w:r>
-              <w:rPr>
-                <w:rFonts w:hint="eastAsia"/>
-                <w:sz w:val="20"/>
-                <w:szCs w:val="20"/>
-              </w:rPr>
-              <w:t>{{</w:t>
-            </w:r>
-            <w:proofErr w:type="spellStart"/>
-            <w:r>
-              <w:rPr>
-                <w:rFonts w:hint="eastAsia"/>
-                <w:sz w:val="20"/>
-                <w:szCs w:val="20"/>
-              </w:rPr>
-              <w:t>maintenance_op_time</w:t>
-            </w:r>
-            <w:proofErr w:type="spellEnd"/>
-            <w:r>
-              <w:rPr>
-                <w:rFonts w:hint="eastAsia"/>
-                <w:sz w:val="20"/>
-                <w:szCs w:val="20"/>
-              </w:rPr>
-              <w:t>}}</w:t>
-            </w:r>
-          </w:p>
-        </w:tc>
-        <w:tc>
-          <w:tcPr>
-            <w:tcW w:w="1513" w:type="dxa"/>
-            <w:gridSpan w:val="2"/>
-          </w:tcPr>
-          <w:p>
-            <w:pPr>
-              <w:jc w:val="center"/>
-              <w:rPr>
-                <w:sz w:val="20"/>
-                <w:szCs w:val="20"/>
-              </w:rPr>
-            </w:pPr>
-            <w:r>
-              <w:rPr>
-                <w:rFonts w:hint="eastAsia"/>
-                <w:sz w:val="20"/>
-                <w:szCs w:val="20"/>
-              </w:rPr>
-              <w:t>协作者：</w:t>
-            </w:r>
-            <w:r>
-              <w:rPr>
-                <w:rFonts w:hint="eastAsia"/>
-                <w:sz w:val="20"/>
-                <w:szCs w:val="20"/>
-              </w:rPr>
-              <w:t>{{maintenance_cowork</w:t>
-            </w:r>
-            <w:r>
-              <w:rPr>
-                <w:rFonts w:hint="eastAsia"/>
-                <w:sz w:val="20"/>
-                <w:szCs w:val="20"/>
-              </w:rPr>
-              <w:t>er1}}</w:t>
-            </w:r>
-          </w:p>
-        </w:tc>
-        <w:tc>
-          <w:tcPr>
-            <w:tcW w:w="1586" w:type="dxa"/>
-            <w:gridSpan w:val="2"/>
-          </w:tcPr>
-          <w:p>
-            <w:pPr>
-              <w:jc w:val="center"/>
-              <w:rPr>
-                <w:sz w:val="20"/>
-                <w:szCs w:val="20"/>
-              </w:rPr>
-            </w:pPr>
-            <w:r>
-              <w:rPr>
-                <w:rFonts w:hint="eastAsia"/>
-                <w:sz w:val="20"/>
-                <w:szCs w:val="20"/>
-              </w:rPr>
-              <w:t>工时：</w:t>
-            </w:r>
-            <w:r>
-              <w:rPr>
-                <w:rFonts w:hint="eastAsia"/>
-                <w:sz w:val="20"/>
-                <w:szCs w:val="20"/>
-              </w:rPr>
-              <w:t>{{</w:t>
-            </w:r>
-            <w:r>
-              <w:rPr>
-                <w:sz w:val="20"/>
-                <w:szCs w:val="20"/>
-              </w:rPr>
-              <w:t>maintenance_coworker1_time</w:t>
-            </w:r>
-            <w:r>
-              <w:rPr>
-                <w:rFonts w:hint="eastAsia"/>
-                <w:sz w:val="20"/>
-                <w:szCs w:val="20"/>
-              </w:rPr>
-              <w:t>}}</w:t>
-            </w:r>
-          </w:p>
-        </w:tc>
-        <w:tc>
-          <w:tcPr>
-            <w:tcW w:w="1586" w:type="dxa"/>
-          </w:tcPr>
-          <w:p>
-            <w:pPr>
-              <w:jc w:val="center"/>
-              <w:rPr>
-                <w:sz w:val="20"/>
-                <w:szCs w:val="20"/>
-              </w:rPr>
-            </w:pPr>
-            <w:r>
-              <w:rPr>
-                <w:rFonts w:hint="eastAsia"/>
-                <w:sz w:val="20"/>
-                <w:szCs w:val="20"/>
-              </w:rPr>
-              <w:t>协作者：</w:t>
-            </w:r>
-            <w:r>
-              <w:rPr>
-                <w:rFonts w:hint="eastAsia"/>
-                <w:sz w:val="20"/>
-                <w:szCs w:val="20"/>
-              </w:rPr>
-              <w:t>{{maintenance_cowork</w:t>
-            </w:r>
-            <w:r>
-              <w:rPr>
-                <w:rFonts w:hint="eastAsia"/>
-                <w:sz w:val="20"/>
-                <w:szCs w:val="20"/>
-              </w:rPr>
-              <w:t>er</w:t>
-            </w:r>
-            <w:r>
-              <w:rPr>
-                <w:sz w:val="20"/>
-                <w:szCs w:val="20"/>
-              </w:rPr>
-              <w:t>2</w:t>
-            </w:r>
-            <w:r>
-              <w:rPr>
-                <w:rFonts w:hint="eastAsia"/>
-                <w:sz w:val="20"/>
-                <w:szCs w:val="20"/>
-              </w:rPr>
-              <w:t>}}</w:t>
-            </w:r>
-          </w:p>
-        </w:tc>
-        <w:tc>
-          <w:tcPr>
-            <w:tcW w:w="1820" w:type="dxa"/>
-          </w:tcPr>
-          <w:p>
-            <w:pPr>
-              <w:jc w:val="center"/>
-              <w:rPr>
-                <w:sz w:val="20"/>
-                <w:szCs w:val="20"/>
-              </w:rPr>
-            </w:pPr>
-            <w:r>
-              <w:rPr>
-                <w:rFonts w:hint="eastAsia"/>
-                <w:sz w:val="20"/>
-                <w:szCs w:val="20"/>
-              </w:rPr>
-              <w:t>工时：</w:t>
-            </w:r>
-            <w:r>
-              <w:rPr>
-                <w:rFonts w:hint="eastAsia"/>
-                <w:sz w:val="20"/>
-                <w:szCs w:val="20"/>
-              </w:rPr>
-              <w:t>{{maintenance_cowork</w:t>
-            </w:r>
-            <w:r>
-              <w:rPr>
-                <w:rFonts w:hint="eastAsia"/>
-                <w:sz w:val="20"/>
-                <w:szCs w:val="20"/>
-              </w:rPr>
-              <w:t>er</w:t>
-            </w:r>
-            <w:r>
-              <w:rPr>
-                <w:sz w:val="20"/>
-                <w:szCs w:val="20"/>
-              </w:rPr>
-              <w:t>2_time</w:t>
-            </w:r>
-            <w:r>
-              <w:rPr>
-                <w:rFonts w:hint="eastAsia"/>
+            <w:r>
+              <w:rPr>
+                <w:rFonts w:ascii="SimSun" w:eastAsia="SimSun" w:hAnsi="SimSun" w:cs="SimSun"/>
+                <w:sz w:val="20"/>
+                <w:szCs w:val="20"/>
+              </w:rPr>
+              <w:t>maintenance_comments</w:t>
+            </w:r>
+            <w:r>
+              <w:rPr>
+                <w:rFonts w:ascii="SimSun" w:eastAsia="SimSun" w:hAnsi="SimSun" w:cs="SimSun" w:hint="eastAsia"/>
                 <w:sz w:val="20"/>
                 <w:szCs w:val="20"/>
               </w:rPr>
@@ -1751,19 +1318,294 @@
       <w:tr>
         <w:tc>
           <w:tcPr>
-            <w:tcW w:w="1144" w:type="dxa"/>
-          </w:tcPr>
-          <w:p>
-            <w:pPr>
-              <w:jc w:val="center"/>
-              <w:rPr>
-                <w:sz w:val="20"/>
-                <w:szCs w:val="20"/>
-              </w:rPr>
-            </w:pPr>
-            <w:r>
-              <w:rPr>
-                <w:rFonts w:ascii="宋体" w:eastAsia="宋体" w:hAnsi="宋体" w:cs="宋体" w:hint="eastAsia"/>
+            <w:tcW w:w="471" w:type="dxa"/>
+          </w:tcPr>
+          <w:p>
+            <w:pPr>
+              <w:jc w:val="center"/>
+              <w:rPr>
+                <w:sz w:val="20"/>
+                <w:szCs w:val="20"/>
+              </w:rPr>
+            </w:pPr>
+            <w:r>
+              <w:rPr>
+                <w:rFonts w:hint="eastAsia"/>
+                <w:sz w:val="20"/>
+                <w:szCs w:val="20"/>
+              </w:rPr>
+              <w:t>处理人</w:t>
+            </w:r>
+            <w:r>
+              <w:rPr>
+                <w:rFonts w:ascii="SimSun" w:eastAsia="SimSun" w:hAnsi="SimSun" w:cs="SimSun" w:hint="eastAsia"/>
+                <w:sz w:val="20"/>
+                <w:szCs w:val="20"/>
+              </w:rPr>
+              <w:t>：</w:t>
+            </w:r>
+          </w:p>
+        </w:tc>
+        <w:tc>
+          <w:tcPr>
+            <w:tcW w:w="1329" w:type="dxa"/>
+            <w:gridSpan w:val="2"/>
+          </w:tcPr>
+          <w:p>
+            <w:pPr>
+              <w:jc w:val="center"/>
+              <w:rPr>
+                <w:sz w:val="20"/>
+                <w:szCs w:val="20"/>
+              </w:rPr>
+            </w:pPr>
+            <w:r>
+              <w:rPr>
+                <w:sz w:val="20"/>
+                <w:szCs w:val="20"/>
+              </w:rPr>
+              <w:t>{{maintenance_op}}</w:t>
+            </w:r>
+          </w:p>
+        </w:tc>
+        <w:tc>
+          <w:tcPr>
+            <w:tcW w:w="1551" w:type="dxa"/>
+          </w:tcPr>
+          <w:p>
+            <w:pPr>
+              <w:jc w:val="center"/>
+              <w:rPr>
+                <w:sz w:val="20"/>
+                <w:szCs w:val="20"/>
+              </w:rPr>
+            </w:pPr>
+            <w:r>
+              <w:rPr>
+                <w:rFonts w:hint="eastAsia"/>
+                <w:sz w:val="20"/>
+                <w:szCs w:val="20"/>
+              </w:rPr>
+              <w:t>工时：</w:t>
+            </w:r>
+            <w:r>
+              <w:rPr>
+                <w:rFonts w:hint="eastAsia"/>
+                <w:sz w:val="20"/>
+                <w:szCs w:val="20"/>
+              </w:rPr>
+              <w:t>{{maintenance_op_time}}</w:t>
+            </w:r>
+          </w:p>
+        </w:tc>
+        <w:tc>
+          <w:tcPr>
+            <w:tcW w:w="1749" w:type="dxa"/>
+            <w:gridSpan w:val="2"/>
+          </w:tcPr>
+          <w:p>
+            <w:pPr>
+              <w:jc w:val="center"/>
+              <w:rPr>
+                <w:sz w:val="20"/>
+                <w:szCs w:val="20"/>
+              </w:rPr>
+            </w:pPr>
+            <w:r>
+              <w:rPr>
+                <w:rFonts w:hint="eastAsia"/>
+                <w:sz w:val="20"/>
+                <w:szCs w:val="20"/>
+              </w:rPr>
+              <w:t>协作者：</w:t>
+            </w:r>
+            <w:r>
+              <w:rPr>
+                <w:rFonts w:hint="eastAsia"/>
+                <w:sz w:val="20"/>
+                <w:szCs w:val="20"/>
+              </w:rPr>
+              <w:t>{{maintenance_cowork</w:t>
+            </w:r>
+            <w:r>
+              <w:rPr>
+                <w:rFonts w:hint="eastAsia"/>
+                <w:sz w:val="20"/>
+                <w:szCs w:val="20"/>
+              </w:rPr>
+              <w:t>er1}}</w:t>
+            </w:r>
+          </w:p>
+        </w:tc>
+        <w:tc>
+          <w:tcPr>
+            <w:tcW w:w="2049" w:type="dxa"/>
+            <w:gridSpan w:val="2"/>
+          </w:tcPr>
+          <w:p>
+            <w:pPr>
+              <w:jc w:val="center"/>
+              <w:rPr>
+                <w:sz w:val="20"/>
+                <w:szCs w:val="20"/>
+              </w:rPr>
+            </w:pPr>
+            <w:r>
+              <w:rPr>
+                <w:rFonts w:hint="eastAsia"/>
+                <w:sz w:val="20"/>
+                <w:szCs w:val="20"/>
+              </w:rPr>
+              <w:t>工时：</w:t>
+            </w:r>
+            <w:r>
+              <w:rPr>
+                <w:rFonts w:hint="eastAsia"/>
+                <w:sz w:val="20"/>
+                <w:szCs w:val="20"/>
+              </w:rPr>
+              <w:t>{{</w:t>
+            </w:r>
+            <w:r>
+              <w:rPr>
+                <w:sz w:val="20"/>
+                <w:szCs w:val="20"/>
+              </w:rPr>
+              <w:t>maintenance_coworker1_time</w:t>
+            </w:r>
+            <w:r>
+              <w:rPr>
+                <w:rFonts w:hint="eastAsia"/>
+                <w:sz w:val="20"/>
+                <w:szCs w:val="20"/>
+              </w:rPr>
+              <w:t>}}</w:t>
+            </w:r>
+          </w:p>
+        </w:tc>
+        <w:tc>
+          <w:tcPr>
+            <w:tcW w:w="1670" w:type="dxa"/>
+          </w:tcPr>
+          <w:p>
+            <w:pPr>
+              <w:jc w:val="center"/>
+              <w:rPr>
+                <w:sz w:val="20"/>
+                <w:szCs w:val="20"/>
+              </w:rPr>
+            </w:pPr>
+            <w:r>
+              <w:rPr>
+                <w:rFonts w:hint="eastAsia"/>
+                <w:sz w:val="20"/>
+                <w:szCs w:val="20"/>
+              </w:rPr>
+              <w:t>协作者：</w:t>
+            </w:r>
+            <w:r>
+              <w:rPr>
+                <w:rFonts w:hint="eastAsia"/>
+                <w:sz w:val="20"/>
+                <w:szCs w:val="20"/>
+              </w:rPr>
+              <w:t>{{maintenance_cowork</w:t>
+            </w:r>
+            <w:r>
+              <w:rPr>
+                <w:rFonts w:hint="eastAsia"/>
+                <w:sz w:val="20"/>
+                <w:szCs w:val="20"/>
+              </w:rPr>
+              <w:t>er</w:t>
+            </w:r>
+            <w:r>
+              <w:rPr>
+                <w:sz w:val="20"/>
+                <w:szCs w:val="20"/>
+              </w:rPr>
+              <w:t>2</w:t>
+            </w:r>
+            <w:r>
+              <w:rPr>
+                <w:rFonts w:hint="eastAsia"/>
+                <w:sz w:val="20"/>
+                <w:szCs w:val="20"/>
+              </w:rPr>
+              <w:t>}}</w:t>
+            </w:r>
+          </w:p>
+        </w:tc>
+        <w:tc>
+          <w:tcPr>
+            <w:tcW w:w="1971" w:type="dxa"/>
+          </w:tcPr>
+          <w:p>
+            <w:pPr>
+              <w:jc w:val="center"/>
+              <w:rPr>
+                <w:sz w:val="20"/>
+                <w:szCs w:val="20"/>
+              </w:rPr>
+            </w:pPr>
+            <w:r>
+              <w:rPr>
+                <w:rFonts w:hint="eastAsia"/>
+                <w:sz w:val="20"/>
+                <w:szCs w:val="20"/>
+              </w:rPr>
+              <w:t>工时：</w:t>
+            </w:r>
+            <w:r>
+              <w:rPr>
+                <w:rFonts w:hint="eastAsia"/>
+                <w:sz w:val="20"/>
+                <w:szCs w:val="20"/>
+              </w:rPr>
+              <w:t>{{maintenance_cowork</w:t>
+            </w:r>
+            <w:r>
+              <w:rPr>
+                <w:rFonts w:hint="eastAsia"/>
+                <w:sz w:val="20"/>
+                <w:szCs w:val="20"/>
+              </w:rPr>
+              <w:t>er</w:t>
+            </w:r>
+            <w:r>
+              <w:rPr>
+                <w:sz w:val="20"/>
+                <w:szCs w:val="20"/>
+              </w:rPr>
+              <w:t>2_time</w:t>
+            </w:r>
+            <w:r>
+              <w:rPr>
+                <w:rFonts w:hint="eastAsia"/>
+                <w:sz w:val="20"/>
+                <w:szCs w:val="20"/>
+              </w:rPr>
+              <w:t>}}</w:t>
+            </w:r>
+          </w:p>
+        </w:tc>
+      </w:tr>
+      <w:tr>
+        <w:tc>
+          <w:tcPr>
+            <w:tcW w:w="471" w:type="dxa"/>
+          </w:tcPr>
+          <w:p>
+            <w:pPr>
+              <w:jc w:val="center"/>
+              <w:rPr>
+                <w:sz w:val="20"/>
+                <w:szCs w:val="20"/>
+              </w:rPr>
+            </w:pPr>
+            <w:r>
+              <w:rPr>
+                <w:rFonts w:ascii="SimSun" w:eastAsia="SimSun" w:hAnsi="SimSun" w:cs="SimSun" w:hint="eastAsia"/>
                 <w:sz w:val="20"/>
                 <w:szCs w:val="20"/>
               </w:rPr>
@@ -1773,7 +1615,7 @@
         </w:tc>
         <w:tc>
           <w:tcPr>
-            <w:tcW w:w="9483" w:type="dxa"/>
+            <w:tcW w:w="10319" w:type="dxa"/>
             <w:gridSpan w:val="9"/>
           </w:tcPr>
           <w:p>
@@ -1788,23 +1630,7 @@
                 <w:sz w:val="20"/>
                 <w:szCs w:val="20"/>
               </w:rPr>
-              <w:t>{{</w:t>
-            </w:r>
-            <w:proofErr w:type="spellStart"/>
-            <w:r>
-              <w:rPr>
-                <w:sz w:val="20"/>
-                <w:szCs w:val="20"/>
-              </w:rPr>
-              <w:t>maintenance_result</w:t>
-            </w:r>
-            <w:proofErr w:type="spellEnd"/>
-            <w:r>
-              <w:rPr>
-                <w:sz w:val="20"/>
-                <w:szCs w:val="20"/>
-              </w:rPr>
-              <w:t>}}</w:t>
+              <w:t>{{maintenance_result}}</w:t>
             </w:r>
           </w:p>
         </w:tc>
@@ -1819,7 +1645,7 @@
       <w:pPr>
         <w:jc w:val="center"/>
         <w:rPr>
-          <w:rFonts w:ascii="微软雅黑" w:eastAsia="微软雅黑" w:hAnsi="微软雅黑"/>
+          <w:rFonts w:ascii="Microsoft YaHei" w:eastAsia="Microsoft YaHei" w:hAnsi="Microsoft YaHei"/>
           <w:b/>
           <w:sz w:val="24"/>
           <w:szCs w:val="24"/>
@@ -1827,7 +1653,7 @@
       </w:pPr>
       <w:r>
         <w:rPr>
-          <w:rFonts w:ascii="微软雅黑" w:eastAsia="微软雅黑" w:hAnsi="微软雅黑" w:hint="eastAsia"/>
+          <w:rFonts w:ascii="Microsoft YaHei" w:eastAsia="Microsoft YaHei" w:hAnsi="Microsoft YaHei" w:hint="eastAsia"/>
           <w:b/>
           <w:sz w:val="24"/>
           <w:szCs w:val="24"/>
@@ -2002,11 +1828,9 @@
             <w:r>
               <w:t>{{</w:t>
             </w:r>
-            <w:proofErr w:type="spellStart"/>
             <w:r>
               <w:t>accessory_information</w:t>
             </w:r>
-            <w:proofErr w:type="spellEnd"/>
             <w:r>
               <w:t>}}</w:t>
             </w:r>
@@ -2019,31 +1843,10 @@
         <w:jc w:val="right"/>
       </w:pPr>
       <w:r>
-        <w:t>{{</w:t>
-      </w:r>
-      <w:proofErr w:type="spellStart"/>
-      <w:r>
-        <w:t>accessory_signature_place_holder</w:t>
-      </w:r>
-      <w:proofErr w:type="spellEnd"/>
-      <w:proofErr w:type="gramStart"/>
-      <w:r>
-        <w:t>}}</w:t>
-      </w:r>
-      <w:r>
-        <w:t>{</w:t>
-      </w:r>
-      <w:proofErr w:type="gramEnd"/>
-      <w:r>
-        <w:t>{</w:t>
-      </w:r>
-      <w:proofErr w:type="spellStart"/>
-      <w:r>
-        <w:t>accessory_signature</w:t>
-      </w:r>
-      <w:proofErr w:type="spellEnd"/>
-      <w:r>
-        <w:t>}}</w:t>
+        <w:t>{{accessory_signature_place_holder}}</w:t>
+      </w:r>
+      <w:r>
+        <w:t>{{accessory_signature}}</w:t>
       </w:r>
     </w:p>
     <w:p>
@@ -2055,7 +1858,7 @@
       <w:pPr>
         <w:jc w:val="center"/>
         <w:rPr>
-          <w:rFonts w:ascii="微软雅黑" w:eastAsia="微软雅黑" w:hAnsi="微软雅黑"/>
+          <w:rFonts w:ascii="Microsoft YaHei" w:eastAsia="Microsoft YaHei" w:hAnsi="Microsoft YaHei"/>
           <w:b/>
           <w:sz w:val="24"/>
           <w:szCs w:val="24"/>
@@ -2063,7 +1866,7 @@
       </w:pPr>
       <w:r>
         <w:rPr>
-          <w:rFonts w:ascii="微软雅黑" w:eastAsia="微软雅黑" w:hAnsi="微软雅黑" w:hint="eastAsia"/>
+          <w:rFonts w:ascii="Microsoft YaHei" w:eastAsia="Microsoft YaHei" w:hAnsi="Microsoft YaHei" w:hint="eastAsia"/>
           <w:b/>
           <w:sz w:val="24"/>
           <w:szCs w:val="24"/>
@@ -2072,7 +1875,7 @@
       </w:r>
       <w:r>
         <w:rPr>
-          <w:rFonts w:ascii="微软雅黑" w:eastAsia="微软雅黑" w:hAnsi="微软雅黑" w:hint="eastAsia"/>
+          <w:rFonts w:ascii="Microsoft YaHei" w:eastAsia="Microsoft YaHei" w:hAnsi="Microsoft YaHei" w:hint="eastAsia"/>
           <w:b/>
           <w:sz w:val="24"/>
           <w:szCs w:val="24"/>
@@ -2182,15 +1985,7 @@
           </w:tcPr>
           <w:p>
             <w:r>
-              <w:t>{{</w:t>
-            </w:r>
-            <w:proofErr w:type="spellStart"/>
-            <w:r>
-              <w:t>maintenance_workflow</w:t>
-            </w:r>
-            <w:proofErr w:type="spellEnd"/>
-            <w:r>
-              <w:t>}}</w:t>
+              <w:t>{{maintenance_workflow}}</w:t>
             </w:r>
           </w:p>
         </w:tc>
@@ -2200,7 +1995,7 @@
       <w:pPr>
         <w:jc w:val="center"/>
         <w:rPr>
-          <w:rFonts w:ascii="Calibri" w:eastAsia="微软雅黑" w:hAnsi="Calibri" w:cs="Calibri"/>
+          <w:rFonts w:ascii="Calibri" w:eastAsia="Microsoft YaHei" w:hAnsi="Calibri" w:cs="Calibri"/>
           <w:b/>
         </w:rPr>
       </w:pPr>
@@ -2209,7 +2004,7 @@
       <w:pPr>
         <w:jc w:val="center"/>
         <w:rPr>
-          <w:rFonts w:ascii="微软雅黑" w:eastAsia="微软雅黑" w:hAnsi="微软雅黑"/>
+          <w:rFonts w:ascii="Microsoft YaHei" w:eastAsia="Microsoft YaHei" w:hAnsi="Microsoft YaHei"/>
           <w:b/>
           <w:sz w:val="24"/>
           <w:szCs w:val="24"/>
@@ -2217,7 +2012,7 @@
       </w:pPr>
       <w:r>
         <w:rPr>
-          <w:rFonts w:ascii="微软雅黑" w:eastAsia="微软雅黑" w:hAnsi="微软雅黑" w:hint="eastAsia"/>
+          <w:rFonts w:ascii="Microsoft YaHei" w:eastAsia="Microsoft YaHei" w:hAnsi="Microsoft YaHei" w:hint="eastAsia"/>
           <w:b/>
           <w:sz w:val="24"/>
           <w:szCs w:val="24"/>
@@ -2306,15 +2101,7 @@
           </w:tcPr>
           <w:p>
             <w:r>
-              <w:t>{{</w:t>
-            </w:r>
-            <w:proofErr w:type="spellStart"/>
-            <w:r>
-              <w:t>audit_records</w:t>
-            </w:r>
-            <w:proofErr w:type="spellEnd"/>
-            <w:r>
-              <w:t>}}</w:t>
+              <w:t>{{audit_records}}</w:t>
             </w:r>
           </w:p>
         </w:tc>
@@ -2325,7 +2112,7 @@
       <w:pPr>
         <w:jc w:val="center"/>
         <w:rPr>
-          <w:rFonts w:ascii="微软雅黑" w:eastAsia="微软雅黑" w:hAnsi="微软雅黑"/>
+          <w:rFonts w:ascii="Microsoft YaHei" w:eastAsia="Microsoft YaHei" w:hAnsi="Microsoft YaHei"/>
           <w:b/>
           <w:sz w:val="24"/>
           <w:szCs w:val="24"/>
@@ -2333,7 +2120,7 @@
       </w:pPr>
       <w:r>
         <w:rPr>
-          <w:rFonts w:ascii="微软雅黑" w:eastAsia="微软雅黑" w:hAnsi="微软雅黑" w:hint="eastAsia"/>
+          <w:rFonts w:ascii="Microsoft YaHei" w:eastAsia="Microsoft YaHei" w:hAnsi="Microsoft YaHei" w:hint="eastAsia"/>
           <w:b/>
           <w:sz w:val="24"/>
           <w:szCs w:val="24"/>
@@ -2342,7 +2129,7 @@
       </w:r>
       <w:r>
         <w:rPr>
-          <w:rFonts w:ascii="微软雅黑" w:eastAsia="微软雅黑" w:hAnsi="微软雅黑" w:hint="eastAsia"/>
+          <w:rFonts w:ascii="Microsoft YaHei" w:eastAsia="Microsoft YaHei" w:hAnsi="Microsoft YaHei" w:hint="eastAsia"/>
           <w:b/>
           <w:sz w:val="24"/>
           <w:szCs w:val="24"/>
@@ -2452,15 +2239,8 @@
           </w:tcPr>
           <w:p>
             <w:r>
-              <w:t>{{</w:t>
-            </w:r>
-            <w:proofErr w:type="spellStart"/>
-            <w:r>
-              <w:t>check_list</w:t>
-            </w:r>
-            <w:proofErr w:type="spellEnd"/>
-            <w:r>
-              <w:t>}}</w:t>
+              <w:lastRenderedPageBreak/>
+              <w:t>{{check_list}}</w:t>
             </w:r>
           </w:p>
         </w:tc>
@@ -2470,7 +2250,7 @@
       <w:pPr>
         <w:jc w:val="center"/>
         <w:rPr>
-          <w:rFonts w:ascii="微软雅黑" w:eastAsia="微软雅黑" w:hAnsi="微软雅黑"/>
+          <w:rFonts w:ascii="Microsoft YaHei" w:eastAsia="Microsoft YaHei" w:hAnsi="Microsoft YaHei"/>
           <w:sz w:val="24"/>
           <w:szCs w:val="24"/>
         </w:rPr>
@@ -2480,7 +2260,7 @@
       <w:pPr>
         <w:jc w:val="center"/>
         <w:rPr>
-          <w:rFonts w:ascii="微软雅黑" w:eastAsia="微软雅黑" w:hAnsi="微软雅黑"/>
+          <w:rFonts w:ascii="Microsoft YaHei" w:eastAsia="Microsoft YaHei" w:hAnsi="Microsoft YaHei"/>
           <w:b/>
           <w:sz w:val="24"/>
           <w:szCs w:val="24"/>
@@ -2488,7 +2268,7 @@
       </w:pPr>
       <w:r>
         <w:rPr>
-          <w:rFonts w:ascii="微软雅黑" w:eastAsia="微软雅黑" w:hAnsi="微软雅黑" w:hint="eastAsia"/>
+          <w:rFonts w:ascii="Microsoft YaHei" w:eastAsia="Microsoft YaHei" w:hAnsi="Microsoft YaHei" w:hint="eastAsia"/>
           <w:b/>
           <w:sz w:val="24"/>
           <w:szCs w:val="24"/>
@@ -2500,14 +2280,14 @@
       <w:pPr>
         <w:jc w:val="center"/>
         <w:rPr>
-          <w:rFonts w:ascii="微软雅黑" w:eastAsia="微软雅黑" w:hAnsi="微软雅黑"/>
-          <w:sz w:val="24"/>
-          <w:szCs w:val="24"/>
-        </w:rPr>
-      </w:pPr>
-      <w:r>
-        <w:rPr>
-          <w:rFonts w:ascii="微软雅黑" w:eastAsia="微软雅黑" w:hAnsi="微软雅黑"/>
+          <w:rFonts w:ascii="Microsoft YaHei" w:eastAsia="Microsoft YaHei" w:hAnsi="Microsoft YaHei"/>
+          <w:sz w:val="24"/>
+          <w:szCs w:val="24"/>
+        </w:rPr>
+      </w:pPr>
+      <w:r>
+        <w:rPr>
+          <w:rFonts w:ascii="Microsoft YaHei" w:eastAsia="Microsoft YaHei" w:hAnsi="Microsoft YaHei"/>
           <w:sz w:val="24"/>
           <w:szCs w:val="24"/>
         </w:rPr>
@@ -2515,7 +2295,7 @@
       </w:r>
       <w:r>
         <w:rPr>
-          <w:rFonts w:ascii="微软雅黑" w:eastAsia="微软雅黑" w:hAnsi="微软雅黑"/>
+          <w:rFonts w:ascii="Microsoft YaHei" w:eastAsia="Microsoft YaHei" w:hAnsi="Microsoft YaHei"/>
           <w:sz w:val="24"/>
           <w:szCs w:val="24"/>
         </w:rPr>
@@ -2523,7 +2303,7 @@
       </w:r>
       <w:r>
         <w:rPr>
-          <w:rFonts w:ascii="微软雅黑" w:eastAsia="微软雅黑" w:hAnsi="微软雅黑"/>
+          <w:rFonts w:ascii="Microsoft YaHei" w:eastAsia="Microsoft YaHei" w:hAnsi="Microsoft YaHei"/>
           <w:sz w:val="24"/>
           <w:szCs w:val="24"/>
         </w:rPr>
@@ -2534,7 +2314,7 @@
       <w:pPr>
         <w:jc w:val="center"/>
         <w:rPr>
-          <w:rFonts w:ascii="微软雅黑" w:eastAsia="微软雅黑" w:hAnsi="微软雅黑"/>
+          <w:rFonts w:ascii="Microsoft YaHei" w:eastAsia="Microsoft YaHei" w:hAnsi="Microsoft YaHei"/>
           <w:b/>
           <w:sz w:val="24"/>
           <w:szCs w:val="24"/>
@@ -2545,7 +2325,7 @@
       <w:pPr>
         <w:jc w:val="center"/>
         <w:rPr>
-          <w:rFonts w:ascii="微软雅黑" w:eastAsia="微软雅黑" w:hAnsi="微软雅黑"/>
+          <w:rFonts w:ascii="Microsoft YaHei" w:eastAsia="Microsoft YaHei" w:hAnsi="Microsoft YaHei"/>
           <w:b/>
           <w:sz w:val="24"/>
           <w:szCs w:val="24"/>
@@ -2553,7 +2333,7 @@
       </w:pPr>
       <w:r>
         <w:rPr>
-          <w:rFonts w:ascii="微软雅黑" w:eastAsia="微软雅黑" w:hAnsi="微软雅黑" w:hint="eastAsia"/>
+          <w:rFonts w:ascii="Microsoft YaHei" w:eastAsia="Microsoft YaHei" w:hAnsi="Microsoft YaHei" w:hint="eastAsia"/>
           <w:b/>
           <w:sz w:val="24"/>
           <w:szCs w:val="24"/>
@@ -2565,14 +2345,14 @@
       <w:pPr>
         <w:jc w:val="center"/>
         <w:rPr>
-          <w:rFonts w:ascii="微软雅黑" w:eastAsia="微软雅黑" w:hAnsi="微软雅黑"/>
-          <w:sz w:val="24"/>
-          <w:szCs w:val="24"/>
-        </w:rPr>
-      </w:pPr>
-      <w:r>
-        <w:rPr>
-          <w:rFonts w:ascii="微软雅黑" w:eastAsia="微软雅黑" w:hAnsi="微软雅黑" w:hint="eastAsia"/>
+          <w:rFonts w:ascii="Microsoft YaHei" w:eastAsia="Microsoft YaHei" w:hAnsi="Microsoft YaHei"/>
+          <w:sz w:val="24"/>
+          <w:szCs w:val="24"/>
+        </w:rPr>
+      </w:pPr>
+      <w:r>
+        <w:rPr>
+          <w:rFonts w:ascii="Microsoft YaHei" w:eastAsia="Microsoft YaHei" w:hAnsi="Microsoft YaHei" w:hint="eastAsia"/>
           <w:sz w:val="24"/>
           <w:szCs w:val="24"/>
         </w:rPr>
@@ -2580,7 +2360,7 @@
       </w:r>
       <w:r>
         <w:rPr>
-          <w:rFonts w:ascii="微软雅黑" w:eastAsia="微软雅黑" w:hAnsi="微软雅黑"/>
+          <w:rFonts w:ascii="Microsoft YaHei" w:eastAsia="Microsoft YaHei" w:hAnsi="Microsoft YaHei"/>
           <w:sz w:val="24"/>
           <w:szCs w:val="24"/>
         </w:rPr>
@@ -2588,7 +2368,7 @@
       </w:r>
       <w:r>
         <w:rPr>
-          <w:rFonts w:ascii="微软雅黑" w:eastAsia="微软雅黑" w:hAnsi="微软雅黑" w:hint="eastAsia"/>
+          <w:rFonts w:ascii="Microsoft YaHei" w:eastAsia="Microsoft YaHei" w:hAnsi="Microsoft YaHei" w:hint="eastAsia"/>
           <w:sz w:val="24"/>
           <w:szCs w:val="24"/>
         </w:rPr>
@@ -2599,14 +2379,14 @@
       <w:pPr>
         <w:jc w:val="center"/>
         <w:rPr>
-          <w:rFonts w:ascii="微软雅黑" w:eastAsia="微软雅黑" w:hAnsi="微软雅黑"/>
-          <w:sz w:val="24"/>
-          <w:szCs w:val="24"/>
-        </w:rPr>
-      </w:pPr>
-      <w:r>
-        <w:rPr>
-          <w:rFonts w:ascii="微软雅黑" w:eastAsia="微软雅黑" w:hAnsi="微软雅黑"/>
+          <w:rFonts w:ascii="Microsoft YaHei" w:eastAsia="Microsoft YaHei" w:hAnsi="Microsoft YaHei"/>
+          <w:sz w:val="24"/>
+          <w:szCs w:val="24"/>
+        </w:rPr>
+      </w:pPr>
+      <w:r>
+        <w:rPr>
+          <w:rFonts w:ascii="Microsoft YaHei" w:eastAsia="Microsoft YaHei" w:hAnsi="Microsoft YaHei"/>
           <w:sz w:val="24"/>
           <w:szCs w:val="24"/>
         </w:rPr>
@@ -2614,7 +2394,7 @@
       </w:r>
       <w:r>
         <w:rPr>
-          <w:rFonts w:ascii="微软雅黑" w:eastAsia="微软雅黑" w:hAnsi="微软雅黑"/>
+          <w:rFonts w:ascii="Microsoft YaHei" w:eastAsia="Microsoft YaHei" w:hAnsi="Microsoft YaHei"/>
           <w:sz w:val="24"/>
           <w:szCs w:val="24"/>
         </w:rPr>
@@ -2622,7 +2402,7 @@
       </w:r>
       <w:r>
         <w:rPr>
-          <w:rFonts w:ascii="微软雅黑" w:eastAsia="微软雅黑" w:hAnsi="微软雅黑"/>
+          <w:rFonts w:ascii="Microsoft YaHei" w:eastAsia="Microsoft YaHei" w:hAnsi="Microsoft YaHei"/>
           <w:sz w:val="24"/>
           <w:szCs w:val="24"/>
         </w:rPr>
@@ -2630,7 +2410,7 @@
       </w:r>
       <w:r>
         <w:rPr>
-          <w:rFonts w:ascii="微软雅黑" w:eastAsia="微软雅黑" w:hAnsi="微软雅黑"/>
+          <w:rFonts w:ascii="Microsoft YaHei" w:eastAsia="Microsoft YaHei" w:hAnsi="Microsoft YaHei"/>
           <w:sz w:val="24"/>
           <w:szCs w:val="24"/>
         </w:rPr>
@@ -2638,7 +2418,7 @@
       </w:r>
       <w:r>
         <w:rPr>
-          <w:rFonts w:ascii="微软雅黑" w:eastAsia="微软雅黑" w:hAnsi="微软雅黑"/>
+          <w:rFonts w:ascii="Microsoft YaHei" w:eastAsia="Microsoft YaHei" w:hAnsi="Microsoft YaHei"/>
           <w:sz w:val="24"/>
           <w:szCs w:val="24"/>
         </w:rPr>
@@ -2646,7 +2426,7 @@
       </w:r>
       <w:r>
         <w:rPr>
-          <w:rFonts w:ascii="微软雅黑" w:eastAsia="微软雅黑" w:hAnsi="微软雅黑"/>
+          <w:rFonts w:ascii="Microsoft YaHei" w:eastAsia="Microsoft YaHei" w:hAnsi="Microsoft YaHei"/>
           <w:sz w:val="24"/>
           <w:szCs w:val="24"/>
         </w:rPr>
@@ -2654,7 +2434,7 @@
       </w:r>
       <w:r>
         <w:rPr>
-          <w:rFonts w:ascii="微软雅黑" w:eastAsia="微软雅黑" w:hAnsi="微软雅黑"/>
+          <w:rFonts w:ascii="Microsoft YaHei" w:eastAsia="Microsoft YaHei" w:hAnsi="Microsoft YaHei"/>
           <w:sz w:val="24"/>
           <w:szCs w:val="24"/>
         </w:rPr>
@@ -2665,14 +2445,14 @@
       <w:pPr>
         <w:jc w:val="center"/>
         <w:rPr>
-          <w:rFonts w:ascii="微软雅黑" w:eastAsia="微软雅黑" w:hAnsi="微软雅黑"/>
-          <w:sz w:val="24"/>
-          <w:szCs w:val="24"/>
-        </w:rPr>
-      </w:pPr>
-      <w:r>
-        <w:rPr>
-          <w:rFonts w:ascii="微软雅黑" w:eastAsia="微软雅黑" w:hAnsi="微软雅黑" w:hint="eastAsia"/>
+          <w:rFonts w:ascii="Microsoft YaHei" w:eastAsia="Microsoft YaHei" w:hAnsi="Microsoft YaHei"/>
+          <w:sz w:val="24"/>
+          <w:szCs w:val="24"/>
+        </w:rPr>
+      </w:pPr>
+      <w:r>
+        <w:rPr>
+          <w:rFonts w:ascii="Microsoft YaHei" w:eastAsia="Microsoft YaHei" w:hAnsi="Microsoft YaHei" w:hint="eastAsia"/>
           <w:sz w:val="24"/>
           <w:szCs w:val="24"/>
         </w:rPr>
@@ -2683,7 +2463,7 @@
       <w:pPr>
         <w:jc w:val="center"/>
         <w:rPr>
-          <w:rFonts w:ascii="微软雅黑" w:eastAsia="微软雅黑" w:hAnsi="微软雅黑"/>
+          <w:rFonts w:ascii="Microsoft YaHei" w:eastAsia="Microsoft YaHei" w:hAnsi="Microsoft YaHei"/>
           <w:sz w:val="24"/>
           <w:szCs w:val="24"/>
         </w:rPr>
@@ -2713,7 +2493,7 @@
       <w:pPr>
         <w:jc w:val="center"/>
         <w:rPr>
-          <w:rFonts w:ascii="微软雅黑" w:eastAsia="微软雅黑" w:hAnsi="微软雅黑"/>
+          <w:rFonts w:ascii="Microsoft YaHei" w:eastAsia="Microsoft YaHei" w:hAnsi="Microsoft YaHei"/>
           <w:sz w:val="24"/>
           <w:szCs w:val="24"/>
         </w:rPr>
@@ -2726,7 +2506,7 @@
       <w:pPr>
         <w:jc w:val="center"/>
         <w:rPr>
-          <w:rFonts w:ascii="微软雅黑" w:eastAsia="微软雅黑" w:hAnsi="微软雅黑"/>
+          <w:rFonts w:ascii="Microsoft YaHei" w:eastAsia="Microsoft YaHei" w:hAnsi="Microsoft YaHei"/>
           <w:sz w:val="24"/>
           <w:szCs w:val="24"/>
         </w:rPr>
@@ -2739,7 +2519,7 @@
       <w:pPr>
         <w:jc w:val="center"/>
         <w:rPr>
-          <w:rFonts w:ascii="微软雅黑" w:eastAsia="微软雅黑" w:hAnsi="微软雅黑"/>
+          <w:rFonts w:ascii="Microsoft YaHei" w:eastAsia="Microsoft YaHei" w:hAnsi="Microsoft YaHei"/>
           <w:sz w:val="24"/>
           <w:szCs w:val="24"/>
         </w:rPr>
@@ -2752,7 +2532,7 @@
       <w:pPr>
         <w:jc w:val="center"/>
         <w:rPr>
-          <w:rFonts w:ascii="微软雅黑" w:eastAsia="微软雅黑" w:hAnsi="微软雅黑"/>
+          <w:rFonts w:ascii="Microsoft YaHei" w:eastAsia="Microsoft YaHei" w:hAnsi="Microsoft YaHei"/>
           <w:sz w:val="24"/>
           <w:szCs w:val="24"/>
         </w:rPr>
@@ -2767,14 +2547,14 @@
       <w:pPr>
         <w:jc w:val="center"/>
         <w:rPr>
-          <w:rFonts w:ascii="微软雅黑" w:eastAsia="微软雅黑" w:hAnsi="微软雅黑"/>
-          <w:sz w:val="24"/>
-          <w:szCs w:val="24"/>
-        </w:rPr>
-      </w:pPr>
-      <w:r>
-        <w:rPr>
-          <w:rFonts w:ascii="微软雅黑" w:eastAsia="微软雅黑" w:hAnsi="微软雅黑" w:hint="eastAsia"/>
+          <w:rFonts w:ascii="Microsoft YaHei" w:eastAsia="Microsoft YaHei" w:hAnsi="Microsoft YaHei"/>
+          <w:sz w:val="24"/>
+          <w:szCs w:val="24"/>
+        </w:rPr>
+      </w:pPr>
+      <w:r>
+        <w:rPr>
+          <w:rFonts w:ascii="Microsoft YaHei" w:eastAsia="Microsoft YaHei" w:hAnsi="Microsoft YaHei" w:hint="eastAsia"/>
           <w:sz w:val="24"/>
           <w:szCs w:val="24"/>
         </w:rPr>
@@ -2785,7 +2565,7 @@
       <w:pPr>
         <w:jc w:val="center"/>
         <w:rPr>
-          <w:rFonts w:ascii="微软雅黑" w:eastAsia="微软雅黑" w:hAnsi="微软雅黑"/>
+          <w:rFonts w:ascii="Microsoft YaHei" w:eastAsia="Microsoft YaHei" w:hAnsi="Microsoft YaHei"/>
           <w:sz w:val="24"/>
           <w:szCs w:val="24"/>
         </w:rPr>
@@ -2800,7 +2580,7 @@
       <w:pPr>
         <w:jc w:val="center"/>
         <w:rPr>
-          <w:rFonts w:ascii="微软雅黑" w:eastAsia="微软雅黑" w:hAnsi="微软雅黑"/>
+          <w:rFonts w:ascii="Microsoft YaHei" w:eastAsia="Microsoft YaHei" w:hAnsi="Microsoft YaHei"/>
           <w:sz w:val="24"/>
           <w:szCs w:val="24"/>
         </w:rPr>
@@ -2813,7 +2593,7 @@
       <w:pPr>
         <w:jc w:val="center"/>
         <w:rPr>
-          <w:rFonts w:ascii="微软雅黑" w:eastAsia="微软雅黑" w:hAnsi="微软雅黑"/>
+          <w:rFonts w:ascii="Microsoft YaHei" w:eastAsia="Microsoft YaHei" w:hAnsi="Microsoft YaHei"/>
           <w:sz w:val="24"/>
           <w:szCs w:val="24"/>
         </w:rPr>
@@ -2826,7 +2606,7 @@
       <w:pPr>
         <w:jc w:val="center"/>
         <w:rPr>
-          <w:rFonts w:ascii="微软雅黑" w:eastAsia="微软雅黑" w:hAnsi="微软雅黑"/>
+          <w:rFonts w:ascii="Microsoft YaHei" w:eastAsia="Microsoft YaHei" w:hAnsi="Microsoft YaHei"/>
           <w:sz w:val="24"/>
           <w:szCs w:val="24"/>
         </w:rPr>
@@ -2839,7 +2619,7 @@
       <w:pPr>
         <w:jc w:val="center"/>
         <w:rPr>
-          <w:rFonts w:ascii="微软雅黑" w:eastAsia="微软雅黑" w:hAnsi="微软雅黑"/>
+          <w:rFonts w:ascii="Microsoft YaHei" w:eastAsia="Microsoft YaHei" w:hAnsi="Microsoft YaHei"/>
           <w:sz w:val="24"/>
           <w:szCs w:val="24"/>
         </w:rPr>
@@ -2852,39 +2632,18 @@
       <w:pPr>
         <w:jc w:val="center"/>
         <w:rPr>
-          <w:rFonts w:ascii="微软雅黑" w:eastAsia="微软雅黑" w:hAnsi="微软雅黑"/>
-          <w:sz w:val="24"/>
-          <w:szCs w:val="24"/>
-        </w:rPr>
-      </w:pPr>
-    </w:p>
-    <w:p>
-      <w:pPr>
-        <w:jc w:val="right"/>
-      </w:pPr>
-      <w:r>
-        <w:t>{{</w:t>
-      </w:r>
-      <w:proofErr w:type="spellStart"/>
-      <w:r>
-        <w:t>ack_signature_place_holder</w:t>
-      </w:r>
-      <w:proofErr w:type="spellEnd"/>
-      <w:proofErr w:type="gramStart"/>
-      <w:r>
-        <w:t>}}{</w:t>
-      </w:r>
-      <w:proofErr w:type="gramEnd"/>
-      <w:r>
-        <w:t>{</w:t>
-      </w:r>
-      <w:proofErr w:type="spellStart"/>
-      <w:r>
-        <w:t>ack_signature</w:t>
-      </w:r>
-      <w:proofErr w:type="spellEnd"/>
-      <w:r>
-        <w:t>}}</w:t>
+          <w:rFonts w:ascii="Microsoft YaHei" w:eastAsia="Microsoft YaHei" w:hAnsi="Microsoft YaHei"/>
+          <w:sz w:val="24"/>
+          <w:szCs w:val="24"/>
+        </w:rPr>
+      </w:pPr>
+    </w:p>
+    <w:p>
+      <w:pPr>
+        <w:jc w:val="right"/>
+      </w:pPr>
+      <w:r>
+        <w:t>{{ack_signature_place_holder}}{{ack_signature}}</w:t>
       </w:r>
     </w:p>
     <w:p>
@@ -2893,28 +2652,7 @@
       </w:pPr>
       <w:bookmarkStart w:id="6" w:name="OLE_LINK1"/>
       <w:r>
-        <w:t>{{</w:t>
-      </w:r>
-      <w:proofErr w:type="spellStart"/>
-      <w:r>
-        <w:t>wc_signature_place_holder</w:t>
-      </w:r>
-      <w:proofErr w:type="spellEnd"/>
-      <w:proofErr w:type="gramStart"/>
-      <w:r>
-        <w:t>}}{</w:t>
-      </w:r>
-      <w:proofErr w:type="gramEnd"/>
-      <w:r>
-        <w:t>{</w:t>
-      </w:r>
-      <w:proofErr w:type="spellStart"/>
-      <w:r>
-        <w:t>wc_signature</w:t>
-      </w:r>
-      <w:proofErr w:type="spellEnd"/>
-      <w:r>
-        <w:t>}}</w:t>
+        <w:t>{{wc_signature_place_holder}}{{wc_signature}}</w:t>
       </w:r>
     </w:p>
     <w:p>
@@ -2946,13 +2684,8 @@
         <w:t>0</w:t>
       </w:r>
       <w:bookmarkEnd w:id="10"/>
-      <w:proofErr w:type="gramStart"/>
-      <w:r>
-        <w:t>}}{</w:t>
-      </w:r>
-      <w:proofErr w:type="gramEnd"/>
-      <w:r>
-        <w:t>{</w:t>
+      <w:r>
+        <w:t>}}{{</w:t>
       </w:r>
       <w:r>
         <w:rPr>
@@ -2972,79 +2705,39 @@
         <w:jc w:val="right"/>
       </w:pPr>
       <w:r>
-        <w:t>{{pm_picture_holder1</w:t>
-      </w:r>
-      <w:proofErr w:type="gramStart"/>
-      <w:r>
-        <w:t>}}{</w:t>
-      </w:r>
-      <w:proofErr w:type="gramEnd"/>
-      <w:r>
-        <w:t>{pm_picture1}}</w:t>
-      </w:r>
-    </w:p>
-    <w:p>
-      <w:pPr>
-        <w:jc w:val="right"/>
-      </w:pPr>
-      <w:r>
-        <w:t>{{pm_picture_holder2</w:t>
-      </w:r>
-      <w:proofErr w:type="gramStart"/>
-      <w:r>
-        <w:t>}}{</w:t>
-      </w:r>
-      <w:proofErr w:type="gramEnd"/>
-      <w:r>
-        <w:t>{pm_picture2}}</w:t>
-      </w:r>
-    </w:p>
-    <w:p>
-      <w:pPr>
-        <w:jc w:val="right"/>
-      </w:pPr>
-      <w:r>
-        <w:t>{{pm_picture_holder3</w:t>
-      </w:r>
-      <w:proofErr w:type="gramStart"/>
-      <w:r>
-        <w:t>}}{</w:t>
-      </w:r>
-      <w:proofErr w:type="gramEnd"/>
-      <w:r>
-        <w:t>{pm_picture3}}</w:t>
-      </w:r>
-    </w:p>
-    <w:p>
-      <w:pPr>
-        <w:jc w:val="right"/>
-      </w:pPr>
-      <w:r>
-        <w:t>{{pm_picture_holder4</w:t>
-      </w:r>
-      <w:proofErr w:type="gramStart"/>
-      <w:r>
-        <w:t>}}{</w:t>
-      </w:r>
-      <w:proofErr w:type="gramEnd"/>
-      <w:r>
-        <w:t>{pm_picture4}}</w:t>
-      </w:r>
-    </w:p>
-    <w:p>
-      <w:pPr>
-        <w:jc w:val="right"/>
-      </w:pPr>
-      <w:r>
-        <w:t>{{pm_picture_holder5</w:t>
-      </w:r>
-      <w:proofErr w:type="gramStart"/>
-      <w:r>
-        <w:t>}}{</w:t>
-      </w:r>
-      <w:proofErr w:type="gramEnd"/>
-      <w:r>
-        <w:t>{pm_picture5}}</w:t>
+        <w:t>{{pm_picture_holder1}}{{pm_picture1}}</w:t>
+      </w:r>
+    </w:p>
+    <w:p>
+      <w:pPr>
+        <w:jc w:val="right"/>
+      </w:pPr>
+      <w:r>
+        <w:t>{{pm_picture_holder2}}{{pm_picture2}}</w:t>
+      </w:r>
+    </w:p>
+    <w:p>
+      <w:pPr>
+        <w:jc w:val="right"/>
+      </w:pPr>
+      <w:r>
+        <w:t>{{pm_picture_holder3}}{{pm_picture3}}</w:t>
+      </w:r>
+    </w:p>
+    <w:p>
+      <w:pPr>
+        <w:jc w:val="right"/>
+      </w:pPr>
+      <w:r>
+        <w:t>{{pm_picture_holder4}}{{pm_picture4}}</w:t>
+      </w:r>
+    </w:p>
+    <w:p>
+      <w:pPr>
+        <w:jc w:val="right"/>
+      </w:pPr>
+      <w:r>
+        <w:t>{{pm_picture_holder5}}{{pm_picture5}}</w:t>
       </w:r>
     </w:p>
     <w:p>
@@ -3053,367 +2746,183 @@
       </w:pPr>
       <w:r>
         <w:lastRenderedPageBreak/>
-        <w:t>{{pm_picture_holder6</w:t>
-      </w:r>
-      <w:proofErr w:type="gramStart"/>
-      <w:r>
-        <w:t>}}{</w:t>
-      </w:r>
-      <w:proofErr w:type="gramEnd"/>
-      <w:r>
-        <w:t>{pm_picture6}}</w:t>
-      </w:r>
-    </w:p>
-    <w:p>
-      <w:pPr>
-        <w:jc w:val="right"/>
-      </w:pPr>
-      <w:r>
-        <w:t>{{pm_picture_holder7</w:t>
-      </w:r>
-      <w:proofErr w:type="gramStart"/>
-      <w:r>
-        <w:t>}}{</w:t>
-      </w:r>
-      <w:proofErr w:type="gramEnd"/>
-      <w:r>
-        <w:t>{pm_picture7}}</w:t>
-      </w:r>
-    </w:p>
-    <w:p>
-      <w:pPr>
-        <w:jc w:val="right"/>
-      </w:pPr>
-      <w:r>
-        <w:t>{{pm_picture_holder8</w:t>
-      </w:r>
-      <w:proofErr w:type="gramStart"/>
-      <w:r>
-        <w:t>}}{</w:t>
-      </w:r>
-      <w:proofErr w:type="gramEnd"/>
-      <w:r>
-        <w:t>{pm_picture8}}</w:t>
-      </w:r>
-    </w:p>
-    <w:p>
-      <w:pPr>
-        <w:jc w:val="right"/>
-      </w:pPr>
-      <w:r>
-        <w:t>{{pm_picture_holder9</w:t>
-      </w:r>
-      <w:proofErr w:type="gramStart"/>
-      <w:r>
-        <w:t>}}{</w:t>
-      </w:r>
-      <w:proofErr w:type="gramEnd"/>
-      <w:r>
-        <w:t>{pm_picture9}}</w:t>
-      </w:r>
-    </w:p>
-    <w:p>
-      <w:pPr>
-        <w:jc w:val="right"/>
-      </w:pPr>
-      <w:r>
-        <w:t>{{pm_picture_holder10</w:t>
-      </w:r>
-      <w:proofErr w:type="gramStart"/>
-      <w:r>
-        <w:t>}}{</w:t>
-      </w:r>
-      <w:proofErr w:type="gramEnd"/>
-      <w:r>
-        <w:t>{pm_picture10}}</w:t>
-      </w:r>
-    </w:p>
-    <w:p>
-      <w:pPr>
-        <w:jc w:val="right"/>
-      </w:pPr>
-      <w:r>
-        <w:t>{{pm_picture_holder11</w:t>
-      </w:r>
-      <w:proofErr w:type="gramStart"/>
-      <w:r>
-        <w:t>}}{</w:t>
-      </w:r>
-      <w:proofErr w:type="gramEnd"/>
-      <w:r>
-        <w:t>{pm_picture11}}</w:t>
-      </w:r>
-    </w:p>
-    <w:p>
-      <w:pPr>
-        <w:jc w:val="right"/>
-      </w:pPr>
-      <w:r>
-        <w:t>{{pm_picture_holder12</w:t>
-      </w:r>
-      <w:proofErr w:type="gramStart"/>
-      <w:r>
-        <w:t>}}{</w:t>
-      </w:r>
-      <w:proofErr w:type="gramEnd"/>
-      <w:r>
-        <w:t>{pm_picture12}}</w:t>
-      </w:r>
-    </w:p>
-    <w:p>
-      <w:pPr>
-        <w:jc w:val="right"/>
-      </w:pPr>
-      <w:r>
-        <w:t>{{pm_picture_holder13</w:t>
-      </w:r>
-      <w:proofErr w:type="gramStart"/>
-      <w:r>
-        <w:t>}}{</w:t>
-      </w:r>
-      <w:proofErr w:type="gramEnd"/>
-      <w:r>
-        <w:t>{pm_picture13}}</w:t>
-      </w:r>
-    </w:p>
-    <w:p>
-      <w:pPr>
-        <w:jc w:val="right"/>
-      </w:pPr>
-      <w:r>
-        <w:t>{{pm_picture_holder14</w:t>
-      </w:r>
-      <w:proofErr w:type="gramStart"/>
-      <w:r>
-        <w:t>}}{</w:t>
-      </w:r>
-      <w:proofErr w:type="gramEnd"/>
-      <w:r>
-        <w:t>{pm_picture14}}</w:t>
-      </w:r>
-    </w:p>
-    <w:p>
-      <w:pPr>
-        <w:jc w:val="right"/>
-      </w:pPr>
-      <w:r>
-        <w:t>{{pm_picture_holder15</w:t>
-      </w:r>
-      <w:proofErr w:type="gramStart"/>
-      <w:r>
-        <w:t>}}{</w:t>
-      </w:r>
-      <w:proofErr w:type="gramEnd"/>
-      <w:r>
-        <w:t>{pm_picture15}}</w:t>
-      </w:r>
-    </w:p>
-    <w:p>
-      <w:pPr>
-        <w:jc w:val="right"/>
-      </w:pPr>
-      <w:r>
-        <w:t>{{pm_picture_holder16</w:t>
-      </w:r>
-      <w:proofErr w:type="gramStart"/>
-      <w:r>
-        <w:t>}}{</w:t>
-      </w:r>
-      <w:proofErr w:type="gramEnd"/>
-      <w:r>
-        <w:t>{pm_picture16}}</w:t>
-      </w:r>
-    </w:p>
-    <w:p>
-      <w:pPr>
-        <w:jc w:val="right"/>
-      </w:pPr>
-      <w:r>
-        <w:t>{{pm_picture_holder17</w:t>
-      </w:r>
-      <w:proofErr w:type="gramStart"/>
-      <w:r>
-        <w:t>}}{</w:t>
-      </w:r>
-      <w:proofErr w:type="gramEnd"/>
-      <w:r>
-        <w:t>{pm_picture17}}</w:t>
-      </w:r>
-    </w:p>
-    <w:p>
-      <w:pPr>
-        <w:jc w:val="right"/>
-      </w:pPr>
-      <w:r>
-        <w:t>{{pm_picture_holder18</w:t>
-      </w:r>
-      <w:proofErr w:type="gramStart"/>
-      <w:r>
-        <w:t>}}{</w:t>
-      </w:r>
-      <w:proofErr w:type="gramEnd"/>
-      <w:r>
-        <w:t>{pm_picture18}}</w:t>
-      </w:r>
-    </w:p>
-    <w:p>
-      <w:pPr>
-        <w:jc w:val="right"/>
-      </w:pPr>
-      <w:r>
-        <w:t>{{pm_picture_holder19</w:t>
-      </w:r>
-      <w:proofErr w:type="gramStart"/>
-      <w:r>
-        <w:t>}}{</w:t>
-      </w:r>
-      <w:proofErr w:type="gramEnd"/>
-      <w:r>
-        <w:t>{pm_picture19}}</w:t>
-      </w:r>
-    </w:p>
-    <w:p>
-      <w:pPr>
-        <w:jc w:val="right"/>
-      </w:pPr>
-      <w:r>
-        <w:t>{{pm_picture_holder20</w:t>
-      </w:r>
-      <w:proofErr w:type="gramStart"/>
-      <w:r>
-        <w:t>}}{</w:t>
-      </w:r>
-      <w:proofErr w:type="gramEnd"/>
-      <w:r>
-        <w:t>{pm_picture20}}</w:t>
-      </w:r>
-    </w:p>
-    <w:p>
-      <w:pPr>
-        <w:jc w:val="right"/>
-      </w:pPr>
-      <w:r>
-        <w:t>{{pm_picture_holder21</w:t>
-      </w:r>
-      <w:proofErr w:type="gramStart"/>
-      <w:r>
-        <w:t>}}{</w:t>
-      </w:r>
-      <w:proofErr w:type="gramEnd"/>
-      <w:r>
-        <w:t>{pm_picture21}}</w:t>
-      </w:r>
-    </w:p>
-    <w:p>
-      <w:pPr>
-        <w:jc w:val="right"/>
-      </w:pPr>
-      <w:r>
-        <w:t>{{pm_picture_holder22</w:t>
-      </w:r>
-      <w:proofErr w:type="gramStart"/>
-      <w:r>
-        <w:t>}}{</w:t>
-      </w:r>
-      <w:proofErr w:type="gramEnd"/>
-      <w:r>
-        <w:t>{pm_picture22}}</w:t>
-      </w:r>
-    </w:p>
-    <w:p>
-      <w:pPr>
-        <w:jc w:val="right"/>
-      </w:pPr>
-      <w:r>
-        <w:t>{{pm_picture_holder23</w:t>
-      </w:r>
-      <w:proofErr w:type="gramStart"/>
-      <w:r>
-        <w:t>}}{</w:t>
-      </w:r>
-      <w:proofErr w:type="gramEnd"/>
-      <w:r>
-        <w:t>{pm_picture23}}</w:t>
-      </w:r>
-    </w:p>
-    <w:p>
-      <w:pPr>
-        <w:jc w:val="right"/>
-      </w:pPr>
-      <w:r>
-        <w:t>{{pm_picture_holder24</w:t>
-      </w:r>
-      <w:proofErr w:type="gramStart"/>
-      <w:r>
-        <w:t>}}{</w:t>
-      </w:r>
-      <w:proofErr w:type="gramEnd"/>
-      <w:r>
-        <w:t>{pm_picture24}}</w:t>
-      </w:r>
-    </w:p>
-    <w:p>
-      <w:pPr>
-        <w:jc w:val="right"/>
-      </w:pPr>
-      <w:r>
-        <w:t>{{pm_picture_holder25</w:t>
-      </w:r>
-      <w:proofErr w:type="gramStart"/>
-      <w:r>
-        <w:t>}}{</w:t>
-      </w:r>
-      <w:proofErr w:type="gramEnd"/>
-      <w:r>
-        <w:t>{pm_picture25}}</w:t>
-      </w:r>
-    </w:p>
-    <w:p>
-      <w:pPr>
-        <w:jc w:val="right"/>
-      </w:pPr>
-      <w:r>
-        <w:t>{{pm_picture_holder26</w:t>
-      </w:r>
-      <w:proofErr w:type="gramStart"/>
-      <w:r>
-        <w:t>}}{</w:t>
-      </w:r>
-      <w:proofErr w:type="gramEnd"/>
-      <w:r>
-        <w:t>{pm_picture26}}</w:t>
-      </w:r>
-    </w:p>
-    <w:p>
-      <w:pPr>
-        <w:jc w:val="right"/>
-      </w:pPr>
-      <w:r>
-        <w:t>{{pm_picture_holder27</w:t>
-      </w:r>
-      <w:proofErr w:type="gramStart"/>
-      <w:r>
-        <w:t>}}{</w:t>
-      </w:r>
-      <w:proofErr w:type="gramEnd"/>
-      <w:r>
-        <w:t>{pm_picture27}}</w:t>
-      </w:r>
-    </w:p>
-    <w:p>
-      <w:pPr>
-        <w:jc w:val="right"/>
-      </w:pPr>
-      <w:r>
-        <w:t>{{pm_picture_holder28</w:t>
-      </w:r>
-      <w:proofErr w:type="gramStart"/>
-      <w:r>
-        <w:t>}}{</w:t>
-      </w:r>
-      <w:proofErr w:type="gramEnd"/>
-      <w:r>
-        <w:t>{pm_picture</w:t>
+        <w:t>{{pm_picture_holder6}}{{pm_picture6}}</w:t>
+      </w:r>
+    </w:p>
+    <w:p>
+      <w:pPr>
+        <w:jc w:val="right"/>
+      </w:pPr>
+      <w:r>
+        <w:t>{{pm_picture_holder7}}{{pm_picture7}}</w:t>
+      </w:r>
+    </w:p>
+    <w:p>
+      <w:pPr>
+        <w:jc w:val="right"/>
+      </w:pPr>
+      <w:r>
+        <w:t>{{pm_picture_holder8}}{{pm_picture8}}</w:t>
+      </w:r>
+    </w:p>
+    <w:p>
+      <w:pPr>
+        <w:jc w:val="right"/>
+      </w:pPr>
+      <w:r>
+        <w:t>{{pm_picture_holder9}}{{pm_picture9}}</w:t>
+      </w:r>
+    </w:p>
+    <w:p>
+      <w:pPr>
+        <w:jc w:val="right"/>
+      </w:pPr>
+      <w:r>
+        <w:t>{{pm_picture_holder10}}{{pm_picture10}}</w:t>
+      </w:r>
+    </w:p>
+    <w:p>
+      <w:pPr>
+        <w:jc w:val="right"/>
+      </w:pPr>
+      <w:r>
+        <w:t>{{pm_picture_holder11}}{{pm_picture11}}</w:t>
+      </w:r>
+    </w:p>
+    <w:p>
+      <w:pPr>
+        <w:jc w:val="right"/>
+      </w:pPr>
+      <w:r>
+        <w:t>{{pm_picture_holder12}}{{pm_picture12}}</w:t>
+      </w:r>
+    </w:p>
+    <w:p>
+      <w:pPr>
+        <w:jc w:val="right"/>
+      </w:pPr>
+      <w:r>
+        <w:t>{{pm_picture_holder13}}{{pm_picture13}}</w:t>
+      </w:r>
+    </w:p>
+    <w:p>
+      <w:pPr>
+        <w:jc w:val="right"/>
+      </w:pPr>
+      <w:r>
+        <w:t>{{pm_picture_holder14}}{{pm_picture14}}</w:t>
+      </w:r>
+    </w:p>
+    <w:p>
+      <w:pPr>
+        <w:jc w:val="right"/>
+      </w:pPr>
+      <w:r>
+        <w:t>{{pm_picture_holder15}}{{pm_picture15}}</w:t>
+      </w:r>
+    </w:p>
+    <w:p>
+      <w:pPr>
+        <w:jc w:val="right"/>
+      </w:pPr>
+      <w:r>
+        <w:t>{{pm_picture_holder16}}{{pm_picture16}}</w:t>
+      </w:r>
+    </w:p>
+    <w:p>
+      <w:pPr>
+        <w:jc w:val="right"/>
+      </w:pPr>
+      <w:r>
+        <w:t>{{pm_picture_holder17}}{{pm_picture17}}</w:t>
+      </w:r>
+    </w:p>
+    <w:p>
+      <w:pPr>
+        <w:jc w:val="right"/>
+      </w:pPr>
+      <w:r>
+        <w:t>{{pm_picture_holder18}}{{pm_picture18}}</w:t>
+      </w:r>
+    </w:p>
+    <w:p>
+      <w:pPr>
+        <w:jc w:val="right"/>
+      </w:pPr>
+      <w:r>
+        <w:t>{{pm_picture_holder19}}{{pm_picture19}}</w:t>
+      </w:r>
+    </w:p>
+    <w:p>
+      <w:pPr>
+        <w:jc w:val="right"/>
+      </w:pPr>
+      <w:r>
+        <w:t>{{pm_picture_holder20}}{{pm_picture20}}</w:t>
+      </w:r>
+    </w:p>
+    <w:p>
+      <w:pPr>
+        <w:jc w:val="right"/>
+      </w:pPr>
+      <w:r>
+        <w:t>{{pm_picture_holder21}}{{pm_picture21}}</w:t>
+      </w:r>
+    </w:p>
+    <w:p>
+      <w:pPr>
+        <w:jc w:val="right"/>
+      </w:pPr>
+      <w:r>
+        <w:t>{{pm_picture_holder22}}{{pm_picture22}}</w:t>
+      </w:r>
+    </w:p>
+    <w:p>
+      <w:pPr>
+        <w:jc w:val="right"/>
+      </w:pPr>
+      <w:r>
+        <w:t>{{pm_picture_holder23}}{{pm_picture23}}</w:t>
+      </w:r>
+    </w:p>
+    <w:p>
+      <w:pPr>
+        <w:jc w:val="right"/>
+      </w:pPr>
+      <w:r>
+        <w:t>{{pm_picture_holder24}}{{pm_picture24}}</w:t>
+      </w:r>
+    </w:p>
+    <w:p>
+      <w:pPr>
+        <w:jc w:val="right"/>
+      </w:pPr>
+      <w:r>
+        <w:t>{{pm_picture_holder25}}{{pm_picture25}}</w:t>
+      </w:r>
+    </w:p>
+    <w:p>
+      <w:pPr>
+        <w:jc w:val="right"/>
+      </w:pPr>
+      <w:r>
+        <w:t>{{pm_picture_holder26}}{{pm_picture26}}</w:t>
+      </w:r>
+    </w:p>
+    <w:p>
+      <w:pPr>
+        <w:jc w:val="right"/>
+      </w:pPr>
+      <w:r>
+        <w:t>{{pm_picture_holder27}}{{pm_picture27}}</w:t>
+      </w:r>
+    </w:p>
+    <w:p>
+      <w:pPr>
+        <w:jc w:val="right"/>
+      </w:pPr>
+      <w:r>
+        <w:t>{{pm_picture_holder28}}{{pm_picture</w:t>
       </w:r>
       <w:r>
         <w:t>2</w:t>
@@ -3427,15 +2936,7 @@
         <w:jc w:val="right"/>
       </w:pPr>
       <w:r>
-        <w:t>{{pm_picture_holder29</w:t>
-      </w:r>
-      <w:proofErr w:type="gramStart"/>
-      <w:r>
-        <w:t>}}{</w:t>
-      </w:r>
-      <w:proofErr w:type="gramEnd"/>
-      <w:r>
-        <w:t>{pm_picture29}}</w:t>
+        <w:t>{{pm_picture_holder29}}{{pm_picture29}}</w:t>
       </w:r>
     </w:p>
     <w:p>
@@ -3450,79 +2951,39 @@
       <w:bookmarkStart w:id="11" w:name="OLE_LINK4"/>
       <w:bookmarkEnd w:id="7"/>
       <w:r>
-        <w:t>{{parts_picture_holder0</w:t>
-      </w:r>
-      <w:proofErr w:type="gramStart"/>
-      <w:r>
-        <w:t>}}{</w:t>
-      </w:r>
-      <w:proofErr w:type="gramEnd"/>
-      <w:r>
-        <w:t>{parts_picture0}}</w:t>
-      </w:r>
-    </w:p>
-    <w:p>
-      <w:pPr>
-        <w:jc w:val="right"/>
-      </w:pPr>
-      <w:r>
-        <w:t>{{parts_picture_holder1</w:t>
-      </w:r>
-      <w:proofErr w:type="gramStart"/>
-      <w:r>
-        <w:t>}}{</w:t>
-      </w:r>
-      <w:proofErr w:type="gramEnd"/>
-      <w:r>
-        <w:t>{parts_picture1}}</w:t>
-      </w:r>
-    </w:p>
-    <w:p>
-      <w:pPr>
-        <w:jc w:val="right"/>
-      </w:pPr>
-      <w:r>
-        <w:t>{{parts_picture_holder2</w:t>
-      </w:r>
-      <w:proofErr w:type="gramStart"/>
-      <w:r>
-        <w:t>}}{</w:t>
-      </w:r>
-      <w:proofErr w:type="gramEnd"/>
-      <w:r>
-        <w:t>{parts_picture2}}</w:t>
-      </w:r>
-    </w:p>
-    <w:p>
-      <w:pPr>
-        <w:jc w:val="right"/>
-      </w:pPr>
-      <w:r>
-        <w:t>{{parts_picture_holder3</w:t>
-      </w:r>
-      <w:proofErr w:type="gramStart"/>
-      <w:r>
-        <w:t>}}{</w:t>
-      </w:r>
-      <w:proofErr w:type="gramEnd"/>
-      <w:r>
-        <w:t>{parts_picture3}}</w:t>
-      </w:r>
-    </w:p>
-    <w:p>
-      <w:pPr>
-        <w:jc w:val="right"/>
-      </w:pPr>
-      <w:r>
-        <w:t>{{parts_picture_holder4</w:t>
-      </w:r>
-      <w:proofErr w:type="gramStart"/>
-      <w:r>
-        <w:t>}}{</w:t>
-      </w:r>
-      <w:proofErr w:type="gramEnd"/>
-      <w:r>
-        <w:t>{parts_picture4}}</w:t>
+        <w:t>{{parts_picture_holder0}}{{parts_picture0}}</w:t>
+      </w:r>
+    </w:p>
+    <w:p>
+      <w:pPr>
+        <w:jc w:val="right"/>
+      </w:pPr>
+      <w:r>
+        <w:t>{{parts_picture_holder1}}{{parts_picture1}}</w:t>
+      </w:r>
+    </w:p>
+    <w:p>
+      <w:pPr>
+        <w:jc w:val="right"/>
+      </w:pPr>
+      <w:r>
+        <w:t>{{parts_picture_holder2}}{{parts_picture2}}</w:t>
+      </w:r>
+    </w:p>
+    <w:p>
+      <w:pPr>
+        <w:jc w:val="right"/>
+      </w:pPr>
+      <w:r>
+        <w:t>{{parts_picture_holder3}}{{parts_picture3}}</w:t>
+      </w:r>
+    </w:p>
+    <w:p>
+      <w:pPr>
+        <w:jc w:val="right"/>
+      </w:pPr>
+      <w:r>
+        <w:t>{{parts_picture_holder4}}{{parts_picture4}}</w:t>
       </w:r>
     </w:p>
     <w:p>
@@ -3541,7 +3002,7 @@
       <w:pPr>
         <w:jc w:val="right"/>
         <w:rPr>
-          <w:rFonts w:ascii="微软雅黑" w:eastAsia="微软雅黑" w:hAnsi="微软雅黑"/>
+          <w:rFonts w:ascii="Microsoft YaHei" w:eastAsia="Microsoft YaHei" w:hAnsi="Microsoft YaHei"/>
           <w:sz w:val="24"/>
           <w:szCs w:val="24"/>
         </w:rPr>

--- a/src/src/main/resources/report/maintenance-template_zh.docx
+++ b/src/src/main/resources/report/maintenance-template_zh.docx
@@ -80,7 +80,7 @@
     </w:p>
     <w:tbl>
       <w:tblPr>
-        <w:tblStyle w:val="a3"/>
+        <w:tblStyle w:val="TableGrid"/>
         <w:tblW w:w="10795" w:type="dxa"/>
         <w:tblLook w:val="04A0" w:firstRow="1" w:lastRow="0" w:firstColumn="1" w:lastColumn="0" w:noHBand="0" w:noVBand="1"/>
       </w:tblPr>
@@ -139,6 +139,7 @@
               </w:rPr>
               <w:t>{{</w:t>
             </w:r>
+            <w:proofErr w:type="spellStart"/>
             <w:r>
               <w:rPr>
                 <w:rFonts w:hint="eastAsia"/>
@@ -147,6 +148,7 @@
               </w:rPr>
               <w:t>device_name</w:t>
             </w:r>
+            <w:proofErr w:type="spellEnd"/>
             <w:r>
               <w:rPr>
                 <w:sz w:val="20"/>
@@ -206,6 +208,7 @@
               <w:t>{{</w:t>
             </w:r>
             <w:bookmarkStart w:id="1" w:name="OLE_LINK7"/>
+            <w:proofErr w:type="spellStart"/>
             <w:r>
               <w:rPr>
                 <w:sz w:val="20"/>
@@ -214,6 +217,7 @@
               <w:t>device_department</w:t>
             </w:r>
             <w:bookmarkEnd w:id="1"/>
+            <w:proofErr w:type="spellEnd"/>
             <w:r>
               <w:rPr>
                 <w:sz w:val="20"/>
@@ -274,6 +278,7 @@
               </w:rPr>
               <w:t>{{</w:t>
             </w:r>
+            <w:proofErr w:type="spellStart"/>
             <w:r>
               <w:rPr>
                 <w:sz w:val="20"/>
@@ -281,6 +286,7 @@
               </w:rPr>
               <w:t>device_type</w:t>
             </w:r>
+            <w:proofErr w:type="spellEnd"/>
             <w:r>
               <w:rPr>
                 <w:sz w:val="20"/>
@@ -336,7 +342,23 @@
                 <w:sz w:val="20"/>
                 <w:szCs w:val="20"/>
               </w:rPr>
-              <w:t>{{device_oem}}</w:t>
+              <w:t>{{</w:t>
+            </w:r>
+            <w:proofErr w:type="spellStart"/>
+            <w:r>
+              <w:rPr>
+                <w:sz w:val="20"/>
+                <w:szCs w:val="20"/>
+              </w:rPr>
+              <w:t>device_oem</w:t>
+            </w:r>
+            <w:proofErr w:type="spellEnd"/>
+            <w:r>
+              <w:rPr>
+                <w:sz w:val="20"/>
+                <w:szCs w:val="20"/>
+              </w:rPr>
+              <w:t>}}</w:t>
             </w:r>
           </w:p>
         </w:tc>
@@ -382,6 +404,7 @@
               </w:rPr>
               <w:t>{{</w:t>
             </w:r>
+            <w:proofErr w:type="spellStart"/>
             <w:r>
               <w:rPr>
                 <w:sz w:val="20"/>
@@ -389,6 +412,7 @@
               </w:rPr>
               <w:t>device_serial</w:t>
             </w:r>
+            <w:proofErr w:type="spellEnd"/>
             <w:r>
               <w:rPr>
                 <w:sz w:val="20"/>
@@ -444,7 +468,23 @@
                 <w:sz w:val="20"/>
                 <w:szCs w:val="20"/>
               </w:rPr>
-              <w:t>{{device_number}}</w:t>
+              <w:t>{{</w:t>
+            </w:r>
+            <w:proofErr w:type="spellStart"/>
+            <w:r>
+              <w:rPr>
+                <w:sz w:val="20"/>
+                <w:szCs w:val="20"/>
+              </w:rPr>
+              <w:t>device_number</w:t>
+            </w:r>
+            <w:proofErr w:type="spellEnd"/>
+            <w:r>
+              <w:rPr>
+                <w:sz w:val="20"/>
+                <w:szCs w:val="20"/>
+              </w:rPr>
+              <w:t>}}</w:t>
             </w:r>
           </w:p>
         </w:tc>
@@ -499,6 +539,7 @@
               <w:t>{{</w:t>
             </w:r>
             <w:bookmarkStart w:id="2" w:name="_Hlk168312147"/>
+            <w:proofErr w:type="spellStart"/>
             <w:r>
               <w:rPr>
                 <w:sz w:val="20"/>
@@ -514,6 +555,7 @@
               </w:rPr>
               <w:t>_qr</w:t>
             </w:r>
+            <w:proofErr w:type="spellEnd"/>
             <w:r>
               <w:rPr>
                 <w:sz w:val="20"/>
@@ -562,7 +604,15 @@
                 <w:sz w:val="20"/>
                 <w:szCs w:val="20"/>
               </w:rPr>
-              <w:t>{{device_</w:t>
+              <w:t>{{</w:t>
+            </w:r>
+            <w:proofErr w:type="spellStart"/>
+            <w:r>
+              <w:rPr>
+                <w:sz w:val="20"/>
+                <w:szCs w:val="20"/>
+              </w:rPr>
+              <w:t>device_</w:t>
             </w:r>
             <w:r>
               <w:rPr>
@@ -572,6 +622,7 @@
               </w:rPr>
               <w:t>site</w:t>
             </w:r>
+            <w:proofErr w:type="spellEnd"/>
             <w:r>
               <w:rPr>
                 <w:sz w:val="20"/>
@@ -655,6 +706,7 @@
               </w:rPr>
               <w:t>{</w:t>
             </w:r>
+            <w:proofErr w:type="spellStart"/>
             <w:r>
               <w:rPr>
                 <w:sz w:val="20"/>
@@ -662,6 +714,7 @@
               </w:rPr>
               <w:t>device_maker</w:t>
             </w:r>
+            <w:proofErr w:type="spellEnd"/>
             <w:r>
               <w:rPr>
                 <w:sz w:val="20"/>
@@ -711,7 +764,16 @@
                 <w:sz w:val="20"/>
                 <w:szCs w:val="20"/>
               </w:rPr>
-              <w:t>{{device</w:t>
+              <w:t>{{</w:t>
+            </w:r>
+            <w:proofErr w:type="spellStart"/>
+            <w:r>
+              <w:rPr>
+                <w:rFonts w:hint="eastAsia"/>
+                <w:sz w:val="20"/>
+                <w:szCs w:val="20"/>
+              </w:rPr>
+              <w:t>device</w:t>
             </w:r>
             <w:r>
               <w:rPr>
@@ -727,6 +789,7 @@
               </w:rPr>
               <w:t>installDate</w:t>
             </w:r>
+            <w:proofErr w:type="spellEnd"/>
             <w:r>
               <w:rPr>
                 <w:rFonts w:hint="eastAsia"/>
@@ -784,7 +847,16 @@
                 <w:sz w:val="20"/>
                 <w:szCs w:val="20"/>
               </w:rPr>
-              <w:t>{{device</w:t>
+              <w:t>{{</w:t>
+            </w:r>
+            <w:proofErr w:type="spellStart"/>
+            <w:r>
+              <w:rPr>
+                <w:rFonts w:hint="eastAsia"/>
+                <w:sz w:val="20"/>
+                <w:szCs w:val="20"/>
+              </w:rPr>
+              <w:t>device</w:t>
             </w:r>
             <w:r>
               <w:rPr>
@@ -800,6 +872,7 @@
               </w:rPr>
               <w:t>locationName</w:t>
             </w:r>
+            <w:proofErr w:type="spellEnd"/>
             <w:r>
               <w:rPr>
                 <w:rFonts w:hint="eastAsia"/>
@@ -852,6 +925,7 @@
               </w:rPr>
               <w:t>{{</w:t>
             </w:r>
+            <w:proofErr w:type="spellStart"/>
             <w:r>
               <w:rPr>
                 <w:sz w:val="20"/>
@@ -866,6 +940,7 @@
               </w:rPr>
               <w:t>period</w:t>
             </w:r>
+            <w:proofErr w:type="spellEnd"/>
             <w:r>
               <w:rPr>
                 <w:rFonts w:hint="eastAsia"/>
@@ -923,7 +998,7 @@
     </w:p>
     <w:tbl>
       <w:tblPr>
-        <w:tblStyle w:val="a3"/>
+        <w:tblStyle w:val="TableGrid"/>
         <w:tblW w:w="10790" w:type="dxa"/>
         <w:tblLook w:val="04A0" w:firstRow="1" w:lastRow="0" w:firstColumn="1" w:lastColumn="0" w:noHBand="0" w:noVBand="1"/>
       </w:tblPr>
@@ -986,6 +1061,7 @@
               </w:rPr>
               <w:t>{{</w:t>
             </w:r>
+            <w:proofErr w:type="spellStart"/>
             <w:r>
               <w:rPr>
                 <w:rFonts w:ascii="SimSun" w:eastAsia="SimSun" w:hAnsi="SimSun" w:cs="SimSun"/>
@@ -994,6 +1070,7 @@
               </w:rPr>
               <w:t>maintenance_number</w:t>
             </w:r>
+            <w:proofErr w:type="spellEnd"/>
             <w:r>
               <w:rPr>
                 <w:rFonts w:ascii="SimSun" w:eastAsia="SimSun" w:hAnsi="SimSun" w:cs="SimSun"/>
@@ -1048,7 +1125,25 @@
                 <w:sz w:val="20"/>
                 <w:szCs w:val="20"/>
               </w:rPr>
-              <w:t>{{maintenance_creator}}</w:t>
+              <w:t>{{</w:t>
+            </w:r>
+            <w:proofErr w:type="spellStart"/>
+            <w:r>
+              <w:rPr>
+                <w:rFonts w:ascii="SimSun" w:eastAsia="SimSun" w:hAnsi="SimSun" w:cs="SimSun"/>
+                <w:sz w:val="20"/>
+                <w:szCs w:val="20"/>
+              </w:rPr>
+              <w:t>maintenance_creator</w:t>
+            </w:r>
+            <w:proofErr w:type="spellEnd"/>
+            <w:r>
+              <w:rPr>
+                <w:rFonts w:ascii="SimSun" w:eastAsia="SimSun" w:hAnsi="SimSun" w:cs="SimSun"/>
+                <w:sz w:val="20"/>
+                <w:szCs w:val="20"/>
+              </w:rPr>
+              <w:t>}}</w:t>
             </w:r>
           </w:p>
         </w:tc>
@@ -1098,7 +1193,25 @@
                 <w:sz w:val="20"/>
                 <w:szCs w:val="20"/>
               </w:rPr>
-              <w:t>{{maintenance_level}}</w:t>
+              <w:t>{{</w:t>
+            </w:r>
+            <w:proofErr w:type="spellStart"/>
+            <w:r>
+              <w:rPr>
+                <w:rFonts w:ascii="SimSun" w:eastAsia="SimSun" w:hAnsi="SimSun" w:cs="SimSun"/>
+                <w:sz w:val="20"/>
+                <w:szCs w:val="20"/>
+              </w:rPr>
+              <w:t>maintenance_level</w:t>
+            </w:r>
+            <w:proofErr w:type="spellEnd"/>
+            <w:r>
+              <w:rPr>
+                <w:rFonts w:ascii="SimSun" w:eastAsia="SimSun" w:hAnsi="SimSun" w:cs="SimSun"/>
+                <w:sz w:val="20"/>
+                <w:szCs w:val="20"/>
+              </w:rPr>
+              <w:t>}}</w:t>
             </w:r>
           </w:p>
         </w:tc>
@@ -1146,7 +1259,25 @@
                 <w:sz w:val="20"/>
                 <w:szCs w:val="20"/>
               </w:rPr>
-              <w:t>{{maintenance_type}}</w:t>
+              <w:t>{{</w:t>
+            </w:r>
+            <w:proofErr w:type="spellStart"/>
+            <w:r>
+              <w:rPr>
+                <w:rFonts w:ascii="SimSun" w:eastAsia="SimSun" w:hAnsi="SimSun" w:cs="SimSun"/>
+                <w:sz w:val="20"/>
+                <w:szCs w:val="20"/>
+              </w:rPr>
+              <w:t>maintenance_type</w:t>
+            </w:r>
+            <w:proofErr w:type="spellEnd"/>
+            <w:r>
+              <w:rPr>
+                <w:rFonts w:ascii="SimSun" w:eastAsia="SimSun" w:hAnsi="SimSun" w:cs="SimSun"/>
+                <w:sz w:val="20"/>
+                <w:szCs w:val="20"/>
+              </w:rPr>
+              <w:t>}}</w:t>
             </w:r>
           </w:p>
         </w:tc>
@@ -1196,7 +1327,25 @@
                 <w:sz w:val="20"/>
                 <w:szCs w:val="20"/>
               </w:rPr>
-              <w:t>{{maintenance_plan_time}}</w:t>
+              <w:t>{{</w:t>
+            </w:r>
+            <w:proofErr w:type="spellStart"/>
+            <w:r>
+              <w:rPr>
+                <w:rFonts w:ascii="SimSun" w:eastAsia="SimSun" w:hAnsi="SimSun" w:cs="SimSun"/>
+                <w:sz w:val="20"/>
+                <w:szCs w:val="20"/>
+              </w:rPr>
+              <w:t>maintenance_plan_time</w:t>
+            </w:r>
+            <w:proofErr w:type="spellEnd"/>
+            <w:r>
+              <w:rPr>
+                <w:rFonts w:ascii="SimSun" w:eastAsia="SimSun" w:hAnsi="SimSun" w:cs="SimSun"/>
+                <w:sz w:val="20"/>
+                <w:szCs w:val="20"/>
+              </w:rPr>
+              <w:t>}}</w:t>
             </w:r>
           </w:p>
         </w:tc>
@@ -1244,7 +1393,25 @@
                 <w:sz w:val="20"/>
                 <w:szCs w:val="20"/>
               </w:rPr>
-              <w:t>{{maintenance_complete_time}}</w:t>
+              <w:t>{{</w:t>
+            </w:r>
+            <w:proofErr w:type="spellStart"/>
+            <w:r>
+              <w:rPr>
+                <w:rFonts w:ascii="SimSun" w:eastAsia="SimSun" w:hAnsi="SimSun" w:cs="SimSun"/>
+                <w:sz w:val="20"/>
+                <w:szCs w:val="20"/>
+              </w:rPr>
+              <w:t>maintenance_complete_time</w:t>
+            </w:r>
+            <w:proofErr w:type="spellEnd"/>
+            <w:r>
+              <w:rPr>
+                <w:rFonts w:ascii="SimSun" w:eastAsia="SimSun" w:hAnsi="SimSun" w:cs="SimSun"/>
+                <w:sz w:val="20"/>
+                <w:szCs w:val="20"/>
+              </w:rPr>
+              <w:t>}}</w:t>
             </w:r>
           </w:p>
         </w:tc>
@@ -1296,6 +1463,7 @@
               </w:rPr>
               <w:t>{{</w:t>
             </w:r>
+            <w:proofErr w:type="spellStart"/>
             <w:r>
               <w:rPr>
                 <w:rFonts w:ascii="SimSun" w:eastAsia="SimSun" w:hAnsi="SimSun" w:cs="SimSun"/>
@@ -1304,6 +1472,7 @@
               </w:rPr>
               <w:t>maintenance_comments</w:t>
             </w:r>
+            <w:proofErr w:type="spellEnd"/>
             <w:r>
               <w:rPr>
                 <w:rFonts w:ascii="SimSun" w:eastAsia="SimSun" w:hAnsi="SimSun" w:cs="SimSun" w:hint="eastAsia"/>
@@ -1364,7 +1533,23 @@
                 <w:sz w:val="20"/>
                 <w:szCs w:val="20"/>
               </w:rPr>
-              <w:t>{{maintenance_op}}</w:t>
+              <w:t>{{</w:t>
+            </w:r>
+            <w:proofErr w:type="spellStart"/>
+            <w:r>
+              <w:rPr>
+                <w:sz w:val="20"/>
+                <w:szCs w:val="20"/>
+              </w:rPr>
+              <w:t>maintenance_op</w:t>
+            </w:r>
+            <w:proofErr w:type="spellEnd"/>
+            <w:r>
+              <w:rPr>
+                <w:sz w:val="20"/>
+                <w:szCs w:val="20"/>
+              </w:rPr>
+              <w:t>}}</w:t>
             </w:r>
           </w:p>
         </w:tc>
@@ -1394,7 +1579,25 @@
                 <w:sz w:val="20"/>
                 <w:szCs w:val="20"/>
               </w:rPr>
-              <w:t>{{maintenance_op_time}}</w:t>
+              <w:t>{{</w:t>
+            </w:r>
+            <w:proofErr w:type="spellStart"/>
+            <w:r>
+              <w:rPr>
+                <w:rFonts w:hint="eastAsia"/>
+                <w:sz w:val="20"/>
+                <w:szCs w:val="20"/>
+              </w:rPr>
+              <w:t>maintenance_op_time</w:t>
+            </w:r>
+            <w:proofErr w:type="spellEnd"/>
+            <w:r>
+              <w:rPr>
+                <w:rFonts w:hint="eastAsia"/>
+                <w:sz w:val="20"/>
+                <w:szCs w:val="20"/>
+              </w:rPr>
+              <w:t>}}</w:t>
             </w:r>
           </w:p>
         </w:tc>
@@ -1630,7 +1833,23 @@
                 <w:sz w:val="20"/>
                 <w:szCs w:val="20"/>
               </w:rPr>
-              <w:t>{{maintenance_result}}</w:t>
+              <w:t>{{</w:t>
+            </w:r>
+            <w:proofErr w:type="spellStart"/>
+            <w:r>
+              <w:rPr>
+                <w:sz w:val="20"/>
+                <w:szCs w:val="20"/>
+              </w:rPr>
+              <w:t>maintenance_result</w:t>
+            </w:r>
+            <w:proofErr w:type="spellEnd"/>
+            <w:r>
+              <w:rPr>
+                <w:sz w:val="20"/>
+                <w:szCs w:val="20"/>
+              </w:rPr>
+              <w:t>}}</w:t>
             </w:r>
           </w:p>
         </w:tc>
@@ -1663,7 +1882,7 @@
     </w:p>
     <w:tbl>
       <w:tblPr>
-        <w:tblStyle w:val="a3"/>
+        <w:tblStyle w:val="TableGrid"/>
         <w:tblW w:w="0" w:type="auto"/>
         <w:tblLook w:val="04A0" w:firstRow="1" w:lastRow="0" w:firstColumn="1" w:lastColumn="0" w:noHBand="0" w:noVBand="1"/>
       </w:tblPr>
@@ -1828,9 +2047,11 @@
             <w:r>
               <w:t>{{</w:t>
             </w:r>
+            <w:proofErr w:type="spellStart"/>
             <w:r>
               <w:t>accessory_information</w:t>
             </w:r>
+            <w:proofErr w:type="spellEnd"/>
             <w:r>
               <w:t>}}</w:t>
             </w:r>
@@ -1843,10 +2064,26 @@
         <w:jc w:val="right"/>
       </w:pPr>
       <w:r>
-        <w:t>{{accessory_signature_place_holder}}</w:t>
-      </w:r>
-      <w:r>
-        <w:t>{{accessory_signature}}</w:t>
+        <w:t>{{</w:t>
+      </w:r>
+      <w:proofErr w:type="spellStart"/>
+      <w:r>
+        <w:t>accessory_signature_place_holder</w:t>
+      </w:r>
+      <w:proofErr w:type="spellEnd"/>
+      <w:r>
+        <w:t>}}</w:t>
+      </w:r>
+      <w:r>
+        <w:t>{{</w:t>
+      </w:r>
+      <w:proofErr w:type="spellStart"/>
+      <w:r>
+        <w:t>accessory_signature</w:t>
+      </w:r>
+      <w:proofErr w:type="spellEnd"/>
+      <w:r>
+        <w:t>}}</w:t>
       </w:r>
     </w:p>
     <w:p>
@@ -1885,7 +2122,7 @@
     </w:p>
     <w:tbl>
       <w:tblPr>
-        <w:tblStyle w:val="a3"/>
+        <w:tblStyle w:val="TableGrid"/>
         <w:tblW w:w="0" w:type="auto"/>
         <w:tblLook w:val="04A0" w:firstRow="1" w:lastRow="0" w:firstColumn="1" w:lastColumn="0" w:noHBand="0" w:noVBand="1"/>
       </w:tblPr>
@@ -1985,7 +2222,15 @@
           </w:tcPr>
           <w:p>
             <w:r>
-              <w:t>{{maintenance_workflow}}</w:t>
+              <w:t>{{</w:t>
+            </w:r>
+            <w:proofErr w:type="spellStart"/>
+            <w:r>
+              <w:t>maintenance_workflow</w:t>
+            </w:r>
+            <w:proofErr w:type="spellEnd"/>
+            <w:r>
+              <w:t>}}</w:t>
             </w:r>
           </w:p>
         </w:tc>
@@ -2022,7 +2267,7 @@
     </w:p>
     <w:tbl>
       <w:tblPr>
-        <w:tblStyle w:val="a3"/>
+        <w:tblStyle w:val="TableGrid"/>
         <w:tblW w:w="0" w:type="auto"/>
         <w:tblLook w:val="04A0" w:firstRow="1" w:lastRow="0" w:firstColumn="1" w:lastColumn="0" w:noHBand="0" w:noVBand="1"/>
       </w:tblPr>
@@ -2101,7 +2346,15 @@
           </w:tcPr>
           <w:p>
             <w:r>
-              <w:t>{{audit_records}}</w:t>
+              <w:t>{{</w:t>
+            </w:r>
+            <w:proofErr w:type="spellStart"/>
+            <w:r>
+              <w:t>audit_records</w:t>
+            </w:r>
+            <w:proofErr w:type="spellEnd"/>
+            <w:r>
+              <w:t>}}</w:t>
             </w:r>
           </w:p>
         </w:tc>
@@ -2139,7 +2392,7 @@
     </w:p>
     <w:tbl>
       <w:tblPr>
-        <w:tblStyle w:val="a3"/>
+        <w:tblStyle w:val="TableGrid"/>
         <w:tblW w:w="0" w:type="auto"/>
         <w:tblLook w:val="04A0" w:firstRow="1" w:lastRow="0" w:firstColumn="1" w:lastColumn="0" w:noHBand="0" w:noVBand="1"/>
       </w:tblPr>
@@ -2240,7 +2493,15 @@
           <w:p>
             <w:r>
               <w:lastRenderedPageBreak/>
-              <w:t>{{check_list}}</w:t>
+              <w:t>{{</w:t>
+            </w:r>
+            <w:proofErr w:type="spellStart"/>
+            <w:r>
+              <w:t>check_list</w:t>
+            </w:r>
+            <w:proofErr w:type="spellEnd"/>
+            <w:r>
+              <w:t>}}</w:t>
             </w:r>
           </w:p>
         </w:tc>
@@ -2463,245 +2724,186 @@
       <w:pPr>
         <w:jc w:val="center"/>
         <w:rPr>
+          <w:rFonts w:ascii="Microsoft YaHei" w:eastAsia="Microsoft YaHei" w:hAnsi="Microsoft YaHei" w:hint="eastAsia"/>
+          <w:sz w:val="24"/>
+          <w:szCs w:val="24"/>
+        </w:rPr>
+      </w:pPr>
+      <w:r>
+        <w:rPr>
+          <w:rStyle w:val="ui-provider"/>
+        </w:rPr>
+        <w:t>{{</w:t>
+      </w:r>
+      <w:proofErr w:type="spellStart"/>
+      <w:r>
+        <w:rPr>
+          <w:rStyle w:val="ui-provider"/>
+        </w:rPr>
+        <w:t>pm_pre_picture_table</w:t>
+      </w:r>
+      <w:proofErr w:type="spellEnd"/>
+      <w:r>
+        <w:rPr>
+          <w:rStyle w:val="ui-provider"/>
+        </w:rPr>
+        <w:t>}}</w:t>
+      </w:r>
+    </w:p>
+    <w:p>
+      <w:pPr>
+        <w:jc w:val="center"/>
+        <w:rPr>
           <w:rFonts w:ascii="Microsoft YaHei" w:eastAsia="Microsoft YaHei" w:hAnsi="Microsoft YaHei"/>
           <w:sz w:val="24"/>
           <w:szCs w:val="24"/>
         </w:rPr>
       </w:pPr>
       <w:r>
+        <w:rPr>
+          <w:rFonts w:ascii="Microsoft YaHei" w:eastAsia="Microsoft YaHei" w:hAnsi="Microsoft YaHei" w:hint="eastAsia"/>
+          <w:sz w:val="24"/>
+          <w:szCs w:val="24"/>
+        </w:rPr>
+        <w:t>保养后照片</w:t>
+      </w:r>
+    </w:p>
+    <w:p>
+      <w:pPr>
+        <w:jc w:val="center"/>
+        <w:rPr>
+          <w:rFonts w:ascii="Microsoft YaHei" w:eastAsia="Microsoft YaHei" w:hAnsi="Microsoft YaHei" w:hint="eastAsia"/>
+          <w:sz w:val="24"/>
+          <w:szCs w:val="24"/>
+        </w:rPr>
+      </w:pPr>
+      <w:r>
+        <w:rPr>
+          <w:rStyle w:val="ui-provider"/>
+        </w:rPr>
         <w:t>{{</w:t>
       </w:r>
-      <w:bookmarkStart w:id="3" w:name="OLE_LINK12"/>
-      <w:r>
-        <w:t>pm_pre</w:t>
-      </w:r>
+      <w:proofErr w:type="spellStart"/>
+      <w:r>
+        <w:rPr>
+          <w:rStyle w:val="ui-provider"/>
+        </w:rPr>
+        <w:t>pm_after_picture_table</w:t>
+      </w:r>
+      <w:proofErr w:type="spellEnd"/>
+      <w:r>
+        <w:rPr>
+          <w:rStyle w:val="ui-provider"/>
+        </w:rPr>
+        <w:t>}}</w:t>
+      </w:r>
+    </w:p>
+    <w:p>
+      <w:pPr>
+        <w:jc w:val="center"/>
+        <w:rPr>
+          <w:rFonts w:ascii="Microsoft YaHei" w:eastAsia="Microsoft YaHei" w:hAnsi="Microsoft YaHei"/>
+          <w:sz w:val="24"/>
+          <w:szCs w:val="24"/>
+        </w:rPr>
+      </w:pPr>
+    </w:p>
+    <w:p>
+      <w:pPr>
+        <w:jc w:val="right"/>
+      </w:pPr>
+      <w:r>
+        <w:t>{{</w:t>
+      </w:r>
+      <w:proofErr w:type="spellStart"/>
+      <w:r>
+        <w:t>ack_signature_place_holder</w:t>
+      </w:r>
+      <w:proofErr w:type="spellEnd"/>
+      <w:r>
+        <w:t>}}{{</w:t>
+      </w:r>
+      <w:proofErr w:type="spellStart"/>
+      <w:r>
+        <w:t>ack_signature</w:t>
+      </w:r>
+      <w:proofErr w:type="spellEnd"/>
+      <w:r>
+        <w:t>}}</w:t>
+      </w:r>
+    </w:p>
+    <w:p>
+      <w:pPr>
+        <w:jc w:val="right"/>
+      </w:pPr>
+      <w:bookmarkStart w:id="3" w:name="OLE_LINK1"/>
+      <w:r>
+        <w:t>{{</w:t>
+      </w:r>
+      <w:proofErr w:type="spellStart"/>
+      <w:r>
+        <w:t>wc_signature_place_holder</w:t>
+      </w:r>
+      <w:proofErr w:type="spellEnd"/>
+      <w:r>
+        <w:t>}}{{</w:t>
+      </w:r>
+      <w:proofErr w:type="spellStart"/>
+      <w:r>
+        <w:t>wc_signature</w:t>
+      </w:r>
+      <w:proofErr w:type="spellEnd"/>
+      <w:r>
+        <w:t>}}</w:t>
+      </w:r>
+    </w:p>
+    <w:p>
+      <w:pPr>
+        <w:jc w:val="right"/>
+      </w:pPr>
+      <w:bookmarkStart w:id="4" w:name="OLE_LINK3"/>
+      <w:r>
+        <w:t>{{</w:t>
+      </w:r>
+      <w:bookmarkStart w:id="5" w:name="OLE_LINK2"/>
+      <w:bookmarkStart w:id="6" w:name="OLE_LINK8"/>
+      <w:bookmarkStart w:id="7" w:name="OLE_LINK5"/>
       <w:r>
         <w:rPr>
           <w:rFonts w:hint="eastAsia"/>
         </w:rPr>
-        <w:t>_</w:t>
-      </w:r>
-      <w:r>
-        <w:t>picture0</w:t>
-      </w:r>
-      <w:bookmarkEnd w:id="3"/>
+        <w:t>pm</w:t>
+      </w:r>
+      <w:r>
+        <w:t>_picture</w:t>
+      </w:r>
+      <w:bookmarkEnd w:id="5"/>
+      <w:r>
+        <w:t>_holder</w:t>
+      </w:r>
+      <w:bookmarkEnd w:id="6"/>
+      <w:r>
+        <w:t>0</w:t>
+      </w:r>
+      <w:bookmarkEnd w:id="7"/>
+      <w:r>
+        <w:t>}}{{</w:t>
+      </w:r>
+      <w:r>
+        <w:rPr>
+          <w:rFonts w:hint="eastAsia"/>
+        </w:rPr>
+        <w:t>pm</w:t>
+      </w:r>
+      <w:r>
+        <w:t>_picture0</w:t>
+      </w:r>
       <w:r>
         <w:t>}}</w:t>
       </w:r>
     </w:p>
     <w:p>
       <w:pPr>
-        <w:jc w:val="center"/>
-        <w:rPr>
-          <w:rFonts w:ascii="Microsoft YaHei" w:eastAsia="Microsoft YaHei" w:hAnsi="Microsoft YaHei"/>
-          <w:sz w:val="24"/>
-          <w:szCs w:val="24"/>
-        </w:rPr>
-      </w:pPr>
-      <w:r>
-        <w:t>{{pm_pre_picture1}}</w:t>
-      </w:r>
-    </w:p>
-    <w:p>
-      <w:pPr>
-        <w:jc w:val="center"/>
-        <w:rPr>
-          <w:rFonts w:ascii="Microsoft YaHei" w:eastAsia="Microsoft YaHei" w:hAnsi="Microsoft YaHei"/>
-          <w:sz w:val="24"/>
-          <w:szCs w:val="24"/>
-        </w:rPr>
-      </w:pPr>
-      <w:r>
-        <w:t>{{pm_pre_picture2}}</w:t>
-      </w:r>
-    </w:p>
-    <w:p>
-      <w:pPr>
-        <w:jc w:val="center"/>
-        <w:rPr>
-          <w:rFonts w:ascii="Microsoft YaHei" w:eastAsia="Microsoft YaHei" w:hAnsi="Microsoft YaHei"/>
-          <w:sz w:val="24"/>
-          <w:szCs w:val="24"/>
-        </w:rPr>
-      </w:pPr>
-      <w:r>
-        <w:t>{{pm_pre_picture3}}</w:t>
-      </w:r>
-    </w:p>
-    <w:p>
-      <w:pPr>
-        <w:jc w:val="center"/>
-        <w:rPr>
-          <w:rFonts w:ascii="Microsoft YaHei" w:eastAsia="Microsoft YaHei" w:hAnsi="Microsoft YaHei"/>
-          <w:sz w:val="24"/>
-          <w:szCs w:val="24"/>
-        </w:rPr>
-      </w:pPr>
-      <w:bookmarkStart w:id="4" w:name="OLE_LINK10"/>
-      <w:r>
-        <w:t>{{pm_pre_picture4}}</w:t>
-      </w:r>
-    </w:p>
-    <w:bookmarkEnd w:id="4"/>
-    <w:p>
-      <w:pPr>
-        <w:jc w:val="center"/>
-        <w:rPr>
-          <w:rFonts w:ascii="Microsoft YaHei" w:eastAsia="Microsoft YaHei" w:hAnsi="Microsoft YaHei"/>
-          <w:sz w:val="24"/>
-          <w:szCs w:val="24"/>
-        </w:rPr>
-      </w:pPr>
-      <w:r>
-        <w:rPr>
-          <w:rFonts w:ascii="Microsoft YaHei" w:eastAsia="Microsoft YaHei" w:hAnsi="Microsoft YaHei" w:hint="eastAsia"/>
-          <w:sz w:val="24"/>
-          <w:szCs w:val="24"/>
-        </w:rPr>
-        <w:t>保养后照片</w:t>
-      </w:r>
-    </w:p>
-    <w:p>
-      <w:pPr>
-        <w:jc w:val="center"/>
-        <w:rPr>
-          <w:rFonts w:ascii="Microsoft YaHei" w:eastAsia="Microsoft YaHei" w:hAnsi="Microsoft YaHei"/>
-          <w:sz w:val="24"/>
-          <w:szCs w:val="24"/>
-        </w:rPr>
-      </w:pPr>
-      <w:bookmarkStart w:id="5" w:name="OLE_LINK11"/>
-      <w:r>
-        <w:t>{{pm_after_picture0}}</w:t>
-      </w:r>
-    </w:p>
-    <w:bookmarkEnd w:id="5"/>
-    <w:p>
-      <w:pPr>
-        <w:jc w:val="center"/>
-        <w:rPr>
-          <w:rFonts w:ascii="Microsoft YaHei" w:eastAsia="Microsoft YaHei" w:hAnsi="Microsoft YaHei"/>
-          <w:sz w:val="24"/>
-          <w:szCs w:val="24"/>
-        </w:rPr>
-      </w:pPr>
-      <w:r>
-        <w:t>{{pm_after_picture1}}</w:t>
-      </w:r>
-    </w:p>
-    <w:p>
-      <w:pPr>
-        <w:jc w:val="center"/>
-        <w:rPr>
-          <w:rFonts w:ascii="Microsoft YaHei" w:eastAsia="Microsoft YaHei" w:hAnsi="Microsoft YaHei"/>
-          <w:sz w:val="24"/>
-          <w:szCs w:val="24"/>
-        </w:rPr>
-      </w:pPr>
-      <w:r>
-        <w:t>{{pm_after_picture2}}</w:t>
-      </w:r>
-    </w:p>
-    <w:p>
-      <w:pPr>
-        <w:jc w:val="center"/>
-        <w:rPr>
-          <w:rFonts w:ascii="Microsoft YaHei" w:eastAsia="Microsoft YaHei" w:hAnsi="Microsoft YaHei"/>
-          <w:sz w:val="24"/>
-          <w:szCs w:val="24"/>
-        </w:rPr>
-      </w:pPr>
-      <w:r>
-        <w:t>{{pm_after_picture3}}</w:t>
-      </w:r>
-    </w:p>
-    <w:p>
-      <w:pPr>
-        <w:jc w:val="center"/>
-        <w:rPr>
-          <w:rFonts w:ascii="Microsoft YaHei" w:eastAsia="Microsoft YaHei" w:hAnsi="Microsoft YaHei"/>
-          <w:sz w:val="24"/>
-          <w:szCs w:val="24"/>
-        </w:rPr>
-      </w:pPr>
-      <w:r>
-        <w:t>{{pm_after_picture4}}</w:t>
-      </w:r>
-    </w:p>
-    <w:p>
-      <w:pPr>
-        <w:jc w:val="center"/>
-        <w:rPr>
-          <w:rFonts w:ascii="Microsoft YaHei" w:eastAsia="Microsoft YaHei" w:hAnsi="Microsoft YaHei"/>
-          <w:sz w:val="24"/>
-          <w:szCs w:val="24"/>
-        </w:rPr>
-      </w:pPr>
-    </w:p>
-    <w:p>
-      <w:pPr>
-        <w:jc w:val="right"/>
-      </w:pPr>
-      <w:r>
-        <w:t>{{ack_signature_place_holder}}{{ack_signature}}</w:t>
-      </w:r>
-    </w:p>
-    <w:p>
-      <w:pPr>
-        <w:jc w:val="right"/>
-      </w:pPr>
-      <w:bookmarkStart w:id="6" w:name="OLE_LINK1"/>
-      <w:r>
-        <w:t>{{wc_signature_place_holder}}{{wc_signature}}</w:t>
-      </w:r>
-    </w:p>
-    <w:p>
-      <w:pPr>
-        <w:jc w:val="right"/>
-      </w:pPr>
-      <w:bookmarkStart w:id="7" w:name="OLE_LINK3"/>
-      <w:r>
-        <w:t>{{</w:t>
-      </w:r>
-      <w:bookmarkStart w:id="8" w:name="OLE_LINK2"/>
-      <w:bookmarkStart w:id="9" w:name="OLE_LINK8"/>
-      <w:bookmarkStart w:id="10" w:name="OLE_LINK5"/>
-      <w:r>
-        <w:rPr>
-          <w:rFonts w:hint="eastAsia"/>
-        </w:rPr>
-        <w:t>pm</w:t>
-      </w:r>
-      <w:r>
-        <w:t>_picture</w:t>
-      </w:r>
-      <w:bookmarkEnd w:id="8"/>
-      <w:r>
-        <w:t>_holder</w:t>
-      </w:r>
-      <w:bookmarkEnd w:id="9"/>
-      <w:r>
-        <w:t>0</w:t>
-      </w:r>
-      <w:bookmarkEnd w:id="10"/>
-      <w:r>
-        <w:t>}}{{</w:t>
-      </w:r>
-      <w:r>
-        <w:rPr>
-          <w:rFonts w:hint="eastAsia"/>
-        </w:rPr>
-        <w:t>pm</w:t>
-      </w:r>
-      <w:r>
-        <w:t>_picture0</w:t>
-      </w:r>
-      <w:r>
-        <w:t>}}</w:t>
-      </w:r>
-    </w:p>
-    <w:p>
-      <w:pPr>
         <w:jc w:val="right"/>
       </w:pPr>
       <w:r>
@@ -2745,71 +2947,71 @@
         <w:jc w:val="right"/>
       </w:pPr>
       <w:r>
+        <w:t>{{pm_picture_holder6}}{{pm_picture6}}</w:t>
+      </w:r>
+    </w:p>
+    <w:p>
+      <w:pPr>
+        <w:jc w:val="right"/>
+      </w:pPr>
+      <w:r>
+        <w:t>{{pm_picture_holder7}}{{pm_picture7}}</w:t>
+      </w:r>
+    </w:p>
+    <w:p>
+      <w:pPr>
+        <w:jc w:val="right"/>
+      </w:pPr>
+      <w:r>
+        <w:t>{{pm_picture_holder8}}{{pm_picture8}}</w:t>
+      </w:r>
+    </w:p>
+    <w:p>
+      <w:pPr>
+        <w:jc w:val="right"/>
+      </w:pPr>
+      <w:r>
+        <w:t>{{pm_picture_holder9}}{{pm_picture9}}</w:t>
+      </w:r>
+    </w:p>
+    <w:p>
+      <w:pPr>
+        <w:jc w:val="right"/>
+      </w:pPr>
+      <w:r>
+        <w:t>{{pm_picture_holder10}}{{pm_picture10}}</w:t>
+      </w:r>
+    </w:p>
+    <w:p>
+      <w:pPr>
+        <w:jc w:val="right"/>
+      </w:pPr>
+      <w:r>
+        <w:t>{{pm_picture_holder11}}{{pm_picture11}}</w:t>
+      </w:r>
+    </w:p>
+    <w:p>
+      <w:pPr>
+        <w:jc w:val="right"/>
+      </w:pPr>
+      <w:r>
+        <w:t>{{pm_picture_holder12}}{{pm_picture12}}</w:t>
+      </w:r>
+    </w:p>
+    <w:p>
+      <w:pPr>
+        <w:jc w:val="right"/>
+      </w:pPr>
+      <w:r>
+        <w:t>{{pm_picture_holder13}}{{pm_picture13}}</w:t>
+      </w:r>
+    </w:p>
+    <w:p>
+      <w:pPr>
+        <w:jc w:val="right"/>
+      </w:pPr>
+      <w:r>
         <w:lastRenderedPageBreak/>
-        <w:t>{{pm_picture_holder6}}{{pm_picture6}}</w:t>
-      </w:r>
-    </w:p>
-    <w:p>
-      <w:pPr>
-        <w:jc w:val="right"/>
-      </w:pPr>
-      <w:r>
-        <w:t>{{pm_picture_holder7}}{{pm_picture7}}</w:t>
-      </w:r>
-    </w:p>
-    <w:p>
-      <w:pPr>
-        <w:jc w:val="right"/>
-      </w:pPr>
-      <w:r>
-        <w:t>{{pm_picture_holder8}}{{pm_picture8}}</w:t>
-      </w:r>
-    </w:p>
-    <w:p>
-      <w:pPr>
-        <w:jc w:val="right"/>
-      </w:pPr>
-      <w:r>
-        <w:t>{{pm_picture_holder9}}{{pm_picture9}}</w:t>
-      </w:r>
-    </w:p>
-    <w:p>
-      <w:pPr>
-        <w:jc w:val="right"/>
-      </w:pPr>
-      <w:r>
-        <w:t>{{pm_picture_holder10}}{{pm_picture10}}</w:t>
-      </w:r>
-    </w:p>
-    <w:p>
-      <w:pPr>
-        <w:jc w:val="right"/>
-      </w:pPr>
-      <w:r>
-        <w:t>{{pm_picture_holder11}}{{pm_picture11}}</w:t>
-      </w:r>
-    </w:p>
-    <w:p>
-      <w:pPr>
-        <w:jc w:val="right"/>
-      </w:pPr>
-      <w:r>
-        <w:t>{{pm_picture_holder12}}{{pm_picture12}}</w:t>
-      </w:r>
-    </w:p>
-    <w:p>
-      <w:pPr>
-        <w:jc w:val="right"/>
-      </w:pPr>
-      <w:r>
-        <w:t>{{pm_picture_holder13}}{{pm_picture13}}</w:t>
-      </w:r>
-    </w:p>
-    <w:p>
-      <w:pPr>
-        <w:jc w:val="right"/>
-      </w:pPr>
-      <w:r>
         <w:t>{{pm_picture_holder14}}{{pm_picture14}}</w:t>
       </w:r>
     </w:p>
@@ -2948,8 +3150,8 @@
       <w:pPr>
         <w:jc w:val="right"/>
       </w:pPr>
-      <w:bookmarkStart w:id="11" w:name="OLE_LINK4"/>
-      <w:bookmarkEnd w:id="7"/>
+      <w:bookmarkStart w:id="8" w:name="OLE_LINK4"/>
+      <w:bookmarkEnd w:id="4"/>
       <w:r>
         <w:t>{{parts_picture_holder0}}{{parts_picture0}}</w:t>
       </w:r>
@@ -2991,13 +3193,13 @@
         <w:jc w:val="right"/>
       </w:pPr>
     </w:p>
-    <w:bookmarkEnd w:id="11"/>
-    <w:p>
-      <w:pPr>
-        <w:jc w:val="right"/>
-      </w:pPr>
-    </w:p>
-    <w:bookmarkEnd w:id="6"/>
+    <w:bookmarkEnd w:id="8"/>
+    <w:p>
+      <w:pPr>
+        <w:jc w:val="right"/>
+      </w:pPr>
+    </w:p>
+    <w:bookmarkEnd w:id="3"/>
     <w:p>
       <w:pPr>
         <w:jc w:val="right"/>
@@ -3413,17 +3615,17 @@
     <w:lsdException w:name="Unresolved Mention" w:semiHidden="1" w:unhideWhenUsed="1"/>
     <w:lsdException w:name="Smart Link" w:semiHidden="1" w:unhideWhenUsed="1"/>
   </w:latentStyles>
-  <w:style w:type="paragraph" w:default="1" w:styleId="a">
+  <w:style w:type="paragraph" w:default="1" w:styleId="Normal">
     <w:name w:val="Normal"/>
     <w:qFormat/>
   </w:style>
-  <w:style w:type="character" w:default="1" w:styleId="a0">
+  <w:style w:type="character" w:default="1" w:styleId="DefaultParagraphFont">
     <w:name w:val="Default Paragraph Font"/>
     <w:uiPriority w:val="1"/>
     <w:semiHidden/>
     <w:unhideWhenUsed/>
   </w:style>
-  <w:style w:type="table" w:default="1" w:styleId="a1">
+  <w:style w:type="table" w:default="1" w:styleId="TableNormal">
     <w:name w:val="Normal Table"/>
     <w:uiPriority w:val="99"/>
     <w:semiHidden/>
@@ -3438,15 +3640,15 @@
       </w:tblCellMar>
     </w:tblPr>
   </w:style>
-  <w:style w:type="numbering" w:default="1" w:styleId="a2">
+  <w:style w:type="numbering" w:default="1" w:styleId="NoList">
     <w:name w:val="No List"/>
     <w:uiPriority w:val="99"/>
     <w:semiHidden/>
     <w:unhideWhenUsed/>
   </w:style>
-  <w:style w:type="table" w:styleId="a3">
+  <w:style w:type="table" w:styleId="TableGrid">
     <w:name w:val="Table Grid"/>
-    <w:basedOn w:val="a1"/>
+    <w:basedOn w:val="TableNormal"/>
     <w:uiPriority w:val="39"/>
     <w:rsid w:val="00347F63"/>
     <w:pPr>
@@ -3462,6 +3664,11 @@
         <w:insideV w:val="single" w:sz="4" w:space="0" w:color="auto"/>
       </w:tblBorders>
     </w:tblPr>
+  </w:style>
+  <w:style w:type="character" w:customStyle="1" w:styleId="ui-provider">
+    <w:name w:val="ui-provider"/>
+    <w:basedOn w:val="DefaultParagraphFont"/>
+    <w:rsid w:val="006C1621"/>
   </w:style>
 </w:styles>
 </file>
